--- a/4 semestr/практика/отчет_по_практике.docx
+++ b/4 semestr/практика/отчет_по_практике.docx
@@ -946,7 +946,7 @@
     </w:p>
     <w:p>
       <w:pPr>
-        <w:pStyle w:val="9"/>
+        <w:pStyle w:val="10"/>
         <w:tabs>
           <w:tab w:val="right" w:leader="dot" w:pos="8960"/>
         </w:tabs>
@@ -954,7 +954,7 @@
       </w:pPr>
       <w:r>
         <w:rPr>
-          <w:rStyle w:val="13"/>
+          <w:rStyle w:val="15"/>
           <w:rFonts w:eastAsiaTheme="majorEastAsia"/>
           <w:b/>
           <w:color w:val="000000" w:themeColor="text1"/>
@@ -969,7 +969,7 @@
     </w:p>
     <w:p>
       <w:pPr>
-        <w:pStyle w:val="9"/>
+        <w:pStyle w:val="10"/>
         <w:tabs>
           <w:tab w:val="right" w:leader="dot" w:pos="8960"/>
         </w:tabs>
@@ -987,17 +987,17 @@
         <w:fldChar w:fldCharType="begin"/>
       </w:r>
       <w:r>
-        <w:instrText xml:space="preserve"> HYPERLINK \l _Toc4233 </w:instrText>
+        <w:instrText xml:space="preserve"> HYPERLINK \l _Toc17649 </w:instrText>
       </w:r>
       <w:r>
         <w:fldChar w:fldCharType="separate"/>
       </w:r>
       <w:r>
         <w:rPr>
-          <w:rFonts w:hint="default" w:ascii="Times New Roman" w:hAnsi="Times New Roman" w:cs="Times New Roman"/>
-          <w:lang w:val="ru-RU"/>
-        </w:rPr>
-        <w:t>Введение</w:t>
+          <w:rFonts w:ascii="Times New Roman" w:hAnsi="Times New Roman" w:cs="Times New Roman"/>
+          <w:szCs w:val="28"/>
+        </w:rPr>
+        <w:t>ССЫЛКА НА КОД В ПУБЛИЧНОМ РЕПОЗИТОРИИ</w:t>
       </w:r>
       <w:r>
         <w:tab/>
@@ -1006,7 +1006,7 @@
         <w:fldChar w:fldCharType="begin"/>
       </w:r>
       <w:r>
-        <w:instrText xml:space="preserve"> PAGEREF _Toc4233 \h </w:instrText>
+        <w:instrText xml:space="preserve"> PAGEREF _Toc17649 \h </w:instrText>
       </w:r>
       <w:r>
         <w:fldChar w:fldCharType="separate"/>
@@ -1023,7 +1023,7 @@
     </w:p>
     <w:p>
       <w:pPr>
-        <w:pStyle w:val="9"/>
+        <w:pStyle w:val="10"/>
         <w:tabs>
           <w:tab w:val="right" w:leader="dot" w:pos="8960"/>
         </w:tabs>
@@ -1032,7 +1032,7 @@
         <w:fldChar w:fldCharType="begin"/>
       </w:r>
       <w:r>
-        <w:instrText xml:space="preserve"> HYPERLINK \l _Toc17508 </w:instrText>
+        <w:instrText xml:space="preserve"> HYPERLINK \l _Toc20111 </w:instrText>
       </w:r>
       <w:r>
         <w:fldChar w:fldCharType="separate"/>
@@ -1040,11 +1040,10 @@
       <w:r>
         <w:rPr>
           <w:rFonts w:hint="default" w:ascii="Times New Roman" w:hAnsi="Times New Roman" w:cs="Times New Roman"/>
-          <w:bCs/>
           <w:szCs w:val="28"/>
           <w:lang w:val="ru-RU"/>
         </w:rPr>
-        <w:t>ОБЗОР НАУЧНОЙ ЛИТЕРАТУРЫ</w:t>
+        <w:t>ВВЕДЕНИЕ</w:t>
       </w:r>
       <w:r>
         <w:tab/>
@@ -1053,7 +1052,7 @@
         <w:fldChar w:fldCharType="begin"/>
       </w:r>
       <w:r>
-        <w:instrText xml:space="preserve"> PAGEREF _Toc17508 \h </w:instrText>
+        <w:instrText xml:space="preserve"> PAGEREF _Toc20111 \h </w:instrText>
       </w:r>
       <w:r>
         <w:fldChar w:fldCharType="separate"/>
@@ -1070,7 +1069,7 @@
     </w:p>
     <w:p>
       <w:pPr>
-        <w:pStyle w:val="9"/>
+        <w:pStyle w:val="10"/>
         <w:tabs>
           <w:tab w:val="right" w:leader="dot" w:pos="8960"/>
         </w:tabs>
@@ -1079,7 +1078,7 @@
         <w:fldChar w:fldCharType="begin"/>
       </w:r>
       <w:r>
-        <w:instrText xml:space="preserve"> HYPERLINK \l _Toc19797 </w:instrText>
+        <w:instrText xml:space="preserve"> HYPERLINK \l _Toc29329 </w:instrText>
       </w:r>
       <w:r>
         <w:fldChar w:fldCharType="separate"/>
@@ -1087,9 +1086,11 @@
       <w:r>
         <w:rPr>
           <w:rFonts w:hint="default" w:ascii="Times New Roman" w:hAnsi="Times New Roman" w:cs="Times New Roman"/>
-          <w:szCs w:val="28"/>
-        </w:rPr>
-        <w:t>ФОРМИРОВАНИЕ ГИПОТЕЗ</w:t>
+          <w:bCs/>
+          <w:szCs w:val="28"/>
+          <w:lang w:val="ru-RU"/>
+        </w:rPr>
+        <w:t>ОБЗОР НАУЧНОЙ ЛИТЕРАТУРЫ</w:t>
       </w:r>
       <w:r>
         <w:tab/>
@@ -1098,13 +1099,13 @@
         <w:fldChar w:fldCharType="begin"/>
       </w:r>
       <w:r>
-        <w:instrText xml:space="preserve"> PAGEREF _Toc19797 \h </w:instrText>
+        <w:instrText xml:space="preserve"> PAGEREF _Toc29329 \h </w:instrText>
       </w:r>
       <w:r>
         <w:fldChar w:fldCharType="separate"/>
       </w:r>
       <w:r>
-        <w:t>6</w:t>
+        <w:t>4</w:t>
       </w:r>
       <w:r>
         <w:fldChar w:fldCharType="end"/>
@@ -1115,7 +1116,7 @@
     </w:p>
     <w:p>
       <w:pPr>
-        <w:pStyle w:val="9"/>
+        <w:pStyle w:val="10"/>
         <w:tabs>
           <w:tab w:val="right" w:leader="dot" w:pos="8960"/>
         </w:tabs>
@@ -1124,7 +1125,7 @@
         <w:fldChar w:fldCharType="begin"/>
       </w:r>
       <w:r>
-        <w:instrText xml:space="preserve"> HYPERLINK \l _Toc31083 </w:instrText>
+        <w:instrText xml:space="preserve"> HYPERLINK \l _Toc20649 </w:instrText>
       </w:r>
       <w:r>
         <w:fldChar w:fldCharType="separate"/>
@@ -1134,7 +1135,7 @@
           <w:rFonts w:hint="default" w:ascii="Times New Roman" w:hAnsi="Times New Roman" w:cs="Times New Roman"/>
           <w:szCs w:val="28"/>
         </w:rPr>
-        <w:t>СБОР ДАННЫХ</w:t>
+        <w:t>ФОРМИРОВАНИЕ ГИПОТЕЗ</w:t>
       </w:r>
       <w:r>
         <w:tab/>
@@ -1143,7 +1144,7 @@
         <w:fldChar w:fldCharType="begin"/>
       </w:r>
       <w:r>
-        <w:instrText xml:space="preserve"> PAGEREF _Toc31083 \h </w:instrText>
+        <w:instrText xml:space="preserve"> PAGEREF _Toc20649 \h </w:instrText>
       </w:r>
       <w:r>
         <w:fldChar w:fldCharType="separate"/>
@@ -1160,7 +1161,7 @@
     </w:p>
     <w:p>
       <w:pPr>
-        <w:pStyle w:val="9"/>
+        <w:pStyle w:val="10"/>
         <w:tabs>
           <w:tab w:val="right" w:leader="dot" w:pos="8960"/>
         </w:tabs>
@@ -1169,7 +1170,7 @@
         <w:fldChar w:fldCharType="begin"/>
       </w:r>
       <w:r>
-        <w:instrText xml:space="preserve"> HYPERLINK \l _Toc17182 </w:instrText>
+        <w:instrText xml:space="preserve"> HYPERLINK \l _Toc29177 </w:instrText>
       </w:r>
       <w:r>
         <w:fldChar w:fldCharType="separate"/>
@@ -1179,7 +1180,7 @@
           <w:rFonts w:hint="default" w:ascii="Times New Roman" w:hAnsi="Times New Roman" w:cs="Times New Roman"/>
           <w:szCs w:val="28"/>
         </w:rPr>
-        <w:t>ОПИСАТЕЛЬНАЯ СТАТИСТИКА</w:t>
+        <w:t>СБОР ДАННЫХ</w:t>
       </w:r>
       <w:r>
         <w:tab/>
@@ -1188,13 +1189,13 @@
         <w:fldChar w:fldCharType="begin"/>
       </w:r>
       <w:r>
-        <w:instrText xml:space="preserve"> PAGEREF _Toc17182 \h </w:instrText>
+        <w:instrText xml:space="preserve"> PAGEREF _Toc29177 \h </w:instrText>
       </w:r>
       <w:r>
         <w:fldChar w:fldCharType="separate"/>
       </w:r>
       <w:r>
-        <w:t>8</w:t>
+        <w:t>7</w:t>
       </w:r>
       <w:r>
         <w:fldChar w:fldCharType="end"/>
@@ -1205,7 +1206,7 @@
     </w:p>
     <w:p>
       <w:pPr>
-        <w:pStyle w:val="9"/>
+        <w:pStyle w:val="10"/>
         <w:tabs>
           <w:tab w:val="right" w:leader="dot" w:pos="8960"/>
         </w:tabs>
@@ -1214,7 +1215,7 @@
         <w:fldChar w:fldCharType="begin"/>
       </w:r>
       <w:r>
-        <w:instrText xml:space="preserve"> HYPERLINK \l _Toc21525 </w:instrText>
+        <w:instrText xml:space="preserve"> HYPERLINK \l _Toc19828 </w:instrText>
       </w:r>
       <w:r>
         <w:fldChar w:fldCharType="separate"/>
@@ -1224,7 +1225,7 @@
           <w:rFonts w:hint="default" w:ascii="Times New Roman" w:hAnsi="Times New Roman" w:cs="Times New Roman"/>
           <w:szCs w:val="28"/>
         </w:rPr>
-        <w:t>КОРРЕЛЯЦИОННЫЙ АНАЛИЗ</w:t>
+        <w:t>ОПИСАТЕЛЬНАЯ СТАТИСТИКА</w:t>
       </w:r>
       <w:r>
         <w:tab/>
@@ -1233,13 +1234,13 @@
         <w:fldChar w:fldCharType="begin"/>
       </w:r>
       <w:r>
-        <w:instrText xml:space="preserve"> PAGEREF _Toc21525 \h </w:instrText>
+        <w:instrText xml:space="preserve"> PAGEREF _Toc19828 \h </w:instrText>
       </w:r>
       <w:r>
         <w:fldChar w:fldCharType="separate"/>
       </w:r>
       <w:r>
-        <w:t>11</w:t>
+        <w:t>8</w:t>
       </w:r>
       <w:r>
         <w:fldChar w:fldCharType="end"/>
@@ -1250,7 +1251,7 @@
     </w:p>
     <w:p>
       <w:pPr>
-        <w:pStyle w:val="9"/>
+        <w:pStyle w:val="10"/>
         <w:tabs>
           <w:tab w:val="right" w:leader="dot" w:pos="8960"/>
         </w:tabs>
@@ -1259,7 +1260,7 @@
         <w:fldChar w:fldCharType="begin"/>
       </w:r>
       <w:r>
-        <w:instrText xml:space="preserve"> HYPERLINK \l _Toc3885 </w:instrText>
+        <w:instrText xml:space="preserve"> HYPERLINK \l _Toc26161 </w:instrText>
       </w:r>
       <w:r>
         <w:fldChar w:fldCharType="separate"/>
@@ -1267,10 +1268,9 @@
       <w:r>
         <w:rPr>
           <w:rFonts w:hint="default" w:ascii="Times New Roman" w:hAnsi="Times New Roman" w:cs="Times New Roman"/>
-          <w:bCs/>
-          <w:szCs w:val="28"/>
-        </w:rPr>
-        <w:t>ПОСТРОЕНИЕ РЕГРЕССИОННЫХ МОДЕЛЕЙ</w:t>
+          <w:szCs w:val="28"/>
+        </w:rPr>
+        <w:t>КОРРЕЛЯЦИОННЫЙ АНАЛИЗ</w:t>
       </w:r>
       <w:r>
         <w:tab/>
@@ -1279,13 +1279,13 @@
         <w:fldChar w:fldCharType="begin"/>
       </w:r>
       <w:r>
-        <w:instrText xml:space="preserve"> PAGEREF _Toc3885 \h </w:instrText>
+        <w:instrText xml:space="preserve"> PAGEREF _Toc26161 \h </w:instrText>
       </w:r>
       <w:r>
         <w:fldChar w:fldCharType="separate"/>
       </w:r>
       <w:r>
-        <w:t>16</w:t>
+        <w:t>11</w:t>
       </w:r>
       <w:r>
         <w:fldChar w:fldCharType="end"/>
@@ -1296,7 +1296,7 @@
     </w:p>
     <w:p>
       <w:pPr>
-        <w:pStyle w:val="9"/>
+        <w:pStyle w:val="10"/>
         <w:tabs>
           <w:tab w:val="right" w:leader="dot" w:pos="8960"/>
         </w:tabs>
@@ -1305,7 +1305,7 @@
         <w:fldChar w:fldCharType="begin"/>
       </w:r>
       <w:r>
-        <w:instrText xml:space="preserve"> HYPERLINK \l _Toc11097 </w:instrText>
+        <w:instrText xml:space="preserve"> HYPERLINK \l _Toc7714 </w:instrText>
       </w:r>
       <w:r>
         <w:fldChar w:fldCharType="separate"/>
@@ -1313,9 +1313,10 @@
       <w:r>
         <w:rPr>
           <w:rFonts w:hint="default" w:ascii="Times New Roman" w:hAnsi="Times New Roman" w:cs="Times New Roman"/>
-          <w:szCs w:val="28"/>
-        </w:rPr>
-        <w:t>ОТБОР НАИЛУЧШЕЙ РЕГРЕССИОННОЙ МОДЕЛИ</w:t>
+          <w:bCs/>
+          <w:szCs w:val="28"/>
+        </w:rPr>
+        <w:t>ПОСТРОЕНИЕ РЕГРЕССИОННЫХ МОДЕЛЕЙ</w:t>
       </w:r>
       <w:r>
         <w:tab/>
@@ -1324,13 +1325,13 @@
         <w:fldChar w:fldCharType="begin"/>
       </w:r>
       <w:r>
-        <w:instrText xml:space="preserve"> PAGEREF _Toc11097 \h </w:instrText>
+        <w:instrText xml:space="preserve"> PAGEREF _Toc7714 \h </w:instrText>
       </w:r>
       <w:r>
         <w:fldChar w:fldCharType="separate"/>
       </w:r>
       <w:r>
-        <w:t>20</w:t>
+        <w:t>16</w:t>
       </w:r>
       <w:r>
         <w:fldChar w:fldCharType="end"/>
@@ -1341,7 +1342,7 @@
     </w:p>
     <w:p>
       <w:pPr>
-        <w:pStyle w:val="9"/>
+        <w:pStyle w:val="10"/>
         <w:tabs>
           <w:tab w:val="right" w:leader="dot" w:pos="8960"/>
         </w:tabs>
@@ -1350,7 +1351,7 @@
         <w:fldChar w:fldCharType="begin"/>
       </w:r>
       <w:r>
-        <w:instrText xml:space="preserve"> HYPERLINK \l _Toc26669 </w:instrText>
+        <w:instrText xml:space="preserve"> HYPERLINK \l _Toc9413 </w:instrText>
       </w:r>
       <w:r>
         <w:fldChar w:fldCharType="separate"/>
@@ -1360,7 +1361,7 @@
           <w:rFonts w:hint="default" w:ascii="Times New Roman" w:hAnsi="Times New Roman" w:cs="Times New Roman"/>
           <w:szCs w:val="28"/>
         </w:rPr>
-        <w:t>ЗАКЛЮЧЕНИЕ</w:t>
+        <w:t>ОТБОР НАИЛУЧШЕЙ РЕГРЕССИОННОЙ МОДЕЛИ</w:t>
       </w:r>
       <w:r>
         <w:tab/>
@@ -1369,13 +1370,13 @@
         <w:fldChar w:fldCharType="begin"/>
       </w:r>
       <w:r>
-        <w:instrText xml:space="preserve"> PAGEREF _Toc26669 \h </w:instrText>
+        <w:instrText xml:space="preserve"> PAGEREF _Toc9413 \h </w:instrText>
       </w:r>
       <w:r>
         <w:fldChar w:fldCharType="separate"/>
       </w:r>
       <w:r>
-        <w:t>21</w:t>
+        <w:t>20</w:t>
       </w:r>
       <w:r>
         <w:fldChar w:fldCharType="end"/>
@@ -1386,7 +1387,7 @@
     </w:p>
     <w:p>
       <w:pPr>
-        <w:pStyle w:val="9"/>
+        <w:pStyle w:val="10"/>
         <w:tabs>
           <w:tab w:val="right" w:leader="dot" w:pos="8960"/>
         </w:tabs>
@@ -1395,7 +1396,7 @@
         <w:fldChar w:fldCharType="begin"/>
       </w:r>
       <w:r>
-        <w:instrText xml:space="preserve"> HYPERLINK \l _Toc20634 </w:instrText>
+        <w:instrText xml:space="preserve"> HYPERLINK \l _Toc9896 </w:instrText>
       </w:r>
       <w:r>
         <w:fldChar w:fldCharType="separate"/>
@@ -1405,7 +1406,7 @@
           <w:rFonts w:hint="default" w:ascii="Times New Roman" w:hAnsi="Times New Roman" w:cs="Times New Roman"/>
           <w:szCs w:val="28"/>
         </w:rPr>
-        <w:t>СПИСОК ИСПОЛЬЗОВАННЫХ ИСТОЧНИКОВ</w:t>
+        <w:t>ЗАКЛЮЧЕНИЕ</w:t>
       </w:r>
       <w:r>
         <w:tab/>
@@ -1414,13 +1415,13 @@
         <w:fldChar w:fldCharType="begin"/>
       </w:r>
       <w:r>
-        <w:instrText xml:space="preserve"> PAGEREF _Toc20634 \h </w:instrText>
+        <w:instrText xml:space="preserve"> PAGEREF _Toc9896 \h </w:instrText>
       </w:r>
       <w:r>
         <w:fldChar w:fldCharType="separate"/>
       </w:r>
       <w:r>
-        <w:t>23</w:t>
+        <w:t>21</w:t>
       </w:r>
       <w:r>
         <w:fldChar w:fldCharType="end"/>
@@ -1431,7 +1432,7 @@
     </w:p>
     <w:p>
       <w:pPr>
-        <w:pStyle w:val="9"/>
+        <w:pStyle w:val="10"/>
         <w:tabs>
           <w:tab w:val="right" w:leader="dot" w:pos="8960"/>
         </w:tabs>
@@ -1440,7 +1441,7 @@
         <w:fldChar w:fldCharType="begin"/>
       </w:r>
       <w:r>
-        <w:instrText xml:space="preserve"> HYPERLINK \l _Toc458 </w:instrText>
+        <w:instrText xml:space="preserve"> HYPERLINK \l _Toc15369 </w:instrText>
       </w:r>
       <w:r>
         <w:fldChar w:fldCharType="separate"/>
@@ -1450,22 +1451,7 @@
           <w:rFonts w:hint="default" w:ascii="Times New Roman" w:hAnsi="Times New Roman" w:cs="Times New Roman"/>
           <w:szCs w:val="28"/>
         </w:rPr>
-        <w:t xml:space="preserve">ПРИЛОЖЕНИЕ </w:t>
-      </w:r>
-      <w:r>
-        <w:rPr>
-          <w:rFonts w:hint="default" w:ascii="Times New Roman" w:hAnsi="Times New Roman" w:cs="Times New Roman"/>
-          <w:szCs w:val="28"/>
-          <w:lang w:val="ru-RU"/>
-        </w:rPr>
-        <w:t>А</w:t>
-      </w:r>
-      <w:r>
-        <w:rPr>
-          <w:rFonts w:hint="default" w:ascii="Times New Roman" w:hAnsi="Times New Roman" w:cs="Times New Roman"/>
-          <w:szCs w:val="28"/>
-        </w:rPr>
-        <w:t xml:space="preserve"> − ГИСТОГРАММА РАСПРЕДЕЛЕНИЯ ЦЕН</w:t>
+        <w:t>СПИСОК ИСПОЛЬЗОВАННЫХ ИСТОЧНИКОВ</w:t>
       </w:r>
       <w:r>
         <w:tab/>
@@ -1474,13 +1460,13 @@
         <w:fldChar w:fldCharType="begin"/>
       </w:r>
       <w:r>
-        <w:instrText xml:space="preserve"> PAGEREF _Toc458 \h </w:instrText>
+        <w:instrText xml:space="preserve"> PAGEREF _Toc15369 \h </w:instrText>
       </w:r>
       <w:r>
         <w:fldChar w:fldCharType="separate"/>
       </w:r>
       <w:r>
-        <w:t>24</w:t>
+        <w:t>23</w:t>
       </w:r>
       <w:r>
         <w:fldChar w:fldCharType="end"/>
@@ -1491,7 +1477,7 @@
     </w:p>
     <w:p>
       <w:pPr>
-        <w:pStyle w:val="9"/>
+        <w:pStyle w:val="10"/>
         <w:tabs>
           <w:tab w:val="right" w:leader="dot" w:pos="8960"/>
         </w:tabs>
@@ -1500,7 +1486,7 @@
         <w:fldChar w:fldCharType="begin"/>
       </w:r>
       <w:r>
-        <w:instrText xml:space="preserve"> HYPERLINK \l _Toc6465 </w:instrText>
+        <w:instrText xml:space="preserve"> HYPERLINK \l _Toc21879 </w:instrText>
       </w:r>
       <w:r>
         <w:fldChar w:fldCharType="separate"/>
@@ -1518,30 +1504,14 @@
           <w:szCs w:val="28"/>
           <w:lang w:val="ru-RU"/>
         </w:rPr>
-        <w:t>Б</w:t>
+        <w:t>А</w:t>
       </w:r>
       <w:r>
         <w:rPr>
           <w:rFonts w:hint="default" w:ascii="Times New Roman" w:hAnsi="Times New Roman" w:cs="Times New Roman"/>
           <w:szCs w:val="28"/>
         </w:rPr>
-        <w:t xml:space="preserve"> − ГИСТОГРАММА РАСПРЕДЕЛЕНИЯ ОБ</w:t>
-      </w:r>
-      <w:r>
-        <w:rPr>
-          <w:rFonts w:hint="default" w:ascii="Times New Roman" w:hAnsi="Times New Roman" w:cs="Times New Roman"/>
-          <w:i w:val="0"/>
-          <w:iCs w:val="0"/>
-          <w:szCs w:val="28"/>
-        </w:rPr>
-        <w:t>Щ</w:t>
-      </w:r>
-      <w:r>
-        <w:rPr>
-          <w:rFonts w:hint="default" w:ascii="Times New Roman" w:hAnsi="Times New Roman" w:cs="Times New Roman"/>
-          <w:szCs w:val="28"/>
-        </w:rPr>
-        <w:t>ЕЙ ПЛОЩАДИ</w:t>
+        <w:t xml:space="preserve"> − ГИСТОГРАММА РАСПРЕДЕЛЕНИЯ ЦЕН</w:t>
       </w:r>
       <w:r>
         <w:tab/>
@@ -1550,7 +1520,7 @@
         <w:fldChar w:fldCharType="begin"/>
       </w:r>
       <w:r>
-        <w:instrText xml:space="preserve"> PAGEREF _Toc6465 \h </w:instrText>
+        <w:instrText xml:space="preserve"> PAGEREF _Toc21879 \h </w:instrText>
       </w:r>
       <w:r>
         <w:fldChar w:fldCharType="separate"/>
@@ -1567,7 +1537,7 @@
     </w:p>
     <w:p>
       <w:pPr>
-        <w:pStyle w:val="9"/>
+        <w:pStyle w:val="10"/>
         <w:tabs>
           <w:tab w:val="right" w:leader="dot" w:pos="8960"/>
         </w:tabs>
@@ -1576,7 +1546,7 @@
         <w:fldChar w:fldCharType="begin"/>
       </w:r>
       <w:r>
-        <w:instrText xml:space="preserve"> HYPERLINK \l _Toc21107 </w:instrText>
+        <w:instrText xml:space="preserve"> HYPERLINK \l _Toc15470 </w:instrText>
       </w:r>
       <w:r>
         <w:fldChar w:fldCharType="separate"/>
@@ -1594,14 +1564,30 @@
           <w:szCs w:val="28"/>
           <w:lang w:val="ru-RU"/>
         </w:rPr>
-        <w:t>В</w:t>
+        <w:t>Б</w:t>
       </w:r>
       <w:r>
         <w:rPr>
           <w:rFonts w:hint="default" w:ascii="Times New Roman" w:hAnsi="Times New Roman" w:cs="Times New Roman"/>
           <w:szCs w:val="28"/>
         </w:rPr>
-        <w:t xml:space="preserve"> − ДИАГРАММА РАЗМАХА ЦЕН</w:t>
+        <w:t xml:space="preserve"> − ГИСТОГРАММА РАСПРЕДЕЛЕНИЯ ОБ</w:t>
+      </w:r>
+      <w:r>
+        <w:rPr>
+          <w:rFonts w:hint="default" w:ascii="Times New Roman" w:hAnsi="Times New Roman" w:cs="Times New Roman"/>
+          <w:i w:val="0"/>
+          <w:iCs w:val="0"/>
+          <w:szCs w:val="28"/>
+        </w:rPr>
+        <w:t>Щ</w:t>
+      </w:r>
+      <w:r>
+        <w:rPr>
+          <w:rFonts w:hint="default" w:ascii="Times New Roman" w:hAnsi="Times New Roman" w:cs="Times New Roman"/>
+          <w:szCs w:val="28"/>
+        </w:rPr>
+        <w:t>ЕЙ ПЛОЩАДИ</w:t>
       </w:r>
       <w:r>
         <w:tab/>
@@ -1610,13 +1596,13 @@
         <w:fldChar w:fldCharType="begin"/>
       </w:r>
       <w:r>
-        <w:instrText xml:space="preserve"> PAGEREF _Toc21107 \h </w:instrText>
+        <w:instrText xml:space="preserve"> PAGEREF _Toc15470 \h </w:instrText>
       </w:r>
       <w:r>
         <w:fldChar w:fldCharType="separate"/>
       </w:r>
       <w:r>
-        <w:t>25</w:t>
+        <w:t>24</w:t>
       </w:r>
       <w:r>
         <w:fldChar w:fldCharType="end"/>
@@ -1627,7 +1613,7 @@
     </w:p>
     <w:p>
       <w:pPr>
-        <w:pStyle w:val="9"/>
+        <w:pStyle w:val="10"/>
         <w:tabs>
           <w:tab w:val="right" w:leader="dot" w:pos="8960"/>
         </w:tabs>
@@ -1636,7 +1622,7 @@
         <w:fldChar w:fldCharType="begin"/>
       </w:r>
       <w:r>
-        <w:instrText xml:space="preserve"> HYPERLINK \l _Toc26122 </w:instrText>
+        <w:instrText xml:space="preserve"> HYPERLINK \l _Toc28146 </w:instrText>
       </w:r>
       <w:r>
         <w:fldChar w:fldCharType="separate"/>
@@ -1654,14 +1640,14 @@
           <w:szCs w:val="28"/>
           <w:lang w:val="ru-RU"/>
         </w:rPr>
-        <w:t xml:space="preserve"> Г</w:t>
+        <w:t>В</w:t>
       </w:r>
       <w:r>
         <w:rPr>
           <w:rFonts w:hint="default" w:ascii="Times New Roman" w:hAnsi="Times New Roman" w:cs="Times New Roman"/>
           <w:szCs w:val="28"/>
         </w:rPr>
-        <w:t xml:space="preserve"> − ДИАГРАММА РАЗМАХА ОБЩЕЙ ПЛОЩАДИ</w:t>
+        <w:t xml:space="preserve"> − ДИАГРАММА РАЗМАХА ЦЕН</w:t>
       </w:r>
       <w:r>
         <w:tab/>
@@ -1670,13 +1656,13 @@
         <w:fldChar w:fldCharType="begin"/>
       </w:r>
       <w:r>
-        <w:instrText xml:space="preserve"> PAGEREF _Toc26122 \h </w:instrText>
+        <w:instrText xml:space="preserve"> PAGEREF _Toc28146 \h </w:instrText>
       </w:r>
       <w:r>
         <w:fldChar w:fldCharType="separate"/>
       </w:r>
       <w:r>
-        <w:t>26</w:t>
+        <w:t>25</w:t>
       </w:r>
       <w:r>
         <w:fldChar w:fldCharType="end"/>
@@ -1687,7 +1673,7 @@
     </w:p>
     <w:p>
       <w:pPr>
-        <w:pStyle w:val="9"/>
+        <w:pStyle w:val="10"/>
         <w:tabs>
           <w:tab w:val="right" w:leader="dot" w:pos="8960"/>
         </w:tabs>
@@ -1696,7 +1682,7 @@
         <w:fldChar w:fldCharType="begin"/>
       </w:r>
       <w:r>
-        <w:instrText xml:space="preserve"> HYPERLINK \l _Toc29680 </w:instrText>
+        <w:instrText xml:space="preserve"> HYPERLINK \l _Toc26010 </w:instrText>
       </w:r>
       <w:r>
         <w:fldChar w:fldCharType="separate"/>
@@ -1714,14 +1700,14 @@
           <w:szCs w:val="28"/>
           <w:lang w:val="ru-RU"/>
         </w:rPr>
-        <w:t>Д</w:t>
+        <w:t xml:space="preserve"> Г</w:t>
       </w:r>
       <w:r>
         <w:rPr>
           <w:rFonts w:hint="default" w:ascii="Times New Roman" w:hAnsi="Times New Roman" w:cs="Times New Roman"/>
           <w:szCs w:val="28"/>
         </w:rPr>
-        <w:t xml:space="preserve"> − ДИАГРАММЫ РАССЕЯНИЯ</w:t>
+        <w:t xml:space="preserve"> − ДИАГРАММА РАЗМАХА ОБЩЕЙ ПЛОЩАДИ</w:t>
       </w:r>
       <w:r>
         <w:tab/>
@@ -1730,13 +1716,13 @@
         <w:fldChar w:fldCharType="begin"/>
       </w:r>
       <w:r>
-        <w:instrText xml:space="preserve"> PAGEREF _Toc29680 \h </w:instrText>
+        <w:instrText xml:space="preserve"> PAGEREF _Toc26010 \h </w:instrText>
       </w:r>
       <w:r>
         <w:fldChar w:fldCharType="separate"/>
       </w:r>
       <w:r>
-        <w:t>27</w:t>
+        <w:t>26</w:t>
       </w:r>
       <w:r>
         <w:fldChar w:fldCharType="end"/>
@@ -1747,7 +1733,7 @@
     </w:p>
     <w:p>
       <w:pPr>
-        <w:pStyle w:val="9"/>
+        <w:pStyle w:val="10"/>
         <w:tabs>
           <w:tab w:val="right" w:leader="dot" w:pos="8960"/>
         </w:tabs>
@@ -1756,7 +1742,7 @@
         <w:fldChar w:fldCharType="begin"/>
       </w:r>
       <w:r>
-        <w:instrText xml:space="preserve"> HYPERLINK \l _Toc7593 </w:instrText>
+        <w:instrText xml:space="preserve"> HYPERLINK \l _Toc23477 </w:instrText>
       </w:r>
       <w:r>
         <w:fldChar w:fldCharType="separate"/>
@@ -1774,14 +1760,14 @@
           <w:szCs w:val="28"/>
           <w:lang w:val="ru-RU"/>
         </w:rPr>
-        <w:t>Е</w:t>
+        <w:t>Д</w:t>
       </w:r>
       <w:r>
         <w:rPr>
           <w:rFonts w:hint="default" w:ascii="Times New Roman" w:hAnsi="Times New Roman" w:cs="Times New Roman"/>
           <w:szCs w:val="28"/>
         </w:rPr>
-        <w:t>− ТЕПЛОВАЯ КАРТА МАТРИЦЫ КОРРЕЛЯЦИЙ</w:t>
+        <w:t xml:space="preserve"> − ДИАГРАММЫ РАССЕЯНИЯ</w:t>
       </w:r>
       <w:r>
         <w:tab/>
@@ -1790,13 +1776,13 @@
         <w:fldChar w:fldCharType="begin"/>
       </w:r>
       <w:r>
-        <w:instrText xml:space="preserve"> PAGEREF _Toc7593 \h </w:instrText>
+        <w:instrText xml:space="preserve"> PAGEREF _Toc23477 \h </w:instrText>
       </w:r>
       <w:r>
         <w:fldChar w:fldCharType="separate"/>
       </w:r>
       <w:r>
-        <w:t>28</w:t>
+        <w:t>27</w:t>
       </w:r>
       <w:r>
         <w:fldChar w:fldCharType="end"/>
@@ -1807,7 +1793,7 @@
     </w:p>
     <w:p>
       <w:pPr>
-        <w:pStyle w:val="9"/>
+        <w:pStyle w:val="10"/>
         <w:tabs>
           <w:tab w:val="right" w:leader="dot" w:pos="8960"/>
         </w:tabs>
@@ -1816,7 +1802,7 @@
         <w:fldChar w:fldCharType="begin"/>
       </w:r>
       <w:r>
-        <w:instrText xml:space="preserve"> HYPERLINK \l _Toc24047 </w:instrText>
+        <w:instrText xml:space="preserve"> HYPERLINK \l _Toc7455 </w:instrText>
       </w:r>
       <w:r>
         <w:fldChar w:fldCharType="separate"/>
@@ -1825,6 +1811,66 @@
         <w:rPr>
           <w:rFonts w:hint="default" w:ascii="Times New Roman" w:hAnsi="Times New Roman" w:cs="Times New Roman"/>
           <w:szCs w:val="28"/>
+        </w:rPr>
+        <w:t xml:space="preserve">ПРИЛОЖЕНИЕ </w:t>
+      </w:r>
+      <w:r>
+        <w:rPr>
+          <w:rFonts w:hint="default" w:ascii="Times New Roman" w:hAnsi="Times New Roman" w:cs="Times New Roman"/>
+          <w:szCs w:val="28"/>
+          <w:lang w:val="ru-RU"/>
+        </w:rPr>
+        <w:t>Е</w:t>
+      </w:r>
+      <w:r>
+        <w:rPr>
+          <w:rFonts w:hint="default" w:ascii="Times New Roman" w:hAnsi="Times New Roman" w:cs="Times New Roman"/>
+          <w:szCs w:val="28"/>
+        </w:rPr>
+        <w:t>− ТЕПЛОВАЯ КАРТА МАТРИЦЫ КОРРЕЛЯЦИЙ</w:t>
+      </w:r>
+      <w:r>
+        <w:tab/>
+      </w:r>
+      <w:r>
+        <w:fldChar w:fldCharType="begin"/>
+      </w:r>
+      <w:r>
+        <w:instrText xml:space="preserve"> PAGEREF _Toc7455 \h </w:instrText>
+      </w:r>
+      <w:r>
+        <w:fldChar w:fldCharType="separate"/>
+      </w:r>
+      <w:r>
+        <w:t>28</w:t>
+      </w:r>
+      <w:r>
+        <w:fldChar w:fldCharType="end"/>
+      </w:r>
+      <w:r>
+        <w:fldChar w:fldCharType="end"/>
+      </w:r>
+    </w:p>
+    <w:p>
+      <w:pPr>
+        <w:pStyle w:val="10"/>
+        <w:tabs>
+          <w:tab w:val="right" w:leader="dot" w:pos="8960"/>
+        </w:tabs>
+      </w:pPr>
+      <w:r>
+        <w:fldChar w:fldCharType="begin"/>
+      </w:r>
+      <w:r>
+        <w:instrText xml:space="preserve"> HYPERLINK \l _Toc31971 </w:instrText>
+      </w:r>
+      <w:r>
+        <w:fldChar w:fldCharType="separate"/>
+      </w:r>
+      <w:r>
+        <w:rPr>
+          <w:rFonts w:hint="default" w:ascii="Times New Roman" w:hAnsi="Times New Roman" w:cs="Times New Roman"/>
+          <w:szCs w:val="28"/>
           <w:lang w:eastAsia="en-US"/>
         </w:rPr>
         <w:t>ПРИЛОЖЕНИЕ И − ДИАГНОСТИЧЕСКИЕ ГРАФИКИ РЕГРЕССИОННЫХ МОДЕЛЕЙ</w:t>
@@ -1836,7 +1882,7 @@
         <w:fldChar w:fldCharType="begin"/>
       </w:r>
       <w:r>
-        <w:instrText xml:space="preserve"> PAGEREF _Toc24047 \h </w:instrText>
+        <w:instrText xml:space="preserve"> PAGEREF _Toc31971 \h </w:instrText>
       </w:r>
       <w:r>
         <w:fldChar w:fldCharType="separate"/>
@@ -1984,6 +2030,7 @@
         </w:rPr>
       </w:pPr>
       <w:bookmarkStart w:id="1" w:name="_Toc10632"/>
+      <w:bookmarkStart w:id="2" w:name="_Toc17649"/>
       <w:r>
         <w:rPr>
           <w:rFonts w:ascii="Times New Roman" w:hAnsi="Times New Roman" w:cs="Times New Roman"/>
@@ -1995,6 +2042,7 @@
         <w:t>ССЫЛКА НА КОД В ПУБЛИЧНОМ РЕПОЗИТОРИИ</w:t>
       </w:r>
       <w:bookmarkEnd w:id="1"/>
+      <w:bookmarkEnd w:id="2"/>
     </w:p>
     <w:p>
       <w:pPr>
@@ -2048,8 +2096,42 @@
         </w:rPr>
         <w:t xml:space="preserve"> </w:t>
       </w:r>
-      <w:bookmarkStart w:id="45" w:name="_GoBack"/>
-      <w:bookmarkEnd w:id="45"/>
+      <w:r>
+        <w:rPr>
+          <w:rFonts w:hint="default"/>
+          <w:lang w:val="ru-RU"/>
+        </w:rPr>
+        <w:fldChar w:fldCharType="begin"/>
+      </w:r>
+      <w:r>
+        <w:rPr>
+          <w:rFonts w:hint="default"/>
+          <w:lang w:val="ru-RU"/>
+        </w:rPr>
+        <w:instrText xml:space="preserve"> HYPERLINK "https://github.com/timofey18269/kyrsovie/tree/main/4%20semestr/%D0%BF%D1%80%D0%B0%D0%BA%D1%82%D0%B8%D0%BA%D0%B0" </w:instrText>
+      </w:r>
+      <w:r>
+        <w:rPr>
+          <w:rFonts w:hint="default"/>
+          <w:lang w:val="ru-RU"/>
+        </w:rPr>
+        <w:fldChar w:fldCharType="separate"/>
+      </w:r>
+      <w:r>
+        <w:rPr>
+          <w:rStyle w:val="6"/>
+          <w:rFonts w:hint="default"/>
+          <w:lang w:val="ru-RU"/>
+        </w:rPr>
+        <w:t>https://github.com/timofey18269/kyrsovie/tree/main/4%20semestr/%D0%BF%D1%80%D0%B0%D0%BA%D1%82%D0%B8%D0%BA%D0%B0</w:t>
+      </w:r>
+      <w:r>
+        <w:rPr>
+          <w:rFonts w:hint="default"/>
+          <w:lang w:val="ru-RU"/>
+        </w:rPr>
+        <w:fldChar w:fldCharType="end"/>
+      </w:r>
     </w:p>
     <w:p>
       <w:pPr>
@@ -2058,7 +2140,6 @@
           <w:lang w:val="ru-RU"/>
         </w:rPr>
       </w:pPr>
-      <w:bookmarkStart w:id="2" w:name="_Toc4233"/>
       <w:r>
         <w:rPr>
           <w:rFonts w:hint="default" w:ascii="Times New Roman" w:hAnsi="Times New Roman" w:cs="Times New Roman"/>
@@ -2074,17 +2155,22 @@
         <w:jc w:val="center"/>
         <w:rPr>
           <w:rFonts w:hint="default" w:ascii="Times New Roman" w:hAnsi="Times New Roman" w:cs="Times New Roman"/>
+          <w:sz w:val="28"/>
+          <w:szCs w:val="28"/>
           <w:lang w:val="ru-RU"/>
         </w:rPr>
       </w:pPr>
+      <w:bookmarkStart w:id="3" w:name="_Toc20111"/>
       <w:r>
         <w:rPr>
           <w:rFonts w:hint="default" w:ascii="Times New Roman" w:hAnsi="Times New Roman" w:cs="Times New Roman"/>
+          <w:sz w:val="28"/>
+          <w:szCs w:val="28"/>
           <w:lang w:val="ru-RU"/>
         </w:rPr>
-        <w:t>Введение</w:t>
-      </w:r>
-      <w:bookmarkEnd w:id="2"/>
+        <w:t>ВВЕДЕНИЕ</w:t>
+      </w:r>
+      <w:bookmarkEnd w:id="3"/>
     </w:p>
     <w:p>
       <w:pPr>
@@ -2191,7 +2277,31 @@
           <w:sz w:val="28"/>
           <w:szCs w:val="28"/>
         </w:rPr>
-        <w:t>При этом ценообразование на вторичном рынке жилья Махачкалы остаётся малоизученным с научной точки зрения: в отличие от рынков жилья крупных городов европейской части России и Поволжья, для которых опубликован ряд эконометрических исследований, факторы формирования цены квартир в столице Дагестана системно не анализировались. Понимание того, какие характеристики объектов недвижимости (площадь, этаж, удалённость от центра, год постройки и др.) в наибольшей степени определяют цену квартиры на вторичном рынке Махачкалы, актуально как для покупателей и продавцов жилья, так и для риелторов, застройщиков и органов местной власти, разрабатывающих меры жилищной политики. Результаты подобного исследования могут быть использованы для повышения обоснованности сделок с недвижимостью.</w:t>
+        <w:t>При этом ценообразование на вторичном рынке жилья Махачкалы остаётся малоизученным с научной точки зрения: в отличие от рынков жилья крупных городов европейской части России и Поволжья, для которых опубликован ряд эконометрических исследований, факторы формирования цены квартир в столице Дагестана системно не анализировались. Понимание того, какие характеристики объектов недвижимости в наибольшей степени определяют цену квартиры на вторичном рынке Махачкалы, актуально как для покупателей и продавцов жилья, так и для риелторов, застройщиков и органов местной власти, разрабатывающих меры жилищной политики. Результаты подобного исследования могут быть использованы для повышения обоснованности сделок с недвижимостью.</w:t>
+      </w:r>
+    </w:p>
+    <w:p>
+      <w:pPr>
+        <w:rPr>
+          <w:rFonts w:hint="default" w:ascii="Times New Roman" w:hAnsi="Times New Roman" w:cs="Times New Roman"/>
+          <w:b/>
+          <w:bCs/>
+          <w:sz w:val="28"/>
+          <w:szCs w:val="28"/>
+          <w:lang w:val="ru-RU"/>
+        </w:rPr>
+      </w:pPr>
+      <w:bookmarkStart w:id="4" w:name="_Toc29329"/>
+      <w:r>
+        <w:rPr>
+          <w:rFonts w:hint="default" w:ascii="Times New Roman" w:hAnsi="Times New Roman" w:cs="Times New Roman"/>
+          <w:b/>
+          <w:bCs/>
+          <w:sz w:val="28"/>
+          <w:szCs w:val="28"/>
+          <w:lang w:val="ru-RU"/>
+        </w:rPr>
+        <w:br w:type="page"/>
       </w:r>
     </w:p>
     <w:p>
@@ -2208,7 +2318,6 @@
           <w:lang w:val="ru-RU"/>
         </w:rPr>
       </w:pPr>
-      <w:bookmarkStart w:id="3" w:name="_Toc17508"/>
       <w:r>
         <w:rPr>
           <w:rFonts w:hint="default" w:ascii="Times New Roman" w:hAnsi="Times New Roman" w:cs="Times New Roman"/>
@@ -2220,7 +2329,7 @@
         </w:rPr>
         <w:t>ОБЗОР НАУЧНОЙ ЛИТЕРАТУРЫ</w:t>
       </w:r>
-      <w:bookmarkEnd w:id="3"/>
+      <w:bookmarkEnd w:id="4"/>
     </w:p>
     <w:p>
       <w:pPr>
@@ -2416,8 +2525,8 @@
           <w:szCs w:val="28"/>
         </w:rPr>
       </w:pPr>
-      <w:bookmarkStart w:id="4" w:name="_Toc19797"/>
-      <w:bookmarkStart w:id="5" w:name="_Toc27964"/>
+      <w:bookmarkStart w:id="5" w:name="_Toc20649"/>
+      <w:bookmarkStart w:id="6" w:name="_Toc27964"/>
       <w:r>
         <w:rPr>
           <w:rFonts w:hint="default" w:ascii="Times New Roman" w:hAnsi="Times New Roman" w:cs="Times New Roman"/>
@@ -2426,7 +2535,7 @@
         </w:rPr>
         <w:t>ФОРМИРОВАНИЕ ГИПОТЕЗ</w:t>
       </w:r>
-      <w:bookmarkEnd w:id="4"/>
+      <w:bookmarkEnd w:id="5"/>
     </w:p>
     <w:p>
       <w:pPr>
@@ -2475,6 +2584,7 @@
         <w:pageBreakBefore w:val="0"/>
         <w:widowControl/>
         <w:numPr>
+          <w:ilvl w:val="0"/>
           <w:numId w:val="0"/>
         </w:numPr>
         <w:kinsoku/>
@@ -2517,6 +2627,7 @@
         <w:pageBreakBefore w:val="0"/>
         <w:widowControl/>
         <w:numPr>
+          <w:ilvl w:val="0"/>
           <w:numId w:val="0"/>
         </w:numPr>
         <w:kinsoku/>
@@ -2559,6 +2670,7 @@
         <w:pageBreakBefore w:val="0"/>
         <w:widowControl/>
         <w:numPr>
+          <w:ilvl w:val="0"/>
           <w:numId w:val="0"/>
         </w:numPr>
         <w:kinsoku/>
@@ -2601,6 +2713,7 @@
         <w:pageBreakBefore w:val="0"/>
         <w:widowControl/>
         <w:numPr>
+          <w:ilvl w:val="0"/>
           <w:numId w:val="0"/>
         </w:numPr>
         <w:kinsoku/>
@@ -2643,6 +2756,7 @@
         <w:pageBreakBefore w:val="0"/>
         <w:widowControl/>
         <w:numPr>
+          <w:ilvl w:val="0"/>
           <w:numId w:val="0"/>
         </w:numPr>
         <w:kinsoku/>
@@ -2685,6 +2799,7 @@
         <w:pageBreakBefore w:val="0"/>
         <w:widowControl/>
         <w:numPr>
+          <w:ilvl w:val="0"/>
           <w:numId w:val="0"/>
         </w:numPr>
         <w:kinsoku/>
@@ -2727,6 +2842,7 @@
         <w:pageBreakBefore w:val="0"/>
         <w:widowControl/>
         <w:numPr>
+          <w:ilvl w:val="0"/>
           <w:numId w:val="0"/>
         </w:numPr>
         <w:kinsoku/>
@@ -2769,6 +2885,7 @@
         <w:pageBreakBefore w:val="0"/>
         <w:widowControl/>
         <w:numPr>
+          <w:ilvl w:val="0"/>
           <w:numId w:val="0"/>
         </w:numPr>
         <w:kinsoku/>
@@ -2816,6 +2933,7 @@
         <w:pageBreakBefore w:val="0"/>
         <w:widowControl/>
         <w:numPr>
+          <w:ilvl w:val="0"/>
           <w:numId w:val="0"/>
         </w:numPr>
         <w:kinsoku/>
@@ -2845,6 +2963,7 @@
         <w:pageBreakBefore w:val="0"/>
         <w:widowControl/>
         <w:numPr>
+          <w:ilvl w:val="0"/>
           <w:numId w:val="0"/>
         </w:numPr>
         <w:kinsoku/>
@@ -2874,6 +2993,7 @@
         <w:pageBreakBefore w:val="0"/>
         <w:widowControl/>
         <w:numPr>
+          <w:ilvl w:val="0"/>
           <w:numId w:val="0"/>
         </w:numPr>
         <w:kinsoku/>
@@ -2898,198 +3018,24 @@
     </w:p>
     <w:p>
       <w:pPr>
-        <w:keepNext w:val="0"/>
-        <w:keepLines w:val="0"/>
-        <w:pageBreakBefore w:val="0"/>
-        <w:widowControl/>
-        <w:numPr>
-          <w:numId w:val="0"/>
-        </w:numPr>
-        <w:kinsoku/>
-        <w:wordWrap/>
-        <w:overflowPunct/>
-        <w:topLinePunct w:val="0"/>
-        <w:autoSpaceDE/>
-        <w:autoSpaceDN/>
-        <w:bidi w:val="0"/>
-        <w:adjustRightInd/>
-        <w:snapToGrid/>
-        <w:spacing w:after="0" w:line="240" w:lineRule="auto"/>
-        <w:ind w:leftChars="0" w:firstLine="706" w:firstLineChars="0"/>
-        <w:jc w:val="both"/>
-        <w:textAlignment w:val="auto"/>
-        <w:rPr>
-          <w:rFonts w:ascii="Times New Roman" w:hAnsi="Times New Roman" w:eastAsia="Times New Roman" w:cs="Times New Roman"/>
-          <w:sz w:val="28"/>
-          <w:szCs w:val="28"/>
-        </w:rPr>
+        <w:pStyle w:val="2"/>
+        <w:jc w:val="center"/>
       </w:pPr>
+      <w:bookmarkStart w:id="7" w:name="_Toc29177"/>
+      <w:r>
+        <w:rPr>
+          <w:rFonts w:hint="default" w:ascii="Times New Roman" w:hAnsi="Times New Roman" w:cs="Times New Roman"/>
+          <w:sz w:val="28"/>
+          <w:szCs w:val="28"/>
+        </w:rPr>
+        <w:t>СБОР ДАННЫХ</w:t>
+      </w:r>
+      <w:bookmarkEnd w:id="6"/>
+      <w:bookmarkEnd w:id="7"/>
     </w:p>
     <w:p>
       <w:pPr>
-        <w:keepNext w:val="0"/>
-        <w:keepLines w:val="0"/>
-        <w:pageBreakBefore w:val="0"/>
-        <w:widowControl/>
-        <w:numPr>
-          <w:numId w:val="0"/>
-        </w:numPr>
-        <w:kinsoku/>
-        <w:wordWrap/>
-        <w:overflowPunct/>
-        <w:topLinePunct w:val="0"/>
-        <w:autoSpaceDE/>
-        <w:autoSpaceDN/>
-        <w:bidi w:val="0"/>
-        <w:adjustRightInd/>
-        <w:snapToGrid/>
-        <w:spacing w:after="0" w:line="240" w:lineRule="auto"/>
-        <w:ind w:leftChars="0" w:firstLine="706" w:firstLineChars="0"/>
-        <w:jc w:val="both"/>
-        <w:textAlignment w:val="auto"/>
-        <w:rPr>
-          <w:rFonts w:ascii="Times New Roman" w:hAnsi="Times New Roman" w:eastAsia="Times New Roman" w:cs="Times New Roman"/>
-          <w:sz w:val="28"/>
-          <w:szCs w:val="28"/>
-        </w:rPr>
-      </w:pPr>
-    </w:p>
-    <w:p>
-      <w:pPr>
-        <w:keepNext w:val="0"/>
-        <w:keepLines w:val="0"/>
-        <w:pageBreakBefore w:val="0"/>
-        <w:widowControl/>
-        <w:numPr>
-          <w:numId w:val="0"/>
-        </w:numPr>
-        <w:kinsoku/>
-        <w:wordWrap/>
-        <w:overflowPunct/>
-        <w:topLinePunct w:val="0"/>
-        <w:autoSpaceDE/>
-        <w:autoSpaceDN/>
-        <w:bidi w:val="0"/>
-        <w:adjustRightInd/>
-        <w:snapToGrid/>
-        <w:spacing w:after="0" w:line="240" w:lineRule="auto"/>
-        <w:ind w:leftChars="0" w:firstLine="706" w:firstLineChars="0"/>
-        <w:jc w:val="both"/>
-        <w:textAlignment w:val="auto"/>
-        <w:rPr>
-          <w:rFonts w:ascii="Times New Roman" w:hAnsi="Times New Roman" w:eastAsia="Times New Roman" w:cs="Times New Roman"/>
-          <w:sz w:val="28"/>
-          <w:szCs w:val="28"/>
-        </w:rPr>
-      </w:pPr>
-    </w:p>
-    <w:p>
-      <w:pPr>
-        <w:keepNext w:val="0"/>
-        <w:keepLines w:val="0"/>
-        <w:pageBreakBefore w:val="0"/>
-        <w:widowControl/>
-        <w:numPr>
-          <w:numId w:val="0"/>
-        </w:numPr>
-        <w:kinsoku/>
-        <w:wordWrap/>
-        <w:overflowPunct/>
-        <w:topLinePunct w:val="0"/>
-        <w:autoSpaceDE/>
-        <w:autoSpaceDN/>
-        <w:bidi w:val="0"/>
-        <w:adjustRightInd/>
-        <w:snapToGrid/>
-        <w:spacing w:after="0" w:line="240" w:lineRule="auto"/>
-        <w:ind w:leftChars="0" w:firstLine="706" w:firstLineChars="0"/>
-        <w:jc w:val="both"/>
-        <w:textAlignment w:val="auto"/>
-        <w:rPr>
-          <w:rFonts w:ascii="Times New Roman" w:hAnsi="Times New Roman" w:eastAsia="Times New Roman" w:cs="Times New Roman"/>
-          <w:sz w:val="28"/>
-          <w:szCs w:val="28"/>
-        </w:rPr>
-      </w:pPr>
-    </w:p>
-    <w:p>
-      <w:pPr>
-        <w:keepNext w:val="0"/>
-        <w:keepLines w:val="0"/>
-        <w:pageBreakBefore w:val="0"/>
-        <w:widowControl/>
-        <w:numPr>
-          <w:numId w:val="0"/>
-        </w:numPr>
-        <w:kinsoku/>
-        <w:wordWrap/>
-        <w:overflowPunct/>
-        <w:topLinePunct w:val="0"/>
-        <w:autoSpaceDE/>
-        <w:autoSpaceDN/>
-        <w:bidi w:val="0"/>
-        <w:adjustRightInd/>
-        <w:snapToGrid/>
-        <w:spacing w:after="0" w:line="240" w:lineRule="auto"/>
-        <w:ind w:leftChars="0" w:firstLine="706" w:firstLineChars="0"/>
-        <w:jc w:val="both"/>
-        <w:textAlignment w:val="auto"/>
-        <w:rPr>
-          <w:rFonts w:ascii="Times New Roman" w:hAnsi="Times New Roman" w:eastAsia="Times New Roman" w:cs="Times New Roman"/>
-          <w:sz w:val="28"/>
-          <w:szCs w:val="28"/>
-        </w:rPr>
-      </w:pPr>
-    </w:p>
-    <w:p>
-      <w:pPr>
-        <w:keepNext w:val="0"/>
-        <w:keepLines w:val="0"/>
-        <w:pageBreakBefore w:val="0"/>
-        <w:widowControl/>
-        <w:numPr>
-          <w:numId w:val="0"/>
-        </w:numPr>
-        <w:kinsoku/>
-        <w:wordWrap/>
-        <w:overflowPunct/>
-        <w:topLinePunct w:val="0"/>
-        <w:autoSpaceDE/>
-        <w:autoSpaceDN/>
-        <w:bidi w:val="0"/>
-        <w:adjustRightInd/>
-        <w:snapToGrid/>
-        <w:spacing w:after="0" w:line="240" w:lineRule="auto"/>
-        <w:jc w:val="both"/>
-        <w:textAlignment w:val="auto"/>
-        <w:rPr>
-          <w:rFonts w:hint="default" w:ascii="Times New Roman" w:hAnsi="Times New Roman" w:eastAsia="Times New Roman" w:cs="Times New Roman"/>
-          <w:sz w:val="28"/>
-          <w:szCs w:val="28"/>
-          <w:lang w:val="ru-RU"/>
-        </w:rPr>
-      </w:pPr>
-    </w:p>
-    <w:p>
-      <w:pPr>
-        <w:pStyle w:val="2"/>
-        <w:jc w:val="center"/>
-      </w:pPr>
-      <w:bookmarkStart w:id="6" w:name="_Toc31083"/>
-      <w:r>
-        <w:rPr>
-          <w:rFonts w:hint="default" w:ascii="Times New Roman" w:hAnsi="Times New Roman" w:cs="Times New Roman"/>
-          <w:sz w:val="28"/>
-          <w:szCs w:val="28"/>
-        </w:rPr>
-        <w:t>СБОР ДАННЫХ</w:t>
-      </w:r>
-      <w:bookmarkEnd w:id="5"/>
-      <w:bookmarkEnd w:id="6"/>
-    </w:p>
-    <w:p>
-      <w:pPr>
-        <w:pStyle w:val="12"/>
+        <w:pStyle w:val="14"/>
         <w:keepLines w:val="0"/>
         <w:pageBreakBefore w:val="0"/>
         <w:widowControl/>
@@ -3182,7 +3128,7 @@
     </w:p>
     <w:p>
       <w:pPr>
-        <w:pStyle w:val="12"/>
+        <w:pStyle w:val="14"/>
         <w:keepNext w:val="0"/>
         <w:keepLines w:val="0"/>
         <w:pageBreakBefore w:val="0"/>
@@ -3234,7 +3180,7 @@
     </w:p>
     <w:tbl>
       <w:tblPr>
-        <w:tblStyle w:val="11"/>
+        <w:tblStyle w:val="13"/>
         <w:tblW w:w="0" w:type="auto"/>
         <w:jc w:val="center"/>
         <w:tblBorders>
@@ -4170,7 +4116,7 @@
           <w:szCs w:val="28"/>
         </w:rPr>
       </w:pPr>
-      <w:bookmarkStart w:id="7" w:name="_Toc17182"/>
+      <w:bookmarkStart w:id="8" w:name="_Toc19828"/>
       <w:r>
         <w:rPr>
           <w:rFonts w:hint="default" w:ascii="Times New Roman" w:hAnsi="Times New Roman" w:cs="Times New Roman"/>
@@ -4179,7 +4125,7 @@
         </w:rPr>
         <w:t>ОПИСАТЕЛЬНАЯ СТАТИСТИКА</w:t>
       </w:r>
-      <w:bookmarkEnd w:id="7"/>
+      <w:bookmarkEnd w:id="8"/>
     </w:p>
     <w:p>
       <w:pPr>
@@ -4211,6 +4157,7 @@
     </w:p>
     <w:tbl>
       <w:tblPr>
+        <w:tblStyle w:val="4"/>
         <w:tblW w:w="5755" w:type="pct"/>
         <w:tblInd w:w="-881" w:type="dxa"/>
         <w:tblBorders>
@@ -4221,7 +4168,7 @@
           <w:insideH w:val="none" w:color="auto" w:sz="0" w:space="0"/>
           <w:insideV w:val="none" w:color="auto" w:sz="0" w:space="0"/>
         </w:tblBorders>
-        <w:shd w:val="clear"/>
+        <w:shd w:val="clear" w:color="auto" w:fill="auto"/>
         <w:tblLayout w:type="fixed"/>
         <w:tblCellMar>
           <w:top w:w="0" w:type="dxa"/>
@@ -4252,6 +4199,7 @@
             <w:insideH w:val="none" w:color="auto" w:sz="0" w:space="0"/>
             <w:insideV w:val="none" w:color="auto" w:sz="0" w:space="0"/>
           </w:tblBorders>
+          <w:shd w:val="clear" w:color="auto" w:fill="auto"/>
           <w:tblCellMar>
             <w:top w:w="0" w:type="dxa"/>
             <w:left w:w="108" w:type="dxa"/>
@@ -4271,7 +4219,7 @@
               <w:bottom w:val="single" w:color="auto" w:sz="4" w:space="0"/>
               <w:right w:val="single" w:color="auto" w:sz="4" w:space="0"/>
             </w:tcBorders>
-            <w:shd w:val="clear"/>
+            <w:shd w:val="clear" w:color="auto" w:fill="auto"/>
             <w:noWrap/>
             <w:vAlign w:val="center"/>
           </w:tcPr>
@@ -4298,7 +4246,7 @@
               <w:bottom w:val="single" w:color="auto" w:sz="4" w:space="0"/>
               <w:right w:val="single" w:color="auto" w:sz="4" w:space="0"/>
             </w:tcBorders>
-            <w:shd w:val="clear"/>
+            <w:shd w:val="clear" w:color="auto" w:fill="auto"/>
             <w:noWrap/>
             <w:vAlign w:val="center"/>
           </w:tcPr>
@@ -4330,7 +4278,6 @@
                 <w:sz w:val="20"/>
                 <w:szCs w:val="20"/>
                 <w:u w:val="none"/>
-                <w:bdr w:val="none" w:color="auto" w:sz="0" w:space="0"/>
                 <w:lang w:val="en-US" w:eastAsia="zh-CN" w:bidi="ar"/>
                 <w14:ligatures w14:val="standardContextual"/>
               </w:rPr>
@@ -4347,7 +4294,7 @@
               <w:bottom w:val="single" w:color="auto" w:sz="4" w:space="0"/>
               <w:right w:val="single" w:color="auto" w:sz="4" w:space="0"/>
             </w:tcBorders>
-            <w:shd w:val="clear"/>
+            <w:shd w:val="clear" w:color="auto" w:fill="auto"/>
             <w:noWrap/>
             <w:vAlign w:val="center"/>
           </w:tcPr>
@@ -4379,7 +4326,6 @@
                 <w:sz w:val="20"/>
                 <w:szCs w:val="20"/>
                 <w:u w:val="none"/>
-                <w:bdr w:val="none" w:color="auto" w:sz="0" w:space="0"/>
                 <w:lang w:val="en-US" w:eastAsia="zh-CN" w:bidi="ar"/>
                 <w14:ligatures w14:val="standardContextual"/>
               </w:rPr>
@@ -4395,7 +4341,6 @@
                 <w:sz w:val="20"/>
                 <w:szCs w:val="20"/>
                 <w:u w:val="none"/>
-                <w:bdr w:val="none" w:color="auto" w:sz="0" w:space="0"/>
                 <w:lang w:val="ru-RU" w:eastAsia="zh-CN" w:bidi="ar"/>
                 <w14:ligatures w14:val="standardContextual"/>
               </w:rPr>
@@ -4411,7 +4356,6 @@
                 <w:sz w:val="20"/>
                 <w:szCs w:val="20"/>
                 <w:u w:val="none"/>
-                <w:bdr w:val="none" w:color="auto" w:sz="0" w:space="0"/>
                 <w:lang w:val="en-US" w:eastAsia="zh-CN" w:bidi="ar"/>
                 <w14:ligatures w14:val="standardContextual"/>
               </w:rPr>
@@ -4428,7 +4372,7 @@
               <w:bottom w:val="single" w:color="auto" w:sz="4" w:space="0"/>
               <w:right w:val="single" w:color="auto" w:sz="4" w:space="0"/>
             </w:tcBorders>
-            <w:shd w:val="clear"/>
+            <w:shd w:val="clear" w:color="auto" w:fill="auto"/>
             <w:noWrap/>
             <w:vAlign w:val="center"/>
           </w:tcPr>
@@ -4460,7 +4404,6 @@
                 <w:sz w:val="20"/>
                 <w:szCs w:val="20"/>
                 <w:u w:val="none"/>
-                <w:bdr w:val="none" w:color="auto" w:sz="0" w:space="0"/>
                 <w:lang w:val="en-US" w:eastAsia="zh-CN" w:bidi="ar"/>
                 <w14:ligatures w14:val="standardContextual"/>
               </w:rPr>
@@ -4476,7 +4419,6 @@
                 <w:sz w:val="20"/>
                 <w:szCs w:val="20"/>
                 <w:u w:val="none"/>
-                <w:bdr w:val="none" w:color="auto" w:sz="0" w:space="0"/>
                 <w:lang w:val="ru-RU" w:eastAsia="zh-CN" w:bidi="ar"/>
                 <w14:ligatures w14:val="standardContextual"/>
               </w:rPr>
@@ -4492,7 +4434,6 @@
                 <w:sz w:val="20"/>
                 <w:szCs w:val="20"/>
                 <w:u w:val="none"/>
-                <w:bdr w:val="none" w:color="auto" w:sz="0" w:space="0"/>
                 <w:lang w:val="en-US" w:eastAsia="zh-CN" w:bidi="ar"/>
                 <w14:ligatures w14:val="standardContextual"/>
               </w:rPr>
@@ -4509,7 +4450,7 @@
               <w:bottom w:val="single" w:color="auto" w:sz="4" w:space="0"/>
               <w:right w:val="single" w:color="auto" w:sz="4" w:space="0"/>
             </w:tcBorders>
-            <w:shd w:val="clear"/>
+            <w:shd w:val="clear" w:color="auto" w:fill="auto"/>
             <w:noWrap/>
             <w:vAlign w:val="center"/>
           </w:tcPr>
@@ -4541,7 +4482,6 @@
                 <w:sz w:val="20"/>
                 <w:szCs w:val="20"/>
                 <w:u w:val="none"/>
-                <w:bdr w:val="none" w:color="auto" w:sz="0" w:space="0"/>
                 <w:lang w:val="en-US" w:eastAsia="zh-CN" w:bidi="ar"/>
                 <w14:ligatures w14:val="standardContextual"/>
               </w:rPr>
@@ -4557,7 +4497,6 @@
                 <w:sz w:val="20"/>
                 <w:szCs w:val="20"/>
                 <w:u w:val="none"/>
-                <w:bdr w:val="none" w:color="auto" w:sz="0" w:space="0"/>
                 <w:lang w:val="ru-RU" w:eastAsia="zh-CN" w:bidi="ar"/>
                 <w14:ligatures w14:val="standardContextual"/>
               </w:rPr>
@@ -4573,7 +4512,6 @@
                 <w:sz w:val="20"/>
                 <w:szCs w:val="20"/>
                 <w:u w:val="none"/>
-                <w:bdr w:val="none" w:color="auto" w:sz="0" w:space="0"/>
                 <w:lang w:val="en-US" w:eastAsia="zh-CN" w:bidi="ar"/>
                 <w14:ligatures w14:val="standardContextual"/>
               </w:rPr>
@@ -4590,7 +4528,7 @@
               <w:bottom w:val="single" w:color="auto" w:sz="4" w:space="0"/>
               <w:right w:val="single" w:color="auto" w:sz="4" w:space="0"/>
             </w:tcBorders>
-            <w:shd w:val="clear"/>
+            <w:shd w:val="clear" w:color="auto" w:fill="auto"/>
             <w:noWrap/>
             <w:vAlign w:val="center"/>
           </w:tcPr>
@@ -4622,7 +4560,6 @@
                 <w:sz w:val="20"/>
                 <w:szCs w:val="20"/>
                 <w:u w:val="none"/>
-                <w:bdr w:val="none" w:color="auto" w:sz="0" w:space="0"/>
                 <w:lang w:val="en-US" w:eastAsia="zh-CN" w:bidi="ar"/>
                 <w14:ligatures w14:val="standardContextual"/>
               </w:rPr>
@@ -4638,7 +4575,6 @@
                 <w:sz w:val="20"/>
                 <w:szCs w:val="20"/>
                 <w:u w:val="none"/>
-                <w:bdr w:val="none" w:color="auto" w:sz="0" w:space="0"/>
                 <w:lang w:val="ru-RU" w:eastAsia="zh-CN" w:bidi="ar"/>
                 <w14:ligatures w14:val="standardContextual"/>
               </w:rPr>
@@ -4654,7 +4590,6 @@
                 <w:sz w:val="20"/>
                 <w:szCs w:val="20"/>
                 <w:u w:val="none"/>
-                <w:bdr w:val="none" w:color="auto" w:sz="0" w:space="0"/>
                 <w:lang w:val="en-US" w:eastAsia="zh-CN" w:bidi="ar"/>
                 <w14:ligatures w14:val="standardContextual"/>
               </w:rPr>
@@ -4671,7 +4606,7 @@
               <w:bottom w:val="single" w:color="auto" w:sz="4" w:space="0"/>
               <w:right w:val="single" w:color="auto" w:sz="4" w:space="0"/>
             </w:tcBorders>
-            <w:shd w:val="clear"/>
+            <w:shd w:val="clear" w:color="auto" w:fill="auto"/>
             <w:noWrap/>
             <w:vAlign w:val="center"/>
           </w:tcPr>
@@ -4703,7 +4638,6 @@
                 <w:sz w:val="20"/>
                 <w:szCs w:val="20"/>
                 <w:u w:val="none"/>
-                <w:bdr w:val="none" w:color="auto" w:sz="0" w:space="0"/>
                 <w:lang w:val="en-US" w:eastAsia="zh-CN" w:bidi="ar"/>
                 <w14:ligatures w14:val="standardContextual"/>
               </w:rPr>
@@ -4720,7 +4654,7 @@
               <w:bottom w:val="single" w:color="auto" w:sz="4" w:space="0"/>
               <w:right w:val="single" w:color="auto" w:sz="4" w:space="0"/>
             </w:tcBorders>
-            <w:shd w:val="clear"/>
+            <w:shd w:val="clear" w:color="auto" w:fill="auto"/>
             <w:noWrap/>
             <w:vAlign w:val="center"/>
           </w:tcPr>
@@ -4752,7 +4686,6 @@
                 <w:sz w:val="20"/>
                 <w:szCs w:val="20"/>
                 <w:u w:val="none"/>
-                <w:bdr w:val="none" w:color="auto" w:sz="0" w:space="0"/>
                 <w:lang w:val="en-US" w:eastAsia="zh-CN" w:bidi="ar"/>
                 <w14:ligatures w14:val="standardContextual"/>
               </w:rPr>
@@ -4769,7 +4702,7 @@
               <w:bottom w:val="single" w:color="auto" w:sz="4" w:space="0"/>
               <w:right w:val="single" w:color="auto" w:sz="4" w:space="0"/>
             </w:tcBorders>
-            <w:shd w:val="clear"/>
+            <w:shd w:val="clear" w:color="auto" w:fill="auto"/>
             <w:noWrap/>
             <w:vAlign w:val="center"/>
           </w:tcPr>
@@ -4801,7 +4734,6 @@
                 <w:sz w:val="20"/>
                 <w:szCs w:val="20"/>
                 <w:u w:val="none"/>
-                <w:bdr w:val="none" w:color="auto" w:sz="0" w:space="0"/>
                 <w:lang w:val="en-US" w:eastAsia="zh-CN" w:bidi="ar"/>
                 <w14:ligatures w14:val="standardContextual"/>
               </w:rPr>
@@ -4818,7 +4750,7 @@
               <w:bottom w:val="single" w:color="auto" w:sz="4" w:space="0"/>
               <w:right w:val="single" w:color="auto" w:sz="4" w:space="0"/>
             </w:tcBorders>
-            <w:shd w:val="clear"/>
+            <w:shd w:val="clear" w:color="auto" w:fill="auto"/>
             <w:noWrap/>
             <w:vAlign w:val="center"/>
           </w:tcPr>
@@ -4850,7 +4782,6 @@
                 <w:sz w:val="20"/>
                 <w:szCs w:val="20"/>
                 <w:u w:val="none"/>
-                <w:bdr w:val="none" w:color="auto" w:sz="0" w:space="0"/>
                 <w:lang w:val="en-US" w:eastAsia="zh-CN" w:bidi="ar"/>
                 <w14:ligatures w14:val="standardContextual"/>
               </w:rPr>
@@ -4869,7 +4800,7 @@
             <w:insideH w:val="none" w:color="auto" w:sz="0" w:space="0"/>
             <w:insideV w:val="none" w:color="auto" w:sz="0" w:space="0"/>
           </w:tblBorders>
-          <w:shd w:val="clear"/>
+          <w:shd w:val="clear" w:color="auto" w:fill="auto"/>
           <w:tblCellMar>
             <w:top w:w="0" w:type="dxa"/>
             <w:left w:w="108" w:type="dxa"/>
@@ -4889,7 +4820,7 @@
               <w:bottom w:val="single" w:color="auto" w:sz="4" w:space="0"/>
               <w:right w:val="single" w:color="auto" w:sz="4" w:space="0"/>
             </w:tcBorders>
-            <w:shd w:val="clear"/>
+            <w:shd w:val="clear" w:color="auto" w:fill="auto"/>
             <w:noWrap/>
             <w:vAlign w:val="center"/>
           </w:tcPr>
@@ -4921,7 +4852,6 @@
                 <w:sz w:val="20"/>
                 <w:szCs w:val="20"/>
                 <w:u w:val="none"/>
-                <w:bdr w:val="none" w:color="auto" w:sz="0" w:space="0"/>
                 <w:lang w:val="en-US" w:eastAsia="zh-CN" w:bidi="ar"/>
                 <w14:ligatures w14:val="standardContextual"/>
               </w:rPr>
@@ -4938,7 +4868,7 @@
               <w:bottom w:val="single" w:color="auto" w:sz="4" w:space="0"/>
               <w:right w:val="single" w:color="auto" w:sz="4" w:space="0"/>
             </w:tcBorders>
-            <w:shd w:val="clear"/>
+            <w:shd w:val="clear" w:color="auto" w:fill="auto"/>
             <w:noWrap/>
             <w:vAlign w:val="center"/>
           </w:tcPr>
@@ -4970,7 +4900,6 @@
                 <w:sz w:val="20"/>
                 <w:szCs w:val="20"/>
                 <w:u w:val="none"/>
-                <w:bdr w:val="none" w:color="auto" w:sz="0" w:space="0"/>
                 <w:lang w:val="en-US" w:eastAsia="zh-CN" w:bidi="ar"/>
                 <w14:ligatures w14:val="standardContextual"/>
               </w:rPr>
@@ -4987,7 +4916,7 @@
               <w:bottom w:val="single" w:color="auto" w:sz="4" w:space="0"/>
               <w:right w:val="single" w:color="auto" w:sz="4" w:space="0"/>
             </w:tcBorders>
-            <w:shd w:val="clear"/>
+            <w:shd w:val="clear" w:color="auto" w:fill="auto"/>
             <w:noWrap/>
             <w:vAlign w:val="center"/>
           </w:tcPr>
@@ -5019,7 +4948,6 @@
                 <w:sz w:val="20"/>
                 <w:szCs w:val="20"/>
                 <w:u w:val="none"/>
-                <w:bdr w:val="none" w:color="auto" w:sz="0" w:space="0"/>
                 <w:lang w:val="en-US" w:eastAsia="zh-CN" w:bidi="ar"/>
                 <w14:ligatures w14:val="standardContextual"/>
               </w:rPr>
@@ -5036,7 +4964,7 @@
               <w:bottom w:val="single" w:color="auto" w:sz="4" w:space="0"/>
               <w:right w:val="single" w:color="auto" w:sz="4" w:space="0"/>
             </w:tcBorders>
-            <w:shd w:val="clear"/>
+            <w:shd w:val="clear" w:color="auto" w:fill="auto"/>
             <w:noWrap/>
             <w:vAlign w:val="center"/>
           </w:tcPr>
@@ -5068,7 +4996,6 @@
                 <w:sz w:val="20"/>
                 <w:szCs w:val="20"/>
                 <w:u w:val="none"/>
-                <w:bdr w:val="none" w:color="auto" w:sz="0" w:space="0"/>
                 <w:lang w:val="en-US" w:eastAsia="zh-CN" w:bidi="ar"/>
                 <w14:ligatures w14:val="standardContextual"/>
               </w:rPr>
@@ -5085,7 +5012,7 @@
               <w:bottom w:val="single" w:color="auto" w:sz="4" w:space="0"/>
               <w:right w:val="single" w:color="auto" w:sz="4" w:space="0"/>
             </w:tcBorders>
-            <w:shd w:val="clear"/>
+            <w:shd w:val="clear" w:color="auto" w:fill="auto"/>
             <w:noWrap/>
             <w:vAlign w:val="center"/>
           </w:tcPr>
@@ -5117,7 +5044,6 @@
                 <w:sz w:val="20"/>
                 <w:szCs w:val="20"/>
                 <w:u w:val="none"/>
-                <w:bdr w:val="none" w:color="auto" w:sz="0" w:space="0"/>
                 <w:lang w:val="en-US" w:eastAsia="zh-CN" w:bidi="ar"/>
                 <w14:ligatures w14:val="standardContextual"/>
               </w:rPr>
@@ -5134,7 +5060,7 @@
               <w:bottom w:val="single" w:color="auto" w:sz="4" w:space="0"/>
               <w:right w:val="single" w:color="auto" w:sz="4" w:space="0"/>
             </w:tcBorders>
-            <w:shd w:val="clear"/>
+            <w:shd w:val="clear" w:color="auto" w:fill="auto"/>
             <w:noWrap/>
             <w:vAlign w:val="center"/>
           </w:tcPr>
@@ -5166,7 +5092,6 @@
                 <w:sz w:val="20"/>
                 <w:szCs w:val="20"/>
                 <w:u w:val="none"/>
-                <w:bdr w:val="none" w:color="auto" w:sz="0" w:space="0"/>
                 <w:lang w:val="en-US" w:eastAsia="zh-CN" w:bidi="ar"/>
                 <w14:ligatures w14:val="standardContextual"/>
               </w:rPr>
@@ -5183,7 +5108,7 @@
               <w:bottom w:val="single" w:color="auto" w:sz="4" w:space="0"/>
               <w:right w:val="single" w:color="auto" w:sz="4" w:space="0"/>
             </w:tcBorders>
-            <w:shd w:val="clear"/>
+            <w:shd w:val="clear" w:color="auto" w:fill="auto"/>
             <w:noWrap/>
             <w:vAlign w:val="center"/>
           </w:tcPr>
@@ -5215,7 +5140,6 @@
                 <w:sz w:val="20"/>
                 <w:szCs w:val="20"/>
                 <w:u w:val="none"/>
-                <w:bdr w:val="none" w:color="auto" w:sz="0" w:space="0"/>
                 <w:lang w:val="en-US" w:eastAsia="zh-CN" w:bidi="ar"/>
                 <w14:ligatures w14:val="standardContextual"/>
               </w:rPr>
@@ -5232,7 +5156,7 @@
               <w:bottom w:val="single" w:color="auto" w:sz="4" w:space="0"/>
               <w:right w:val="single" w:color="auto" w:sz="4" w:space="0"/>
             </w:tcBorders>
-            <w:shd w:val="clear"/>
+            <w:shd w:val="clear" w:color="auto" w:fill="auto"/>
             <w:noWrap/>
             <w:vAlign w:val="center"/>
           </w:tcPr>
@@ -5264,7 +5188,6 @@
                 <w:sz w:val="20"/>
                 <w:szCs w:val="20"/>
                 <w:u w:val="none"/>
-                <w:bdr w:val="none" w:color="auto" w:sz="0" w:space="0"/>
                 <w:lang w:val="en-US" w:eastAsia="zh-CN" w:bidi="ar"/>
                 <w14:ligatures w14:val="standardContextual"/>
               </w:rPr>
@@ -5281,7 +5204,7 @@
               <w:bottom w:val="single" w:color="auto" w:sz="4" w:space="0"/>
               <w:right w:val="single" w:color="auto" w:sz="4" w:space="0"/>
             </w:tcBorders>
-            <w:shd w:val="clear"/>
+            <w:shd w:val="clear" w:color="auto" w:fill="auto"/>
             <w:noWrap/>
             <w:vAlign w:val="center"/>
           </w:tcPr>
@@ -5313,7 +5236,6 @@
                 <w:sz w:val="20"/>
                 <w:szCs w:val="20"/>
                 <w:u w:val="none"/>
-                <w:bdr w:val="none" w:color="auto" w:sz="0" w:space="0"/>
                 <w:lang w:val="en-US" w:eastAsia="zh-CN" w:bidi="ar"/>
                 <w14:ligatures w14:val="standardContextual"/>
               </w:rPr>
@@ -5330,7 +5252,7 @@
               <w:bottom w:val="single" w:color="auto" w:sz="4" w:space="0"/>
               <w:right w:val="single" w:color="auto" w:sz="4" w:space="0"/>
             </w:tcBorders>
-            <w:shd w:val="clear"/>
+            <w:shd w:val="clear" w:color="auto" w:fill="auto"/>
             <w:noWrap/>
             <w:vAlign w:val="center"/>
           </w:tcPr>
@@ -5362,7 +5284,6 @@
                 <w:sz w:val="20"/>
                 <w:szCs w:val="20"/>
                 <w:u w:val="none"/>
-                <w:bdr w:val="none" w:color="auto" w:sz="0" w:space="0"/>
                 <w:lang w:val="en-US" w:eastAsia="zh-CN" w:bidi="ar"/>
                 <w14:ligatures w14:val="standardContextual"/>
               </w:rPr>
@@ -5381,7 +5302,7 @@
             <w:insideH w:val="none" w:color="auto" w:sz="0" w:space="0"/>
             <w:insideV w:val="none" w:color="auto" w:sz="0" w:space="0"/>
           </w:tblBorders>
-          <w:shd w:val="clear"/>
+          <w:shd w:val="clear" w:color="auto" w:fill="auto"/>
           <w:tblCellMar>
             <w:top w:w="0" w:type="dxa"/>
             <w:left w:w="108" w:type="dxa"/>
@@ -5401,7 +5322,7 @@
               <w:bottom w:val="single" w:color="auto" w:sz="4" w:space="0"/>
               <w:right w:val="single" w:color="auto" w:sz="4" w:space="0"/>
             </w:tcBorders>
-            <w:shd w:val="clear"/>
+            <w:shd w:val="clear" w:color="auto" w:fill="auto"/>
             <w:noWrap/>
             <w:vAlign w:val="center"/>
           </w:tcPr>
@@ -5433,7 +5354,6 @@
                 <w:sz w:val="20"/>
                 <w:szCs w:val="20"/>
                 <w:u w:val="none"/>
-                <w:bdr w:val="none" w:color="auto" w:sz="0" w:space="0"/>
                 <w:lang w:val="en-US" w:eastAsia="zh-CN" w:bidi="ar"/>
                 <w14:ligatures w14:val="standardContextual"/>
               </w:rPr>
@@ -5450,7 +5370,7 @@
               <w:bottom w:val="single" w:color="auto" w:sz="4" w:space="0"/>
               <w:right w:val="single" w:color="auto" w:sz="4" w:space="0"/>
             </w:tcBorders>
-            <w:shd w:val="clear"/>
+            <w:shd w:val="clear" w:color="auto" w:fill="auto"/>
             <w:noWrap/>
             <w:vAlign w:val="center"/>
           </w:tcPr>
@@ -5482,7 +5402,6 @@
                 <w:sz w:val="20"/>
                 <w:szCs w:val="20"/>
                 <w:u w:val="none"/>
-                <w:bdr w:val="none" w:color="auto" w:sz="0" w:space="0"/>
                 <w:lang w:val="en-US" w:eastAsia="zh-CN" w:bidi="ar"/>
                 <w14:ligatures w14:val="standardContextual"/>
               </w:rPr>
@@ -5499,7 +5418,7 @@
               <w:bottom w:val="single" w:color="auto" w:sz="4" w:space="0"/>
               <w:right w:val="single" w:color="auto" w:sz="4" w:space="0"/>
             </w:tcBorders>
-            <w:shd w:val="clear"/>
+            <w:shd w:val="clear" w:color="auto" w:fill="auto"/>
             <w:noWrap/>
             <w:vAlign w:val="center"/>
           </w:tcPr>
@@ -5531,7 +5450,6 @@
                 <w:sz w:val="20"/>
                 <w:szCs w:val="20"/>
                 <w:u w:val="none"/>
-                <w:bdr w:val="none" w:color="auto" w:sz="0" w:space="0"/>
                 <w:lang w:val="en-US" w:eastAsia="zh-CN" w:bidi="ar"/>
                 <w14:ligatures w14:val="standardContextual"/>
               </w:rPr>
@@ -5548,7 +5466,7 @@
               <w:bottom w:val="single" w:color="auto" w:sz="4" w:space="0"/>
               <w:right w:val="single" w:color="auto" w:sz="4" w:space="0"/>
             </w:tcBorders>
-            <w:shd w:val="clear"/>
+            <w:shd w:val="clear" w:color="auto" w:fill="auto"/>
             <w:noWrap/>
             <w:vAlign w:val="center"/>
           </w:tcPr>
@@ -5580,7 +5498,6 @@
                 <w:sz w:val="20"/>
                 <w:szCs w:val="20"/>
                 <w:u w:val="none"/>
-                <w:bdr w:val="none" w:color="auto" w:sz="0" w:space="0"/>
                 <w:lang w:val="en-US" w:eastAsia="zh-CN" w:bidi="ar"/>
                 <w14:ligatures w14:val="standardContextual"/>
               </w:rPr>
@@ -5597,7 +5514,7 @@
               <w:bottom w:val="single" w:color="auto" w:sz="4" w:space="0"/>
               <w:right w:val="single" w:color="auto" w:sz="4" w:space="0"/>
             </w:tcBorders>
-            <w:shd w:val="clear"/>
+            <w:shd w:val="clear" w:color="auto" w:fill="auto"/>
             <w:noWrap/>
             <w:vAlign w:val="center"/>
           </w:tcPr>
@@ -5629,7 +5546,6 @@
                 <w:sz w:val="20"/>
                 <w:szCs w:val="20"/>
                 <w:u w:val="none"/>
-                <w:bdr w:val="none" w:color="auto" w:sz="0" w:space="0"/>
                 <w:lang w:val="en-US" w:eastAsia="zh-CN" w:bidi="ar"/>
                 <w14:ligatures w14:val="standardContextual"/>
               </w:rPr>
@@ -5646,7 +5562,7 @@
               <w:bottom w:val="single" w:color="auto" w:sz="4" w:space="0"/>
               <w:right w:val="single" w:color="auto" w:sz="4" w:space="0"/>
             </w:tcBorders>
-            <w:shd w:val="clear"/>
+            <w:shd w:val="clear" w:color="auto" w:fill="auto"/>
             <w:noWrap/>
             <w:vAlign w:val="center"/>
           </w:tcPr>
@@ -5678,7 +5594,6 @@
                 <w:sz w:val="20"/>
                 <w:szCs w:val="20"/>
                 <w:u w:val="none"/>
-                <w:bdr w:val="none" w:color="auto" w:sz="0" w:space="0"/>
                 <w:lang w:val="en-US" w:eastAsia="zh-CN" w:bidi="ar"/>
                 <w14:ligatures w14:val="standardContextual"/>
               </w:rPr>
@@ -5695,7 +5610,7 @@
               <w:bottom w:val="single" w:color="auto" w:sz="4" w:space="0"/>
               <w:right w:val="single" w:color="auto" w:sz="4" w:space="0"/>
             </w:tcBorders>
-            <w:shd w:val="clear"/>
+            <w:shd w:val="clear" w:color="auto" w:fill="auto"/>
             <w:noWrap/>
             <w:vAlign w:val="center"/>
           </w:tcPr>
@@ -5727,7 +5642,6 @@
                 <w:sz w:val="20"/>
                 <w:szCs w:val="20"/>
                 <w:u w:val="none"/>
-                <w:bdr w:val="none" w:color="auto" w:sz="0" w:space="0"/>
                 <w:lang w:val="en-US" w:eastAsia="zh-CN" w:bidi="ar"/>
                 <w14:ligatures w14:val="standardContextual"/>
               </w:rPr>
@@ -5744,7 +5658,7 @@
               <w:bottom w:val="single" w:color="auto" w:sz="4" w:space="0"/>
               <w:right w:val="single" w:color="auto" w:sz="4" w:space="0"/>
             </w:tcBorders>
-            <w:shd w:val="clear"/>
+            <w:shd w:val="clear" w:color="auto" w:fill="auto"/>
             <w:noWrap/>
             <w:vAlign w:val="center"/>
           </w:tcPr>
@@ -5776,7 +5690,6 @@
                 <w:sz w:val="20"/>
                 <w:szCs w:val="20"/>
                 <w:u w:val="none"/>
-                <w:bdr w:val="none" w:color="auto" w:sz="0" w:space="0"/>
                 <w:lang w:val="en-US" w:eastAsia="zh-CN" w:bidi="ar"/>
                 <w14:ligatures w14:val="standardContextual"/>
               </w:rPr>
@@ -5793,7 +5706,7 @@
               <w:bottom w:val="single" w:color="auto" w:sz="4" w:space="0"/>
               <w:right w:val="single" w:color="auto" w:sz="4" w:space="0"/>
             </w:tcBorders>
-            <w:shd w:val="clear"/>
+            <w:shd w:val="clear" w:color="auto" w:fill="auto"/>
             <w:noWrap/>
             <w:vAlign w:val="center"/>
           </w:tcPr>
@@ -5825,7 +5738,6 @@
                 <w:sz w:val="20"/>
                 <w:szCs w:val="20"/>
                 <w:u w:val="none"/>
-                <w:bdr w:val="none" w:color="auto" w:sz="0" w:space="0"/>
                 <w:lang w:val="en-US" w:eastAsia="zh-CN" w:bidi="ar"/>
                 <w14:ligatures w14:val="standardContextual"/>
               </w:rPr>
@@ -5842,7 +5754,7 @@
               <w:bottom w:val="single" w:color="auto" w:sz="4" w:space="0"/>
               <w:right w:val="single" w:color="auto" w:sz="4" w:space="0"/>
             </w:tcBorders>
-            <w:shd w:val="clear"/>
+            <w:shd w:val="clear" w:color="auto" w:fill="auto"/>
             <w:noWrap/>
             <w:vAlign w:val="center"/>
           </w:tcPr>
@@ -5874,7 +5786,6 @@
                 <w:sz w:val="20"/>
                 <w:szCs w:val="20"/>
                 <w:u w:val="none"/>
-                <w:bdr w:val="none" w:color="auto" w:sz="0" w:space="0"/>
                 <w:lang w:val="en-US" w:eastAsia="zh-CN" w:bidi="ar"/>
                 <w14:ligatures w14:val="standardContextual"/>
               </w:rPr>
@@ -5893,7 +5804,7 @@
             <w:insideH w:val="none" w:color="auto" w:sz="0" w:space="0"/>
             <w:insideV w:val="none" w:color="auto" w:sz="0" w:space="0"/>
           </w:tblBorders>
-          <w:shd w:val="clear"/>
+          <w:shd w:val="clear" w:color="auto" w:fill="auto"/>
           <w:tblCellMar>
             <w:top w:w="0" w:type="dxa"/>
             <w:left w:w="108" w:type="dxa"/>
@@ -5913,7 +5824,7 @@
               <w:bottom w:val="single" w:color="auto" w:sz="4" w:space="0"/>
               <w:right w:val="single" w:color="auto" w:sz="4" w:space="0"/>
             </w:tcBorders>
-            <w:shd w:val="clear"/>
+            <w:shd w:val="clear" w:color="auto" w:fill="auto"/>
             <w:noWrap/>
             <w:vAlign w:val="center"/>
           </w:tcPr>
@@ -5945,7 +5856,6 @@
                 <w:sz w:val="20"/>
                 <w:szCs w:val="20"/>
                 <w:u w:val="none"/>
-                <w:bdr w:val="none" w:color="auto" w:sz="0" w:space="0"/>
                 <w:lang w:val="en-US" w:eastAsia="zh-CN" w:bidi="ar"/>
                 <w14:ligatures w14:val="standardContextual"/>
               </w:rPr>
@@ -5962,7 +5872,7 @@
               <w:bottom w:val="single" w:color="auto" w:sz="4" w:space="0"/>
               <w:right w:val="single" w:color="auto" w:sz="4" w:space="0"/>
             </w:tcBorders>
-            <w:shd w:val="clear"/>
+            <w:shd w:val="clear" w:color="auto" w:fill="auto"/>
             <w:noWrap/>
             <w:vAlign w:val="center"/>
           </w:tcPr>
@@ -5994,7 +5904,6 @@
                 <w:sz w:val="20"/>
                 <w:szCs w:val="20"/>
                 <w:u w:val="none"/>
-                <w:bdr w:val="none" w:color="auto" w:sz="0" w:space="0"/>
                 <w:lang w:val="en-US" w:eastAsia="zh-CN" w:bidi="ar"/>
                 <w14:ligatures w14:val="standardContextual"/>
               </w:rPr>
@@ -6011,7 +5920,7 @@
               <w:bottom w:val="single" w:color="auto" w:sz="4" w:space="0"/>
               <w:right w:val="single" w:color="auto" w:sz="4" w:space="0"/>
             </w:tcBorders>
-            <w:shd w:val="clear"/>
+            <w:shd w:val="clear" w:color="auto" w:fill="auto"/>
             <w:noWrap/>
             <w:vAlign w:val="center"/>
           </w:tcPr>
@@ -6043,7 +5952,6 @@
                 <w:sz w:val="20"/>
                 <w:szCs w:val="20"/>
                 <w:u w:val="none"/>
-                <w:bdr w:val="none" w:color="auto" w:sz="0" w:space="0"/>
                 <w:lang w:val="en-US" w:eastAsia="zh-CN" w:bidi="ar"/>
                 <w14:ligatures w14:val="standardContextual"/>
               </w:rPr>
@@ -6060,7 +5968,7 @@
               <w:bottom w:val="single" w:color="auto" w:sz="4" w:space="0"/>
               <w:right w:val="single" w:color="auto" w:sz="4" w:space="0"/>
             </w:tcBorders>
-            <w:shd w:val="clear"/>
+            <w:shd w:val="clear" w:color="auto" w:fill="auto"/>
             <w:noWrap/>
             <w:vAlign w:val="center"/>
           </w:tcPr>
@@ -6092,7 +6000,6 @@
                 <w:sz w:val="20"/>
                 <w:szCs w:val="20"/>
                 <w:u w:val="none"/>
-                <w:bdr w:val="none" w:color="auto" w:sz="0" w:space="0"/>
                 <w:lang w:val="en-US" w:eastAsia="zh-CN" w:bidi="ar"/>
                 <w14:ligatures w14:val="standardContextual"/>
               </w:rPr>
@@ -6109,7 +6016,7 @@
               <w:bottom w:val="single" w:color="auto" w:sz="4" w:space="0"/>
               <w:right w:val="single" w:color="auto" w:sz="4" w:space="0"/>
             </w:tcBorders>
-            <w:shd w:val="clear"/>
+            <w:shd w:val="clear" w:color="auto" w:fill="auto"/>
             <w:noWrap/>
             <w:vAlign w:val="center"/>
           </w:tcPr>
@@ -6141,7 +6048,6 @@
                 <w:sz w:val="20"/>
                 <w:szCs w:val="20"/>
                 <w:u w:val="none"/>
-                <w:bdr w:val="none" w:color="auto" w:sz="0" w:space="0"/>
                 <w:lang w:val="en-US" w:eastAsia="zh-CN" w:bidi="ar"/>
                 <w14:ligatures w14:val="standardContextual"/>
               </w:rPr>
@@ -6158,7 +6064,7 @@
               <w:bottom w:val="single" w:color="auto" w:sz="4" w:space="0"/>
               <w:right w:val="single" w:color="auto" w:sz="4" w:space="0"/>
             </w:tcBorders>
-            <w:shd w:val="clear"/>
+            <w:shd w:val="clear" w:color="auto" w:fill="auto"/>
             <w:noWrap/>
             <w:vAlign w:val="center"/>
           </w:tcPr>
@@ -6190,7 +6096,6 @@
                 <w:sz w:val="20"/>
                 <w:szCs w:val="20"/>
                 <w:u w:val="none"/>
-                <w:bdr w:val="none" w:color="auto" w:sz="0" w:space="0"/>
                 <w:lang w:val="en-US" w:eastAsia="zh-CN" w:bidi="ar"/>
                 <w14:ligatures w14:val="standardContextual"/>
               </w:rPr>
@@ -6207,7 +6112,7 @@
               <w:bottom w:val="single" w:color="auto" w:sz="4" w:space="0"/>
               <w:right w:val="single" w:color="auto" w:sz="4" w:space="0"/>
             </w:tcBorders>
-            <w:shd w:val="clear"/>
+            <w:shd w:val="clear" w:color="auto" w:fill="auto"/>
             <w:noWrap/>
             <w:vAlign w:val="center"/>
           </w:tcPr>
@@ -6239,7 +6144,6 @@
                 <w:sz w:val="20"/>
                 <w:szCs w:val="20"/>
                 <w:u w:val="none"/>
-                <w:bdr w:val="none" w:color="auto" w:sz="0" w:space="0"/>
                 <w:lang w:val="en-US" w:eastAsia="zh-CN" w:bidi="ar"/>
                 <w14:ligatures w14:val="standardContextual"/>
               </w:rPr>
@@ -6256,7 +6160,7 @@
               <w:bottom w:val="single" w:color="auto" w:sz="4" w:space="0"/>
               <w:right w:val="single" w:color="auto" w:sz="4" w:space="0"/>
             </w:tcBorders>
-            <w:shd w:val="clear"/>
+            <w:shd w:val="clear" w:color="auto" w:fill="auto"/>
             <w:noWrap/>
             <w:vAlign w:val="center"/>
           </w:tcPr>
@@ -6288,7 +6192,6 @@
                 <w:sz w:val="20"/>
                 <w:szCs w:val="20"/>
                 <w:u w:val="none"/>
-                <w:bdr w:val="none" w:color="auto" w:sz="0" w:space="0"/>
                 <w:lang w:val="en-US" w:eastAsia="zh-CN" w:bidi="ar"/>
                 <w14:ligatures w14:val="standardContextual"/>
               </w:rPr>
@@ -6305,7 +6208,7 @@
               <w:bottom w:val="single" w:color="auto" w:sz="4" w:space="0"/>
               <w:right w:val="single" w:color="auto" w:sz="4" w:space="0"/>
             </w:tcBorders>
-            <w:shd w:val="clear"/>
+            <w:shd w:val="clear" w:color="auto" w:fill="auto"/>
             <w:noWrap/>
             <w:vAlign w:val="center"/>
           </w:tcPr>
@@ -6337,7 +6240,6 @@
                 <w:sz w:val="20"/>
                 <w:szCs w:val="20"/>
                 <w:u w:val="none"/>
-                <w:bdr w:val="none" w:color="auto" w:sz="0" w:space="0"/>
                 <w:lang w:val="en-US" w:eastAsia="zh-CN" w:bidi="ar"/>
                 <w14:ligatures w14:val="standardContextual"/>
               </w:rPr>
@@ -6354,7 +6256,7 @@
               <w:bottom w:val="single" w:color="auto" w:sz="4" w:space="0"/>
               <w:right w:val="single" w:color="auto" w:sz="4" w:space="0"/>
             </w:tcBorders>
-            <w:shd w:val="clear"/>
+            <w:shd w:val="clear" w:color="auto" w:fill="auto"/>
             <w:noWrap/>
             <w:vAlign w:val="center"/>
           </w:tcPr>
@@ -6386,7 +6288,6 @@
                 <w:sz w:val="20"/>
                 <w:szCs w:val="20"/>
                 <w:u w:val="none"/>
-                <w:bdr w:val="none" w:color="auto" w:sz="0" w:space="0"/>
                 <w:lang w:val="en-US" w:eastAsia="zh-CN" w:bidi="ar"/>
                 <w14:ligatures w14:val="standardContextual"/>
               </w:rPr>
@@ -6405,7 +6306,7 @@
             <w:insideH w:val="none" w:color="auto" w:sz="0" w:space="0"/>
             <w:insideV w:val="none" w:color="auto" w:sz="0" w:space="0"/>
           </w:tblBorders>
-          <w:shd w:val="clear"/>
+          <w:shd w:val="clear" w:color="auto" w:fill="auto"/>
           <w:tblCellMar>
             <w:top w:w="0" w:type="dxa"/>
             <w:left w:w="108" w:type="dxa"/>
@@ -6425,7 +6326,7 @@
               <w:bottom w:val="single" w:color="auto" w:sz="4" w:space="0"/>
               <w:right w:val="single" w:color="auto" w:sz="4" w:space="0"/>
             </w:tcBorders>
-            <w:shd w:val="clear"/>
+            <w:shd w:val="clear" w:color="auto" w:fill="auto"/>
             <w:noWrap/>
             <w:vAlign w:val="center"/>
           </w:tcPr>
@@ -6457,7 +6358,6 @@
                 <w:sz w:val="20"/>
                 <w:szCs w:val="20"/>
                 <w:u w:val="none"/>
-                <w:bdr w:val="none" w:color="auto" w:sz="0" w:space="0"/>
                 <w:lang w:val="en-US" w:eastAsia="zh-CN" w:bidi="ar"/>
                 <w14:ligatures w14:val="standardContextual"/>
               </w:rPr>
@@ -6474,7 +6374,7 @@
               <w:bottom w:val="single" w:color="auto" w:sz="4" w:space="0"/>
               <w:right w:val="single" w:color="auto" w:sz="4" w:space="0"/>
             </w:tcBorders>
-            <w:shd w:val="clear"/>
+            <w:shd w:val="clear" w:color="auto" w:fill="auto"/>
             <w:noWrap/>
             <w:vAlign w:val="center"/>
           </w:tcPr>
@@ -6506,7 +6406,6 @@
                 <w:sz w:val="20"/>
                 <w:szCs w:val="20"/>
                 <w:u w:val="none"/>
-                <w:bdr w:val="none" w:color="auto" w:sz="0" w:space="0"/>
                 <w:lang w:val="en-US" w:eastAsia="zh-CN" w:bidi="ar"/>
                 <w14:ligatures w14:val="standardContextual"/>
               </w:rPr>
@@ -6523,7 +6422,7 @@
               <w:bottom w:val="single" w:color="auto" w:sz="4" w:space="0"/>
               <w:right w:val="single" w:color="auto" w:sz="4" w:space="0"/>
             </w:tcBorders>
-            <w:shd w:val="clear"/>
+            <w:shd w:val="clear" w:color="auto" w:fill="auto"/>
             <w:noWrap/>
             <w:vAlign w:val="center"/>
           </w:tcPr>
@@ -6555,7 +6454,6 @@
                 <w:sz w:val="20"/>
                 <w:szCs w:val="20"/>
                 <w:u w:val="none"/>
-                <w:bdr w:val="none" w:color="auto" w:sz="0" w:space="0"/>
                 <w:lang w:val="en-US" w:eastAsia="zh-CN" w:bidi="ar"/>
                 <w14:ligatures w14:val="standardContextual"/>
               </w:rPr>
@@ -6572,7 +6470,7 @@
               <w:bottom w:val="single" w:color="auto" w:sz="4" w:space="0"/>
               <w:right w:val="single" w:color="auto" w:sz="4" w:space="0"/>
             </w:tcBorders>
-            <w:shd w:val="clear"/>
+            <w:shd w:val="clear" w:color="auto" w:fill="auto"/>
             <w:noWrap/>
             <w:vAlign w:val="center"/>
           </w:tcPr>
@@ -6604,7 +6502,6 @@
                 <w:sz w:val="20"/>
                 <w:szCs w:val="20"/>
                 <w:u w:val="none"/>
-                <w:bdr w:val="none" w:color="auto" w:sz="0" w:space="0"/>
                 <w:lang w:val="en-US" w:eastAsia="zh-CN" w:bidi="ar"/>
                 <w14:ligatures w14:val="standardContextual"/>
               </w:rPr>
@@ -6621,7 +6518,7 @@
               <w:bottom w:val="single" w:color="auto" w:sz="4" w:space="0"/>
               <w:right w:val="single" w:color="auto" w:sz="4" w:space="0"/>
             </w:tcBorders>
-            <w:shd w:val="clear"/>
+            <w:shd w:val="clear" w:color="auto" w:fill="auto"/>
             <w:noWrap/>
             <w:vAlign w:val="center"/>
           </w:tcPr>
@@ -6653,7 +6550,6 @@
                 <w:sz w:val="20"/>
                 <w:szCs w:val="20"/>
                 <w:u w:val="none"/>
-                <w:bdr w:val="none" w:color="auto" w:sz="0" w:space="0"/>
                 <w:lang w:val="en-US" w:eastAsia="zh-CN" w:bidi="ar"/>
                 <w14:ligatures w14:val="standardContextual"/>
               </w:rPr>
@@ -6670,7 +6566,7 @@
               <w:bottom w:val="single" w:color="auto" w:sz="4" w:space="0"/>
               <w:right w:val="single" w:color="auto" w:sz="4" w:space="0"/>
             </w:tcBorders>
-            <w:shd w:val="clear"/>
+            <w:shd w:val="clear" w:color="auto" w:fill="auto"/>
             <w:noWrap/>
             <w:vAlign w:val="center"/>
           </w:tcPr>
@@ -6702,7 +6598,6 @@
                 <w:sz w:val="20"/>
                 <w:szCs w:val="20"/>
                 <w:u w:val="none"/>
-                <w:bdr w:val="none" w:color="auto" w:sz="0" w:space="0"/>
                 <w:lang w:val="en-US" w:eastAsia="zh-CN" w:bidi="ar"/>
                 <w14:ligatures w14:val="standardContextual"/>
               </w:rPr>
@@ -6719,7 +6614,7 @@
               <w:bottom w:val="single" w:color="auto" w:sz="4" w:space="0"/>
               <w:right w:val="single" w:color="auto" w:sz="4" w:space="0"/>
             </w:tcBorders>
-            <w:shd w:val="clear"/>
+            <w:shd w:val="clear" w:color="auto" w:fill="auto"/>
             <w:noWrap/>
             <w:vAlign w:val="center"/>
           </w:tcPr>
@@ -6751,7 +6646,6 @@
                 <w:sz w:val="20"/>
                 <w:szCs w:val="20"/>
                 <w:u w:val="none"/>
-                <w:bdr w:val="none" w:color="auto" w:sz="0" w:space="0"/>
                 <w:lang w:val="en-US" w:eastAsia="zh-CN" w:bidi="ar"/>
                 <w14:ligatures w14:val="standardContextual"/>
               </w:rPr>
@@ -6768,7 +6662,7 @@
               <w:bottom w:val="single" w:color="auto" w:sz="4" w:space="0"/>
               <w:right w:val="single" w:color="auto" w:sz="4" w:space="0"/>
             </w:tcBorders>
-            <w:shd w:val="clear"/>
+            <w:shd w:val="clear" w:color="auto" w:fill="auto"/>
             <w:noWrap/>
             <w:vAlign w:val="center"/>
           </w:tcPr>
@@ -6800,7 +6694,6 @@
                 <w:sz w:val="20"/>
                 <w:szCs w:val="20"/>
                 <w:u w:val="none"/>
-                <w:bdr w:val="none" w:color="auto" w:sz="0" w:space="0"/>
                 <w:lang w:val="en-US" w:eastAsia="zh-CN" w:bidi="ar"/>
                 <w14:ligatures w14:val="standardContextual"/>
               </w:rPr>
@@ -6817,7 +6710,7 @@
               <w:bottom w:val="single" w:color="auto" w:sz="4" w:space="0"/>
               <w:right w:val="single" w:color="auto" w:sz="4" w:space="0"/>
             </w:tcBorders>
-            <w:shd w:val="clear"/>
+            <w:shd w:val="clear" w:color="auto" w:fill="auto"/>
             <w:noWrap/>
             <w:vAlign w:val="center"/>
           </w:tcPr>
@@ -6849,7 +6742,6 @@
                 <w:sz w:val="20"/>
                 <w:szCs w:val="20"/>
                 <w:u w:val="none"/>
-                <w:bdr w:val="none" w:color="auto" w:sz="0" w:space="0"/>
                 <w:lang w:val="en-US" w:eastAsia="zh-CN" w:bidi="ar"/>
                 <w14:ligatures w14:val="standardContextual"/>
               </w:rPr>
@@ -6866,7 +6758,7 @@
               <w:bottom w:val="single" w:color="auto" w:sz="4" w:space="0"/>
               <w:right w:val="single" w:color="auto" w:sz="4" w:space="0"/>
             </w:tcBorders>
-            <w:shd w:val="clear"/>
+            <w:shd w:val="clear" w:color="auto" w:fill="auto"/>
             <w:noWrap/>
             <w:vAlign w:val="center"/>
           </w:tcPr>
@@ -6898,7 +6790,6 @@
                 <w:sz w:val="20"/>
                 <w:szCs w:val="20"/>
                 <w:u w:val="none"/>
-                <w:bdr w:val="none" w:color="auto" w:sz="0" w:space="0"/>
                 <w:lang w:val="en-US" w:eastAsia="zh-CN" w:bidi="ar"/>
                 <w14:ligatures w14:val="standardContextual"/>
               </w:rPr>
@@ -6917,7 +6808,7 @@
             <w:insideH w:val="none" w:color="auto" w:sz="0" w:space="0"/>
             <w:insideV w:val="none" w:color="auto" w:sz="0" w:space="0"/>
           </w:tblBorders>
-          <w:shd w:val="clear"/>
+          <w:shd w:val="clear" w:color="auto" w:fill="auto"/>
           <w:tblCellMar>
             <w:top w:w="0" w:type="dxa"/>
             <w:left w:w="108" w:type="dxa"/>
@@ -6937,7 +6828,7 @@
               <w:bottom w:val="single" w:color="auto" w:sz="4" w:space="0"/>
               <w:right w:val="single" w:color="auto" w:sz="4" w:space="0"/>
             </w:tcBorders>
-            <w:shd w:val="clear"/>
+            <w:shd w:val="clear" w:color="auto" w:fill="auto"/>
             <w:noWrap/>
             <w:vAlign w:val="center"/>
           </w:tcPr>
@@ -6969,7 +6860,6 @@
                 <w:sz w:val="20"/>
                 <w:szCs w:val="20"/>
                 <w:u w:val="none"/>
-                <w:bdr w:val="none" w:color="auto" w:sz="0" w:space="0"/>
                 <w:lang w:val="en-US" w:eastAsia="zh-CN" w:bidi="ar"/>
                 <w14:ligatures w14:val="standardContextual"/>
               </w:rPr>
@@ -6986,7 +6876,7 @@
               <w:bottom w:val="single" w:color="auto" w:sz="4" w:space="0"/>
               <w:right w:val="single" w:color="auto" w:sz="4" w:space="0"/>
             </w:tcBorders>
-            <w:shd w:val="clear"/>
+            <w:shd w:val="clear" w:color="auto" w:fill="auto"/>
             <w:noWrap/>
             <w:vAlign w:val="center"/>
           </w:tcPr>
@@ -7018,7 +6908,6 @@
                 <w:sz w:val="20"/>
                 <w:szCs w:val="20"/>
                 <w:u w:val="none"/>
-                <w:bdr w:val="none" w:color="auto" w:sz="0" w:space="0"/>
                 <w:lang w:val="en-US" w:eastAsia="zh-CN" w:bidi="ar"/>
                 <w14:ligatures w14:val="standardContextual"/>
               </w:rPr>
@@ -7035,7 +6924,7 @@
               <w:bottom w:val="single" w:color="auto" w:sz="4" w:space="0"/>
               <w:right w:val="single" w:color="auto" w:sz="4" w:space="0"/>
             </w:tcBorders>
-            <w:shd w:val="clear"/>
+            <w:shd w:val="clear" w:color="auto" w:fill="auto"/>
             <w:noWrap/>
             <w:vAlign w:val="center"/>
           </w:tcPr>
@@ -7067,7 +6956,6 @@
                 <w:sz w:val="20"/>
                 <w:szCs w:val="20"/>
                 <w:u w:val="none"/>
-                <w:bdr w:val="none" w:color="auto" w:sz="0" w:space="0"/>
                 <w:lang w:val="en-US" w:eastAsia="zh-CN" w:bidi="ar"/>
                 <w14:ligatures w14:val="standardContextual"/>
               </w:rPr>
@@ -7084,7 +6972,7 @@
               <w:bottom w:val="single" w:color="auto" w:sz="4" w:space="0"/>
               <w:right w:val="single" w:color="auto" w:sz="4" w:space="0"/>
             </w:tcBorders>
-            <w:shd w:val="clear"/>
+            <w:shd w:val="clear" w:color="auto" w:fill="auto"/>
             <w:noWrap/>
             <w:vAlign w:val="center"/>
           </w:tcPr>
@@ -7116,7 +7004,6 @@
                 <w:sz w:val="20"/>
                 <w:szCs w:val="20"/>
                 <w:u w:val="none"/>
-                <w:bdr w:val="none" w:color="auto" w:sz="0" w:space="0"/>
                 <w:lang w:val="en-US" w:eastAsia="zh-CN" w:bidi="ar"/>
                 <w14:ligatures w14:val="standardContextual"/>
               </w:rPr>
@@ -7133,7 +7020,7 @@
               <w:bottom w:val="single" w:color="auto" w:sz="4" w:space="0"/>
               <w:right w:val="single" w:color="auto" w:sz="4" w:space="0"/>
             </w:tcBorders>
-            <w:shd w:val="clear"/>
+            <w:shd w:val="clear" w:color="auto" w:fill="auto"/>
             <w:noWrap/>
             <w:vAlign w:val="center"/>
           </w:tcPr>
@@ -7165,7 +7052,6 @@
                 <w:sz w:val="20"/>
                 <w:szCs w:val="20"/>
                 <w:u w:val="none"/>
-                <w:bdr w:val="none" w:color="auto" w:sz="0" w:space="0"/>
                 <w:lang w:val="en-US" w:eastAsia="zh-CN" w:bidi="ar"/>
                 <w14:ligatures w14:val="standardContextual"/>
               </w:rPr>
@@ -7182,7 +7068,7 @@
               <w:bottom w:val="single" w:color="auto" w:sz="4" w:space="0"/>
               <w:right w:val="single" w:color="auto" w:sz="4" w:space="0"/>
             </w:tcBorders>
-            <w:shd w:val="clear"/>
+            <w:shd w:val="clear" w:color="auto" w:fill="auto"/>
             <w:noWrap/>
             <w:vAlign w:val="center"/>
           </w:tcPr>
@@ -7214,7 +7100,6 @@
                 <w:sz w:val="20"/>
                 <w:szCs w:val="20"/>
                 <w:u w:val="none"/>
-                <w:bdr w:val="none" w:color="auto" w:sz="0" w:space="0"/>
                 <w:lang w:val="en-US" w:eastAsia="zh-CN" w:bidi="ar"/>
                 <w14:ligatures w14:val="standardContextual"/>
               </w:rPr>
@@ -7231,7 +7116,7 @@
               <w:bottom w:val="single" w:color="auto" w:sz="4" w:space="0"/>
               <w:right w:val="single" w:color="auto" w:sz="4" w:space="0"/>
             </w:tcBorders>
-            <w:shd w:val="clear"/>
+            <w:shd w:val="clear" w:color="auto" w:fill="auto"/>
             <w:noWrap/>
             <w:vAlign w:val="center"/>
           </w:tcPr>
@@ -7263,7 +7148,6 @@
                 <w:sz w:val="20"/>
                 <w:szCs w:val="20"/>
                 <w:u w:val="none"/>
-                <w:bdr w:val="none" w:color="auto" w:sz="0" w:space="0"/>
                 <w:lang w:val="en-US" w:eastAsia="zh-CN" w:bidi="ar"/>
                 <w14:ligatures w14:val="standardContextual"/>
               </w:rPr>
@@ -7280,7 +7164,7 @@
               <w:bottom w:val="single" w:color="auto" w:sz="4" w:space="0"/>
               <w:right w:val="single" w:color="auto" w:sz="4" w:space="0"/>
             </w:tcBorders>
-            <w:shd w:val="clear"/>
+            <w:shd w:val="clear" w:color="auto" w:fill="auto"/>
             <w:noWrap/>
             <w:vAlign w:val="center"/>
           </w:tcPr>
@@ -7312,7 +7196,6 @@
                 <w:sz w:val="20"/>
                 <w:szCs w:val="20"/>
                 <w:u w:val="none"/>
-                <w:bdr w:val="none" w:color="auto" w:sz="0" w:space="0"/>
                 <w:lang w:val="en-US" w:eastAsia="zh-CN" w:bidi="ar"/>
                 <w14:ligatures w14:val="standardContextual"/>
               </w:rPr>
@@ -7329,7 +7212,7 @@
               <w:bottom w:val="single" w:color="auto" w:sz="4" w:space="0"/>
               <w:right w:val="single" w:color="auto" w:sz="4" w:space="0"/>
             </w:tcBorders>
-            <w:shd w:val="clear"/>
+            <w:shd w:val="clear" w:color="auto" w:fill="auto"/>
             <w:noWrap/>
             <w:vAlign w:val="center"/>
           </w:tcPr>
@@ -7361,7 +7244,6 @@
                 <w:sz w:val="20"/>
                 <w:szCs w:val="20"/>
                 <w:u w:val="none"/>
-                <w:bdr w:val="none" w:color="auto" w:sz="0" w:space="0"/>
                 <w:lang w:val="en-US" w:eastAsia="zh-CN" w:bidi="ar"/>
                 <w14:ligatures w14:val="standardContextual"/>
               </w:rPr>
@@ -7378,7 +7260,7 @@
               <w:bottom w:val="single" w:color="auto" w:sz="4" w:space="0"/>
               <w:right w:val="single" w:color="auto" w:sz="4" w:space="0"/>
             </w:tcBorders>
-            <w:shd w:val="clear"/>
+            <w:shd w:val="clear" w:color="auto" w:fill="auto"/>
             <w:noWrap/>
             <w:vAlign w:val="center"/>
           </w:tcPr>
@@ -7410,7 +7292,6 @@
                 <w:sz w:val="20"/>
                 <w:szCs w:val="20"/>
                 <w:u w:val="none"/>
-                <w:bdr w:val="none" w:color="auto" w:sz="0" w:space="0"/>
                 <w:lang w:val="en-US" w:eastAsia="zh-CN" w:bidi="ar"/>
                 <w14:ligatures w14:val="standardContextual"/>
               </w:rPr>
@@ -7429,7 +7310,7 @@
             <w:insideH w:val="none" w:color="auto" w:sz="0" w:space="0"/>
             <w:insideV w:val="none" w:color="auto" w:sz="0" w:space="0"/>
           </w:tblBorders>
-          <w:shd w:val="clear"/>
+          <w:shd w:val="clear" w:color="auto" w:fill="auto"/>
           <w:tblCellMar>
             <w:top w:w="0" w:type="dxa"/>
             <w:left w:w="108" w:type="dxa"/>
@@ -7449,7 +7330,7 @@
               <w:bottom w:val="single" w:color="auto" w:sz="4" w:space="0"/>
               <w:right w:val="single" w:color="auto" w:sz="4" w:space="0"/>
             </w:tcBorders>
-            <w:shd w:val="clear"/>
+            <w:shd w:val="clear" w:color="auto" w:fill="auto"/>
             <w:noWrap/>
             <w:vAlign w:val="center"/>
           </w:tcPr>
@@ -7481,7 +7362,6 @@
                 <w:sz w:val="20"/>
                 <w:szCs w:val="20"/>
                 <w:u w:val="none"/>
-                <w:bdr w:val="none" w:color="auto" w:sz="0" w:space="0"/>
                 <w:lang w:val="en-US" w:eastAsia="zh-CN" w:bidi="ar"/>
                 <w14:ligatures w14:val="standardContextual"/>
               </w:rPr>
@@ -7498,7 +7378,7 @@
               <w:bottom w:val="single" w:color="auto" w:sz="4" w:space="0"/>
               <w:right w:val="single" w:color="auto" w:sz="4" w:space="0"/>
             </w:tcBorders>
-            <w:shd w:val="clear"/>
+            <w:shd w:val="clear" w:color="auto" w:fill="auto"/>
             <w:noWrap/>
             <w:vAlign w:val="center"/>
           </w:tcPr>
@@ -7530,7 +7410,6 @@
                 <w:sz w:val="20"/>
                 <w:szCs w:val="20"/>
                 <w:u w:val="none"/>
-                <w:bdr w:val="none" w:color="auto" w:sz="0" w:space="0"/>
                 <w:lang w:val="en-US" w:eastAsia="zh-CN" w:bidi="ar"/>
                 <w14:ligatures w14:val="standardContextual"/>
               </w:rPr>
@@ -7547,7 +7426,7 @@
               <w:bottom w:val="single" w:color="auto" w:sz="4" w:space="0"/>
               <w:right w:val="single" w:color="auto" w:sz="4" w:space="0"/>
             </w:tcBorders>
-            <w:shd w:val="clear"/>
+            <w:shd w:val="clear" w:color="auto" w:fill="auto"/>
             <w:noWrap/>
             <w:vAlign w:val="center"/>
           </w:tcPr>
@@ -7579,7 +7458,6 @@
                 <w:sz w:val="20"/>
                 <w:szCs w:val="20"/>
                 <w:u w:val="none"/>
-                <w:bdr w:val="none" w:color="auto" w:sz="0" w:space="0"/>
                 <w:lang w:val="en-US" w:eastAsia="zh-CN" w:bidi="ar"/>
                 <w14:ligatures w14:val="standardContextual"/>
               </w:rPr>
@@ -7596,7 +7474,7 @@
               <w:bottom w:val="single" w:color="auto" w:sz="4" w:space="0"/>
               <w:right w:val="single" w:color="auto" w:sz="4" w:space="0"/>
             </w:tcBorders>
-            <w:shd w:val="clear"/>
+            <w:shd w:val="clear" w:color="auto" w:fill="auto"/>
             <w:noWrap/>
             <w:vAlign w:val="center"/>
           </w:tcPr>
@@ -7628,7 +7506,6 @@
                 <w:sz w:val="20"/>
                 <w:szCs w:val="20"/>
                 <w:u w:val="none"/>
-                <w:bdr w:val="none" w:color="auto" w:sz="0" w:space="0"/>
                 <w:lang w:val="en-US" w:eastAsia="zh-CN" w:bidi="ar"/>
                 <w14:ligatures w14:val="standardContextual"/>
               </w:rPr>
@@ -7645,7 +7522,7 @@
               <w:bottom w:val="single" w:color="auto" w:sz="4" w:space="0"/>
               <w:right w:val="single" w:color="auto" w:sz="4" w:space="0"/>
             </w:tcBorders>
-            <w:shd w:val="clear"/>
+            <w:shd w:val="clear" w:color="auto" w:fill="auto"/>
             <w:noWrap/>
             <w:vAlign w:val="center"/>
           </w:tcPr>
@@ -7677,7 +7554,6 @@
                 <w:sz w:val="20"/>
                 <w:szCs w:val="20"/>
                 <w:u w:val="none"/>
-                <w:bdr w:val="none" w:color="auto" w:sz="0" w:space="0"/>
                 <w:lang w:val="en-US" w:eastAsia="zh-CN" w:bidi="ar"/>
                 <w14:ligatures w14:val="standardContextual"/>
               </w:rPr>
@@ -7694,7 +7570,7 @@
               <w:bottom w:val="single" w:color="auto" w:sz="4" w:space="0"/>
               <w:right w:val="single" w:color="auto" w:sz="4" w:space="0"/>
             </w:tcBorders>
-            <w:shd w:val="clear"/>
+            <w:shd w:val="clear" w:color="auto" w:fill="auto"/>
             <w:noWrap/>
             <w:vAlign w:val="center"/>
           </w:tcPr>
@@ -7726,7 +7602,6 @@
                 <w:sz w:val="20"/>
                 <w:szCs w:val="20"/>
                 <w:u w:val="none"/>
-                <w:bdr w:val="none" w:color="auto" w:sz="0" w:space="0"/>
                 <w:lang w:val="en-US" w:eastAsia="zh-CN" w:bidi="ar"/>
                 <w14:ligatures w14:val="standardContextual"/>
               </w:rPr>
@@ -7743,7 +7618,7 @@
               <w:bottom w:val="single" w:color="auto" w:sz="4" w:space="0"/>
               <w:right w:val="single" w:color="auto" w:sz="4" w:space="0"/>
             </w:tcBorders>
-            <w:shd w:val="clear"/>
+            <w:shd w:val="clear" w:color="auto" w:fill="auto"/>
             <w:noWrap/>
             <w:vAlign w:val="center"/>
           </w:tcPr>
@@ -7775,7 +7650,6 @@
                 <w:sz w:val="20"/>
                 <w:szCs w:val="20"/>
                 <w:u w:val="none"/>
-                <w:bdr w:val="none" w:color="auto" w:sz="0" w:space="0"/>
                 <w:lang w:val="en-US" w:eastAsia="zh-CN" w:bidi="ar"/>
                 <w14:ligatures w14:val="standardContextual"/>
               </w:rPr>
@@ -7792,7 +7666,7 @@
               <w:bottom w:val="single" w:color="auto" w:sz="4" w:space="0"/>
               <w:right w:val="single" w:color="auto" w:sz="4" w:space="0"/>
             </w:tcBorders>
-            <w:shd w:val="clear"/>
+            <w:shd w:val="clear" w:color="auto" w:fill="auto"/>
             <w:noWrap/>
             <w:vAlign w:val="center"/>
           </w:tcPr>
@@ -7824,7 +7698,6 @@
                 <w:sz w:val="20"/>
                 <w:szCs w:val="20"/>
                 <w:u w:val="none"/>
-                <w:bdr w:val="none" w:color="auto" w:sz="0" w:space="0"/>
                 <w:lang w:val="en-US" w:eastAsia="zh-CN" w:bidi="ar"/>
                 <w14:ligatures w14:val="standardContextual"/>
               </w:rPr>
@@ -7841,7 +7714,7 @@
               <w:bottom w:val="single" w:color="auto" w:sz="4" w:space="0"/>
               <w:right w:val="single" w:color="auto" w:sz="4" w:space="0"/>
             </w:tcBorders>
-            <w:shd w:val="clear"/>
+            <w:shd w:val="clear" w:color="auto" w:fill="auto"/>
             <w:noWrap/>
             <w:vAlign w:val="center"/>
           </w:tcPr>
@@ -7873,7 +7746,6 @@
                 <w:sz w:val="20"/>
                 <w:szCs w:val="20"/>
                 <w:u w:val="none"/>
-                <w:bdr w:val="none" w:color="auto" w:sz="0" w:space="0"/>
                 <w:lang w:val="en-US" w:eastAsia="zh-CN" w:bidi="ar"/>
                 <w14:ligatures w14:val="standardContextual"/>
               </w:rPr>
@@ -7890,7 +7762,7 @@
               <w:bottom w:val="single" w:color="auto" w:sz="4" w:space="0"/>
               <w:right w:val="single" w:color="auto" w:sz="4" w:space="0"/>
             </w:tcBorders>
-            <w:shd w:val="clear"/>
+            <w:shd w:val="clear" w:color="auto" w:fill="auto"/>
             <w:noWrap/>
             <w:vAlign w:val="center"/>
           </w:tcPr>
@@ -7922,7 +7794,6 @@
                 <w:sz w:val="20"/>
                 <w:szCs w:val="20"/>
                 <w:u w:val="none"/>
-                <w:bdr w:val="none" w:color="auto" w:sz="0" w:space="0"/>
                 <w:lang w:val="en-US" w:eastAsia="zh-CN" w:bidi="ar"/>
                 <w14:ligatures w14:val="standardContextual"/>
               </w:rPr>
@@ -7941,7 +7812,7 @@
             <w:insideH w:val="none" w:color="auto" w:sz="0" w:space="0"/>
             <w:insideV w:val="none" w:color="auto" w:sz="0" w:space="0"/>
           </w:tblBorders>
-          <w:shd w:val="clear"/>
+          <w:shd w:val="clear" w:color="auto" w:fill="auto"/>
           <w:tblCellMar>
             <w:top w:w="0" w:type="dxa"/>
             <w:left w:w="108" w:type="dxa"/>
@@ -7961,7 +7832,7 @@
               <w:bottom w:val="single" w:color="auto" w:sz="4" w:space="0"/>
               <w:right w:val="single" w:color="auto" w:sz="4" w:space="0"/>
             </w:tcBorders>
-            <w:shd w:val="clear"/>
+            <w:shd w:val="clear" w:color="auto" w:fill="auto"/>
             <w:noWrap/>
             <w:vAlign w:val="center"/>
           </w:tcPr>
@@ -7993,7 +7864,6 @@
                 <w:sz w:val="20"/>
                 <w:szCs w:val="20"/>
                 <w:u w:val="none"/>
-                <w:bdr w:val="none" w:color="auto" w:sz="0" w:space="0"/>
                 <w:lang w:val="en-US" w:eastAsia="zh-CN" w:bidi="ar"/>
                 <w14:ligatures w14:val="standardContextual"/>
               </w:rPr>
@@ -8010,7 +7880,7 @@
               <w:bottom w:val="single" w:color="auto" w:sz="4" w:space="0"/>
               <w:right w:val="single" w:color="auto" w:sz="4" w:space="0"/>
             </w:tcBorders>
-            <w:shd w:val="clear"/>
+            <w:shd w:val="clear" w:color="auto" w:fill="auto"/>
             <w:noWrap/>
             <w:vAlign w:val="center"/>
           </w:tcPr>
@@ -8042,7 +7912,6 @@
                 <w:sz w:val="20"/>
                 <w:szCs w:val="20"/>
                 <w:u w:val="none"/>
-                <w:bdr w:val="none" w:color="auto" w:sz="0" w:space="0"/>
                 <w:lang w:val="en-US" w:eastAsia="zh-CN" w:bidi="ar"/>
                 <w14:ligatures w14:val="standardContextual"/>
               </w:rPr>
@@ -8059,7 +7928,7 @@
               <w:bottom w:val="single" w:color="auto" w:sz="4" w:space="0"/>
               <w:right w:val="single" w:color="auto" w:sz="4" w:space="0"/>
             </w:tcBorders>
-            <w:shd w:val="clear"/>
+            <w:shd w:val="clear" w:color="auto" w:fill="auto"/>
             <w:noWrap/>
             <w:vAlign w:val="center"/>
           </w:tcPr>
@@ -8091,7 +7960,6 @@
                 <w:sz w:val="20"/>
                 <w:szCs w:val="20"/>
                 <w:u w:val="none"/>
-                <w:bdr w:val="none" w:color="auto" w:sz="0" w:space="0"/>
                 <w:lang w:val="en-US" w:eastAsia="zh-CN" w:bidi="ar"/>
                 <w14:ligatures w14:val="standardContextual"/>
               </w:rPr>
@@ -8108,7 +7976,7 @@
               <w:bottom w:val="single" w:color="auto" w:sz="4" w:space="0"/>
               <w:right w:val="single" w:color="auto" w:sz="4" w:space="0"/>
             </w:tcBorders>
-            <w:shd w:val="clear"/>
+            <w:shd w:val="clear" w:color="auto" w:fill="auto"/>
             <w:noWrap/>
             <w:vAlign w:val="center"/>
           </w:tcPr>
@@ -8140,7 +8008,6 @@
                 <w:sz w:val="20"/>
                 <w:szCs w:val="20"/>
                 <w:u w:val="none"/>
-                <w:bdr w:val="none" w:color="auto" w:sz="0" w:space="0"/>
                 <w:lang w:val="en-US" w:eastAsia="zh-CN" w:bidi="ar"/>
                 <w14:ligatures w14:val="standardContextual"/>
               </w:rPr>
@@ -8157,7 +8024,7 @@
               <w:bottom w:val="single" w:color="auto" w:sz="4" w:space="0"/>
               <w:right w:val="single" w:color="auto" w:sz="4" w:space="0"/>
             </w:tcBorders>
-            <w:shd w:val="clear"/>
+            <w:shd w:val="clear" w:color="auto" w:fill="auto"/>
             <w:noWrap/>
             <w:vAlign w:val="center"/>
           </w:tcPr>
@@ -8189,7 +8056,6 @@
                 <w:sz w:val="20"/>
                 <w:szCs w:val="20"/>
                 <w:u w:val="none"/>
-                <w:bdr w:val="none" w:color="auto" w:sz="0" w:space="0"/>
                 <w:lang w:val="en-US" w:eastAsia="zh-CN" w:bidi="ar"/>
                 <w14:ligatures w14:val="standardContextual"/>
               </w:rPr>
@@ -8206,7 +8072,7 @@
               <w:bottom w:val="single" w:color="auto" w:sz="4" w:space="0"/>
               <w:right w:val="single" w:color="auto" w:sz="4" w:space="0"/>
             </w:tcBorders>
-            <w:shd w:val="clear"/>
+            <w:shd w:val="clear" w:color="auto" w:fill="auto"/>
             <w:noWrap/>
             <w:vAlign w:val="center"/>
           </w:tcPr>
@@ -8238,7 +8104,6 @@
                 <w:sz w:val="20"/>
                 <w:szCs w:val="20"/>
                 <w:u w:val="none"/>
-                <w:bdr w:val="none" w:color="auto" w:sz="0" w:space="0"/>
                 <w:lang w:val="en-US" w:eastAsia="zh-CN" w:bidi="ar"/>
                 <w14:ligatures w14:val="standardContextual"/>
               </w:rPr>
@@ -8255,7 +8120,7 @@
               <w:bottom w:val="single" w:color="auto" w:sz="4" w:space="0"/>
               <w:right w:val="single" w:color="auto" w:sz="4" w:space="0"/>
             </w:tcBorders>
-            <w:shd w:val="clear"/>
+            <w:shd w:val="clear" w:color="auto" w:fill="auto"/>
             <w:noWrap/>
             <w:vAlign w:val="center"/>
           </w:tcPr>
@@ -8287,7 +8152,6 @@
                 <w:sz w:val="20"/>
                 <w:szCs w:val="20"/>
                 <w:u w:val="none"/>
-                <w:bdr w:val="none" w:color="auto" w:sz="0" w:space="0"/>
                 <w:lang w:val="en-US" w:eastAsia="zh-CN" w:bidi="ar"/>
                 <w14:ligatures w14:val="standardContextual"/>
               </w:rPr>
@@ -8304,7 +8168,7 @@
               <w:bottom w:val="single" w:color="auto" w:sz="4" w:space="0"/>
               <w:right w:val="single" w:color="auto" w:sz="4" w:space="0"/>
             </w:tcBorders>
-            <w:shd w:val="clear"/>
+            <w:shd w:val="clear" w:color="auto" w:fill="auto"/>
             <w:noWrap/>
             <w:vAlign w:val="center"/>
           </w:tcPr>
@@ -8336,7 +8200,6 @@
                 <w:sz w:val="20"/>
                 <w:szCs w:val="20"/>
                 <w:u w:val="none"/>
-                <w:bdr w:val="none" w:color="auto" w:sz="0" w:space="0"/>
                 <w:lang w:val="en-US" w:eastAsia="zh-CN" w:bidi="ar"/>
                 <w14:ligatures w14:val="standardContextual"/>
               </w:rPr>
@@ -8353,7 +8216,7 @@
               <w:bottom w:val="single" w:color="auto" w:sz="4" w:space="0"/>
               <w:right w:val="single" w:color="auto" w:sz="4" w:space="0"/>
             </w:tcBorders>
-            <w:shd w:val="clear"/>
+            <w:shd w:val="clear" w:color="auto" w:fill="auto"/>
             <w:noWrap/>
             <w:vAlign w:val="center"/>
           </w:tcPr>
@@ -8385,7 +8248,6 @@
                 <w:sz w:val="20"/>
                 <w:szCs w:val="20"/>
                 <w:u w:val="none"/>
-                <w:bdr w:val="none" w:color="auto" w:sz="0" w:space="0"/>
                 <w:lang w:val="en-US" w:eastAsia="zh-CN" w:bidi="ar"/>
                 <w14:ligatures w14:val="standardContextual"/>
               </w:rPr>
@@ -8402,7 +8264,7 @@
               <w:bottom w:val="single" w:color="auto" w:sz="4" w:space="0"/>
               <w:right w:val="single" w:color="auto" w:sz="4" w:space="0"/>
             </w:tcBorders>
-            <w:shd w:val="clear"/>
+            <w:shd w:val="clear" w:color="auto" w:fill="auto"/>
             <w:noWrap/>
             <w:vAlign w:val="center"/>
           </w:tcPr>
@@ -8434,7 +8296,6 @@
                 <w:sz w:val="20"/>
                 <w:szCs w:val="20"/>
                 <w:u w:val="none"/>
-                <w:bdr w:val="none" w:color="auto" w:sz="0" w:space="0"/>
                 <w:lang w:val="en-US" w:eastAsia="zh-CN" w:bidi="ar"/>
                 <w14:ligatures w14:val="standardContextual"/>
               </w:rPr>
@@ -8453,7 +8314,7 @@
             <w:insideH w:val="none" w:color="auto" w:sz="0" w:space="0"/>
             <w:insideV w:val="none" w:color="auto" w:sz="0" w:space="0"/>
           </w:tblBorders>
-          <w:shd w:val="clear"/>
+          <w:shd w:val="clear" w:color="auto" w:fill="auto"/>
           <w:tblCellMar>
             <w:top w:w="0" w:type="dxa"/>
             <w:left w:w="108" w:type="dxa"/>
@@ -8473,7 +8334,7 @@
               <w:bottom w:val="single" w:color="auto" w:sz="4" w:space="0"/>
               <w:right w:val="single" w:color="auto" w:sz="4" w:space="0"/>
             </w:tcBorders>
-            <w:shd w:val="clear"/>
+            <w:shd w:val="clear" w:color="auto" w:fill="auto"/>
             <w:noWrap/>
             <w:vAlign w:val="center"/>
           </w:tcPr>
@@ -8505,7 +8366,6 @@
                 <w:sz w:val="20"/>
                 <w:szCs w:val="20"/>
                 <w:u w:val="none"/>
-                <w:bdr w:val="none" w:color="auto" w:sz="0" w:space="0"/>
                 <w:lang w:val="en-US" w:eastAsia="zh-CN" w:bidi="ar"/>
                 <w14:ligatures w14:val="standardContextual"/>
               </w:rPr>
@@ -8522,7 +8382,7 @@
               <w:bottom w:val="single" w:color="auto" w:sz="4" w:space="0"/>
               <w:right w:val="single" w:color="auto" w:sz="4" w:space="0"/>
             </w:tcBorders>
-            <w:shd w:val="clear"/>
+            <w:shd w:val="clear" w:color="auto" w:fill="auto"/>
             <w:noWrap/>
             <w:vAlign w:val="center"/>
           </w:tcPr>
@@ -8554,7 +8414,6 @@
                 <w:sz w:val="20"/>
                 <w:szCs w:val="20"/>
                 <w:u w:val="none"/>
-                <w:bdr w:val="none" w:color="auto" w:sz="0" w:space="0"/>
                 <w:lang w:val="en-US" w:eastAsia="zh-CN" w:bidi="ar"/>
                 <w14:ligatures w14:val="standardContextual"/>
               </w:rPr>
@@ -8571,7 +8430,7 @@
               <w:bottom w:val="single" w:color="auto" w:sz="4" w:space="0"/>
               <w:right w:val="single" w:color="auto" w:sz="4" w:space="0"/>
             </w:tcBorders>
-            <w:shd w:val="clear"/>
+            <w:shd w:val="clear" w:color="auto" w:fill="auto"/>
             <w:noWrap/>
             <w:vAlign w:val="center"/>
           </w:tcPr>
@@ -8603,7 +8462,6 @@
                 <w:sz w:val="20"/>
                 <w:szCs w:val="20"/>
                 <w:u w:val="none"/>
-                <w:bdr w:val="none" w:color="auto" w:sz="0" w:space="0"/>
                 <w:lang w:val="en-US" w:eastAsia="zh-CN" w:bidi="ar"/>
                 <w14:ligatures w14:val="standardContextual"/>
               </w:rPr>
@@ -8620,7 +8478,7 @@
               <w:bottom w:val="single" w:color="auto" w:sz="4" w:space="0"/>
               <w:right w:val="single" w:color="auto" w:sz="4" w:space="0"/>
             </w:tcBorders>
-            <w:shd w:val="clear"/>
+            <w:shd w:val="clear" w:color="auto" w:fill="auto"/>
             <w:noWrap/>
             <w:vAlign w:val="center"/>
           </w:tcPr>
@@ -8652,7 +8510,6 @@
                 <w:sz w:val="20"/>
                 <w:szCs w:val="20"/>
                 <w:u w:val="none"/>
-                <w:bdr w:val="none" w:color="auto" w:sz="0" w:space="0"/>
                 <w:lang w:val="en-US" w:eastAsia="zh-CN" w:bidi="ar"/>
                 <w14:ligatures w14:val="standardContextual"/>
               </w:rPr>
@@ -8669,7 +8526,7 @@
               <w:bottom w:val="single" w:color="auto" w:sz="4" w:space="0"/>
               <w:right w:val="single" w:color="auto" w:sz="4" w:space="0"/>
             </w:tcBorders>
-            <w:shd w:val="clear"/>
+            <w:shd w:val="clear" w:color="auto" w:fill="auto"/>
             <w:noWrap/>
             <w:vAlign w:val="center"/>
           </w:tcPr>
@@ -8701,7 +8558,6 @@
                 <w:sz w:val="20"/>
                 <w:szCs w:val="20"/>
                 <w:u w:val="none"/>
-                <w:bdr w:val="none" w:color="auto" w:sz="0" w:space="0"/>
                 <w:lang w:val="en-US" w:eastAsia="zh-CN" w:bidi="ar"/>
                 <w14:ligatures w14:val="standardContextual"/>
               </w:rPr>
@@ -8718,7 +8574,7 @@
               <w:bottom w:val="single" w:color="auto" w:sz="4" w:space="0"/>
               <w:right w:val="single" w:color="auto" w:sz="4" w:space="0"/>
             </w:tcBorders>
-            <w:shd w:val="clear"/>
+            <w:shd w:val="clear" w:color="auto" w:fill="auto"/>
             <w:noWrap/>
             <w:vAlign w:val="center"/>
           </w:tcPr>
@@ -8750,7 +8606,6 @@
                 <w:sz w:val="20"/>
                 <w:szCs w:val="20"/>
                 <w:u w:val="none"/>
-                <w:bdr w:val="none" w:color="auto" w:sz="0" w:space="0"/>
                 <w:lang w:val="en-US" w:eastAsia="zh-CN" w:bidi="ar"/>
                 <w14:ligatures w14:val="standardContextual"/>
               </w:rPr>
@@ -8767,7 +8622,7 @@
               <w:bottom w:val="single" w:color="auto" w:sz="4" w:space="0"/>
               <w:right w:val="single" w:color="auto" w:sz="4" w:space="0"/>
             </w:tcBorders>
-            <w:shd w:val="clear"/>
+            <w:shd w:val="clear" w:color="auto" w:fill="auto"/>
             <w:noWrap/>
             <w:vAlign w:val="center"/>
           </w:tcPr>
@@ -8799,7 +8654,6 @@
                 <w:sz w:val="20"/>
                 <w:szCs w:val="20"/>
                 <w:u w:val="none"/>
-                <w:bdr w:val="none" w:color="auto" w:sz="0" w:space="0"/>
                 <w:lang w:val="en-US" w:eastAsia="zh-CN" w:bidi="ar"/>
                 <w14:ligatures w14:val="standardContextual"/>
               </w:rPr>
@@ -8816,7 +8670,7 @@
               <w:bottom w:val="single" w:color="auto" w:sz="4" w:space="0"/>
               <w:right w:val="single" w:color="auto" w:sz="4" w:space="0"/>
             </w:tcBorders>
-            <w:shd w:val="clear"/>
+            <w:shd w:val="clear" w:color="auto" w:fill="auto"/>
             <w:noWrap/>
             <w:vAlign w:val="center"/>
           </w:tcPr>
@@ -8848,7 +8702,6 @@
                 <w:sz w:val="20"/>
                 <w:szCs w:val="20"/>
                 <w:u w:val="none"/>
-                <w:bdr w:val="none" w:color="auto" w:sz="0" w:space="0"/>
                 <w:lang w:val="en-US" w:eastAsia="zh-CN" w:bidi="ar"/>
                 <w14:ligatures w14:val="standardContextual"/>
               </w:rPr>
@@ -8865,7 +8718,7 @@
               <w:bottom w:val="single" w:color="auto" w:sz="4" w:space="0"/>
               <w:right w:val="single" w:color="auto" w:sz="4" w:space="0"/>
             </w:tcBorders>
-            <w:shd w:val="clear"/>
+            <w:shd w:val="clear" w:color="auto" w:fill="auto"/>
             <w:noWrap/>
             <w:vAlign w:val="center"/>
           </w:tcPr>
@@ -8897,7 +8750,6 @@
                 <w:sz w:val="20"/>
                 <w:szCs w:val="20"/>
                 <w:u w:val="none"/>
-                <w:bdr w:val="none" w:color="auto" w:sz="0" w:space="0"/>
                 <w:lang w:val="en-US" w:eastAsia="zh-CN" w:bidi="ar"/>
                 <w14:ligatures w14:val="standardContextual"/>
               </w:rPr>
@@ -8914,7 +8766,7 @@
               <w:bottom w:val="single" w:color="auto" w:sz="4" w:space="0"/>
               <w:right w:val="single" w:color="auto" w:sz="4" w:space="0"/>
             </w:tcBorders>
-            <w:shd w:val="clear"/>
+            <w:shd w:val="clear" w:color="auto" w:fill="auto"/>
             <w:noWrap/>
             <w:vAlign w:val="center"/>
           </w:tcPr>
@@ -8946,7 +8798,6 @@
                 <w:sz w:val="20"/>
                 <w:szCs w:val="20"/>
                 <w:u w:val="none"/>
-                <w:bdr w:val="none" w:color="auto" w:sz="0" w:space="0"/>
                 <w:lang w:val="en-US" w:eastAsia="zh-CN" w:bidi="ar"/>
                 <w14:ligatures w14:val="standardContextual"/>
               </w:rPr>
@@ -8965,7 +8816,7 @@
             <w:insideH w:val="none" w:color="auto" w:sz="0" w:space="0"/>
             <w:insideV w:val="none" w:color="auto" w:sz="0" w:space="0"/>
           </w:tblBorders>
-          <w:shd w:val="clear"/>
+          <w:shd w:val="clear" w:color="auto" w:fill="auto"/>
           <w:tblCellMar>
             <w:top w:w="0" w:type="dxa"/>
             <w:left w:w="108" w:type="dxa"/>
@@ -8985,7 +8836,7 @@
               <w:bottom w:val="single" w:color="auto" w:sz="4" w:space="0"/>
               <w:right w:val="single" w:color="auto" w:sz="4" w:space="0"/>
             </w:tcBorders>
-            <w:shd w:val="clear"/>
+            <w:shd w:val="clear" w:color="auto" w:fill="auto"/>
             <w:noWrap/>
             <w:vAlign w:val="center"/>
           </w:tcPr>
@@ -9017,7 +8868,6 @@
                 <w:sz w:val="20"/>
                 <w:szCs w:val="20"/>
                 <w:u w:val="none"/>
-                <w:bdr w:val="none" w:color="auto" w:sz="0" w:space="0"/>
                 <w:lang w:val="en-US" w:eastAsia="zh-CN" w:bidi="ar"/>
                 <w14:ligatures w14:val="standardContextual"/>
               </w:rPr>
@@ -9034,7 +8884,7 @@
               <w:bottom w:val="single" w:color="auto" w:sz="4" w:space="0"/>
               <w:right w:val="single" w:color="auto" w:sz="4" w:space="0"/>
             </w:tcBorders>
-            <w:shd w:val="clear"/>
+            <w:shd w:val="clear" w:color="auto" w:fill="auto"/>
             <w:noWrap/>
             <w:vAlign w:val="center"/>
           </w:tcPr>
@@ -9066,7 +8916,6 @@
                 <w:sz w:val="20"/>
                 <w:szCs w:val="20"/>
                 <w:u w:val="none"/>
-                <w:bdr w:val="none" w:color="auto" w:sz="0" w:space="0"/>
                 <w:lang w:val="en-US" w:eastAsia="zh-CN" w:bidi="ar"/>
                 <w14:ligatures w14:val="standardContextual"/>
               </w:rPr>
@@ -9083,7 +8932,7 @@
               <w:bottom w:val="single" w:color="auto" w:sz="4" w:space="0"/>
               <w:right w:val="single" w:color="auto" w:sz="4" w:space="0"/>
             </w:tcBorders>
-            <w:shd w:val="clear"/>
+            <w:shd w:val="clear" w:color="auto" w:fill="auto"/>
             <w:noWrap/>
             <w:vAlign w:val="center"/>
           </w:tcPr>
@@ -9115,7 +8964,6 @@
                 <w:sz w:val="20"/>
                 <w:szCs w:val="20"/>
                 <w:u w:val="none"/>
-                <w:bdr w:val="none" w:color="auto" w:sz="0" w:space="0"/>
                 <w:lang w:val="en-US" w:eastAsia="zh-CN" w:bidi="ar"/>
                 <w14:ligatures w14:val="standardContextual"/>
               </w:rPr>
@@ -9132,7 +8980,7 @@
               <w:bottom w:val="single" w:color="auto" w:sz="4" w:space="0"/>
               <w:right w:val="single" w:color="auto" w:sz="4" w:space="0"/>
             </w:tcBorders>
-            <w:shd w:val="clear"/>
+            <w:shd w:val="clear" w:color="auto" w:fill="auto"/>
             <w:noWrap/>
             <w:vAlign w:val="center"/>
           </w:tcPr>
@@ -9164,7 +9012,6 @@
                 <w:sz w:val="20"/>
                 <w:szCs w:val="20"/>
                 <w:u w:val="none"/>
-                <w:bdr w:val="none" w:color="auto" w:sz="0" w:space="0"/>
                 <w:lang w:val="en-US" w:eastAsia="zh-CN" w:bidi="ar"/>
                 <w14:ligatures w14:val="standardContextual"/>
               </w:rPr>
@@ -9181,7 +9028,7 @@
               <w:bottom w:val="single" w:color="auto" w:sz="4" w:space="0"/>
               <w:right w:val="single" w:color="auto" w:sz="4" w:space="0"/>
             </w:tcBorders>
-            <w:shd w:val="clear"/>
+            <w:shd w:val="clear" w:color="auto" w:fill="auto"/>
             <w:noWrap/>
             <w:vAlign w:val="center"/>
           </w:tcPr>
@@ -9213,7 +9060,6 @@
                 <w:sz w:val="20"/>
                 <w:szCs w:val="20"/>
                 <w:u w:val="none"/>
-                <w:bdr w:val="none" w:color="auto" w:sz="0" w:space="0"/>
                 <w:lang w:val="en-US" w:eastAsia="zh-CN" w:bidi="ar"/>
                 <w14:ligatures w14:val="standardContextual"/>
               </w:rPr>
@@ -9230,7 +9076,7 @@
               <w:bottom w:val="single" w:color="auto" w:sz="4" w:space="0"/>
               <w:right w:val="single" w:color="auto" w:sz="4" w:space="0"/>
             </w:tcBorders>
-            <w:shd w:val="clear"/>
+            <w:shd w:val="clear" w:color="auto" w:fill="auto"/>
             <w:noWrap/>
             <w:vAlign w:val="center"/>
           </w:tcPr>
@@ -9262,7 +9108,6 @@
                 <w:sz w:val="20"/>
                 <w:szCs w:val="20"/>
                 <w:u w:val="none"/>
-                <w:bdr w:val="none" w:color="auto" w:sz="0" w:space="0"/>
                 <w:lang w:val="en-US" w:eastAsia="zh-CN" w:bidi="ar"/>
                 <w14:ligatures w14:val="standardContextual"/>
               </w:rPr>
@@ -9279,7 +9124,7 @@
               <w:bottom w:val="single" w:color="auto" w:sz="4" w:space="0"/>
               <w:right w:val="single" w:color="auto" w:sz="4" w:space="0"/>
             </w:tcBorders>
-            <w:shd w:val="clear"/>
+            <w:shd w:val="clear" w:color="auto" w:fill="auto"/>
             <w:noWrap/>
             <w:vAlign w:val="center"/>
           </w:tcPr>
@@ -9311,7 +9156,6 @@
                 <w:sz w:val="20"/>
                 <w:szCs w:val="20"/>
                 <w:u w:val="none"/>
-                <w:bdr w:val="none" w:color="auto" w:sz="0" w:space="0"/>
                 <w:lang w:val="en-US" w:eastAsia="zh-CN" w:bidi="ar"/>
                 <w14:ligatures w14:val="standardContextual"/>
               </w:rPr>
@@ -9328,7 +9172,7 @@
               <w:bottom w:val="single" w:color="auto" w:sz="4" w:space="0"/>
               <w:right w:val="single" w:color="auto" w:sz="4" w:space="0"/>
             </w:tcBorders>
-            <w:shd w:val="clear"/>
+            <w:shd w:val="clear" w:color="auto" w:fill="auto"/>
             <w:noWrap/>
             <w:vAlign w:val="center"/>
           </w:tcPr>
@@ -9360,7 +9204,6 @@
                 <w:sz w:val="20"/>
                 <w:szCs w:val="20"/>
                 <w:u w:val="none"/>
-                <w:bdr w:val="none" w:color="auto" w:sz="0" w:space="0"/>
                 <w:lang w:val="en-US" w:eastAsia="zh-CN" w:bidi="ar"/>
                 <w14:ligatures w14:val="standardContextual"/>
               </w:rPr>
@@ -9377,7 +9220,7 @@
               <w:bottom w:val="single" w:color="auto" w:sz="4" w:space="0"/>
               <w:right w:val="single" w:color="auto" w:sz="4" w:space="0"/>
             </w:tcBorders>
-            <w:shd w:val="clear"/>
+            <w:shd w:val="clear" w:color="auto" w:fill="auto"/>
             <w:noWrap/>
             <w:vAlign w:val="center"/>
           </w:tcPr>
@@ -9409,7 +9252,6 @@
                 <w:sz w:val="20"/>
                 <w:szCs w:val="20"/>
                 <w:u w:val="none"/>
-                <w:bdr w:val="none" w:color="auto" w:sz="0" w:space="0"/>
                 <w:lang w:val="en-US" w:eastAsia="zh-CN" w:bidi="ar"/>
                 <w14:ligatures w14:val="standardContextual"/>
               </w:rPr>
@@ -9426,7 +9268,7 @@
               <w:bottom w:val="single" w:color="auto" w:sz="4" w:space="0"/>
               <w:right w:val="single" w:color="auto" w:sz="4" w:space="0"/>
             </w:tcBorders>
-            <w:shd w:val="clear"/>
+            <w:shd w:val="clear" w:color="auto" w:fill="auto"/>
             <w:noWrap/>
             <w:vAlign w:val="center"/>
           </w:tcPr>
@@ -9458,7 +9300,6 @@
                 <w:sz w:val="20"/>
                 <w:szCs w:val="20"/>
                 <w:u w:val="none"/>
-                <w:bdr w:val="none" w:color="auto" w:sz="0" w:space="0"/>
                 <w:lang w:val="en-US" w:eastAsia="zh-CN" w:bidi="ar"/>
                 <w14:ligatures w14:val="standardContextual"/>
               </w:rPr>
@@ -9770,7 +9611,7 @@
           <w:rFonts w:ascii="Times New Roman" w:hAnsi="Times New Roman" w:eastAsia="Times New Roman" w:cs="Times New Roman"/>
           <w:sz w:val="28"/>
           <w:szCs w:val="28"/>
-          <w:u w:val="single"/>
+          <w:u w:val="none"/>
         </w:rPr>
       </w:pPr>
       <w:r>
@@ -9778,9 +9619,117 @@
           <w:rFonts w:ascii="Times New Roman" w:hAnsi="Times New Roman" w:eastAsia="Times New Roman" w:cs="Times New Roman"/>
           <w:sz w:val="28"/>
           <w:szCs w:val="28"/>
-          <w:u w:val="single"/>
-        </w:rPr>
-        <w:t>Гистограмма распределения цен и диаграмма размаха цен представлены в Приложениях А и В соответственно; гистограмма распределения общей площади и диаграмма размаха общей площади — в Приложениях Б и Г.</w:t>
+          <w:u w:val="none"/>
+        </w:rPr>
+        <w:t xml:space="preserve">Гистограмма распределения цен и диаграмма размаха цен представлены в </w:t>
+      </w:r>
+      <w:r>
+        <w:rPr>
+          <w:rFonts w:ascii="Times New Roman" w:hAnsi="Times New Roman" w:eastAsia="Times New Roman" w:cs="Times New Roman"/>
+          <w:sz w:val="28"/>
+          <w:szCs w:val="28"/>
+          <w:u w:val="none"/>
+        </w:rPr>
+        <w:fldChar w:fldCharType="begin"/>
+      </w:r>
+      <w:r>
+        <w:rPr>
+          <w:rFonts w:ascii="Times New Roman" w:hAnsi="Times New Roman" w:eastAsia="Times New Roman" w:cs="Times New Roman"/>
+          <w:sz w:val="28"/>
+          <w:szCs w:val="28"/>
+          <w:u w:val="none"/>
+        </w:rPr>
+        <w:instrText xml:space="preserve"> HYPERLINK \l "_ПРИЛОЖЕНИЕ А − ГИСТОГРАММА РАСПРЕДЕЛЕНИЯ ЦЕН" </w:instrText>
+      </w:r>
+      <w:r>
+        <w:rPr>
+          <w:rFonts w:ascii="Times New Roman" w:hAnsi="Times New Roman" w:eastAsia="Times New Roman" w:cs="Times New Roman"/>
+          <w:sz w:val="28"/>
+          <w:szCs w:val="28"/>
+          <w:u w:val="none"/>
+        </w:rPr>
+        <w:fldChar w:fldCharType="separate"/>
+      </w:r>
+      <w:r>
+        <w:rPr>
+          <w:rStyle w:val="6"/>
+          <w:rFonts w:ascii="Times New Roman" w:hAnsi="Times New Roman" w:eastAsia="Times New Roman" w:cs="Times New Roman"/>
+          <w:sz w:val="28"/>
+          <w:szCs w:val="28"/>
+        </w:rPr>
+        <w:t>Приложениях А и В</w:t>
+      </w:r>
+      <w:r>
+        <w:rPr>
+          <w:rFonts w:ascii="Times New Roman" w:hAnsi="Times New Roman" w:eastAsia="Times New Roman" w:cs="Times New Roman"/>
+          <w:sz w:val="28"/>
+          <w:szCs w:val="28"/>
+          <w:u w:val="none"/>
+        </w:rPr>
+        <w:fldChar w:fldCharType="end"/>
+      </w:r>
+      <w:r>
+        <w:rPr>
+          <w:rFonts w:ascii="Times New Roman" w:hAnsi="Times New Roman" w:eastAsia="Times New Roman" w:cs="Times New Roman"/>
+          <w:sz w:val="28"/>
+          <w:szCs w:val="28"/>
+          <w:u w:val="none"/>
+        </w:rPr>
+        <w:t xml:space="preserve"> соответственно; гистограмма распределения общей площади и диаграмма размаха общей площади — в </w:t>
+      </w:r>
+      <w:r>
+        <w:rPr>
+          <w:rFonts w:ascii="Times New Roman" w:hAnsi="Times New Roman" w:eastAsia="Times New Roman" w:cs="Times New Roman"/>
+          <w:sz w:val="28"/>
+          <w:szCs w:val="28"/>
+          <w:u w:val="none"/>
+        </w:rPr>
+        <w:fldChar w:fldCharType="begin"/>
+      </w:r>
+      <w:r>
+        <w:rPr>
+          <w:rFonts w:ascii="Times New Roman" w:hAnsi="Times New Roman" w:eastAsia="Times New Roman" w:cs="Times New Roman"/>
+          <w:sz w:val="28"/>
+          <w:szCs w:val="28"/>
+          <w:u w:val="none"/>
+        </w:rPr>
+        <w:instrText xml:space="preserve"> HYPERLINK \l "_ПРИЛОЖЕНИЕ Б − ГИСТОГРАММА РАСПРЕДЕЛЕНИЯ ОБЩЕЙ ПЛОЩАДИ" </w:instrText>
+      </w:r>
+      <w:r>
+        <w:rPr>
+          <w:rFonts w:ascii="Times New Roman" w:hAnsi="Times New Roman" w:eastAsia="Times New Roman" w:cs="Times New Roman"/>
+          <w:sz w:val="28"/>
+          <w:szCs w:val="28"/>
+          <w:u w:val="none"/>
+        </w:rPr>
+        <w:fldChar w:fldCharType="separate"/>
+      </w:r>
+      <w:r>
+        <w:rPr>
+          <w:rStyle w:val="6"/>
+          <w:rFonts w:ascii="Times New Roman" w:hAnsi="Times New Roman" w:eastAsia="Times New Roman" w:cs="Times New Roman"/>
+          <w:sz w:val="28"/>
+          <w:szCs w:val="28"/>
+        </w:rPr>
+        <w:t>Приложениях Б и Г</w:t>
+      </w:r>
+      <w:r>
+        <w:rPr>
+          <w:rFonts w:ascii="Times New Roman" w:hAnsi="Times New Roman" w:eastAsia="Times New Roman" w:cs="Times New Roman"/>
+          <w:sz w:val="28"/>
+          <w:szCs w:val="28"/>
+          <w:u w:val="none"/>
+        </w:rPr>
+        <w:fldChar w:fldCharType="end"/>
+      </w:r>
+      <w:r>
+        <w:rPr>
+          <w:rFonts w:ascii="Times New Roman" w:hAnsi="Times New Roman" w:eastAsia="Times New Roman" w:cs="Times New Roman"/>
+          <w:sz w:val="28"/>
+          <w:szCs w:val="28"/>
+          <w:u w:val="none"/>
+        </w:rPr>
+        <w:t>.</w:t>
       </w:r>
     </w:p>
     <w:p>
@@ -9962,7 +9911,7 @@
           <w:szCs w:val="28"/>
         </w:rPr>
       </w:pPr>
-      <w:bookmarkStart w:id="8" w:name="_Toc21525"/>
+      <w:bookmarkStart w:id="9" w:name="_Toc26161"/>
       <w:r>
         <w:rPr>
           <w:rFonts w:hint="default" w:ascii="Times New Roman" w:hAnsi="Times New Roman" w:cs="Times New Roman"/>
@@ -9971,7 +9920,7 @@
         </w:rPr>
         <w:t>КОРРЕЛЯЦИОННЫЙ АНАЛИЗ</w:t>
       </w:r>
-      <w:bookmarkEnd w:id="8"/>
+      <w:bookmarkEnd w:id="9"/>
     </w:p>
     <w:p>
       <w:pPr>
@@ -10006,6 +9955,7 @@
     </w:p>
     <w:tbl>
       <w:tblPr>
+        <w:tblStyle w:val="4"/>
         <w:tblW w:w="5918" w:type="pct"/>
         <w:tblInd w:w="-1068" w:type="dxa"/>
         <w:tblBorders>
@@ -10016,7 +9966,7 @@
           <w:insideH w:val="none" w:color="auto" w:sz="0" w:space="0"/>
           <w:insideV w:val="none" w:color="auto" w:sz="0" w:space="0"/>
         </w:tblBorders>
-        <w:shd w:val="clear"/>
+        <w:shd w:val="clear" w:color="auto" w:fill="auto"/>
         <w:tblLayout w:type="fixed"/>
         <w:tblCellMar>
           <w:top w:w="0" w:type="dxa"/>
@@ -10047,7 +9997,7 @@
             <w:insideH w:val="none" w:color="auto" w:sz="0" w:space="0"/>
             <w:insideV w:val="none" w:color="auto" w:sz="0" w:space="0"/>
           </w:tblBorders>
-          <w:shd w:val="clear"/>
+          <w:shd w:val="clear" w:color="auto" w:fill="auto"/>
           <w:tblCellMar>
             <w:top w:w="0" w:type="dxa"/>
             <w:left w:w="108" w:type="dxa"/>
@@ -10067,7 +10017,7 @@
               <w:bottom w:val="single" w:color="auto" w:sz="4" w:space="0"/>
               <w:right w:val="single" w:color="auto" w:sz="4" w:space="0"/>
             </w:tcBorders>
-            <w:shd w:val="clear"/>
+            <w:shd w:val="clear" w:color="auto" w:fill="auto"/>
             <w:noWrap/>
             <w:vAlign w:val="center"/>
           </w:tcPr>
@@ -10094,7 +10044,7 @@
               <w:bottom w:val="single" w:color="auto" w:sz="4" w:space="0"/>
               <w:right w:val="single" w:color="auto" w:sz="4" w:space="0"/>
             </w:tcBorders>
-            <w:shd w:val="clear"/>
+            <w:shd w:val="clear" w:color="auto" w:fill="auto"/>
             <w:noWrap/>
             <w:vAlign w:val="center"/>
           </w:tcPr>
@@ -10126,7 +10076,6 @@
                 <w:sz w:val="20"/>
                 <w:szCs w:val="20"/>
                 <w:u w:val="none"/>
-                <w:bdr w:val="none" w:color="auto" w:sz="0" w:space="0"/>
                 <w:lang w:val="en-US" w:eastAsia="zh-CN" w:bidi="ar"/>
                 <w14:ligatures w14:val="standardContextual"/>
               </w:rPr>
@@ -10143,7 +10092,7 @@
               <w:bottom w:val="single" w:color="auto" w:sz="4" w:space="0"/>
               <w:right w:val="single" w:color="auto" w:sz="4" w:space="0"/>
             </w:tcBorders>
-            <w:shd w:val="clear"/>
+            <w:shd w:val="clear" w:color="auto" w:fill="auto"/>
             <w:noWrap/>
             <w:vAlign w:val="center"/>
           </w:tcPr>
@@ -10175,7 +10124,6 @@
                 <w:sz w:val="20"/>
                 <w:szCs w:val="20"/>
                 <w:u w:val="none"/>
-                <w:bdr w:val="none" w:color="auto" w:sz="0" w:space="0"/>
                 <w:lang w:val="en-US" w:eastAsia="zh-CN" w:bidi="ar"/>
                 <w14:ligatures w14:val="standardContextual"/>
               </w:rPr>
@@ -10192,7 +10140,7 @@
               <w:bottom w:val="single" w:color="auto" w:sz="4" w:space="0"/>
               <w:right w:val="single" w:color="auto" w:sz="4" w:space="0"/>
             </w:tcBorders>
-            <w:shd w:val="clear"/>
+            <w:shd w:val="clear" w:color="auto" w:fill="auto"/>
             <w:noWrap/>
             <w:vAlign w:val="center"/>
           </w:tcPr>
@@ -10224,7 +10172,6 @@
                 <w:sz w:val="20"/>
                 <w:szCs w:val="20"/>
                 <w:u w:val="none"/>
-                <w:bdr w:val="none" w:color="auto" w:sz="0" w:space="0"/>
                 <w:lang w:val="en-US" w:eastAsia="zh-CN" w:bidi="ar"/>
                 <w14:ligatures w14:val="standardContextual"/>
               </w:rPr>
@@ -10241,7 +10188,7 @@
               <w:bottom w:val="single" w:color="auto" w:sz="4" w:space="0"/>
               <w:right w:val="single" w:color="auto" w:sz="4" w:space="0"/>
             </w:tcBorders>
-            <w:shd w:val="clear"/>
+            <w:shd w:val="clear" w:color="auto" w:fill="auto"/>
             <w:noWrap/>
             <w:vAlign w:val="center"/>
           </w:tcPr>
@@ -10273,7 +10220,6 @@
                 <w:sz w:val="20"/>
                 <w:szCs w:val="20"/>
                 <w:u w:val="none"/>
-                <w:bdr w:val="none" w:color="auto" w:sz="0" w:space="0"/>
                 <w:lang w:val="en-US" w:eastAsia="zh-CN" w:bidi="ar"/>
                 <w14:ligatures w14:val="standardContextual"/>
               </w:rPr>
@@ -10290,7 +10236,7 @@
               <w:bottom w:val="single" w:color="auto" w:sz="4" w:space="0"/>
               <w:right w:val="single" w:color="auto" w:sz="4" w:space="0"/>
             </w:tcBorders>
-            <w:shd w:val="clear"/>
+            <w:shd w:val="clear" w:color="auto" w:fill="auto"/>
             <w:noWrap/>
             <w:vAlign w:val="center"/>
           </w:tcPr>
@@ -10322,7 +10268,6 @@
                 <w:sz w:val="20"/>
                 <w:szCs w:val="20"/>
                 <w:u w:val="none"/>
-                <w:bdr w:val="none" w:color="auto" w:sz="0" w:space="0"/>
                 <w:lang w:val="en-US" w:eastAsia="zh-CN" w:bidi="ar"/>
                 <w14:ligatures w14:val="standardContextual"/>
               </w:rPr>
@@ -10339,7 +10284,7 @@
               <w:bottom w:val="single" w:color="auto" w:sz="4" w:space="0"/>
               <w:right w:val="single" w:color="auto" w:sz="4" w:space="0"/>
             </w:tcBorders>
-            <w:shd w:val="clear"/>
+            <w:shd w:val="clear" w:color="auto" w:fill="auto"/>
             <w:noWrap/>
             <w:vAlign w:val="center"/>
           </w:tcPr>
@@ -10371,7 +10316,6 @@
                 <w:sz w:val="20"/>
                 <w:szCs w:val="20"/>
                 <w:u w:val="none"/>
-                <w:bdr w:val="none" w:color="auto" w:sz="0" w:space="0"/>
                 <w:lang w:val="en-US" w:eastAsia="zh-CN" w:bidi="ar"/>
                 <w14:ligatures w14:val="standardContextual"/>
               </w:rPr>
@@ -10388,7 +10332,7 @@
               <w:bottom w:val="single" w:color="auto" w:sz="4" w:space="0"/>
               <w:right w:val="single" w:color="auto" w:sz="4" w:space="0"/>
             </w:tcBorders>
-            <w:shd w:val="clear"/>
+            <w:shd w:val="clear" w:color="auto" w:fill="auto"/>
             <w:noWrap/>
             <w:vAlign w:val="center"/>
           </w:tcPr>
@@ -10420,7 +10364,6 @@
                 <w:sz w:val="20"/>
                 <w:szCs w:val="20"/>
                 <w:u w:val="none"/>
-                <w:bdr w:val="none" w:color="auto" w:sz="0" w:space="0"/>
                 <w:lang w:val="en-US" w:eastAsia="zh-CN" w:bidi="ar"/>
                 <w14:ligatures w14:val="standardContextual"/>
               </w:rPr>
@@ -10437,7 +10380,7 @@
               <w:bottom w:val="single" w:color="auto" w:sz="4" w:space="0"/>
               <w:right w:val="single" w:color="auto" w:sz="4" w:space="0"/>
             </w:tcBorders>
-            <w:shd w:val="clear"/>
+            <w:shd w:val="clear" w:color="auto" w:fill="auto"/>
             <w:noWrap/>
             <w:vAlign w:val="center"/>
           </w:tcPr>
@@ -10469,7 +10412,6 @@
                 <w:sz w:val="20"/>
                 <w:szCs w:val="20"/>
                 <w:u w:val="none"/>
-                <w:bdr w:val="none" w:color="auto" w:sz="0" w:space="0"/>
                 <w:lang w:val="en-US" w:eastAsia="zh-CN" w:bidi="ar"/>
                 <w14:ligatures w14:val="standardContextual"/>
               </w:rPr>
@@ -10486,7 +10428,7 @@
               <w:bottom w:val="single" w:color="auto" w:sz="4" w:space="0"/>
               <w:right w:val="single" w:color="auto" w:sz="4" w:space="0"/>
             </w:tcBorders>
-            <w:shd w:val="clear"/>
+            <w:shd w:val="clear" w:color="auto" w:fill="auto"/>
             <w:noWrap/>
             <w:vAlign w:val="center"/>
           </w:tcPr>
@@ -10518,7 +10460,6 @@
                 <w:sz w:val="20"/>
                 <w:szCs w:val="20"/>
                 <w:u w:val="none"/>
-                <w:bdr w:val="none" w:color="auto" w:sz="0" w:space="0"/>
                 <w:lang w:val="en-US" w:eastAsia="zh-CN" w:bidi="ar"/>
                 <w14:ligatures w14:val="standardContextual"/>
               </w:rPr>
@@ -10537,7 +10478,7 @@
             <w:insideH w:val="none" w:color="auto" w:sz="0" w:space="0"/>
             <w:insideV w:val="none" w:color="auto" w:sz="0" w:space="0"/>
           </w:tblBorders>
-          <w:shd w:val="clear"/>
+          <w:shd w:val="clear" w:color="auto" w:fill="auto"/>
           <w:tblCellMar>
             <w:top w:w="0" w:type="dxa"/>
             <w:left w:w="108" w:type="dxa"/>
@@ -10557,7 +10498,7 @@
               <w:bottom w:val="single" w:color="auto" w:sz="4" w:space="0"/>
               <w:right w:val="single" w:color="auto" w:sz="4" w:space="0"/>
             </w:tcBorders>
-            <w:shd w:val="clear"/>
+            <w:shd w:val="clear" w:color="auto" w:fill="auto"/>
             <w:noWrap/>
             <w:vAlign w:val="center"/>
           </w:tcPr>
@@ -10589,7 +10530,6 @@
                 <w:sz w:val="20"/>
                 <w:szCs w:val="20"/>
                 <w:u w:val="none"/>
-                <w:bdr w:val="none" w:color="auto" w:sz="0" w:space="0"/>
                 <w:lang w:val="en-US" w:eastAsia="zh-CN" w:bidi="ar"/>
                 <w14:ligatures w14:val="standardContextual"/>
               </w:rPr>
@@ -10606,7 +10546,7 @@
               <w:bottom w:val="single" w:color="auto" w:sz="4" w:space="0"/>
               <w:right w:val="single" w:color="auto" w:sz="4" w:space="0"/>
             </w:tcBorders>
-            <w:shd w:val="clear"/>
+            <w:shd w:val="clear" w:color="auto" w:fill="auto"/>
             <w:noWrap/>
             <w:vAlign w:val="center"/>
           </w:tcPr>
@@ -10638,7 +10578,6 @@
                 <w:sz w:val="20"/>
                 <w:szCs w:val="20"/>
                 <w:u w:val="none"/>
-                <w:bdr w:val="none" w:color="auto" w:sz="0" w:space="0"/>
                 <w:lang w:val="en-US" w:eastAsia="zh-CN" w:bidi="ar"/>
                 <w14:ligatures w14:val="standardContextual"/>
               </w:rPr>
@@ -10655,7 +10594,7 @@
               <w:bottom w:val="single" w:color="auto" w:sz="4" w:space="0"/>
               <w:right w:val="single" w:color="auto" w:sz="4" w:space="0"/>
             </w:tcBorders>
-            <w:shd w:val="clear"/>
+            <w:shd w:val="clear" w:color="auto" w:fill="auto"/>
             <w:noWrap/>
             <w:vAlign w:val="center"/>
           </w:tcPr>
@@ -10687,7 +10626,6 @@
                 <w:sz w:val="20"/>
                 <w:szCs w:val="20"/>
                 <w:u w:val="none"/>
-                <w:bdr w:val="none" w:color="auto" w:sz="0" w:space="0"/>
                 <w:lang w:val="en-US" w:eastAsia="zh-CN" w:bidi="ar"/>
                 <w14:ligatures w14:val="standardContextual"/>
               </w:rPr>
@@ -10704,7 +10642,7 @@
               <w:bottom w:val="single" w:color="auto" w:sz="4" w:space="0"/>
               <w:right w:val="single" w:color="auto" w:sz="4" w:space="0"/>
             </w:tcBorders>
-            <w:shd w:val="clear"/>
+            <w:shd w:val="clear" w:color="auto" w:fill="auto"/>
             <w:noWrap/>
             <w:vAlign w:val="center"/>
           </w:tcPr>
@@ -10736,7 +10674,6 @@
                 <w:sz w:val="20"/>
                 <w:szCs w:val="20"/>
                 <w:u w:val="none"/>
-                <w:bdr w:val="none" w:color="auto" w:sz="0" w:space="0"/>
                 <w:lang w:val="en-US" w:eastAsia="zh-CN" w:bidi="ar"/>
                 <w14:ligatures w14:val="standardContextual"/>
               </w:rPr>
@@ -10753,7 +10690,7 @@
               <w:bottom w:val="single" w:color="auto" w:sz="4" w:space="0"/>
               <w:right w:val="single" w:color="auto" w:sz="4" w:space="0"/>
             </w:tcBorders>
-            <w:shd w:val="clear"/>
+            <w:shd w:val="clear" w:color="auto" w:fill="auto"/>
             <w:noWrap/>
             <w:vAlign w:val="center"/>
           </w:tcPr>
@@ -10785,7 +10722,6 @@
                 <w:sz w:val="20"/>
                 <w:szCs w:val="20"/>
                 <w:u w:val="none"/>
-                <w:bdr w:val="none" w:color="auto" w:sz="0" w:space="0"/>
                 <w:lang w:val="en-US" w:eastAsia="zh-CN" w:bidi="ar"/>
                 <w14:ligatures w14:val="standardContextual"/>
               </w:rPr>
@@ -10802,7 +10738,7 @@
               <w:bottom w:val="single" w:color="auto" w:sz="4" w:space="0"/>
               <w:right w:val="single" w:color="auto" w:sz="4" w:space="0"/>
             </w:tcBorders>
-            <w:shd w:val="clear"/>
+            <w:shd w:val="clear" w:color="auto" w:fill="auto"/>
             <w:noWrap/>
             <w:vAlign w:val="center"/>
           </w:tcPr>
@@ -10834,7 +10770,6 @@
                 <w:sz w:val="20"/>
                 <w:szCs w:val="20"/>
                 <w:u w:val="none"/>
-                <w:bdr w:val="none" w:color="auto" w:sz="0" w:space="0"/>
                 <w:lang w:val="en-US" w:eastAsia="zh-CN" w:bidi="ar"/>
                 <w14:ligatures w14:val="standardContextual"/>
               </w:rPr>
@@ -10851,7 +10786,7 @@
               <w:bottom w:val="single" w:color="auto" w:sz="4" w:space="0"/>
               <w:right w:val="single" w:color="auto" w:sz="4" w:space="0"/>
             </w:tcBorders>
-            <w:shd w:val="clear"/>
+            <w:shd w:val="clear" w:color="auto" w:fill="auto"/>
             <w:noWrap/>
             <w:vAlign w:val="center"/>
           </w:tcPr>
@@ -10883,7 +10818,6 @@
                 <w:sz w:val="20"/>
                 <w:szCs w:val="20"/>
                 <w:u w:val="none"/>
-                <w:bdr w:val="none" w:color="auto" w:sz="0" w:space="0"/>
                 <w:lang w:val="en-US" w:eastAsia="zh-CN" w:bidi="ar"/>
                 <w14:ligatures w14:val="standardContextual"/>
               </w:rPr>
@@ -10900,7 +10834,7 @@
               <w:bottom w:val="single" w:color="auto" w:sz="4" w:space="0"/>
               <w:right w:val="single" w:color="auto" w:sz="4" w:space="0"/>
             </w:tcBorders>
-            <w:shd w:val="clear"/>
+            <w:shd w:val="clear" w:color="auto" w:fill="auto"/>
             <w:noWrap/>
             <w:vAlign w:val="center"/>
           </w:tcPr>
@@ -10932,7 +10866,6 @@
                 <w:sz w:val="20"/>
                 <w:szCs w:val="20"/>
                 <w:u w:val="none"/>
-                <w:bdr w:val="none" w:color="auto" w:sz="0" w:space="0"/>
                 <w:lang w:val="en-US" w:eastAsia="zh-CN" w:bidi="ar"/>
                 <w14:ligatures w14:val="standardContextual"/>
               </w:rPr>
@@ -10949,7 +10882,7 @@
               <w:bottom w:val="single" w:color="auto" w:sz="4" w:space="0"/>
               <w:right w:val="single" w:color="auto" w:sz="4" w:space="0"/>
             </w:tcBorders>
-            <w:shd w:val="clear"/>
+            <w:shd w:val="clear" w:color="auto" w:fill="auto"/>
             <w:noWrap/>
             <w:vAlign w:val="center"/>
           </w:tcPr>
@@ -10981,7 +10914,6 @@
                 <w:sz w:val="20"/>
                 <w:szCs w:val="20"/>
                 <w:u w:val="none"/>
-                <w:bdr w:val="none" w:color="auto" w:sz="0" w:space="0"/>
                 <w:lang w:val="en-US" w:eastAsia="zh-CN" w:bidi="ar"/>
                 <w14:ligatures w14:val="standardContextual"/>
               </w:rPr>
@@ -10998,7 +10930,7 @@
               <w:bottom w:val="single" w:color="auto" w:sz="4" w:space="0"/>
               <w:right w:val="single" w:color="auto" w:sz="4" w:space="0"/>
             </w:tcBorders>
-            <w:shd w:val="clear"/>
+            <w:shd w:val="clear" w:color="auto" w:fill="auto"/>
             <w:noWrap/>
             <w:vAlign w:val="center"/>
           </w:tcPr>
@@ -11030,7 +10962,6 @@
                 <w:sz w:val="20"/>
                 <w:szCs w:val="20"/>
                 <w:u w:val="none"/>
-                <w:bdr w:val="none" w:color="auto" w:sz="0" w:space="0"/>
                 <w:lang w:val="en-US" w:eastAsia="zh-CN" w:bidi="ar"/>
                 <w14:ligatures w14:val="standardContextual"/>
               </w:rPr>
@@ -11049,7 +10980,7 @@
             <w:insideH w:val="none" w:color="auto" w:sz="0" w:space="0"/>
             <w:insideV w:val="none" w:color="auto" w:sz="0" w:space="0"/>
           </w:tblBorders>
-          <w:shd w:val="clear"/>
+          <w:shd w:val="clear" w:color="auto" w:fill="auto"/>
           <w:tblCellMar>
             <w:top w:w="0" w:type="dxa"/>
             <w:left w:w="108" w:type="dxa"/>
@@ -11069,7 +11000,7 @@
               <w:bottom w:val="single" w:color="auto" w:sz="4" w:space="0"/>
               <w:right w:val="single" w:color="auto" w:sz="4" w:space="0"/>
             </w:tcBorders>
-            <w:shd w:val="clear"/>
+            <w:shd w:val="clear" w:color="auto" w:fill="auto"/>
             <w:noWrap/>
             <w:vAlign w:val="center"/>
           </w:tcPr>
@@ -11101,7 +11032,6 @@
                 <w:sz w:val="20"/>
                 <w:szCs w:val="20"/>
                 <w:u w:val="none"/>
-                <w:bdr w:val="none" w:color="auto" w:sz="0" w:space="0"/>
                 <w:lang w:val="en-US" w:eastAsia="zh-CN" w:bidi="ar"/>
                 <w14:ligatures w14:val="standardContextual"/>
               </w:rPr>
@@ -11118,7 +11048,7 @@
               <w:bottom w:val="single" w:color="auto" w:sz="4" w:space="0"/>
               <w:right w:val="single" w:color="auto" w:sz="4" w:space="0"/>
             </w:tcBorders>
-            <w:shd w:val="clear"/>
+            <w:shd w:val="clear" w:color="auto" w:fill="auto"/>
             <w:noWrap/>
             <w:vAlign w:val="center"/>
           </w:tcPr>
@@ -11150,7 +11080,6 @@
                 <w:sz w:val="20"/>
                 <w:szCs w:val="20"/>
                 <w:u w:val="none"/>
-                <w:bdr w:val="none" w:color="auto" w:sz="0" w:space="0"/>
                 <w:lang w:val="en-US" w:eastAsia="zh-CN" w:bidi="ar"/>
                 <w14:ligatures w14:val="standardContextual"/>
               </w:rPr>
@@ -11167,7 +11096,7 @@
               <w:bottom w:val="single" w:color="auto" w:sz="4" w:space="0"/>
               <w:right w:val="single" w:color="auto" w:sz="4" w:space="0"/>
             </w:tcBorders>
-            <w:shd w:val="clear"/>
+            <w:shd w:val="clear" w:color="auto" w:fill="auto"/>
             <w:noWrap/>
             <w:vAlign w:val="center"/>
           </w:tcPr>
@@ -11199,7 +11128,6 @@
                 <w:sz w:val="20"/>
                 <w:szCs w:val="20"/>
                 <w:u w:val="none"/>
-                <w:bdr w:val="none" w:color="auto" w:sz="0" w:space="0"/>
                 <w:lang w:val="en-US" w:eastAsia="zh-CN" w:bidi="ar"/>
                 <w14:ligatures w14:val="standardContextual"/>
               </w:rPr>
@@ -11216,7 +11144,7 @@
               <w:bottom w:val="single" w:color="auto" w:sz="4" w:space="0"/>
               <w:right w:val="single" w:color="auto" w:sz="4" w:space="0"/>
             </w:tcBorders>
-            <w:shd w:val="clear"/>
+            <w:shd w:val="clear" w:color="auto" w:fill="auto"/>
             <w:noWrap/>
             <w:vAlign w:val="center"/>
           </w:tcPr>
@@ -11248,7 +11176,6 @@
                 <w:sz w:val="20"/>
                 <w:szCs w:val="20"/>
                 <w:u w:val="none"/>
-                <w:bdr w:val="none" w:color="auto" w:sz="0" w:space="0"/>
                 <w:lang w:val="en-US" w:eastAsia="zh-CN" w:bidi="ar"/>
                 <w14:ligatures w14:val="standardContextual"/>
               </w:rPr>
@@ -11265,7 +11192,7 @@
               <w:bottom w:val="single" w:color="auto" w:sz="4" w:space="0"/>
               <w:right w:val="single" w:color="auto" w:sz="4" w:space="0"/>
             </w:tcBorders>
-            <w:shd w:val="clear"/>
+            <w:shd w:val="clear" w:color="auto" w:fill="auto"/>
             <w:noWrap/>
             <w:vAlign w:val="center"/>
           </w:tcPr>
@@ -11297,7 +11224,6 @@
                 <w:sz w:val="20"/>
                 <w:szCs w:val="20"/>
                 <w:u w:val="none"/>
-                <w:bdr w:val="none" w:color="auto" w:sz="0" w:space="0"/>
                 <w:lang w:val="en-US" w:eastAsia="zh-CN" w:bidi="ar"/>
                 <w14:ligatures w14:val="standardContextual"/>
               </w:rPr>
@@ -11314,7 +11240,7 @@
               <w:bottom w:val="single" w:color="auto" w:sz="4" w:space="0"/>
               <w:right w:val="single" w:color="auto" w:sz="4" w:space="0"/>
             </w:tcBorders>
-            <w:shd w:val="clear"/>
+            <w:shd w:val="clear" w:color="auto" w:fill="auto"/>
             <w:noWrap/>
             <w:vAlign w:val="center"/>
           </w:tcPr>
@@ -11346,7 +11272,6 @@
                 <w:sz w:val="20"/>
                 <w:szCs w:val="20"/>
                 <w:u w:val="none"/>
-                <w:bdr w:val="none" w:color="auto" w:sz="0" w:space="0"/>
                 <w:lang w:val="en-US" w:eastAsia="zh-CN" w:bidi="ar"/>
                 <w14:ligatures w14:val="standardContextual"/>
               </w:rPr>
@@ -11363,7 +11288,7 @@
               <w:bottom w:val="single" w:color="auto" w:sz="4" w:space="0"/>
               <w:right w:val="single" w:color="auto" w:sz="4" w:space="0"/>
             </w:tcBorders>
-            <w:shd w:val="clear"/>
+            <w:shd w:val="clear" w:color="auto" w:fill="auto"/>
             <w:noWrap/>
             <w:vAlign w:val="center"/>
           </w:tcPr>
@@ -11395,7 +11320,6 @@
                 <w:sz w:val="20"/>
                 <w:szCs w:val="20"/>
                 <w:u w:val="none"/>
-                <w:bdr w:val="none" w:color="auto" w:sz="0" w:space="0"/>
                 <w:lang w:val="en-US" w:eastAsia="zh-CN" w:bidi="ar"/>
                 <w14:ligatures w14:val="standardContextual"/>
               </w:rPr>
@@ -11412,7 +11336,7 @@
               <w:bottom w:val="single" w:color="auto" w:sz="4" w:space="0"/>
               <w:right w:val="single" w:color="auto" w:sz="4" w:space="0"/>
             </w:tcBorders>
-            <w:shd w:val="clear"/>
+            <w:shd w:val="clear" w:color="auto" w:fill="auto"/>
             <w:noWrap/>
             <w:vAlign w:val="center"/>
           </w:tcPr>
@@ -11444,7 +11368,6 @@
                 <w:sz w:val="20"/>
                 <w:szCs w:val="20"/>
                 <w:u w:val="none"/>
-                <w:bdr w:val="none" w:color="auto" w:sz="0" w:space="0"/>
                 <w:lang w:val="en-US" w:eastAsia="zh-CN" w:bidi="ar"/>
                 <w14:ligatures w14:val="standardContextual"/>
               </w:rPr>
@@ -11461,7 +11384,7 @@
               <w:bottom w:val="single" w:color="auto" w:sz="4" w:space="0"/>
               <w:right w:val="single" w:color="auto" w:sz="4" w:space="0"/>
             </w:tcBorders>
-            <w:shd w:val="clear"/>
+            <w:shd w:val="clear" w:color="auto" w:fill="auto"/>
             <w:noWrap/>
             <w:vAlign w:val="center"/>
           </w:tcPr>
@@ -11493,7 +11416,6 @@
                 <w:sz w:val="20"/>
                 <w:szCs w:val="20"/>
                 <w:u w:val="none"/>
-                <w:bdr w:val="none" w:color="auto" w:sz="0" w:space="0"/>
                 <w:lang w:val="en-US" w:eastAsia="zh-CN" w:bidi="ar"/>
                 <w14:ligatures w14:val="standardContextual"/>
               </w:rPr>
@@ -11510,7 +11432,7 @@
               <w:bottom w:val="single" w:color="auto" w:sz="4" w:space="0"/>
               <w:right w:val="single" w:color="auto" w:sz="4" w:space="0"/>
             </w:tcBorders>
-            <w:shd w:val="clear"/>
+            <w:shd w:val="clear" w:color="auto" w:fill="auto"/>
             <w:noWrap/>
             <w:vAlign w:val="center"/>
           </w:tcPr>
@@ -11542,7 +11464,6 @@
                 <w:sz w:val="20"/>
                 <w:szCs w:val="20"/>
                 <w:u w:val="none"/>
-                <w:bdr w:val="none" w:color="auto" w:sz="0" w:space="0"/>
                 <w:lang w:val="en-US" w:eastAsia="zh-CN" w:bidi="ar"/>
                 <w14:ligatures w14:val="standardContextual"/>
               </w:rPr>
@@ -11561,7 +11482,7 @@
             <w:insideH w:val="none" w:color="auto" w:sz="0" w:space="0"/>
             <w:insideV w:val="none" w:color="auto" w:sz="0" w:space="0"/>
           </w:tblBorders>
-          <w:shd w:val="clear"/>
+          <w:shd w:val="clear" w:color="auto" w:fill="auto"/>
           <w:tblCellMar>
             <w:top w:w="0" w:type="dxa"/>
             <w:left w:w="108" w:type="dxa"/>
@@ -11581,7 +11502,7 @@
               <w:bottom w:val="single" w:color="auto" w:sz="4" w:space="0"/>
               <w:right w:val="single" w:color="auto" w:sz="4" w:space="0"/>
             </w:tcBorders>
-            <w:shd w:val="clear"/>
+            <w:shd w:val="clear" w:color="auto" w:fill="auto"/>
             <w:noWrap/>
             <w:vAlign w:val="center"/>
           </w:tcPr>
@@ -11613,7 +11534,6 @@
                 <w:sz w:val="20"/>
                 <w:szCs w:val="20"/>
                 <w:u w:val="none"/>
-                <w:bdr w:val="none" w:color="auto" w:sz="0" w:space="0"/>
                 <w:lang w:val="en-US" w:eastAsia="zh-CN" w:bidi="ar"/>
                 <w14:ligatures w14:val="standardContextual"/>
               </w:rPr>
@@ -11630,7 +11550,7 @@
               <w:bottom w:val="single" w:color="auto" w:sz="4" w:space="0"/>
               <w:right w:val="single" w:color="auto" w:sz="4" w:space="0"/>
             </w:tcBorders>
-            <w:shd w:val="clear"/>
+            <w:shd w:val="clear" w:color="auto" w:fill="auto"/>
             <w:noWrap/>
             <w:vAlign w:val="center"/>
           </w:tcPr>
@@ -11662,7 +11582,6 @@
                 <w:sz w:val="20"/>
                 <w:szCs w:val="20"/>
                 <w:u w:val="none"/>
-                <w:bdr w:val="none" w:color="auto" w:sz="0" w:space="0"/>
                 <w:lang w:val="en-US" w:eastAsia="zh-CN" w:bidi="ar"/>
                 <w14:ligatures w14:val="standardContextual"/>
               </w:rPr>
@@ -11679,7 +11598,7 @@
               <w:bottom w:val="single" w:color="auto" w:sz="4" w:space="0"/>
               <w:right w:val="single" w:color="auto" w:sz="4" w:space="0"/>
             </w:tcBorders>
-            <w:shd w:val="clear"/>
+            <w:shd w:val="clear" w:color="auto" w:fill="auto"/>
             <w:noWrap/>
             <w:vAlign w:val="center"/>
           </w:tcPr>
@@ -11711,7 +11630,6 @@
                 <w:sz w:val="20"/>
                 <w:szCs w:val="20"/>
                 <w:u w:val="none"/>
-                <w:bdr w:val="none" w:color="auto" w:sz="0" w:space="0"/>
                 <w:lang w:val="en-US" w:eastAsia="zh-CN" w:bidi="ar"/>
                 <w14:ligatures w14:val="standardContextual"/>
               </w:rPr>
@@ -11728,7 +11646,7 @@
               <w:bottom w:val="single" w:color="auto" w:sz="4" w:space="0"/>
               <w:right w:val="single" w:color="auto" w:sz="4" w:space="0"/>
             </w:tcBorders>
-            <w:shd w:val="clear"/>
+            <w:shd w:val="clear" w:color="auto" w:fill="auto"/>
             <w:noWrap/>
             <w:vAlign w:val="center"/>
           </w:tcPr>
@@ -11760,7 +11678,6 @@
                 <w:sz w:val="20"/>
                 <w:szCs w:val="20"/>
                 <w:u w:val="none"/>
-                <w:bdr w:val="none" w:color="auto" w:sz="0" w:space="0"/>
                 <w:lang w:val="en-US" w:eastAsia="zh-CN" w:bidi="ar"/>
                 <w14:ligatures w14:val="standardContextual"/>
               </w:rPr>
@@ -11777,7 +11694,7 @@
               <w:bottom w:val="single" w:color="auto" w:sz="4" w:space="0"/>
               <w:right w:val="single" w:color="auto" w:sz="4" w:space="0"/>
             </w:tcBorders>
-            <w:shd w:val="clear"/>
+            <w:shd w:val="clear" w:color="auto" w:fill="auto"/>
             <w:noWrap/>
             <w:vAlign w:val="center"/>
           </w:tcPr>
@@ -11809,7 +11726,6 @@
                 <w:sz w:val="20"/>
                 <w:szCs w:val="20"/>
                 <w:u w:val="none"/>
-                <w:bdr w:val="none" w:color="auto" w:sz="0" w:space="0"/>
                 <w:lang w:val="en-US" w:eastAsia="zh-CN" w:bidi="ar"/>
                 <w14:ligatures w14:val="standardContextual"/>
               </w:rPr>
@@ -11826,7 +11742,7 @@
               <w:bottom w:val="single" w:color="auto" w:sz="4" w:space="0"/>
               <w:right w:val="single" w:color="auto" w:sz="4" w:space="0"/>
             </w:tcBorders>
-            <w:shd w:val="clear"/>
+            <w:shd w:val="clear" w:color="auto" w:fill="auto"/>
             <w:noWrap/>
             <w:vAlign w:val="center"/>
           </w:tcPr>
@@ -11858,7 +11774,6 @@
                 <w:sz w:val="20"/>
                 <w:szCs w:val="20"/>
                 <w:u w:val="none"/>
-                <w:bdr w:val="none" w:color="auto" w:sz="0" w:space="0"/>
                 <w:lang w:val="en-US" w:eastAsia="zh-CN" w:bidi="ar"/>
                 <w14:ligatures w14:val="standardContextual"/>
               </w:rPr>
@@ -11875,7 +11790,7 @@
               <w:bottom w:val="single" w:color="auto" w:sz="4" w:space="0"/>
               <w:right w:val="single" w:color="auto" w:sz="4" w:space="0"/>
             </w:tcBorders>
-            <w:shd w:val="clear"/>
+            <w:shd w:val="clear" w:color="auto" w:fill="auto"/>
             <w:noWrap/>
             <w:vAlign w:val="center"/>
           </w:tcPr>
@@ -11907,7 +11822,6 @@
                 <w:sz w:val="20"/>
                 <w:szCs w:val="20"/>
                 <w:u w:val="none"/>
-                <w:bdr w:val="none" w:color="auto" w:sz="0" w:space="0"/>
                 <w:lang w:val="en-US" w:eastAsia="zh-CN" w:bidi="ar"/>
                 <w14:ligatures w14:val="standardContextual"/>
               </w:rPr>
@@ -11924,7 +11838,7 @@
               <w:bottom w:val="single" w:color="auto" w:sz="4" w:space="0"/>
               <w:right w:val="single" w:color="auto" w:sz="4" w:space="0"/>
             </w:tcBorders>
-            <w:shd w:val="clear"/>
+            <w:shd w:val="clear" w:color="auto" w:fill="auto"/>
             <w:noWrap/>
             <w:vAlign w:val="center"/>
           </w:tcPr>
@@ -11956,7 +11870,6 @@
                 <w:sz w:val="20"/>
                 <w:szCs w:val="20"/>
                 <w:u w:val="none"/>
-                <w:bdr w:val="none" w:color="auto" w:sz="0" w:space="0"/>
                 <w:lang w:val="en-US" w:eastAsia="zh-CN" w:bidi="ar"/>
                 <w14:ligatures w14:val="standardContextual"/>
               </w:rPr>
@@ -11973,7 +11886,7 @@
               <w:bottom w:val="single" w:color="auto" w:sz="4" w:space="0"/>
               <w:right w:val="single" w:color="auto" w:sz="4" w:space="0"/>
             </w:tcBorders>
-            <w:shd w:val="clear"/>
+            <w:shd w:val="clear" w:color="auto" w:fill="auto"/>
             <w:noWrap/>
             <w:vAlign w:val="center"/>
           </w:tcPr>
@@ -12005,7 +11918,6 @@
                 <w:sz w:val="20"/>
                 <w:szCs w:val="20"/>
                 <w:u w:val="none"/>
-                <w:bdr w:val="none" w:color="auto" w:sz="0" w:space="0"/>
                 <w:lang w:val="en-US" w:eastAsia="zh-CN" w:bidi="ar"/>
                 <w14:ligatures w14:val="standardContextual"/>
               </w:rPr>
@@ -12022,7 +11934,7 @@
               <w:bottom w:val="single" w:color="auto" w:sz="4" w:space="0"/>
               <w:right w:val="single" w:color="auto" w:sz="4" w:space="0"/>
             </w:tcBorders>
-            <w:shd w:val="clear"/>
+            <w:shd w:val="clear" w:color="auto" w:fill="auto"/>
             <w:noWrap/>
             <w:vAlign w:val="center"/>
           </w:tcPr>
@@ -12054,7 +11966,6 @@
                 <w:sz w:val="20"/>
                 <w:szCs w:val="20"/>
                 <w:u w:val="none"/>
-                <w:bdr w:val="none" w:color="auto" w:sz="0" w:space="0"/>
                 <w:lang w:val="en-US" w:eastAsia="zh-CN" w:bidi="ar"/>
                 <w14:ligatures w14:val="standardContextual"/>
               </w:rPr>
@@ -12073,7 +11984,7 @@
             <w:insideH w:val="none" w:color="auto" w:sz="0" w:space="0"/>
             <w:insideV w:val="none" w:color="auto" w:sz="0" w:space="0"/>
           </w:tblBorders>
-          <w:shd w:val="clear"/>
+          <w:shd w:val="clear" w:color="auto" w:fill="auto"/>
           <w:tblCellMar>
             <w:top w:w="0" w:type="dxa"/>
             <w:left w:w="108" w:type="dxa"/>
@@ -12093,7 +12004,7 @@
               <w:bottom w:val="single" w:color="auto" w:sz="4" w:space="0"/>
               <w:right w:val="single" w:color="auto" w:sz="4" w:space="0"/>
             </w:tcBorders>
-            <w:shd w:val="clear"/>
+            <w:shd w:val="clear" w:color="auto" w:fill="auto"/>
             <w:noWrap/>
             <w:vAlign w:val="center"/>
           </w:tcPr>
@@ -12125,7 +12036,6 @@
                 <w:sz w:val="20"/>
                 <w:szCs w:val="20"/>
                 <w:u w:val="none"/>
-                <w:bdr w:val="none" w:color="auto" w:sz="0" w:space="0"/>
                 <w:lang w:val="en-US" w:eastAsia="zh-CN" w:bidi="ar"/>
                 <w14:ligatures w14:val="standardContextual"/>
               </w:rPr>
@@ -12142,7 +12052,7 @@
               <w:bottom w:val="single" w:color="auto" w:sz="4" w:space="0"/>
               <w:right w:val="single" w:color="auto" w:sz="4" w:space="0"/>
             </w:tcBorders>
-            <w:shd w:val="clear"/>
+            <w:shd w:val="clear" w:color="auto" w:fill="auto"/>
             <w:noWrap/>
             <w:vAlign w:val="center"/>
           </w:tcPr>
@@ -12174,7 +12084,6 @@
                 <w:sz w:val="20"/>
                 <w:szCs w:val="20"/>
                 <w:u w:val="none"/>
-                <w:bdr w:val="none" w:color="auto" w:sz="0" w:space="0"/>
                 <w:lang w:val="en-US" w:eastAsia="zh-CN" w:bidi="ar"/>
                 <w14:ligatures w14:val="standardContextual"/>
               </w:rPr>
@@ -12191,7 +12100,7 @@
               <w:bottom w:val="single" w:color="auto" w:sz="4" w:space="0"/>
               <w:right w:val="single" w:color="auto" w:sz="4" w:space="0"/>
             </w:tcBorders>
-            <w:shd w:val="clear"/>
+            <w:shd w:val="clear" w:color="auto" w:fill="auto"/>
             <w:noWrap/>
             <w:vAlign w:val="center"/>
           </w:tcPr>
@@ -12223,7 +12132,6 @@
                 <w:sz w:val="20"/>
                 <w:szCs w:val="20"/>
                 <w:u w:val="none"/>
-                <w:bdr w:val="none" w:color="auto" w:sz="0" w:space="0"/>
                 <w:lang w:val="en-US" w:eastAsia="zh-CN" w:bidi="ar"/>
                 <w14:ligatures w14:val="standardContextual"/>
               </w:rPr>
@@ -12240,7 +12148,7 @@
               <w:bottom w:val="single" w:color="auto" w:sz="4" w:space="0"/>
               <w:right w:val="single" w:color="auto" w:sz="4" w:space="0"/>
             </w:tcBorders>
-            <w:shd w:val="clear"/>
+            <w:shd w:val="clear" w:color="auto" w:fill="auto"/>
             <w:noWrap/>
             <w:vAlign w:val="center"/>
           </w:tcPr>
@@ -12272,7 +12180,6 @@
                 <w:sz w:val="20"/>
                 <w:szCs w:val="20"/>
                 <w:u w:val="none"/>
-                <w:bdr w:val="none" w:color="auto" w:sz="0" w:space="0"/>
                 <w:lang w:val="en-US" w:eastAsia="zh-CN" w:bidi="ar"/>
                 <w14:ligatures w14:val="standardContextual"/>
               </w:rPr>
@@ -12289,7 +12196,7 @@
               <w:bottom w:val="single" w:color="auto" w:sz="4" w:space="0"/>
               <w:right w:val="single" w:color="auto" w:sz="4" w:space="0"/>
             </w:tcBorders>
-            <w:shd w:val="clear"/>
+            <w:shd w:val="clear" w:color="auto" w:fill="auto"/>
             <w:noWrap/>
             <w:vAlign w:val="center"/>
           </w:tcPr>
@@ -12321,7 +12228,6 @@
                 <w:sz w:val="20"/>
                 <w:szCs w:val="20"/>
                 <w:u w:val="none"/>
-                <w:bdr w:val="none" w:color="auto" w:sz="0" w:space="0"/>
                 <w:lang w:val="en-US" w:eastAsia="zh-CN" w:bidi="ar"/>
                 <w14:ligatures w14:val="standardContextual"/>
               </w:rPr>
@@ -12338,7 +12244,7 @@
               <w:bottom w:val="single" w:color="auto" w:sz="4" w:space="0"/>
               <w:right w:val="single" w:color="auto" w:sz="4" w:space="0"/>
             </w:tcBorders>
-            <w:shd w:val="clear"/>
+            <w:shd w:val="clear" w:color="auto" w:fill="auto"/>
             <w:noWrap/>
             <w:vAlign w:val="center"/>
           </w:tcPr>
@@ -12370,7 +12276,6 @@
                 <w:sz w:val="20"/>
                 <w:szCs w:val="20"/>
                 <w:u w:val="none"/>
-                <w:bdr w:val="none" w:color="auto" w:sz="0" w:space="0"/>
                 <w:lang w:val="en-US" w:eastAsia="zh-CN" w:bidi="ar"/>
                 <w14:ligatures w14:val="standardContextual"/>
               </w:rPr>
@@ -12387,7 +12292,7 @@
               <w:bottom w:val="single" w:color="auto" w:sz="4" w:space="0"/>
               <w:right w:val="single" w:color="auto" w:sz="4" w:space="0"/>
             </w:tcBorders>
-            <w:shd w:val="clear"/>
+            <w:shd w:val="clear" w:color="auto" w:fill="auto"/>
             <w:noWrap/>
             <w:vAlign w:val="center"/>
           </w:tcPr>
@@ -12419,7 +12324,6 @@
                 <w:sz w:val="20"/>
                 <w:szCs w:val="20"/>
                 <w:u w:val="none"/>
-                <w:bdr w:val="none" w:color="auto" w:sz="0" w:space="0"/>
                 <w:lang w:val="en-US" w:eastAsia="zh-CN" w:bidi="ar"/>
                 <w14:ligatures w14:val="standardContextual"/>
               </w:rPr>
@@ -12436,7 +12340,7 @@
               <w:bottom w:val="single" w:color="auto" w:sz="4" w:space="0"/>
               <w:right w:val="single" w:color="auto" w:sz="4" w:space="0"/>
             </w:tcBorders>
-            <w:shd w:val="clear"/>
+            <w:shd w:val="clear" w:color="auto" w:fill="auto"/>
             <w:noWrap/>
             <w:vAlign w:val="center"/>
           </w:tcPr>
@@ -12468,7 +12372,6 @@
                 <w:sz w:val="20"/>
                 <w:szCs w:val="20"/>
                 <w:u w:val="none"/>
-                <w:bdr w:val="none" w:color="auto" w:sz="0" w:space="0"/>
                 <w:lang w:val="en-US" w:eastAsia="zh-CN" w:bidi="ar"/>
                 <w14:ligatures w14:val="standardContextual"/>
               </w:rPr>
@@ -12485,7 +12388,7 @@
               <w:bottom w:val="single" w:color="auto" w:sz="4" w:space="0"/>
               <w:right w:val="single" w:color="auto" w:sz="4" w:space="0"/>
             </w:tcBorders>
-            <w:shd w:val="clear"/>
+            <w:shd w:val="clear" w:color="auto" w:fill="auto"/>
             <w:noWrap/>
             <w:vAlign w:val="center"/>
           </w:tcPr>
@@ -12517,7 +12420,6 @@
                 <w:sz w:val="20"/>
                 <w:szCs w:val="20"/>
                 <w:u w:val="none"/>
-                <w:bdr w:val="none" w:color="auto" w:sz="0" w:space="0"/>
                 <w:lang w:val="en-US" w:eastAsia="zh-CN" w:bidi="ar"/>
                 <w14:ligatures w14:val="standardContextual"/>
               </w:rPr>
@@ -12534,7 +12436,7 @@
               <w:bottom w:val="single" w:color="auto" w:sz="4" w:space="0"/>
               <w:right w:val="single" w:color="auto" w:sz="4" w:space="0"/>
             </w:tcBorders>
-            <w:shd w:val="clear"/>
+            <w:shd w:val="clear" w:color="auto" w:fill="auto"/>
             <w:noWrap/>
             <w:vAlign w:val="center"/>
           </w:tcPr>
@@ -12566,7 +12468,6 @@
                 <w:sz w:val="20"/>
                 <w:szCs w:val="20"/>
                 <w:u w:val="none"/>
-                <w:bdr w:val="none" w:color="auto" w:sz="0" w:space="0"/>
                 <w:lang w:val="en-US" w:eastAsia="zh-CN" w:bidi="ar"/>
                 <w14:ligatures w14:val="standardContextual"/>
               </w:rPr>
@@ -12585,7 +12486,7 @@
             <w:insideH w:val="none" w:color="auto" w:sz="0" w:space="0"/>
             <w:insideV w:val="none" w:color="auto" w:sz="0" w:space="0"/>
           </w:tblBorders>
-          <w:shd w:val="clear"/>
+          <w:shd w:val="clear" w:color="auto" w:fill="auto"/>
           <w:tblCellMar>
             <w:top w:w="0" w:type="dxa"/>
             <w:left w:w="108" w:type="dxa"/>
@@ -12605,7 +12506,7 @@
               <w:bottom w:val="single" w:color="auto" w:sz="4" w:space="0"/>
               <w:right w:val="single" w:color="auto" w:sz="4" w:space="0"/>
             </w:tcBorders>
-            <w:shd w:val="clear"/>
+            <w:shd w:val="clear" w:color="auto" w:fill="auto"/>
             <w:noWrap/>
             <w:vAlign w:val="center"/>
           </w:tcPr>
@@ -12637,7 +12538,6 @@
                 <w:sz w:val="20"/>
                 <w:szCs w:val="20"/>
                 <w:u w:val="none"/>
-                <w:bdr w:val="none" w:color="auto" w:sz="0" w:space="0"/>
                 <w:lang w:val="en-US" w:eastAsia="zh-CN" w:bidi="ar"/>
                 <w14:ligatures w14:val="standardContextual"/>
               </w:rPr>
@@ -12654,7 +12554,7 @@
               <w:bottom w:val="single" w:color="auto" w:sz="4" w:space="0"/>
               <w:right w:val="single" w:color="auto" w:sz="4" w:space="0"/>
             </w:tcBorders>
-            <w:shd w:val="clear"/>
+            <w:shd w:val="clear" w:color="auto" w:fill="auto"/>
             <w:noWrap/>
             <w:vAlign w:val="center"/>
           </w:tcPr>
@@ -12686,7 +12586,6 @@
                 <w:sz w:val="20"/>
                 <w:szCs w:val="20"/>
                 <w:u w:val="none"/>
-                <w:bdr w:val="none" w:color="auto" w:sz="0" w:space="0"/>
                 <w:lang w:val="en-US" w:eastAsia="zh-CN" w:bidi="ar"/>
                 <w14:ligatures w14:val="standardContextual"/>
               </w:rPr>
@@ -12703,7 +12602,7 @@
               <w:bottom w:val="single" w:color="auto" w:sz="4" w:space="0"/>
               <w:right w:val="single" w:color="auto" w:sz="4" w:space="0"/>
             </w:tcBorders>
-            <w:shd w:val="clear"/>
+            <w:shd w:val="clear" w:color="auto" w:fill="auto"/>
             <w:noWrap/>
             <w:vAlign w:val="center"/>
           </w:tcPr>
@@ -12735,7 +12634,6 @@
                 <w:sz w:val="20"/>
                 <w:szCs w:val="20"/>
                 <w:u w:val="none"/>
-                <w:bdr w:val="none" w:color="auto" w:sz="0" w:space="0"/>
                 <w:lang w:val="en-US" w:eastAsia="zh-CN" w:bidi="ar"/>
                 <w14:ligatures w14:val="standardContextual"/>
               </w:rPr>
@@ -12752,7 +12650,7 @@
               <w:bottom w:val="single" w:color="auto" w:sz="4" w:space="0"/>
               <w:right w:val="single" w:color="auto" w:sz="4" w:space="0"/>
             </w:tcBorders>
-            <w:shd w:val="clear"/>
+            <w:shd w:val="clear" w:color="auto" w:fill="auto"/>
             <w:noWrap/>
             <w:vAlign w:val="center"/>
           </w:tcPr>
@@ -12784,7 +12682,6 @@
                 <w:sz w:val="20"/>
                 <w:szCs w:val="20"/>
                 <w:u w:val="none"/>
-                <w:bdr w:val="none" w:color="auto" w:sz="0" w:space="0"/>
                 <w:lang w:val="en-US" w:eastAsia="zh-CN" w:bidi="ar"/>
                 <w14:ligatures w14:val="standardContextual"/>
               </w:rPr>
@@ -12801,7 +12698,7 @@
               <w:bottom w:val="single" w:color="auto" w:sz="4" w:space="0"/>
               <w:right w:val="single" w:color="auto" w:sz="4" w:space="0"/>
             </w:tcBorders>
-            <w:shd w:val="clear"/>
+            <w:shd w:val="clear" w:color="auto" w:fill="auto"/>
             <w:noWrap/>
             <w:vAlign w:val="center"/>
           </w:tcPr>
@@ -12833,7 +12730,6 @@
                 <w:sz w:val="20"/>
                 <w:szCs w:val="20"/>
                 <w:u w:val="none"/>
-                <w:bdr w:val="none" w:color="auto" w:sz="0" w:space="0"/>
                 <w:lang w:val="en-US" w:eastAsia="zh-CN" w:bidi="ar"/>
                 <w14:ligatures w14:val="standardContextual"/>
               </w:rPr>
@@ -12850,7 +12746,7 @@
               <w:bottom w:val="single" w:color="auto" w:sz="4" w:space="0"/>
               <w:right w:val="single" w:color="auto" w:sz="4" w:space="0"/>
             </w:tcBorders>
-            <w:shd w:val="clear"/>
+            <w:shd w:val="clear" w:color="auto" w:fill="auto"/>
             <w:noWrap/>
             <w:vAlign w:val="center"/>
           </w:tcPr>
@@ -12882,7 +12778,6 @@
                 <w:sz w:val="20"/>
                 <w:szCs w:val="20"/>
                 <w:u w:val="none"/>
-                <w:bdr w:val="none" w:color="auto" w:sz="0" w:space="0"/>
                 <w:lang w:val="en-US" w:eastAsia="zh-CN" w:bidi="ar"/>
                 <w14:ligatures w14:val="standardContextual"/>
               </w:rPr>
@@ -12899,7 +12794,7 @@
               <w:bottom w:val="single" w:color="auto" w:sz="4" w:space="0"/>
               <w:right w:val="single" w:color="auto" w:sz="4" w:space="0"/>
             </w:tcBorders>
-            <w:shd w:val="clear"/>
+            <w:shd w:val="clear" w:color="auto" w:fill="auto"/>
             <w:noWrap/>
             <w:vAlign w:val="center"/>
           </w:tcPr>
@@ -12931,7 +12826,6 @@
                 <w:sz w:val="20"/>
                 <w:szCs w:val="20"/>
                 <w:u w:val="none"/>
-                <w:bdr w:val="none" w:color="auto" w:sz="0" w:space="0"/>
                 <w:lang w:val="en-US" w:eastAsia="zh-CN" w:bidi="ar"/>
                 <w14:ligatures w14:val="standardContextual"/>
               </w:rPr>
@@ -12948,7 +12842,7 @@
               <w:bottom w:val="single" w:color="auto" w:sz="4" w:space="0"/>
               <w:right w:val="single" w:color="auto" w:sz="4" w:space="0"/>
             </w:tcBorders>
-            <w:shd w:val="clear"/>
+            <w:shd w:val="clear" w:color="auto" w:fill="auto"/>
             <w:noWrap/>
             <w:vAlign w:val="center"/>
           </w:tcPr>
@@ -12980,7 +12874,6 @@
                 <w:sz w:val="20"/>
                 <w:szCs w:val="20"/>
                 <w:u w:val="none"/>
-                <w:bdr w:val="none" w:color="auto" w:sz="0" w:space="0"/>
                 <w:lang w:val="en-US" w:eastAsia="zh-CN" w:bidi="ar"/>
                 <w14:ligatures w14:val="standardContextual"/>
               </w:rPr>
@@ -12997,7 +12890,7 @@
               <w:bottom w:val="single" w:color="auto" w:sz="4" w:space="0"/>
               <w:right w:val="single" w:color="auto" w:sz="4" w:space="0"/>
             </w:tcBorders>
-            <w:shd w:val="clear"/>
+            <w:shd w:val="clear" w:color="auto" w:fill="auto"/>
             <w:noWrap/>
             <w:vAlign w:val="center"/>
           </w:tcPr>
@@ -13029,7 +12922,6 @@
                 <w:sz w:val="20"/>
                 <w:szCs w:val="20"/>
                 <w:u w:val="none"/>
-                <w:bdr w:val="none" w:color="auto" w:sz="0" w:space="0"/>
                 <w:lang w:val="en-US" w:eastAsia="zh-CN" w:bidi="ar"/>
                 <w14:ligatures w14:val="standardContextual"/>
               </w:rPr>
@@ -13046,7 +12938,7 @@
               <w:bottom w:val="single" w:color="auto" w:sz="4" w:space="0"/>
               <w:right w:val="single" w:color="auto" w:sz="4" w:space="0"/>
             </w:tcBorders>
-            <w:shd w:val="clear"/>
+            <w:shd w:val="clear" w:color="auto" w:fill="auto"/>
             <w:noWrap/>
             <w:vAlign w:val="center"/>
           </w:tcPr>
@@ -13078,7 +12970,6 @@
                 <w:sz w:val="20"/>
                 <w:szCs w:val="20"/>
                 <w:u w:val="none"/>
-                <w:bdr w:val="none" w:color="auto" w:sz="0" w:space="0"/>
                 <w:lang w:val="en-US" w:eastAsia="zh-CN" w:bidi="ar"/>
                 <w14:ligatures w14:val="standardContextual"/>
               </w:rPr>
@@ -13097,7 +12988,7 @@
             <w:insideH w:val="none" w:color="auto" w:sz="0" w:space="0"/>
             <w:insideV w:val="none" w:color="auto" w:sz="0" w:space="0"/>
           </w:tblBorders>
-          <w:shd w:val="clear"/>
+          <w:shd w:val="clear" w:color="auto" w:fill="auto"/>
           <w:tblCellMar>
             <w:top w:w="0" w:type="dxa"/>
             <w:left w:w="108" w:type="dxa"/>
@@ -13117,7 +13008,7 @@
               <w:bottom w:val="single" w:color="auto" w:sz="4" w:space="0"/>
               <w:right w:val="single" w:color="auto" w:sz="4" w:space="0"/>
             </w:tcBorders>
-            <w:shd w:val="clear"/>
+            <w:shd w:val="clear" w:color="auto" w:fill="auto"/>
             <w:noWrap/>
             <w:vAlign w:val="center"/>
           </w:tcPr>
@@ -13149,7 +13040,6 @@
                 <w:sz w:val="20"/>
                 <w:szCs w:val="20"/>
                 <w:u w:val="none"/>
-                <w:bdr w:val="none" w:color="auto" w:sz="0" w:space="0"/>
                 <w:lang w:val="en-US" w:eastAsia="zh-CN" w:bidi="ar"/>
                 <w14:ligatures w14:val="standardContextual"/>
               </w:rPr>
@@ -13166,7 +13056,7 @@
               <w:bottom w:val="single" w:color="auto" w:sz="4" w:space="0"/>
               <w:right w:val="single" w:color="auto" w:sz="4" w:space="0"/>
             </w:tcBorders>
-            <w:shd w:val="clear"/>
+            <w:shd w:val="clear" w:color="auto" w:fill="auto"/>
             <w:noWrap/>
             <w:vAlign w:val="center"/>
           </w:tcPr>
@@ -13198,7 +13088,6 @@
                 <w:sz w:val="20"/>
                 <w:szCs w:val="20"/>
                 <w:u w:val="none"/>
-                <w:bdr w:val="none" w:color="auto" w:sz="0" w:space="0"/>
                 <w:lang w:val="en-US" w:eastAsia="zh-CN" w:bidi="ar"/>
                 <w14:ligatures w14:val="standardContextual"/>
               </w:rPr>
@@ -13215,7 +13104,7 @@
               <w:bottom w:val="single" w:color="auto" w:sz="4" w:space="0"/>
               <w:right w:val="single" w:color="auto" w:sz="4" w:space="0"/>
             </w:tcBorders>
-            <w:shd w:val="clear"/>
+            <w:shd w:val="clear" w:color="auto" w:fill="auto"/>
             <w:noWrap/>
             <w:vAlign w:val="center"/>
           </w:tcPr>
@@ -13247,7 +13136,6 @@
                 <w:sz w:val="20"/>
                 <w:szCs w:val="20"/>
                 <w:u w:val="none"/>
-                <w:bdr w:val="none" w:color="auto" w:sz="0" w:space="0"/>
                 <w:lang w:val="en-US" w:eastAsia="zh-CN" w:bidi="ar"/>
                 <w14:ligatures w14:val="standardContextual"/>
               </w:rPr>
@@ -13264,7 +13152,7 @@
               <w:bottom w:val="single" w:color="auto" w:sz="4" w:space="0"/>
               <w:right w:val="single" w:color="auto" w:sz="4" w:space="0"/>
             </w:tcBorders>
-            <w:shd w:val="clear"/>
+            <w:shd w:val="clear" w:color="auto" w:fill="auto"/>
             <w:noWrap/>
             <w:vAlign w:val="center"/>
           </w:tcPr>
@@ -13296,7 +13184,6 @@
                 <w:sz w:val="20"/>
                 <w:szCs w:val="20"/>
                 <w:u w:val="none"/>
-                <w:bdr w:val="none" w:color="auto" w:sz="0" w:space="0"/>
                 <w:lang w:val="en-US" w:eastAsia="zh-CN" w:bidi="ar"/>
                 <w14:ligatures w14:val="standardContextual"/>
               </w:rPr>
@@ -13313,7 +13200,7 @@
               <w:bottom w:val="single" w:color="auto" w:sz="4" w:space="0"/>
               <w:right w:val="single" w:color="auto" w:sz="4" w:space="0"/>
             </w:tcBorders>
-            <w:shd w:val="clear"/>
+            <w:shd w:val="clear" w:color="auto" w:fill="auto"/>
             <w:noWrap/>
             <w:vAlign w:val="center"/>
           </w:tcPr>
@@ -13345,7 +13232,6 @@
                 <w:sz w:val="20"/>
                 <w:szCs w:val="20"/>
                 <w:u w:val="none"/>
-                <w:bdr w:val="none" w:color="auto" w:sz="0" w:space="0"/>
                 <w:lang w:val="en-US" w:eastAsia="zh-CN" w:bidi="ar"/>
                 <w14:ligatures w14:val="standardContextual"/>
               </w:rPr>
@@ -13362,7 +13248,7 @@
               <w:bottom w:val="single" w:color="auto" w:sz="4" w:space="0"/>
               <w:right w:val="single" w:color="auto" w:sz="4" w:space="0"/>
             </w:tcBorders>
-            <w:shd w:val="clear"/>
+            <w:shd w:val="clear" w:color="auto" w:fill="auto"/>
             <w:noWrap/>
             <w:vAlign w:val="center"/>
           </w:tcPr>
@@ -13394,7 +13280,6 @@
                 <w:sz w:val="20"/>
                 <w:szCs w:val="20"/>
                 <w:u w:val="none"/>
-                <w:bdr w:val="none" w:color="auto" w:sz="0" w:space="0"/>
                 <w:lang w:val="en-US" w:eastAsia="zh-CN" w:bidi="ar"/>
                 <w14:ligatures w14:val="standardContextual"/>
               </w:rPr>
@@ -13411,7 +13296,7 @@
               <w:bottom w:val="single" w:color="auto" w:sz="4" w:space="0"/>
               <w:right w:val="single" w:color="auto" w:sz="4" w:space="0"/>
             </w:tcBorders>
-            <w:shd w:val="clear"/>
+            <w:shd w:val="clear" w:color="auto" w:fill="auto"/>
             <w:noWrap/>
             <w:vAlign w:val="center"/>
           </w:tcPr>
@@ -13443,7 +13328,6 @@
                 <w:sz w:val="20"/>
                 <w:szCs w:val="20"/>
                 <w:u w:val="none"/>
-                <w:bdr w:val="none" w:color="auto" w:sz="0" w:space="0"/>
                 <w:lang w:val="en-US" w:eastAsia="zh-CN" w:bidi="ar"/>
                 <w14:ligatures w14:val="standardContextual"/>
               </w:rPr>
@@ -13460,7 +13344,7 @@
               <w:bottom w:val="single" w:color="auto" w:sz="4" w:space="0"/>
               <w:right w:val="single" w:color="auto" w:sz="4" w:space="0"/>
             </w:tcBorders>
-            <w:shd w:val="clear"/>
+            <w:shd w:val="clear" w:color="auto" w:fill="auto"/>
             <w:noWrap/>
             <w:vAlign w:val="center"/>
           </w:tcPr>
@@ -13492,7 +13376,6 @@
                 <w:sz w:val="20"/>
                 <w:szCs w:val="20"/>
                 <w:u w:val="none"/>
-                <w:bdr w:val="none" w:color="auto" w:sz="0" w:space="0"/>
                 <w:lang w:val="en-US" w:eastAsia="zh-CN" w:bidi="ar"/>
                 <w14:ligatures w14:val="standardContextual"/>
               </w:rPr>
@@ -13509,7 +13392,7 @@
               <w:bottom w:val="single" w:color="auto" w:sz="4" w:space="0"/>
               <w:right w:val="single" w:color="auto" w:sz="4" w:space="0"/>
             </w:tcBorders>
-            <w:shd w:val="clear"/>
+            <w:shd w:val="clear" w:color="auto" w:fill="auto"/>
             <w:noWrap/>
             <w:vAlign w:val="center"/>
           </w:tcPr>
@@ -13541,7 +13424,6 @@
                 <w:sz w:val="20"/>
                 <w:szCs w:val="20"/>
                 <w:u w:val="none"/>
-                <w:bdr w:val="none" w:color="auto" w:sz="0" w:space="0"/>
                 <w:lang w:val="en-US" w:eastAsia="zh-CN" w:bidi="ar"/>
                 <w14:ligatures w14:val="standardContextual"/>
               </w:rPr>
@@ -13558,7 +13440,7 @@
               <w:bottom w:val="single" w:color="auto" w:sz="4" w:space="0"/>
               <w:right w:val="single" w:color="auto" w:sz="4" w:space="0"/>
             </w:tcBorders>
-            <w:shd w:val="clear"/>
+            <w:shd w:val="clear" w:color="auto" w:fill="auto"/>
             <w:noWrap/>
             <w:vAlign w:val="center"/>
           </w:tcPr>
@@ -13590,7 +13472,6 @@
                 <w:sz w:val="20"/>
                 <w:szCs w:val="20"/>
                 <w:u w:val="none"/>
-                <w:bdr w:val="none" w:color="auto" w:sz="0" w:space="0"/>
                 <w:lang w:val="en-US" w:eastAsia="zh-CN" w:bidi="ar"/>
                 <w14:ligatures w14:val="standardContextual"/>
               </w:rPr>
@@ -13609,7 +13490,7 @@
             <w:insideH w:val="none" w:color="auto" w:sz="0" w:space="0"/>
             <w:insideV w:val="none" w:color="auto" w:sz="0" w:space="0"/>
           </w:tblBorders>
-          <w:shd w:val="clear"/>
+          <w:shd w:val="clear" w:color="auto" w:fill="auto"/>
           <w:tblCellMar>
             <w:top w:w="0" w:type="dxa"/>
             <w:left w:w="108" w:type="dxa"/>
@@ -13629,7 +13510,7 @@
               <w:bottom w:val="single" w:color="auto" w:sz="4" w:space="0"/>
               <w:right w:val="single" w:color="auto" w:sz="4" w:space="0"/>
             </w:tcBorders>
-            <w:shd w:val="clear"/>
+            <w:shd w:val="clear" w:color="auto" w:fill="auto"/>
             <w:noWrap/>
             <w:vAlign w:val="center"/>
           </w:tcPr>
@@ -13661,7 +13542,6 @@
                 <w:sz w:val="20"/>
                 <w:szCs w:val="20"/>
                 <w:u w:val="none"/>
-                <w:bdr w:val="none" w:color="auto" w:sz="0" w:space="0"/>
                 <w:lang w:val="en-US" w:eastAsia="zh-CN" w:bidi="ar"/>
                 <w14:ligatures w14:val="standardContextual"/>
               </w:rPr>
@@ -13678,7 +13558,7 @@
               <w:bottom w:val="single" w:color="auto" w:sz="4" w:space="0"/>
               <w:right w:val="single" w:color="auto" w:sz="4" w:space="0"/>
             </w:tcBorders>
-            <w:shd w:val="clear"/>
+            <w:shd w:val="clear" w:color="auto" w:fill="auto"/>
             <w:noWrap/>
             <w:vAlign w:val="center"/>
           </w:tcPr>
@@ -13710,7 +13590,6 @@
                 <w:sz w:val="20"/>
                 <w:szCs w:val="20"/>
                 <w:u w:val="none"/>
-                <w:bdr w:val="none" w:color="auto" w:sz="0" w:space="0"/>
                 <w:lang w:val="en-US" w:eastAsia="zh-CN" w:bidi="ar"/>
                 <w14:ligatures w14:val="standardContextual"/>
               </w:rPr>
@@ -13727,7 +13606,7 @@
               <w:bottom w:val="single" w:color="auto" w:sz="4" w:space="0"/>
               <w:right w:val="single" w:color="auto" w:sz="4" w:space="0"/>
             </w:tcBorders>
-            <w:shd w:val="clear"/>
+            <w:shd w:val="clear" w:color="auto" w:fill="auto"/>
             <w:noWrap/>
             <w:vAlign w:val="center"/>
           </w:tcPr>
@@ -13759,7 +13638,6 @@
                 <w:sz w:val="20"/>
                 <w:szCs w:val="20"/>
                 <w:u w:val="none"/>
-                <w:bdr w:val="none" w:color="auto" w:sz="0" w:space="0"/>
                 <w:lang w:val="en-US" w:eastAsia="zh-CN" w:bidi="ar"/>
                 <w14:ligatures w14:val="standardContextual"/>
               </w:rPr>
@@ -13776,7 +13654,7 @@
               <w:bottom w:val="single" w:color="auto" w:sz="4" w:space="0"/>
               <w:right w:val="single" w:color="auto" w:sz="4" w:space="0"/>
             </w:tcBorders>
-            <w:shd w:val="clear"/>
+            <w:shd w:val="clear" w:color="auto" w:fill="auto"/>
             <w:noWrap/>
             <w:vAlign w:val="center"/>
           </w:tcPr>
@@ -13808,7 +13686,6 @@
                 <w:sz w:val="20"/>
                 <w:szCs w:val="20"/>
                 <w:u w:val="none"/>
-                <w:bdr w:val="none" w:color="auto" w:sz="0" w:space="0"/>
                 <w:lang w:val="en-US" w:eastAsia="zh-CN" w:bidi="ar"/>
                 <w14:ligatures w14:val="standardContextual"/>
               </w:rPr>
@@ -13825,7 +13702,7 @@
               <w:bottom w:val="single" w:color="auto" w:sz="4" w:space="0"/>
               <w:right w:val="single" w:color="auto" w:sz="4" w:space="0"/>
             </w:tcBorders>
-            <w:shd w:val="clear"/>
+            <w:shd w:val="clear" w:color="auto" w:fill="auto"/>
             <w:noWrap/>
             <w:vAlign w:val="center"/>
           </w:tcPr>
@@ -13857,7 +13734,6 @@
                 <w:sz w:val="20"/>
                 <w:szCs w:val="20"/>
                 <w:u w:val="none"/>
-                <w:bdr w:val="none" w:color="auto" w:sz="0" w:space="0"/>
                 <w:lang w:val="en-US" w:eastAsia="zh-CN" w:bidi="ar"/>
                 <w14:ligatures w14:val="standardContextual"/>
               </w:rPr>
@@ -13874,7 +13750,7 @@
               <w:bottom w:val="single" w:color="auto" w:sz="4" w:space="0"/>
               <w:right w:val="single" w:color="auto" w:sz="4" w:space="0"/>
             </w:tcBorders>
-            <w:shd w:val="clear"/>
+            <w:shd w:val="clear" w:color="auto" w:fill="auto"/>
             <w:noWrap/>
             <w:vAlign w:val="center"/>
           </w:tcPr>
@@ -13906,7 +13782,6 @@
                 <w:sz w:val="20"/>
                 <w:szCs w:val="20"/>
                 <w:u w:val="none"/>
-                <w:bdr w:val="none" w:color="auto" w:sz="0" w:space="0"/>
                 <w:lang w:val="en-US" w:eastAsia="zh-CN" w:bidi="ar"/>
                 <w14:ligatures w14:val="standardContextual"/>
               </w:rPr>
@@ -13923,7 +13798,7 @@
               <w:bottom w:val="single" w:color="auto" w:sz="4" w:space="0"/>
               <w:right w:val="single" w:color="auto" w:sz="4" w:space="0"/>
             </w:tcBorders>
-            <w:shd w:val="clear"/>
+            <w:shd w:val="clear" w:color="auto" w:fill="auto"/>
             <w:noWrap/>
             <w:vAlign w:val="center"/>
           </w:tcPr>
@@ -13955,7 +13830,6 @@
                 <w:sz w:val="20"/>
                 <w:szCs w:val="20"/>
                 <w:u w:val="none"/>
-                <w:bdr w:val="none" w:color="auto" w:sz="0" w:space="0"/>
                 <w:lang w:val="en-US" w:eastAsia="zh-CN" w:bidi="ar"/>
                 <w14:ligatures w14:val="standardContextual"/>
               </w:rPr>
@@ -13972,7 +13846,7 @@
               <w:bottom w:val="single" w:color="auto" w:sz="4" w:space="0"/>
               <w:right w:val="single" w:color="auto" w:sz="4" w:space="0"/>
             </w:tcBorders>
-            <w:shd w:val="clear"/>
+            <w:shd w:val="clear" w:color="auto" w:fill="auto"/>
             <w:noWrap/>
             <w:vAlign w:val="center"/>
           </w:tcPr>
@@ -14004,7 +13878,6 @@
                 <w:sz w:val="20"/>
                 <w:szCs w:val="20"/>
                 <w:u w:val="none"/>
-                <w:bdr w:val="none" w:color="auto" w:sz="0" w:space="0"/>
                 <w:lang w:val="en-US" w:eastAsia="zh-CN" w:bidi="ar"/>
                 <w14:ligatures w14:val="standardContextual"/>
               </w:rPr>
@@ -14021,7 +13894,7 @@
               <w:bottom w:val="single" w:color="auto" w:sz="4" w:space="0"/>
               <w:right w:val="single" w:color="auto" w:sz="4" w:space="0"/>
             </w:tcBorders>
-            <w:shd w:val="clear"/>
+            <w:shd w:val="clear" w:color="auto" w:fill="auto"/>
             <w:noWrap/>
             <w:vAlign w:val="center"/>
           </w:tcPr>
@@ -14053,7 +13926,6 @@
                 <w:sz w:val="20"/>
                 <w:szCs w:val="20"/>
                 <w:u w:val="none"/>
-                <w:bdr w:val="none" w:color="auto" w:sz="0" w:space="0"/>
                 <w:lang w:val="en-US" w:eastAsia="zh-CN" w:bidi="ar"/>
                 <w14:ligatures w14:val="standardContextual"/>
               </w:rPr>
@@ -14070,7 +13942,7 @@
               <w:bottom w:val="single" w:color="auto" w:sz="4" w:space="0"/>
               <w:right w:val="single" w:color="auto" w:sz="4" w:space="0"/>
             </w:tcBorders>
-            <w:shd w:val="clear"/>
+            <w:shd w:val="clear" w:color="auto" w:fill="auto"/>
             <w:noWrap/>
             <w:vAlign w:val="center"/>
           </w:tcPr>
@@ -14102,7 +13974,6 @@
                 <w:sz w:val="20"/>
                 <w:szCs w:val="20"/>
                 <w:u w:val="none"/>
-                <w:bdr w:val="none" w:color="auto" w:sz="0" w:space="0"/>
                 <w:lang w:val="en-US" w:eastAsia="zh-CN" w:bidi="ar"/>
                 <w14:ligatures w14:val="standardContextual"/>
               </w:rPr>
@@ -14121,7 +13992,7 @@
             <w:insideH w:val="none" w:color="auto" w:sz="0" w:space="0"/>
             <w:insideV w:val="none" w:color="auto" w:sz="0" w:space="0"/>
           </w:tblBorders>
-          <w:shd w:val="clear"/>
+          <w:shd w:val="clear" w:color="auto" w:fill="auto"/>
           <w:tblCellMar>
             <w:top w:w="0" w:type="dxa"/>
             <w:left w:w="108" w:type="dxa"/>
@@ -14141,7 +14012,7 @@
               <w:bottom w:val="single" w:color="auto" w:sz="4" w:space="0"/>
               <w:right w:val="single" w:color="auto" w:sz="4" w:space="0"/>
             </w:tcBorders>
-            <w:shd w:val="clear"/>
+            <w:shd w:val="clear" w:color="auto" w:fill="auto"/>
             <w:noWrap/>
             <w:vAlign w:val="center"/>
           </w:tcPr>
@@ -14173,7 +14044,6 @@
                 <w:sz w:val="20"/>
                 <w:szCs w:val="20"/>
                 <w:u w:val="none"/>
-                <w:bdr w:val="none" w:color="auto" w:sz="0" w:space="0"/>
                 <w:lang w:val="en-US" w:eastAsia="zh-CN" w:bidi="ar"/>
                 <w14:ligatures w14:val="standardContextual"/>
               </w:rPr>
@@ -14190,7 +14060,7 @@
               <w:bottom w:val="single" w:color="auto" w:sz="4" w:space="0"/>
               <w:right w:val="single" w:color="auto" w:sz="4" w:space="0"/>
             </w:tcBorders>
-            <w:shd w:val="clear"/>
+            <w:shd w:val="clear" w:color="auto" w:fill="auto"/>
             <w:noWrap/>
             <w:vAlign w:val="center"/>
           </w:tcPr>
@@ -14222,7 +14092,6 @@
                 <w:sz w:val="20"/>
                 <w:szCs w:val="20"/>
                 <w:u w:val="none"/>
-                <w:bdr w:val="none" w:color="auto" w:sz="0" w:space="0"/>
                 <w:lang w:val="en-US" w:eastAsia="zh-CN" w:bidi="ar"/>
                 <w14:ligatures w14:val="standardContextual"/>
               </w:rPr>
@@ -14239,7 +14108,7 @@
               <w:bottom w:val="single" w:color="auto" w:sz="4" w:space="0"/>
               <w:right w:val="single" w:color="auto" w:sz="4" w:space="0"/>
             </w:tcBorders>
-            <w:shd w:val="clear"/>
+            <w:shd w:val="clear" w:color="auto" w:fill="auto"/>
             <w:noWrap/>
             <w:vAlign w:val="center"/>
           </w:tcPr>
@@ -14271,7 +14140,6 @@
                 <w:sz w:val="20"/>
                 <w:szCs w:val="20"/>
                 <w:u w:val="none"/>
-                <w:bdr w:val="none" w:color="auto" w:sz="0" w:space="0"/>
                 <w:lang w:val="en-US" w:eastAsia="zh-CN" w:bidi="ar"/>
                 <w14:ligatures w14:val="standardContextual"/>
               </w:rPr>
@@ -14288,7 +14156,7 @@
               <w:bottom w:val="single" w:color="auto" w:sz="4" w:space="0"/>
               <w:right w:val="single" w:color="auto" w:sz="4" w:space="0"/>
             </w:tcBorders>
-            <w:shd w:val="clear"/>
+            <w:shd w:val="clear" w:color="auto" w:fill="auto"/>
             <w:noWrap/>
             <w:vAlign w:val="center"/>
           </w:tcPr>
@@ -14320,7 +14188,6 @@
                 <w:sz w:val="20"/>
                 <w:szCs w:val="20"/>
                 <w:u w:val="none"/>
-                <w:bdr w:val="none" w:color="auto" w:sz="0" w:space="0"/>
                 <w:lang w:val="en-US" w:eastAsia="zh-CN" w:bidi="ar"/>
                 <w14:ligatures w14:val="standardContextual"/>
               </w:rPr>
@@ -14337,7 +14204,7 @@
               <w:bottom w:val="single" w:color="auto" w:sz="4" w:space="0"/>
               <w:right w:val="single" w:color="auto" w:sz="4" w:space="0"/>
             </w:tcBorders>
-            <w:shd w:val="clear"/>
+            <w:shd w:val="clear" w:color="auto" w:fill="auto"/>
             <w:noWrap/>
             <w:vAlign w:val="center"/>
           </w:tcPr>
@@ -14369,7 +14236,6 @@
                 <w:sz w:val="20"/>
                 <w:szCs w:val="20"/>
                 <w:u w:val="none"/>
-                <w:bdr w:val="none" w:color="auto" w:sz="0" w:space="0"/>
                 <w:lang w:val="en-US" w:eastAsia="zh-CN" w:bidi="ar"/>
                 <w14:ligatures w14:val="standardContextual"/>
               </w:rPr>
@@ -14386,7 +14252,7 @@
               <w:bottom w:val="single" w:color="auto" w:sz="4" w:space="0"/>
               <w:right w:val="single" w:color="auto" w:sz="4" w:space="0"/>
             </w:tcBorders>
-            <w:shd w:val="clear"/>
+            <w:shd w:val="clear" w:color="auto" w:fill="auto"/>
             <w:noWrap/>
             <w:vAlign w:val="center"/>
           </w:tcPr>
@@ -14418,7 +14284,6 @@
                 <w:sz w:val="20"/>
                 <w:szCs w:val="20"/>
                 <w:u w:val="none"/>
-                <w:bdr w:val="none" w:color="auto" w:sz="0" w:space="0"/>
                 <w:lang w:val="en-US" w:eastAsia="zh-CN" w:bidi="ar"/>
                 <w14:ligatures w14:val="standardContextual"/>
               </w:rPr>
@@ -14435,7 +14300,7 @@
               <w:bottom w:val="single" w:color="auto" w:sz="4" w:space="0"/>
               <w:right w:val="single" w:color="auto" w:sz="4" w:space="0"/>
             </w:tcBorders>
-            <w:shd w:val="clear"/>
+            <w:shd w:val="clear" w:color="auto" w:fill="auto"/>
             <w:noWrap/>
             <w:vAlign w:val="center"/>
           </w:tcPr>
@@ -14467,7 +14332,6 @@
                 <w:sz w:val="20"/>
                 <w:szCs w:val="20"/>
                 <w:u w:val="none"/>
-                <w:bdr w:val="none" w:color="auto" w:sz="0" w:space="0"/>
                 <w:lang w:val="en-US" w:eastAsia="zh-CN" w:bidi="ar"/>
                 <w14:ligatures w14:val="standardContextual"/>
               </w:rPr>
@@ -14484,7 +14348,7 @@
               <w:bottom w:val="single" w:color="auto" w:sz="4" w:space="0"/>
               <w:right w:val="single" w:color="auto" w:sz="4" w:space="0"/>
             </w:tcBorders>
-            <w:shd w:val="clear"/>
+            <w:shd w:val="clear" w:color="auto" w:fill="auto"/>
             <w:noWrap/>
             <w:vAlign w:val="center"/>
           </w:tcPr>
@@ -14516,7 +14380,6 @@
                 <w:sz w:val="20"/>
                 <w:szCs w:val="20"/>
                 <w:u w:val="none"/>
-                <w:bdr w:val="none" w:color="auto" w:sz="0" w:space="0"/>
                 <w:lang w:val="en-US" w:eastAsia="zh-CN" w:bidi="ar"/>
                 <w14:ligatures w14:val="standardContextual"/>
               </w:rPr>
@@ -14533,7 +14396,7 @@
               <w:bottom w:val="single" w:color="auto" w:sz="4" w:space="0"/>
               <w:right w:val="single" w:color="auto" w:sz="4" w:space="0"/>
             </w:tcBorders>
-            <w:shd w:val="clear"/>
+            <w:shd w:val="clear" w:color="auto" w:fill="auto"/>
             <w:noWrap/>
             <w:vAlign w:val="center"/>
           </w:tcPr>
@@ -14565,7 +14428,6 @@
                 <w:sz w:val="20"/>
                 <w:szCs w:val="20"/>
                 <w:u w:val="none"/>
-                <w:bdr w:val="none" w:color="auto" w:sz="0" w:space="0"/>
                 <w:lang w:val="en-US" w:eastAsia="zh-CN" w:bidi="ar"/>
                 <w14:ligatures w14:val="standardContextual"/>
               </w:rPr>
@@ -14582,7 +14444,7 @@
               <w:bottom w:val="single" w:color="auto" w:sz="4" w:space="0"/>
               <w:right w:val="single" w:color="auto" w:sz="4" w:space="0"/>
             </w:tcBorders>
-            <w:shd w:val="clear"/>
+            <w:shd w:val="clear" w:color="auto" w:fill="auto"/>
             <w:noWrap/>
             <w:vAlign w:val="center"/>
           </w:tcPr>
@@ -14614,7 +14476,6 @@
                 <w:sz w:val="20"/>
                 <w:szCs w:val="20"/>
                 <w:u w:val="none"/>
-                <w:bdr w:val="none" w:color="auto" w:sz="0" w:space="0"/>
                 <w:lang w:val="en-US" w:eastAsia="zh-CN" w:bidi="ar"/>
                 <w14:ligatures w14:val="standardContextual"/>
               </w:rPr>
@@ -14633,7 +14494,7 @@
             <w:insideH w:val="none" w:color="auto" w:sz="0" w:space="0"/>
             <w:insideV w:val="none" w:color="auto" w:sz="0" w:space="0"/>
           </w:tblBorders>
-          <w:shd w:val="clear"/>
+          <w:shd w:val="clear" w:color="auto" w:fill="auto"/>
           <w:tblCellMar>
             <w:top w:w="0" w:type="dxa"/>
             <w:left w:w="108" w:type="dxa"/>
@@ -14653,7 +14514,7 @@
               <w:bottom w:val="single" w:color="auto" w:sz="4" w:space="0"/>
               <w:right w:val="single" w:color="auto" w:sz="4" w:space="0"/>
             </w:tcBorders>
-            <w:shd w:val="clear"/>
+            <w:shd w:val="clear" w:color="auto" w:fill="auto"/>
             <w:noWrap/>
             <w:vAlign w:val="center"/>
           </w:tcPr>
@@ -14685,7 +14546,6 @@
                 <w:sz w:val="20"/>
                 <w:szCs w:val="20"/>
                 <w:u w:val="none"/>
-                <w:bdr w:val="none" w:color="auto" w:sz="0" w:space="0"/>
                 <w:lang w:val="en-US" w:eastAsia="zh-CN" w:bidi="ar"/>
                 <w14:ligatures w14:val="standardContextual"/>
               </w:rPr>
@@ -14702,7 +14562,7 @@
               <w:bottom w:val="single" w:color="auto" w:sz="4" w:space="0"/>
               <w:right w:val="single" w:color="auto" w:sz="4" w:space="0"/>
             </w:tcBorders>
-            <w:shd w:val="clear"/>
+            <w:shd w:val="clear" w:color="auto" w:fill="auto"/>
             <w:noWrap/>
             <w:vAlign w:val="center"/>
           </w:tcPr>
@@ -14734,7 +14594,6 @@
                 <w:sz w:val="20"/>
                 <w:szCs w:val="20"/>
                 <w:u w:val="none"/>
-                <w:bdr w:val="none" w:color="auto" w:sz="0" w:space="0"/>
                 <w:lang w:val="en-US" w:eastAsia="zh-CN" w:bidi="ar"/>
                 <w14:ligatures w14:val="standardContextual"/>
               </w:rPr>
@@ -14751,7 +14610,7 @@
               <w:bottom w:val="single" w:color="auto" w:sz="4" w:space="0"/>
               <w:right w:val="single" w:color="auto" w:sz="4" w:space="0"/>
             </w:tcBorders>
-            <w:shd w:val="clear"/>
+            <w:shd w:val="clear" w:color="auto" w:fill="auto"/>
             <w:noWrap/>
             <w:vAlign w:val="center"/>
           </w:tcPr>
@@ -14783,7 +14642,6 @@
                 <w:sz w:val="20"/>
                 <w:szCs w:val="20"/>
                 <w:u w:val="none"/>
-                <w:bdr w:val="none" w:color="auto" w:sz="0" w:space="0"/>
                 <w:lang w:val="en-US" w:eastAsia="zh-CN" w:bidi="ar"/>
                 <w14:ligatures w14:val="standardContextual"/>
               </w:rPr>
@@ -14800,7 +14658,7 @@
               <w:bottom w:val="single" w:color="auto" w:sz="4" w:space="0"/>
               <w:right w:val="single" w:color="auto" w:sz="4" w:space="0"/>
             </w:tcBorders>
-            <w:shd w:val="clear"/>
+            <w:shd w:val="clear" w:color="auto" w:fill="auto"/>
             <w:noWrap/>
             <w:vAlign w:val="center"/>
           </w:tcPr>
@@ -14832,7 +14690,6 @@
                 <w:sz w:val="20"/>
                 <w:szCs w:val="20"/>
                 <w:u w:val="none"/>
-                <w:bdr w:val="none" w:color="auto" w:sz="0" w:space="0"/>
                 <w:lang w:val="en-US" w:eastAsia="zh-CN" w:bidi="ar"/>
                 <w14:ligatures w14:val="standardContextual"/>
               </w:rPr>
@@ -14849,7 +14706,7 @@
               <w:bottom w:val="single" w:color="auto" w:sz="4" w:space="0"/>
               <w:right w:val="single" w:color="auto" w:sz="4" w:space="0"/>
             </w:tcBorders>
-            <w:shd w:val="clear"/>
+            <w:shd w:val="clear" w:color="auto" w:fill="auto"/>
             <w:noWrap/>
             <w:vAlign w:val="center"/>
           </w:tcPr>
@@ -14881,7 +14738,6 @@
                 <w:sz w:val="20"/>
                 <w:szCs w:val="20"/>
                 <w:u w:val="none"/>
-                <w:bdr w:val="none" w:color="auto" w:sz="0" w:space="0"/>
                 <w:lang w:val="en-US" w:eastAsia="zh-CN" w:bidi="ar"/>
                 <w14:ligatures w14:val="standardContextual"/>
               </w:rPr>
@@ -14898,7 +14754,7 @@
               <w:bottom w:val="single" w:color="auto" w:sz="4" w:space="0"/>
               <w:right w:val="single" w:color="auto" w:sz="4" w:space="0"/>
             </w:tcBorders>
-            <w:shd w:val="clear"/>
+            <w:shd w:val="clear" w:color="auto" w:fill="auto"/>
             <w:noWrap/>
             <w:vAlign w:val="center"/>
           </w:tcPr>
@@ -14930,7 +14786,6 @@
                 <w:sz w:val="20"/>
                 <w:szCs w:val="20"/>
                 <w:u w:val="none"/>
-                <w:bdr w:val="none" w:color="auto" w:sz="0" w:space="0"/>
                 <w:lang w:val="en-US" w:eastAsia="zh-CN" w:bidi="ar"/>
                 <w14:ligatures w14:val="standardContextual"/>
               </w:rPr>
@@ -14947,7 +14802,7 @@
               <w:bottom w:val="single" w:color="auto" w:sz="4" w:space="0"/>
               <w:right w:val="single" w:color="auto" w:sz="4" w:space="0"/>
             </w:tcBorders>
-            <w:shd w:val="clear"/>
+            <w:shd w:val="clear" w:color="auto" w:fill="auto"/>
             <w:noWrap/>
             <w:vAlign w:val="center"/>
           </w:tcPr>
@@ -14979,7 +14834,6 @@
                 <w:sz w:val="20"/>
                 <w:szCs w:val="20"/>
                 <w:u w:val="none"/>
-                <w:bdr w:val="none" w:color="auto" w:sz="0" w:space="0"/>
                 <w:lang w:val="en-US" w:eastAsia="zh-CN" w:bidi="ar"/>
                 <w14:ligatures w14:val="standardContextual"/>
               </w:rPr>
@@ -14996,7 +14850,7 @@
               <w:bottom w:val="single" w:color="auto" w:sz="4" w:space="0"/>
               <w:right w:val="single" w:color="auto" w:sz="4" w:space="0"/>
             </w:tcBorders>
-            <w:shd w:val="clear"/>
+            <w:shd w:val="clear" w:color="auto" w:fill="auto"/>
             <w:noWrap/>
             <w:vAlign w:val="center"/>
           </w:tcPr>
@@ -15028,7 +14882,6 @@
                 <w:sz w:val="20"/>
                 <w:szCs w:val="20"/>
                 <w:u w:val="none"/>
-                <w:bdr w:val="none" w:color="auto" w:sz="0" w:space="0"/>
                 <w:lang w:val="en-US" w:eastAsia="zh-CN" w:bidi="ar"/>
                 <w14:ligatures w14:val="standardContextual"/>
               </w:rPr>
@@ -15045,7 +14898,7 @@
               <w:bottom w:val="single" w:color="auto" w:sz="4" w:space="0"/>
               <w:right w:val="single" w:color="auto" w:sz="4" w:space="0"/>
             </w:tcBorders>
-            <w:shd w:val="clear"/>
+            <w:shd w:val="clear" w:color="auto" w:fill="auto"/>
             <w:noWrap/>
             <w:vAlign w:val="center"/>
           </w:tcPr>
@@ -15077,7 +14930,6 @@
                 <w:sz w:val="20"/>
                 <w:szCs w:val="20"/>
                 <w:u w:val="none"/>
-                <w:bdr w:val="none" w:color="auto" w:sz="0" w:space="0"/>
                 <w:lang w:val="en-US" w:eastAsia="zh-CN" w:bidi="ar"/>
                 <w14:ligatures w14:val="standardContextual"/>
               </w:rPr>
@@ -15094,7 +14946,7 @@
               <w:bottom w:val="single" w:color="auto" w:sz="4" w:space="0"/>
               <w:right w:val="single" w:color="auto" w:sz="4" w:space="0"/>
             </w:tcBorders>
-            <w:shd w:val="clear"/>
+            <w:shd w:val="clear" w:color="auto" w:fill="auto"/>
             <w:noWrap/>
             <w:vAlign w:val="center"/>
           </w:tcPr>
@@ -15126,7 +14978,6 @@
                 <w:sz w:val="20"/>
                 <w:szCs w:val="20"/>
                 <w:u w:val="none"/>
-                <w:bdr w:val="none" w:color="auto" w:sz="0" w:space="0"/>
                 <w:lang w:val="en-US" w:eastAsia="zh-CN" w:bidi="ar"/>
                 <w14:ligatures w14:val="standardContextual"/>
               </w:rPr>
@@ -15252,6 +15103,7 @@
           <w:rFonts w:ascii="Times New Roman" w:hAnsi="Times New Roman" w:eastAsia="Times New Roman" w:cs="Times New Roman"/>
           <w:sz w:val="28"/>
           <w:szCs w:val="28"/>
+          <w:u w:val="none"/>
         </w:rPr>
       </w:pPr>
       <w:r>
@@ -15259,9 +15111,63 @@
           <w:rFonts w:ascii="Times New Roman" w:hAnsi="Times New Roman" w:eastAsia="Times New Roman" w:cs="Times New Roman"/>
           <w:sz w:val="28"/>
           <w:szCs w:val="28"/>
-          <w:u w:val="single"/>
-        </w:rPr>
-        <w:t>Тепловая карта полной матрицы корреляций приведена в Приложении Е.</w:t>
+          <w:u w:val="none"/>
+        </w:rPr>
+        <w:t xml:space="preserve">Тепловая карта полной матрицы корреляций приведена в </w:t>
+      </w:r>
+      <w:r>
+        <w:rPr>
+          <w:rFonts w:ascii="Times New Roman" w:hAnsi="Times New Roman" w:eastAsia="Times New Roman" w:cs="Times New Roman"/>
+          <w:sz w:val="28"/>
+          <w:szCs w:val="28"/>
+          <w:u w:val="none"/>
+        </w:rPr>
+        <w:fldChar w:fldCharType="begin"/>
+      </w:r>
+      <w:r>
+        <w:rPr>
+          <w:rFonts w:ascii="Times New Roman" w:hAnsi="Times New Roman" w:eastAsia="Times New Roman" w:cs="Times New Roman"/>
+          <w:sz w:val="28"/>
+          <w:szCs w:val="28"/>
+          <w:u w:val="none"/>
+        </w:rPr>
+        <w:instrText xml:space="preserve"> HYPERLINK \l "_ПРИЛОЖЕНИЕ Е− ТЕПЛОВАЯ КАРТА МАТРИЦЫ КОРРЕЛЯЦИЙ" </w:instrText>
+      </w:r>
+      <w:r>
+        <w:rPr>
+          <w:rFonts w:ascii="Times New Roman" w:hAnsi="Times New Roman" w:eastAsia="Times New Roman" w:cs="Times New Roman"/>
+          <w:sz w:val="28"/>
+          <w:szCs w:val="28"/>
+          <w:u w:val="none"/>
+        </w:rPr>
+        <w:fldChar w:fldCharType="separate"/>
+      </w:r>
+      <w:r>
+        <w:rPr>
+          <w:rStyle w:val="6"/>
+          <w:rFonts w:ascii="Times New Roman" w:hAnsi="Times New Roman" w:eastAsia="Times New Roman" w:cs="Times New Roman"/>
+          <w:sz w:val="28"/>
+          <w:szCs w:val="28"/>
+        </w:rPr>
+        <w:t>Приложении Е</w:t>
+      </w:r>
+      <w:r>
+        <w:rPr>
+          <w:rFonts w:ascii="Times New Roman" w:hAnsi="Times New Roman" w:eastAsia="Times New Roman" w:cs="Times New Roman"/>
+          <w:sz w:val="28"/>
+          <w:szCs w:val="28"/>
+          <w:u w:val="none"/>
+        </w:rPr>
+        <w:fldChar w:fldCharType="end"/>
+      </w:r>
+      <w:r>
+        <w:rPr>
+          <w:rFonts w:ascii="Times New Roman" w:hAnsi="Times New Roman" w:eastAsia="Times New Roman" w:cs="Times New Roman"/>
+          <w:sz w:val="28"/>
+          <w:szCs w:val="28"/>
+          <w:u w:val="none"/>
+        </w:rPr>
+        <w:t>.</w:t>
       </w:r>
     </w:p>
     <w:p>
@@ -15292,7 +15198,56 @@
           <w:sz w:val="28"/>
           <w:szCs w:val="28"/>
         </w:rPr>
-        <w:t>Для визуальной проверки характера связи между переменными построены диаграммы рассеяния для шести пар характеристик (Приложение Д).</w:t>
+        <w:t>Для визуальной проверки характера связи между переменными построены диаграммы рассеяния для шести пар характеристик (</w:t>
+      </w:r>
+      <w:r>
+        <w:rPr>
+          <w:rFonts w:ascii="Times New Roman" w:hAnsi="Times New Roman" w:eastAsia="Times New Roman" w:cs="Times New Roman"/>
+          <w:sz w:val="28"/>
+          <w:szCs w:val="28"/>
+        </w:rPr>
+        <w:fldChar w:fldCharType="begin"/>
+      </w:r>
+      <w:r>
+        <w:rPr>
+          <w:rFonts w:ascii="Times New Roman" w:hAnsi="Times New Roman" w:eastAsia="Times New Roman" w:cs="Times New Roman"/>
+          <w:sz w:val="28"/>
+          <w:szCs w:val="28"/>
+        </w:rPr>
+        <w:instrText xml:space="preserve"> HYPERLINK \l "_ПРИЛОЖЕНИЕ Д − ДИАГРАММЫ РАССЕЯНИЯ" </w:instrText>
+      </w:r>
+      <w:r>
+        <w:rPr>
+          <w:rFonts w:ascii="Times New Roman" w:hAnsi="Times New Roman" w:eastAsia="Times New Roman" w:cs="Times New Roman"/>
+          <w:sz w:val="28"/>
+          <w:szCs w:val="28"/>
+        </w:rPr>
+        <w:fldChar w:fldCharType="separate"/>
+      </w:r>
+      <w:r>
+        <w:rPr>
+          <w:rStyle w:val="5"/>
+          <w:rFonts w:ascii="Times New Roman" w:hAnsi="Times New Roman" w:eastAsia="Times New Roman" w:cs="Times New Roman"/>
+          <w:sz w:val="28"/>
+          <w:szCs w:val="28"/>
+        </w:rPr>
+        <w:t>Приложение Д</w:t>
+      </w:r>
+      <w:r>
+        <w:rPr>
+          <w:rFonts w:ascii="Times New Roman" w:hAnsi="Times New Roman" w:eastAsia="Times New Roman" w:cs="Times New Roman"/>
+          <w:sz w:val="28"/>
+          <w:szCs w:val="28"/>
+        </w:rPr>
+        <w:fldChar w:fldCharType="end"/>
+      </w:r>
+      <w:r>
+        <w:rPr>
+          <w:rFonts w:ascii="Times New Roman" w:hAnsi="Times New Roman" w:eastAsia="Times New Roman" w:cs="Times New Roman"/>
+          <w:sz w:val="28"/>
+          <w:szCs w:val="28"/>
+        </w:rPr>
+        <w:t>).</w:t>
       </w:r>
     </w:p>
     <w:p>
@@ -15438,8 +15393,45 @@
         <w:t xml:space="preserve"> статистическая значимость её связи с ценой — то есть можно ли считать корреляцию отражением реальной зависимости, а не случайным результатом конкретной выборки. Проверка выполнена с помощью t-статистики t = r · √(n − 2) / √(1 − r²), которая при справедливости нулевой гипотезы об отсутствии связи подчиняется распределению Стьюдента с df = n − 2 = 193 степенями свободы. При уровне значимости α = 0,05 критическое значение составляет t_крит = 1,972; связь признаётся статистически значимой, если |t| &gt; t_крит, что равносильно условию p-value &lt; 0,05. </w:t>
       </w:r>
     </w:p>
+    <w:p>
+      <w:pPr>
+        <w:spacing w:after="200" w:line="240" w:lineRule="auto"/>
+        <w:ind w:firstLine="567"/>
+        <w:jc w:val="both"/>
+        <w:rPr>
+          <w:rFonts w:ascii="Times New Roman" w:hAnsi="Times New Roman" w:eastAsia="Times New Roman" w:cs="Times New Roman"/>
+          <w:sz w:val="28"/>
+          <w:szCs w:val="28"/>
+        </w:rPr>
+      </w:pPr>
+    </w:p>
+    <w:p>
+      <w:pPr>
+        <w:spacing w:after="200" w:line="240" w:lineRule="auto"/>
+        <w:ind w:firstLine="567"/>
+        <w:jc w:val="both"/>
+        <w:rPr>
+          <w:rFonts w:ascii="Times New Roman" w:hAnsi="Times New Roman" w:eastAsia="Times New Roman" w:cs="Times New Roman"/>
+          <w:sz w:val="28"/>
+          <w:szCs w:val="28"/>
+        </w:rPr>
+      </w:pPr>
+    </w:p>
+    <w:p>
+      <w:pPr>
+        <w:spacing w:after="200" w:line="240" w:lineRule="auto"/>
+        <w:ind w:firstLine="567"/>
+        <w:jc w:val="both"/>
+        <w:rPr>
+          <w:rFonts w:ascii="Times New Roman" w:hAnsi="Times New Roman" w:eastAsia="Times New Roman" w:cs="Times New Roman"/>
+          <w:sz w:val="28"/>
+          <w:szCs w:val="28"/>
+        </w:rPr>
+      </w:pPr>
+    </w:p>
     <w:tbl>
       <w:tblPr>
+        <w:tblStyle w:val="4"/>
         <w:tblW w:w="4998" w:type="pct"/>
         <w:tblInd w:w="0" w:type="dxa"/>
         <w:tblBorders>
@@ -15450,7 +15442,7 @@
           <w:insideH w:val="none" w:color="auto" w:sz="0" w:space="0"/>
           <w:insideV w:val="none" w:color="auto" w:sz="0" w:space="0"/>
         </w:tblBorders>
-        <w:shd w:val="clear"/>
+        <w:shd w:val="clear" w:color="auto" w:fill="auto"/>
         <w:tblLayout w:type="autofit"/>
         <w:tblCellMar>
           <w:top w:w="0" w:type="dxa"/>
@@ -15477,6 +15469,7 @@
             <w:insideH w:val="none" w:color="auto" w:sz="0" w:space="0"/>
             <w:insideV w:val="none" w:color="auto" w:sz="0" w:space="0"/>
           </w:tblBorders>
+          <w:shd w:val="clear" w:color="auto" w:fill="auto"/>
           <w:tblCellMar>
             <w:top w:w="0" w:type="dxa"/>
             <w:left w:w="108" w:type="dxa"/>
@@ -15496,7 +15489,7 @@
               <w:bottom w:val="single" w:color="auto" w:sz="4" w:space="0"/>
               <w:right w:val="single" w:color="auto" w:sz="4" w:space="0"/>
             </w:tcBorders>
-            <w:shd w:val="clear"/>
+            <w:shd w:val="clear" w:color="auto" w:fill="auto"/>
             <w:noWrap/>
             <w:vAlign w:val="center"/>
           </w:tcPr>
@@ -15528,7 +15521,6 @@
                 <w:sz w:val="24"/>
                 <w:szCs w:val="24"/>
                 <w:u w:val="none"/>
-                <w:bdr w:val="none" w:color="auto" w:sz="0" w:space="0"/>
                 <w:lang w:val="en-US" w:eastAsia="zh-CN" w:bidi="ar"/>
                 <w14:ligatures w14:val="standardContextual"/>
               </w:rPr>
@@ -15545,7 +15537,7 @@
               <w:bottom w:val="single" w:color="auto" w:sz="4" w:space="0"/>
               <w:right w:val="single" w:color="auto" w:sz="4" w:space="0"/>
             </w:tcBorders>
-            <w:shd w:val="clear"/>
+            <w:shd w:val="clear" w:color="auto" w:fill="auto"/>
             <w:noWrap/>
             <w:vAlign w:val="center"/>
           </w:tcPr>
@@ -15577,7 +15569,6 @@
                 <w:sz w:val="24"/>
                 <w:szCs w:val="24"/>
                 <w:u w:val="none"/>
-                <w:bdr w:val="none" w:color="auto" w:sz="0" w:space="0"/>
                 <w:lang w:val="en-US" w:eastAsia="zh-CN" w:bidi="ar"/>
                 <w14:ligatures w14:val="standardContextual"/>
               </w:rPr>
@@ -15594,7 +15585,7 @@
               <w:bottom w:val="single" w:color="auto" w:sz="4" w:space="0"/>
               <w:right w:val="single" w:color="auto" w:sz="4" w:space="0"/>
             </w:tcBorders>
-            <w:shd w:val="clear"/>
+            <w:shd w:val="clear" w:color="auto" w:fill="auto"/>
             <w:noWrap/>
             <w:vAlign w:val="center"/>
           </w:tcPr>
@@ -15626,7 +15617,6 @@
                 <w:sz w:val="24"/>
                 <w:szCs w:val="24"/>
                 <w:u w:val="none"/>
-                <w:bdr w:val="none" w:color="auto" w:sz="0" w:space="0"/>
                 <w:lang w:val="en-US" w:eastAsia="zh-CN" w:bidi="ar"/>
                 <w14:ligatures w14:val="standardContextual"/>
               </w:rPr>
@@ -15643,7 +15633,7 @@
               <w:bottom w:val="single" w:color="auto" w:sz="4" w:space="0"/>
               <w:right w:val="single" w:color="auto" w:sz="4" w:space="0"/>
             </w:tcBorders>
-            <w:shd w:val="clear"/>
+            <w:shd w:val="clear" w:color="auto" w:fill="auto"/>
             <w:noWrap/>
             <w:vAlign w:val="center"/>
           </w:tcPr>
@@ -15675,7 +15665,6 @@
                 <w:sz w:val="24"/>
                 <w:szCs w:val="24"/>
                 <w:u w:val="none"/>
-                <w:bdr w:val="none" w:color="auto" w:sz="0" w:space="0"/>
                 <w:lang w:val="en-US" w:eastAsia="zh-CN" w:bidi="ar"/>
                 <w14:ligatures w14:val="standardContextual"/>
               </w:rPr>
@@ -15692,7 +15681,7 @@
               <w:bottom w:val="single" w:color="auto" w:sz="4" w:space="0"/>
               <w:right w:val="single" w:color="auto" w:sz="4" w:space="0"/>
             </w:tcBorders>
-            <w:shd w:val="clear"/>
+            <w:shd w:val="clear" w:color="auto" w:fill="auto"/>
             <w:noWrap/>
             <w:vAlign w:val="center"/>
           </w:tcPr>
@@ -15724,7 +15713,6 @@
                 <w:sz w:val="24"/>
                 <w:szCs w:val="24"/>
                 <w:u w:val="none"/>
-                <w:bdr w:val="none" w:color="auto" w:sz="0" w:space="0"/>
                 <w:lang w:val="en-US" w:eastAsia="zh-CN" w:bidi="ar"/>
                 <w14:ligatures w14:val="standardContextual"/>
               </w:rPr>
@@ -15741,7 +15729,7 @@
               <w:bottom w:val="single" w:color="auto" w:sz="4" w:space="0"/>
               <w:right w:val="single" w:color="auto" w:sz="4" w:space="0"/>
             </w:tcBorders>
-            <w:shd w:val="clear"/>
+            <w:shd w:val="clear" w:color="auto" w:fill="auto"/>
             <w:noWrap/>
             <w:vAlign w:val="center"/>
           </w:tcPr>
@@ -15773,7 +15761,6 @@
                 <w:sz w:val="24"/>
                 <w:szCs w:val="24"/>
                 <w:u w:val="none"/>
-                <w:bdr w:val="none" w:color="auto" w:sz="0" w:space="0"/>
                 <w:lang w:val="en-US" w:eastAsia="zh-CN" w:bidi="ar"/>
                 <w14:ligatures w14:val="standardContextual"/>
               </w:rPr>
@@ -15792,6 +15779,7 @@
             <w:insideH w:val="none" w:color="auto" w:sz="0" w:space="0"/>
             <w:insideV w:val="none" w:color="auto" w:sz="0" w:space="0"/>
           </w:tblBorders>
+          <w:shd w:val="clear" w:color="auto" w:fill="auto"/>
           <w:tblCellMar>
             <w:top w:w="0" w:type="dxa"/>
             <w:left w:w="108" w:type="dxa"/>
@@ -15811,7 +15799,7 @@
               <w:bottom w:val="single" w:color="auto" w:sz="4" w:space="0"/>
               <w:right w:val="single" w:color="auto" w:sz="4" w:space="0"/>
             </w:tcBorders>
-            <w:shd w:val="clear"/>
+            <w:shd w:val="clear" w:color="auto" w:fill="auto"/>
             <w:noWrap/>
             <w:vAlign w:val="center"/>
           </w:tcPr>
@@ -15843,7 +15831,6 @@
                 <w:sz w:val="24"/>
                 <w:szCs w:val="24"/>
                 <w:u w:val="none"/>
-                <w:bdr w:val="none" w:color="auto" w:sz="0" w:space="0"/>
                 <w:lang w:val="en-US" w:eastAsia="zh-CN" w:bidi="ar"/>
                 <w14:ligatures w14:val="standardContextual"/>
               </w:rPr>
@@ -15860,7 +15847,7 @@
               <w:bottom w:val="single" w:color="auto" w:sz="4" w:space="0"/>
               <w:right w:val="single" w:color="auto" w:sz="4" w:space="0"/>
             </w:tcBorders>
-            <w:shd w:val="clear"/>
+            <w:shd w:val="clear" w:color="auto" w:fill="auto"/>
             <w:noWrap/>
             <w:vAlign w:val="center"/>
           </w:tcPr>
@@ -15892,7 +15879,6 @@
                 <w:sz w:val="24"/>
                 <w:szCs w:val="24"/>
                 <w:u w:val="none"/>
-                <w:bdr w:val="none" w:color="auto" w:sz="0" w:space="0"/>
                 <w:lang w:val="en-US" w:eastAsia="zh-CN" w:bidi="ar"/>
                 <w14:ligatures w14:val="standardContextual"/>
               </w:rPr>
@@ -15909,7 +15895,7 @@
               <w:bottom w:val="single" w:color="auto" w:sz="4" w:space="0"/>
               <w:right w:val="single" w:color="auto" w:sz="4" w:space="0"/>
             </w:tcBorders>
-            <w:shd w:val="clear"/>
+            <w:shd w:val="clear" w:color="auto" w:fill="auto"/>
             <w:noWrap/>
             <w:vAlign w:val="center"/>
           </w:tcPr>
@@ -15941,7 +15927,6 @@
                 <w:sz w:val="24"/>
                 <w:szCs w:val="24"/>
                 <w:u w:val="none"/>
-                <w:bdr w:val="none" w:color="auto" w:sz="0" w:space="0"/>
                 <w:lang w:val="en-US" w:eastAsia="zh-CN" w:bidi="ar"/>
                 <w14:ligatures w14:val="standardContextual"/>
               </w:rPr>
@@ -15958,7 +15943,7 @@
               <w:bottom w:val="single" w:color="auto" w:sz="4" w:space="0"/>
               <w:right w:val="single" w:color="auto" w:sz="4" w:space="0"/>
             </w:tcBorders>
-            <w:shd w:val="clear"/>
+            <w:shd w:val="clear" w:color="auto" w:fill="auto"/>
             <w:noWrap/>
             <w:vAlign w:val="center"/>
           </w:tcPr>
@@ -15990,7 +15975,6 @@
                 <w:sz w:val="24"/>
                 <w:szCs w:val="24"/>
                 <w:u w:val="none"/>
-                <w:bdr w:val="none" w:color="auto" w:sz="0" w:space="0"/>
                 <w:lang w:val="en-US" w:eastAsia="zh-CN" w:bidi="ar"/>
                 <w14:ligatures w14:val="standardContextual"/>
               </w:rPr>
@@ -16007,7 +15991,7 @@
               <w:bottom w:val="single" w:color="auto" w:sz="4" w:space="0"/>
               <w:right w:val="single" w:color="auto" w:sz="4" w:space="0"/>
             </w:tcBorders>
-            <w:shd w:val="clear"/>
+            <w:shd w:val="clear" w:color="auto" w:fill="auto"/>
             <w:noWrap/>
             <w:vAlign w:val="center"/>
           </w:tcPr>
@@ -16039,7 +16023,6 @@
                 <w:sz w:val="24"/>
                 <w:szCs w:val="24"/>
                 <w:u w:val="none"/>
-                <w:bdr w:val="none" w:color="auto" w:sz="0" w:space="0"/>
                 <w:lang w:val="en-US" w:eastAsia="zh-CN" w:bidi="ar"/>
                 <w14:ligatures w14:val="standardContextual"/>
               </w:rPr>
@@ -16056,7 +16039,7 @@
               <w:bottom w:val="single" w:color="auto" w:sz="4" w:space="0"/>
               <w:right w:val="single" w:color="auto" w:sz="4" w:space="0"/>
             </w:tcBorders>
-            <w:shd w:val="clear"/>
+            <w:shd w:val="clear" w:color="auto" w:fill="auto"/>
             <w:noWrap/>
             <w:vAlign w:val="center"/>
           </w:tcPr>
@@ -16088,7 +16071,6 @@
                 <w:sz w:val="24"/>
                 <w:szCs w:val="24"/>
                 <w:u w:val="none"/>
-                <w:bdr w:val="none" w:color="auto" w:sz="0" w:space="0"/>
                 <w:lang w:val="en-US" w:eastAsia="zh-CN" w:bidi="ar"/>
                 <w14:ligatures w14:val="standardContextual"/>
               </w:rPr>
@@ -16107,7 +16089,7 @@
             <w:insideH w:val="none" w:color="auto" w:sz="0" w:space="0"/>
             <w:insideV w:val="none" w:color="auto" w:sz="0" w:space="0"/>
           </w:tblBorders>
-          <w:shd w:val="clear"/>
+          <w:shd w:val="clear" w:color="auto" w:fill="auto"/>
           <w:tblCellMar>
             <w:top w:w="0" w:type="dxa"/>
             <w:left w:w="108" w:type="dxa"/>
@@ -16127,7 +16109,7 @@
               <w:bottom w:val="single" w:color="auto" w:sz="4" w:space="0"/>
               <w:right w:val="single" w:color="auto" w:sz="4" w:space="0"/>
             </w:tcBorders>
-            <w:shd w:val="clear"/>
+            <w:shd w:val="clear" w:color="auto" w:fill="auto"/>
             <w:noWrap/>
             <w:vAlign w:val="center"/>
           </w:tcPr>
@@ -16159,7 +16141,6 @@
                 <w:sz w:val="24"/>
                 <w:szCs w:val="24"/>
                 <w:u w:val="none"/>
-                <w:bdr w:val="none" w:color="auto" w:sz="0" w:space="0"/>
                 <w:lang w:val="en-US" w:eastAsia="zh-CN" w:bidi="ar"/>
                 <w14:ligatures w14:val="standardContextual"/>
               </w:rPr>
@@ -16176,7 +16157,7 @@
               <w:bottom w:val="single" w:color="auto" w:sz="4" w:space="0"/>
               <w:right w:val="single" w:color="auto" w:sz="4" w:space="0"/>
             </w:tcBorders>
-            <w:shd w:val="clear"/>
+            <w:shd w:val="clear" w:color="auto" w:fill="auto"/>
             <w:noWrap/>
             <w:vAlign w:val="center"/>
           </w:tcPr>
@@ -16208,7 +16189,6 @@
                 <w:sz w:val="24"/>
                 <w:szCs w:val="24"/>
                 <w:u w:val="none"/>
-                <w:bdr w:val="none" w:color="auto" w:sz="0" w:space="0"/>
                 <w:lang w:val="en-US" w:eastAsia="zh-CN" w:bidi="ar"/>
                 <w14:ligatures w14:val="standardContextual"/>
               </w:rPr>
@@ -16225,7 +16205,7 @@
               <w:bottom w:val="single" w:color="auto" w:sz="4" w:space="0"/>
               <w:right w:val="single" w:color="auto" w:sz="4" w:space="0"/>
             </w:tcBorders>
-            <w:shd w:val="clear"/>
+            <w:shd w:val="clear" w:color="auto" w:fill="auto"/>
             <w:noWrap/>
             <w:vAlign w:val="center"/>
           </w:tcPr>
@@ -16257,7 +16237,6 @@
                 <w:sz w:val="24"/>
                 <w:szCs w:val="24"/>
                 <w:u w:val="none"/>
-                <w:bdr w:val="none" w:color="auto" w:sz="0" w:space="0"/>
                 <w:lang w:val="en-US" w:eastAsia="zh-CN" w:bidi="ar"/>
                 <w14:ligatures w14:val="standardContextual"/>
               </w:rPr>
@@ -16274,7 +16253,7 @@
               <w:bottom w:val="single" w:color="auto" w:sz="4" w:space="0"/>
               <w:right w:val="single" w:color="auto" w:sz="4" w:space="0"/>
             </w:tcBorders>
-            <w:shd w:val="clear"/>
+            <w:shd w:val="clear" w:color="auto" w:fill="auto"/>
             <w:noWrap/>
             <w:vAlign w:val="center"/>
           </w:tcPr>
@@ -16306,7 +16285,6 @@
                 <w:sz w:val="24"/>
                 <w:szCs w:val="24"/>
                 <w:u w:val="none"/>
-                <w:bdr w:val="none" w:color="auto" w:sz="0" w:space="0"/>
                 <w:lang w:val="en-US" w:eastAsia="zh-CN" w:bidi="ar"/>
                 <w14:ligatures w14:val="standardContextual"/>
               </w:rPr>
@@ -16323,7 +16301,7 @@
               <w:bottom w:val="single" w:color="auto" w:sz="4" w:space="0"/>
               <w:right w:val="single" w:color="auto" w:sz="4" w:space="0"/>
             </w:tcBorders>
-            <w:shd w:val="clear"/>
+            <w:shd w:val="clear" w:color="auto" w:fill="auto"/>
             <w:noWrap/>
             <w:vAlign w:val="center"/>
           </w:tcPr>
@@ -16355,7 +16333,6 @@
                 <w:sz w:val="24"/>
                 <w:szCs w:val="24"/>
                 <w:u w:val="none"/>
-                <w:bdr w:val="none" w:color="auto" w:sz="0" w:space="0"/>
                 <w:lang w:val="en-US" w:eastAsia="zh-CN" w:bidi="ar"/>
                 <w14:ligatures w14:val="standardContextual"/>
               </w:rPr>
@@ -16372,7 +16349,7 @@
               <w:bottom w:val="single" w:color="auto" w:sz="4" w:space="0"/>
               <w:right w:val="single" w:color="auto" w:sz="4" w:space="0"/>
             </w:tcBorders>
-            <w:shd w:val="clear"/>
+            <w:shd w:val="clear" w:color="auto" w:fill="auto"/>
             <w:noWrap/>
             <w:vAlign w:val="center"/>
           </w:tcPr>
@@ -16404,7 +16381,6 @@
                 <w:sz w:val="24"/>
                 <w:szCs w:val="24"/>
                 <w:u w:val="none"/>
-                <w:bdr w:val="none" w:color="auto" w:sz="0" w:space="0"/>
                 <w:lang w:val="en-US" w:eastAsia="zh-CN" w:bidi="ar"/>
                 <w14:ligatures w14:val="standardContextual"/>
               </w:rPr>
@@ -16423,6 +16399,7 @@
             <w:insideH w:val="none" w:color="auto" w:sz="0" w:space="0"/>
             <w:insideV w:val="none" w:color="auto" w:sz="0" w:space="0"/>
           </w:tblBorders>
+          <w:shd w:val="clear" w:color="auto" w:fill="auto"/>
           <w:tblCellMar>
             <w:top w:w="0" w:type="dxa"/>
             <w:left w:w="108" w:type="dxa"/>
@@ -16442,7 +16419,7 @@
               <w:bottom w:val="single" w:color="auto" w:sz="4" w:space="0"/>
               <w:right w:val="single" w:color="auto" w:sz="4" w:space="0"/>
             </w:tcBorders>
-            <w:shd w:val="clear"/>
+            <w:shd w:val="clear" w:color="auto" w:fill="auto"/>
             <w:noWrap/>
             <w:vAlign w:val="center"/>
           </w:tcPr>
@@ -16474,7 +16451,6 @@
                 <w:sz w:val="24"/>
                 <w:szCs w:val="24"/>
                 <w:u w:val="none"/>
-                <w:bdr w:val="none" w:color="auto" w:sz="0" w:space="0"/>
                 <w:lang w:val="en-US" w:eastAsia="zh-CN" w:bidi="ar"/>
                 <w14:ligatures w14:val="standardContextual"/>
               </w:rPr>
@@ -16491,7 +16467,7 @@
               <w:bottom w:val="single" w:color="auto" w:sz="4" w:space="0"/>
               <w:right w:val="single" w:color="auto" w:sz="4" w:space="0"/>
             </w:tcBorders>
-            <w:shd w:val="clear"/>
+            <w:shd w:val="clear" w:color="auto" w:fill="auto"/>
             <w:noWrap/>
             <w:vAlign w:val="center"/>
           </w:tcPr>
@@ -16523,7 +16499,6 @@
                 <w:sz w:val="24"/>
                 <w:szCs w:val="24"/>
                 <w:u w:val="none"/>
-                <w:bdr w:val="none" w:color="auto" w:sz="0" w:space="0"/>
                 <w:lang w:val="en-US" w:eastAsia="zh-CN" w:bidi="ar"/>
                 <w14:ligatures w14:val="standardContextual"/>
               </w:rPr>
@@ -16540,7 +16515,7 @@
               <w:bottom w:val="single" w:color="auto" w:sz="4" w:space="0"/>
               <w:right w:val="single" w:color="auto" w:sz="4" w:space="0"/>
             </w:tcBorders>
-            <w:shd w:val="clear"/>
+            <w:shd w:val="clear" w:color="auto" w:fill="auto"/>
             <w:noWrap/>
             <w:vAlign w:val="center"/>
           </w:tcPr>
@@ -16572,7 +16547,6 @@
                 <w:sz w:val="24"/>
                 <w:szCs w:val="24"/>
                 <w:u w:val="none"/>
-                <w:bdr w:val="none" w:color="auto" w:sz="0" w:space="0"/>
                 <w:lang w:val="en-US" w:eastAsia="zh-CN" w:bidi="ar"/>
                 <w14:ligatures w14:val="standardContextual"/>
               </w:rPr>
@@ -16589,7 +16563,7 @@
               <w:bottom w:val="single" w:color="auto" w:sz="4" w:space="0"/>
               <w:right w:val="single" w:color="auto" w:sz="4" w:space="0"/>
             </w:tcBorders>
-            <w:shd w:val="clear"/>
+            <w:shd w:val="clear" w:color="auto" w:fill="auto"/>
             <w:noWrap/>
             <w:vAlign w:val="center"/>
           </w:tcPr>
@@ -16621,7 +16595,6 @@
                 <w:sz w:val="24"/>
                 <w:szCs w:val="24"/>
                 <w:u w:val="none"/>
-                <w:bdr w:val="none" w:color="auto" w:sz="0" w:space="0"/>
                 <w:lang w:val="en-US" w:eastAsia="zh-CN" w:bidi="ar"/>
                 <w14:ligatures w14:val="standardContextual"/>
               </w:rPr>
@@ -16638,7 +16611,7 @@
               <w:bottom w:val="single" w:color="auto" w:sz="4" w:space="0"/>
               <w:right w:val="single" w:color="auto" w:sz="4" w:space="0"/>
             </w:tcBorders>
-            <w:shd w:val="clear"/>
+            <w:shd w:val="clear" w:color="auto" w:fill="auto"/>
             <w:noWrap/>
             <w:vAlign w:val="center"/>
           </w:tcPr>
@@ -16670,7 +16643,6 @@
                 <w:sz w:val="24"/>
                 <w:szCs w:val="24"/>
                 <w:u w:val="none"/>
-                <w:bdr w:val="none" w:color="auto" w:sz="0" w:space="0"/>
                 <w:lang w:val="en-US" w:eastAsia="zh-CN" w:bidi="ar"/>
                 <w14:ligatures w14:val="standardContextual"/>
               </w:rPr>
@@ -16687,7 +16659,7 @@
               <w:bottom w:val="single" w:color="auto" w:sz="4" w:space="0"/>
               <w:right w:val="single" w:color="auto" w:sz="4" w:space="0"/>
             </w:tcBorders>
-            <w:shd w:val="clear"/>
+            <w:shd w:val="clear" w:color="auto" w:fill="auto"/>
             <w:noWrap/>
             <w:vAlign w:val="center"/>
           </w:tcPr>
@@ -16719,7 +16691,6 @@
                 <w:sz w:val="24"/>
                 <w:szCs w:val="24"/>
                 <w:u w:val="none"/>
-                <w:bdr w:val="none" w:color="auto" w:sz="0" w:space="0"/>
                 <w:lang w:val="en-US" w:eastAsia="zh-CN" w:bidi="ar"/>
                 <w14:ligatures w14:val="standardContextual"/>
               </w:rPr>
@@ -16738,6 +16709,7 @@
             <w:insideH w:val="none" w:color="auto" w:sz="0" w:space="0"/>
             <w:insideV w:val="none" w:color="auto" w:sz="0" w:space="0"/>
           </w:tblBorders>
+          <w:shd w:val="clear" w:color="auto" w:fill="auto"/>
           <w:tblCellMar>
             <w:top w:w="0" w:type="dxa"/>
             <w:left w:w="108" w:type="dxa"/>
@@ -16757,7 +16729,7 @@
               <w:bottom w:val="single" w:color="auto" w:sz="4" w:space="0"/>
               <w:right w:val="single" w:color="auto" w:sz="4" w:space="0"/>
             </w:tcBorders>
-            <w:shd w:val="clear"/>
+            <w:shd w:val="clear" w:color="auto" w:fill="auto"/>
             <w:noWrap/>
             <w:vAlign w:val="center"/>
           </w:tcPr>
@@ -16789,7 +16761,6 @@
                 <w:sz w:val="24"/>
                 <w:szCs w:val="24"/>
                 <w:u w:val="none"/>
-                <w:bdr w:val="none" w:color="auto" w:sz="0" w:space="0"/>
                 <w:lang w:val="en-US" w:eastAsia="zh-CN" w:bidi="ar"/>
                 <w14:ligatures w14:val="standardContextual"/>
               </w:rPr>
@@ -16806,7 +16777,7 @@
               <w:bottom w:val="single" w:color="auto" w:sz="4" w:space="0"/>
               <w:right w:val="single" w:color="auto" w:sz="4" w:space="0"/>
             </w:tcBorders>
-            <w:shd w:val="clear"/>
+            <w:shd w:val="clear" w:color="auto" w:fill="auto"/>
             <w:noWrap/>
             <w:vAlign w:val="center"/>
           </w:tcPr>
@@ -16838,7 +16809,6 @@
                 <w:sz w:val="24"/>
                 <w:szCs w:val="24"/>
                 <w:u w:val="none"/>
-                <w:bdr w:val="none" w:color="auto" w:sz="0" w:space="0"/>
                 <w:lang w:val="en-US" w:eastAsia="zh-CN" w:bidi="ar"/>
                 <w14:ligatures w14:val="standardContextual"/>
               </w:rPr>
@@ -16855,7 +16825,7 @@
               <w:bottom w:val="single" w:color="auto" w:sz="4" w:space="0"/>
               <w:right w:val="single" w:color="auto" w:sz="4" w:space="0"/>
             </w:tcBorders>
-            <w:shd w:val="clear"/>
+            <w:shd w:val="clear" w:color="auto" w:fill="auto"/>
             <w:noWrap/>
             <w:vAlign w:val="center"/>
           </w:tcPr>
@@ -16887,7 +16857,6 @@
                 <w:sz w:val="24"/>
                 <w:szCs w:val="24"/>
                 <w:u w:val="none"/>
-                <w:bdr w:val="none" w:color="auto" w:sz="0" w:space="0"/>
                 <w:lang w:val="en-US" w:eastAsia="zh-CN" w:bidi="ar"/>
                 <w14:ligatures w14:val="standardContextual"/>
               </w:rPr>
@@ -16904,7 +16873,7 @@
               <w:bottom w:val="single" w:color="auto" w:sz="4" w:space="0"/>
               <w:right w:val="single" w:color="auto" w:sz="4" w:space="0"/>
             </w:tcBorders>
-            <w:shd w:val="clear"/>
+            <w:shd w:val="clear" w:color="auto" w:fill="auto"/>
             <w:noWrap/>
             <w:vAlign w:val="center"/>
           </w:tcPr>
@@ -16936,7 +16905,6 @@
                 <w:sz w:val="24"/>
                 <w:szCs w:val="24"/>
                 <w:u w:val="none"/>
-                <w:bdr w:val="none" w:color="auto" w:sz="0" w:space="0"/>
                 <w:lang w:val="en-US" w:eastAsia="zh-CN" w:bidi="ar"/>
                 <w14:ligatures w14:val="standardContextual"/>
               </w:rPr>
@@ -16953,7 +16921,7 @@
               <w:bottom w:val="single" w:color="auto" w:sz="4" w:space="0"/>
               <w:right w:val="single" w:color="auto" w:sz="4" w:space="0"/>
             </w:tcBorders>
-            <w:shd w:val="clear"/>
+            <w:shd w:val="clear" w:color="auto" w:fill="auto"/>
             <w:noWrap/>
             <w:vAlign w:val="center"/>
           </w:tcPr>
@@ -16985,7 +16953,6 @@
                 <w:sz w:val="24"/>
                 <w:szCs w:val="24"/>
                 <w:u w:val="none"/>
-                <w:bdr w:val="none" w:color="auto" w:sz="0" w:space="0"/>
                 <w:lang w:val="en-US" w:eastAsia="zh-CN" w:bidi="ar"/>
                 <w14:ligatures w14:val="standardContextual"/>
               </w:rPr>
@@ -17002,7 +16969,7 @@
               <w:bottom w:val="single" w:color="auto" w:sz="4" w:space="0"/>
               <w:right w:val="single" w:color="auto" w:sz="4" w:space="0"/>
             </w:tcBorders>
-            <w:shd w:val="clear"/>
+            <w:shd w:val="clear" w:color="auto" w:fill="auto"/>
             <w:noWrap/>
             <w:vAlign w:val="center"/>
           </w:tcPr>
@@ -17034,7 +17001,6 @@
                 <w:sz w:val="24"/>
                 <w:szCs w:val="24"/>
                 <w:u w:val="none"/>
-                <w:bdr w:val="none" w:color="auto" w:sz="0" w:space="0"/>
                 <w:lang w:val="en-US" w:eastAsia="zh-CN" w:bidi="ar"/>
                 <w14:ligatures w14:val="standardContextual"/>
               </w:rPr>
@@ -17053,6 +17019,7 @@
             <w:insideH w:val="none" w:color="auto" w:sz="0" w:space="0"/>
             <w:insideV w:val="none" w:color="auto" w:sz="0" w:space="0"/>
           </w:tblBorders>
+          <w:shd w:val="clear" w:color="auto" w:fill="auto"/>
           <w:tblCellMar>
             <w:top w:w="0" w:type="dxa"/>
             <w:left w:w="108" w:type="dxa"/>
@@ -17072,7 +17039,7 @@
               <w:bottom w:val="single" w:color="auto" w:sz="4" w:space="0"/>
               <w:right w:val="single" w:color="auto" w:sz="4" w:space="0"/>
             </w:tcBorders>
-            <w:shd w:val="clear"/>
+            <w:shd w:val="clear" w:color="auto" w:fill="auto"/>
             <w:noWrap/>
             <w:vAlign w:val="center"/>
           </w:tcPr>
@@ -17104,7 +17071,6 @@
                 <w:sz w:val="24"/>
                 <w:szCs w:val="24"/>
                 <w:u w:val="none"/>
-                <w:bdr w:val="none" w:color="auto" w:sz="0" w:space="0"/>
                 <w:lang w:val="en-US" w:eastAsia="zh-CN" w:bidi="ar"/>
                 <w14:ligatures w14:val="standardContextual"/>
               </w:rPr>
@@ -17121,7 +17087,7 @@
               <w:bottom w:val="single" w:color="auto" w:sz="4" w:space="0"/>
               <w:right w:val="single" w:color="auto" w:sz="4" w:space="0"/>
             </w:tcBorders>
-            <w:shd w:val="clear"/>
+            <w:shd w:val="clear" w:color="auto" w:fill="auto"/>
             <w:noWrap/>
             <w:vAlign w:val="center"/>
           </w:tcPr>
@@ -17153,7 +17119,6 @@
                 <w:sz w:val="24"/>
                 <w:szCs w:val="24"/>
                 <w:u w:val="none"/>
-                <w:bdr w:val="none" w:color="auto" w:sz="0" w:space="0"/>
                 <w:lang w:val="en-US" w:eastAsia="zh-CN" w:bidi="ar"/>
                 <w14:ligatures w14:val="standardContextual"/>
               </w:rPr>
@@ -17170,7 +17135,7 @@
               <w:bottom w:val="single" w:color="auto" w:sz="4" w:space="0"/>
               <w:right w:val="single" w:color="auto" w:sz="4" w:space="0"/>
             </w:tcBorders>
-            <w:shd w:val="clear"/>
+            <w:shd w:val="clear" w:color="auto" w:fill="auto"/>
             <w:noWrap/>
             <w:vAlign w:val="center"/>
           </w:tcPr>
@@ -17202,7 +17167,6 @@
                 <w:sz w:val="24"/>
                 <w:szCs w:val="24"/>
                 <w:u w:val="none"/>
-                <w:bdr w:val="none" w:color="auto" w:sz="0" w:space="0"/>
                 <w:lang w:val="en-US" w:eastAsia="zh-CN" w:bidi="ar"/>
                 <w14:ligatures w14:val="standardContextual"/>
               </w:rPr>
@@ -17219,7 +17183,7 @@
               <w:bottom w:val="single" w:color="auto" w:sz="4" w:space="0"/>
               <w:right w:val="single" w:color="auto" w:sz="4" w:space="0"/>
             </w:tcBorders>
-            <w:shd w:val="clear"/>
+            <w:shd w:val="clear" w:color="auto" w:fill="auto"/>
             <w:noWrap/>
             <w:vAlign w:val="center"/>
           </w:tcPr>
@@ -17251,7 +17215,6 @@
                 <w:sz w:val="24"/>
                 <w:szCs w:val="24"/>
                 <w:u w:val="none"/>
-                <w:bdr w:val="none" w:color="auto" w:sz="0" w:space="0"/>
                 <w:lang w:val="en-US" w:eastAsia="zh-CN" w:bidi="ar"/>
                 <w14:ligatures w14:val="standardContextual"/>
               </w:rPr>
@@ -17268,7 +17231,7 @@
               <w:bottom w:val="single" w:color="auto" w:sz="4" w:space="0"/>
               <w:right w:val="single" w:color="auto" w:sz="4" w:space="0"/>
             </w:tcBorders>
-            <w:shd w:val="clear"/>
+            <w:shd w:val="clear" w:color="auto" w:fill="auto"/>
             <w:noWrap/>
             <w:vAlign w:val="center"/>
           </w:tcPr>
@@ -17300,7 +17263,6 @@
                 <w:sz w:val="24"/>
                 <w:szCs w:val="24"/>
                 <w:u w:val="none"/>
-                <w:bdr w:val="none" w:color="auto" w:sz="0" w:space="0"/>
                 <w:lang w:val="en-US" w:eastAsia="zh-CN" w:bidi="ar"/>
                 <w14:ligatures w14:val="standardContextual"/>
               </w:rPr>
@@ -17317,7 +17279,7 @@
               <w:bottom w:val="single" w:color="auto" w:sz="4" w:space="0"/>
               <w:right w:val="single" w:color="auto" w:sz="4" w:space="0"/>
             </w:tcBorders>
-            <w:shd w:val="clear"/>
+            <w:shd w:val="clear" w:color="auto" w:fill="auto"/>
             <w:noWrap/>
             <w:vAlign w:val="center"/>
           </w:tcPr>
@@ -17349,7 +17311,6 @@
                 <w:sz w:val="24"/>
                 <w:szCs w:val="24"/>
                 <w:u w:val="none"/>
-                <w:bdr w:val="none" w:color="auto" w:sz="0" w:space="0"/>
                 <w:lang w:val="en-US" w:eastAsia="zh-CN" w:bidi="ar"/>
                 <w14:ligatures w14:val="standardContextual"/>
               </w:rPr>
@@ -17368,7 +17329,7 @@
             <w:insideH w:val="none" w:color="auto" w:sz="0" w:space="0"/>
             <w:insideV w:val="none" w:color="auto" w:sz="0" w:space="0"/>
           </w:tblBorders>
-          <w:shd w:val="clear"/>
+          <w:shd w:val="clear" w:color="auto" w:fill="auto"/>
           <w:tblCellMar>
             <w:top w:w="0" w:type="dxa"/>
             <w:left w:w="108" w:type="dxa"/>
@@ -17388,7 +17349,7 @@
               <w:bottom w:val="single" w:color="auto" w:sz="4" w:space="0"/>
               <w:right w:val="single" w:color="auto" w:sz="4" w:space="0"/>
             </w:tcBorders>
-            <w:shd w:val="clear"/>
+            <w:shd w:val="clear" w:color="auto" w:fill="auto"/>
             <w:noWrap/>
             <w:vAlign w:val="center"/>
           </w:tcPr>
@@ -17420,7 +17381,6 @@
                 <w:sz w:val="24"/>
                 <w:szCs w:val="24"/>
                 <w:u w:val="none"/>
-                <w:bdr w:val="none" w:color="auto" w:sz="0" w:space="0"/>
                 <w:lang w:val="en-US" w:eastAsia="zh-CN" w:bidi="ar"/>
                 <w14:ligatures w14:val="standardContextual"/>
               </w:rPr>
@@ -17437,7 +17397,7 @@
               <w:bottom w:val="single" w:color="auto" w:sz="4" w:space="0"/>
               <w:right w:val="single" w:color="auto" w:sz="4" w:space="0"/>
             </w:tcBorders>
-            <w:shd w:val="clear"/>
+            <w:shd w:val="clear" w:color="auto" w:fill="auto"/>
             <w:noWrap/>
             <w:vAlign w:val="center"/>
           </w:tcPr>
@@ -17469,7 +17429,6 @@
                 <w:sz w:val="24"/>
                 <w:szCs w:val="24"/>
                 <w:u w:val="none"/>
-                <w:bdr w:val="none" w:color="auto" w:sz="0" w:space="0"/>
                 <w:lang w:val="en-US" w:eastAsia="zh-CN" w:bidi="ar"/>
                 <w14:ligatures w14:val="standardContextual"/>
               </w:rPr>
@@ -17486,7 +17445,7 @@
               <w:bottom w:val="single" w:color="auto" w:sz="4" w:space="0"/>
               <w:right w:val="single" w:color="auto" w:sz="4" w:space="0"/>
             </w:tcBorders>
-            <w:shd w:val="clear"/>
+            <w:shd w:val="clear" w:color="auto" w:fill="auto"/>
             <w:noWrap/>
             <w:vAlign w:val="center"/>
           </w:tcPr>
@@ -17518,7 +17477,6 @@
                 <w:sz w:val="24"/>
                 <w:szCs w:val="24"/>
                 <w:u w:val="none"/>
-                <w:bdr w:val="none" w:color="auto" w:sz="0" w:space="0"/>
                 <w:lang w:val="en-US" w:eastAsia="zh-CN" w:bidi="ar"/>
                 <w14:ligatures w14:val="standardContextual"/>
               </w:rPr>
@@ -17535,7 +17493,7 @@
               <w:bottom w:val="single" w:color="auto" w:sz="4" w:space="0"/>
               <w:right w:val="single" w:color="auto" w:sz="4" w:space="0"/>
             </w:tcBorders>
-            <w:shd w:val="clear"/>
+            <w:shd w:val="clear" w:color="auto" w:fill="auto"/>
             <w:noWrap/>
             <w:vAlign w:val="center"/>
           </w:tcPr>
@@ -17567,7 +17525,6 @@
                 <w:sz w:val="24"/>
                 <w:szCs w:val="24"/>
                 <w:u w:val="none"/>
-                <w:bdr w:val="none" w:color="auto" w:sz="0" w:space="0"/>
                 <w:lang w:val="en-US" w:eastAsia="zh-CN" w:bidi="ar"/>
                 <w14:ligatures w14:val="standardContextual"/>
               </w:rPr>
@@ -17584,7 +17541,7 @@
               <w:bottom w:val="single" w:color="auto" w:sz="4" w:space="0"/>
               <w:right w:val="single" w:color="auto" w:sz="4" w:space="0"/>
             </w:tcBorders>
-            <w:shd w:val="clear"/>
+            <w:shd w:val="clear" w:color="auto" w:fill="auto"/>
             <w:noWrap/>
             <w:vAlign w:val="center"/>
           </w:tcPr>
@@ -17616,7 +17573,6 @@
                 <w:sz w:val="24"/>
                 <w:szCs w:val="24"/>
                 <w:u w:val="none"/>
-                <w:bdr w:val="none" w:color="auto" w:sz="0" w:space="0"/>
                 <w:lang w:val="en-US" w:eastAsia="zh-CN" w:bidi="ar"/>
                 <w14:ligatures w14:val="standardContextual"/>
               </w:rPr>
@@ -17633,7 +17589,7 @@
               <w:bottom w:val="single" w:color="auto" w:sz="4" w:space="0"/>
               <w:right w:val="single" w:color="auto" w:sz="4" w:space="0"/>
             </w:tcBorders>
-            <w:shd w:val="clear"/>
+            <w:shd w:val="clear" w:color="auto" w:fill="auto"/>
             <w:noWrap/>
             <w:vAlign w:val="center"/>
           </w:tcPr>
@@ -17665,7 +17621,6 @@
                 <w:sz w:val="24"/>
                 <w:szCs w:val="24"/>
                 <w:u w:val="none"/>
-                <w:bdr w:val="none" w:color="auto" w:sz="0" w:space="0"/>
                 <w:lang w:val="en-US" w:eastAsia="zh-CN" w:bidi="ar"/>
                 <w14:ligatures w14:val="standardContextual"/>
               </w:rPr>
@@ -17684,7 +17639,7 @@
             <w:insideH w:val="none" w:color="auto" w:sz="0" w:space="0"/>
             <w:insideV w:val="none" w:color="auto" w:sz="0" w:space="0"/>
           </w:tblBorders>
-          <w:shd w:val="clear"/>
+          <w:shd w:val="clear" w:color="auto" w:fill="auto"/>
           <w:tblCellMar>
             <w:top w:w="0" w:type="dxa"/>
             <w:left w:w="108" w:type="dxa"/>
@@ -17704,7 +17659,7 @@
               <w:bottom w:val="single" w:color="auto" w:sz="4" w:space="0"/>
               <w:right w:val="single" w:color="auto" w:sz="4" w:space="0"/>
             </w:tcBorders>
-            <w:shd w:val="clear"/>
+            <w:shd w:val="clear" w:color="auto" w:fill="auto"/>
             <w:noWrap/>
             <w:vAlign w:val="center"/>
           </w:tcPr>
@@ -17736,7 +17691,6 @@
                 <w:sz w:val="24"/>
                 <w:szCs w:val="24"/>
                 <w:u w:val="none"/>
-                <w:bdr w:val="none" w:color="auto" w:sz="0" w:space="0"/>
                 <w:lang w:val="en-US" w:eastAsia="zh-CN" w:bidi="ar"/>
                 <w14:ligatures w14:val="standardContextual"/>
               </w:rPr>
@@ -17753,7 +17707,7 @@
               <w:bottom w:val="single" w:color="auto" w:sz="4" w:space="0"/>
               <w:right w:val="single" w:color="auto" w:sz="4" w:space="0"/>
             </w:tcBorders>
-            <w:shd w:val="clear"/>
+            <w:shd w:val="clear" w:color="auto" w:fill="auto"/>
             <w:noWrap/>
             <w:vAlign w:val="center"/>
           </w:tcPr>
@@ -17785,7 +17739,6 @@
                 <w:sz w:val="24"/>
                 <w:szCs w:val="24"/>
                 <w:u w:val="none"/>
-                <w:bdr w:val="none" w:color="auto" w:sz="0" w:space="0"/>
                 <w:lang w:val="en-US" w:eastAsia="zh-CN" w:bidi="ar"/>
                 <w14:ligatures w14:val="standardContextual"/>
               </w:rPr>
@@ -17802,7 +17755,7 @@
               <w:bottom w:val="single" w:color="auto" w:sz="4" w:space="0"/>
               <w:right w:val="single" w:color="auto" w:sz="4" w:space="0"/>
             </w:tcBorders>
-            <w:shd w:val="clear"/>
+            <w:shd w:val="clear" w:color="auto" w:fill="auto"/>
             <w:noWrap/>
             <w:vAlign w:val="center"/>
           </w:tcPr>
@@ -17834,7 +17787,6 @@
                 <w:sz w:val="24"/>
                 <w:szCs w:val="24"/>
                 <w:u w:val="none"/>
-                <w:bdr w:val="none" w:color="auto" w:sz="0" w:space="0"/>
                 <w:lang w:val="en-US" w:eastAsia="zh-CN" w:bidi="ar"/>
                 <w14:ligatures w14:val="standardContextual"/>
               </w:rPr>
@@ -17851,7 +17803,7 @@
               <w:bottom w:val="single" w:color="auto" w:sz="4" w:space="0"/>
               <w:right w:val="single" w:color="auto" w:sz="4" w:space="0"/>
             </w:tcBorders>
-            <w:shd w:val="clear"/>
+            <w:shd w:val="clear" w:color="auto" w:fill="auto"/>
             <w:noWrap/>
             <w:vAlign w:val="center"/>
           </w:tcPr>
@@ -17883,7 +17835,6 @@
                 <w:sz w:val="24"/>
                 <w:szCs w:val="24"/>
                 <w:u w:val="none"/>
-                <w:bdr w:val="none" w:color="auto" w:sz="0" w:space="0"/>
                 <w:lang w:val="en-US" w:eastAsia="zh-CN" w:bidi="ar"/>
                 <w14:ligatures w14:val="standardContextual"/>
               </w:rPr>
@@ -17900,7 +17851,7 @@
               <w:bottom w:val="single" w:color="auto" w:sz="4" w:space="0"/>
               <w:right w:val="single" w:color="auto" w:sz="4" w:space="0"/>
             </w:tcBorders>
-            <w:shd w:val="clear"/>
+            <w:shd w:val="clear" w:color="auto" w:fill="auto"/>
             <w:noWrap/>
             <w:vAlign w:val="center"/>
           </w:tcPr>
@@ -17932,7 +17883,6 @@
                 <w:sz w:val="24"/>
                 <w:szCs w:val="24"/>
                 <w:u w:val="none"/>
-                <w:bdr w:val="none" w:color="auto" w:sz="0" w:space="0"/>
                 <w:lang w:val="en-US" w:eastAsia="zh-CN" w:bidi="ar"/>
                 <w14:ligatures w14:val="standardContextual"/>
               </w:rPr>
@@ -17949,7 +17899,7 @@
               <w:bottom w:val="single" w:color="auto" w:sz="4" w:space="0"/>
               <w:right w:val="single" w:color="auto" w:sz="4" w:space="0"/>
             </w:tcBorders>
-            <w:shd w:val="clear"/>
+            <w:shd w:val="clear" w:color="auto" w:fill="auto"/>
             <w:noWrap/>
             <w:vAlign w:val="center"/>
           </w:tcPr>
@@ -17981,7 +17931,6 @@
                 <w:sz w:val="24"/>
                 <w:szCs w:val="24"/>
                 <w:u w:val="none"/>
-                <w:bdr w:val="none" w:color="auto" w:sz="0" w:space="0"/>
                 <w:lang w:val="en-US" w:eastAsia="zh-CN" w:bidi="ar"/>
                 <w14:ligatures w14:val="standardContextual"/>
               </w:rPr>
@@ -18000,6 +17949,7 @@
             <w:insideH w:val="none" w:color="auto" w:sz="0" w:space="0"/>
             <w:insideV w:val="none" w:color="auto" w:sz="0" w:space="0"/>
           </w:tblBorders>
+          <w:shd w:val="clear" w:color="auto" w:fill="auto"/>
           <w:tblCellMar>
             <w:top w:w="0" w:type="dxa"/>
             <w:left w:w="108" w:type="dxa"/>
@@ -18019,7 +17969,7 @@
               <w:bottom w:val="single" w:color="auto" w:sz="4" w:space="0"/>
               <w:right w:val="single" w:color="auto" w:sz="4" w:space="0"/>
             </w:tcBorders>
-            <w:shd w:val="clear"/>
+            <w:shd w:val="clear" w:color="auto" w:fill="auto"/>
             <w:noWrap/>
             <w:vAlign w:val="center"/>
           </w:tcPr>
@@ -18051,7 +18001,6 @@
                 <w:sz w:val="24"/>
                 <w:szCs w:val="24"/>
                 <w:u w:val="none"/>
-                <w:bdr w:val="none" w:color="auto" w:sz="0" w:space="0"/>
                 <w:lang w:val="en-US" w:eastAsia="zh-CN" w:bidi="ar"/>
                 <w14:ligatures w14:val="standardContextual"/>
               </w:rPr>
@@ -18068,7 +18017,7 @@
               <w:bottom w:val="single" w:color="auto" w:sz="4" w:space="0"/>
               <w:right w:val="single" w:color="auto" w:sz="4" w:space="0"/>
             </w:tcBorders>
-            <w:shd w:val="clear"/>
+            <w:shd w:val="clear" w:color="auto" w:fill="auto"/>
             <w:noWrap/>
             <w:vAlign w:val="center"/>
           </w:tcPr>
@@ -18100,7 +18049,6 @@
                 <w:sz w:val="24"/>
                 <w:szCs w:val="24"/>
                 <w:u w:val="none"/>
-                <w:bdr w:val="none" w:color="auto" w:sz="0" w:space="0"/>
                 <w:lang w:val="en-US" w:eastAsia="zh-CN" w:bidi="ar"/>
                 <w14:ligatures w14:val="standardContextual"/>
               </w:rPr>
@@ -18117,7 +18065,7 @@
               <w:bottom w:val="single" w:color="auto" w:sz="4" w:space="0"/>
               <w:right w:val="single" w:color="auto" w:sz="4" w:space="0"/>
             </w:tcBorders>
-            <w:shd w:val="clear"/>
+            <w:shd w:val="clear" w:color="auto" w:fill="auto"/>
             <w:noWrap/>
             <w:vAlign w:val="center"/>
           </w:tcPr>
@@ -18149,7 +18097,6 @@
                 <w:sz w:val="24"/>
                 <w:szCs w:val="24"/>
                 <w:u w:val="none"/>
-                <w:bdr w:val="none" w:color="auto" w:sz="0" w:space="0"/>
                 <w:lang w:val="en-US" w:eastAsia="zh-CN" w:bidi="ar"/>
                 <w14:ligatures w14:val="standardContextual"/>
               </w:rPr>
@@ -18166,7 +18113,7 @@
               <w:bottom w:val="single" w:color="auto" w:sz="4" w:space="0"/>
               <w:right w:val="single" w:color="auto" w:sz="4" w:space="0"/>
             </w:tcBorders>
-            <w:shd w:val="clear"/>
+            <w:shd w:val="clear" w:color="auto" w:fill="auto"/>
             <w:noWrap/>
             <w:vAlign w:val="center"/>
           </w:tcPr>
@@ -18198,7 +18145,6 @@
                 <w:sz w:val="24"/>
                 <w:szCs w:val="24"/>
                 <w:u w:val="none"/>
-                <w:bdr w:val="none" w:color="auto" w:sz="0" w:space="0"/>
                 <w:lang w:val="en-US" w:eastAsia="zh-CN" w:bidi="ar"/>
                 <w14:ligatures w14:val="standardContextual"/>
               </w:rPr>
@@ -18215,7 +18161,7 @@
               <w:bottom w:val="single" w:color="auto" w:sz="4" w:space="0"/>
               <w:right w:val="single" w:color="auto" w:sz="4" w:space="0"/>
             </w:tcBorders>
-            <w:shd w:val="clear"/>
+            <w:shd w:val="clear" w:color="auto" w:fill="auto"/>
             <w:noWrap/>
             <w:vAlign w:val="center"/>
           </w:tcPr>
@@ -18247,7 +18193,6 @@
                 <w:sz w:val="24"/>
                 <w:szCs w:val="24"/>
                 <w:u w:val="none"/>
-                <w:bdr w:val="none" w:color="auto" w:sz="0" w:space="0"/>
                 <w:lang w:val="en-US" w:eastAsia="zh-CN" w:bidi="ar"/>
                 <w14:ligatures w14:val="standardContextual"/>
               </w:rPr>
@@ -18264,7 +18209,7 @@
               <w:bottom w:val="single" w:color="auto" w:sz="4" w:space="0"/>
               <w:right w:val="single" w:color="auto" w:sz="4" w:space="0"/>
             </w:tcBorders>
-            <w:shd w:val="clear"/>
+            <w:shd w:val="clear" w:color="auto" w:fill="auto"/>
             <w:noWrap/>
             <w:vAlign w:val="center"/>
           </w:tcPr>
@@ -18296,7 +18241,6 @@
                 <w:sz w:val="24"/>
                 <w:szCs w:val="24"/>
                 <w:u w:val="none"/>
-                <w:bdr w:val="none" w:color="auto" w:sz="0" w:space="0"/>
                 <w:lang w:val="en-US" w:eastAsia="zh-CN" w:bidi="ar"/>
                 <w14:ligatures w14:val="standardContextual"/>
               </w:rPr>
@@ -18510,7 +18454,7 @@
           <w:szCs w:val="28"/>
         </w:rPr>
       </w:pPr>
-      <w:bookmarkStart w:id="9" w:name="_Toc3885"/>
+      <w:bookmarkStart w:id="10" w:name="_Toc7714"/>
       <w:r>
         <w:rPr>
           <w:rFonts w:hint="default" w:ascii="Times New Roman" w:hAnsi="Times New Roman" w:cs="Times New Roman"/>
@@ -18521,7 +18465,7 @@
         </w:rPr>
         <w:t>ПОСТРОЕНИЕ РЕГРЕССИОННЫХ МОДЕЛЕЙ</w:t>
       </w:r>
-      <w:bookmarkEnd w:id="9"/>
+      <w:bookmarkEnd w:id="10"/>
     </w:p>
     <w:p>
       <w:pPr>
@@ -18598,6 +18542,7 @@
     </w:p>
     <w:tbl>
       <w:tblPr>
+        <w:tblStyle w:val="4"/>
         <w:tblW w:w="9083" w:type="dxa"/>
         <w:tblInd w:w="93" w:type="dxa"/>
         <w:tblBorders>
@@ -18608,7 +18553,7 @@
           <w:insideH w:val="none" w:color="auto" w:sz="0" w:space="0"/>
           <w:insideV w:val="none" w:color="auto" w:sz="0" w:space="0"/>
         </w:tblBorders>
-        <w:shd w:val="clear"/>
+        <w:shd w:val="clear" w:color="auto" w:fill="auto"/>
         <w:tblLayout w:type="fixed"/>
         <w:tblCellMar>
           <w:top w:w="0" w:type="dxa"/>
@@ -18635,6 +18580,7 @@
             <w:insideH w:val="none" w:color="auto" w:sz="0" w:space="0"/>
             <w:insideV w:val="none" w:color="auto" w:sz="0" w:space="0"/>
           </w:tblBorders>
+          <w:shd w:val="clear" w:color="auto" w:fill="auto"/>
           <w:tblCellMar>
             <w:top w:w="0" w:type="dxa"/>
             <w:left w:w="108" w:type="dxa"/>
@@ -18654,7 +18600,7 @@
               <w:bottom w:val="single" w:color="auto" w:sz="4" w:space="0"/>
               <w:right w:val="single" w:color="auto" w:sz="4" w:space="0"/>
             </w:tcBorders>
-            <w:shd w:val="clear"/>
+            <w:shd w:val="clear" w:color="auto" w:fill="auto"/>
             <w:noWrap/>
             <w:vAlign w:val="center"/>
           </w:tcPr>
@@ -18686,7 +18632,6 @@
                 <w:sz w:val="24"/>
                 <w:szCs w:val="24"/>
                 <w:u w:val="none"/>
-                <w:bdr w:val="none" w:color="auto" w:sz="0" w:space="0"/>
                 <w:lang w:val="en-US" w:eastAsia="zh-CN" w:bidi="ar"/>
                 <w14:ligatures w14:val="standardContextual"/>
               </w:rPr>
@@ -18703,7 +18648,7 @@
               <w:bottom w:val="single" w:color="auto" w:sz="4" w:space="0"/>
               <w:right w:val="single" w:color="auto" w:sz="4" w:space="0"/>
             </w:tcBorders>
-            <w:shd w:val="clear"/>
+            <w:shd w:val="clear" w:color="auto" w:fill="auto"/>
             <w:noWrap/>
             <w:vAlign w:val="center"/>
           </w:tcPr>
@@ -18735,7 +18680,6 @@
                 <w:sz w:val="24"/>
                 <w:szCs w:val="24"/>
                 <w:u w:val="none"/>
-                <w:bdr w:val="none" w:color="auto" w:sz="0" w:space="0"/>
                 <w:lang w:val="en-US" w:eastAsia="zh-CN" w:bidi="ar"/>
                 <w14:ligatures w14:val="standardContextual"/>
               </w:rPr>
@@ -18752,7 +18696,7 @@
               <w:bottom w:val="single" w:color="auto" w:sz="4" w:space="0"/>
               <w:right w:val="single" w:color="auto" w:sz="4" w:space="0"/>
             </w:tcBorders>
-            <w:shd w:val="clear"/>
+            <w:shd w:val="clear" w:color="auto" w:fill="auto"/>
             <w:noWrap/>
             <w:vAlign w:val="center"/>
           </w:tcPr>
@@ -18784,7 +18728,6 @@
                 <w:sz w:val="24"/>
                 <w:szCs w:val="24"/>
                 <w:u w:val="none"/>
-                <w:bdr w:val="none" w:color="auto" w:sz="0" w:space="0"/>
                 <w:lang w:val="en-US" w:eastAsia="zh-CN" w:bidi="ar"/>
                 <w14:ligatures w14:val="standardContextual"/>
               </w:rPr>
@@ -18801,7 +18744,7 @@
               <w:bottom w:val="single" w:color="auto" w:sz="4" w:space="0"/>
               <w:right w:val="single" w:color="auto" w:sz="4" w:space="0"/>
             </w:tcBorders>
-            <w:shd w:val="clear"/>
+            <w:shd w:val="clear" w:color="auto" w:fill="auto"/>
             <w:noWrap/>
             <w:vAlign w:val="center"/>
           </w:tcPr>
@@ -18833,7 +18776,6 @@
                 <w:sz w:val="24"/>
                 <w:szCs w:val="24"/>
                 <w:u w:val="none"/>
-                <w:bdr w:val="none" w:color="auto" w:sz="0" w:space="0"/>
                 <w:lang w:val="en-US" w:eastAsia="zh-CN" w:bidi="ar"/>
                 <w14:ligatures w14:val="standardContextual"/>
               </w:rPr>
@@ -18850,7 +18792,7 @@
               <w:bottom w:val="single" w:color="auto" w:sz="4" w:space="0"/>
               <w:right w:val="single" w:color="auto" w:sz="4" w:space="0"/>
             </w:tcBorders>
-            <w:shd w:val="clear"/>
+            <w:shd w:val="clear" w:color="auto" w:fill="auto"/>
             <w:noWrap/>
             <w:vAlign w:val="center"/>
           </w:tcPr>
@@ -18882,7 +18824,6 @@
                 <w:sz w:val="24"/>
                 <w:szCs w:val="24"/>
                 <w:u w:val="none"/>
-                <w:bdr w:val="none" w:color="auto" w:sz="0" w:space="0"/>
                 <w:lang w:val="en-US" w:eastAsia="zh-CN" w:bidi="ar"/>
                 <w14:ligatures w14:val="standardContextual"/>
               </w:rPr>
@@ -18899,7 +18840,7 @@
               <w:bottom w:val="single" w:color="auto" w:sz="4" w:space="0"/>
               <w:right w:val="single" w:color="auto" w:sz="4" w:space="0"/>
             </w:tcBorders>
-            <w:shd w:val="clear"/>
+            <w:shd w:val="clear" w:color="auto" w:fill="auto"/>
             <w:noWrap/>
             <w:vAlign w:val="center"/>
           </w:tcPr>
@@ -18931,7 +18872,6 @@
                 <w:sz w:val="24"/>
                 <w:szCs w:val="24"/>
                 <w:u w:val="none"/>
-                <w:bdr w:val="none" w:color="auto" w:sz="0" w:space="0"/>
                 <w:lang w:val="en-US" w:eastAsia="zh-CN" w:bidi="ar"/>
                 <w14:ligatures w14:val="standardContextual"/>
               </w:rPr>
@@ -18950,7 +18890,7 @@
             <w:insideH w:val="none" w:color="auto" w:sz="0" w:space="0"/>
             <w:insideV w:val="none" w:color="auto" w:sz="0" w:space="0"/>
           </w:tblBorders>
-          <w:shd w:val="clear"/>
+          <w:shd w:val="clear" w:color="auto" w:fill="auto"/>
           <w:tblCellMar>
             <w:top w:w="0" w:type="dxa"/>
             <w:left w:w="108" w:type="dxa"/>
@@ -18970,7 +18910,7 @@
               <w:bottom w:val="single" w:color="auto" w:sz="4" w:space="0"/>
               <w:right w:val="single" w:color="auto" w:sz="4" w:space="0"/>
             </w:tcBorders>
-            <w:shd w:val="clear"/>
+            <w:shd w:val="clear" w:color="auto" w:fill="auto"/>
             <w:noWrap/>
             <w:vAlign w:val="center"/>
           </w:tcPr>
@@ -19002,7 +18942,6 @@
                 <w:sz w:val="24"/>
                 <w:szCs w:val="24"/>
                 <w:u w:val="none"/>
-                <w:bdr w:val="none" w:color="auto" w:sz="0" w:space="0"/>
                 <w:lang w:val="en-US" w:eastAsia="zh-CN" w:bidi="ar"/>
                 <w14:ligatures w14:val="standardContextual"/>
               </w:rPr>
@@ -19019,7 +18958,7 @@
               <w:bottom w:val="single" w:color="auto" w:sz="4" w:space="0"/>
               <w:right w:val="single" w:color="auto" w:sz="4" w:space="0"/>
             </w:tcBorders>
-            <w:shd w:val="clear"/>
+            <w:shd w:val="clear" w:color="auto" w:fill="auto"/>
             <w:noWrap/>
             <w:vAlign w:val="center"/>
           </w:tcPr>
@@ -19051,7 +18990,6 @@
                 <w:sz w:val="24"/>
                 <w:szCs w:val="24"/>
                 <w:u w:val="none"/>
-                <w:bdr w:val="none" w:color="auto" w:sz="0" w:space="0"/>
                 <w:lang w:val="en-US" w:eastAsia="zh-CN" w:bidi="ar"/>
                 <w14:ligatures w14:val="standardContextual"/>
               </w:rPr>
@@ -19068,7 +19006,7 @@
               <w:bottom w:val="single" w:color="auto" w:sz="4" w:space="0"/>
               <w:right w:val="single" w:color="auto" w:sz="4" w:space="0"/>
             </w:tcBorders>
-            <w:shd w:val="clear"/>
+            <w:shd w:val="clear" w:color="auto" w:fill="auto"/>
             <w:noWrap/>
             <w:vAlign w:val="center"/>
           </w:tcPr>
@@ -19100,7 +19038,6 @@
                 <w:sz w:val="24"/>
                 <w:szCs w:val="24"/>
                 <w:u w:val="none"/>
-                <w:bdr w:val="none" w:color="auto" w:sz="0" w:space="0"/>
                 <w:lang w:val="en-US" w:eastAsia="zh-CN" w:bidi="ar"/>
                 <w14:ligatures w14:val="standardContextual"/>
               </w:rPr>
@@ -19117,7 +19054,7 @@
               <w:bottom w:val="single" w:color="auto" w:sz="4" w:space="0"/>
               <w:right w:val="single" w:color="auto" w:sz="4" w:space="0"/>
             </w:tcBorders>
-            <w:shd w:val="clear"/>
+            <w:shd w:val="clear" w:color="auto" w:fill="auto"/>
             <w:noWrap/>
             <w:vAlign w:val="center"/>
           </w:tcPr>
@@ -19149,7 +19086,6 @@
                 <w:sz w:val="24"/>
                 <w:szCs w:val="24"/>
                 <w:u w:val="none"/>
-                <w:bdr w:val="none" w:color="auto" w:sz="0" w:space="0"/>
                 <w:lang w:val="en-US" w:eastAsia="zh-CN" w:bidi="ar"/>
                 <w14:ligatures w14:val="standardContextual"/>
               </w:rPr>
@@ -19166,7 +19102,7 @@
               <w:bottom w:val="single" w:color="auto" w:sz="4" w:space="0"/>
               <w:right w:val="single" w:color="auto" w:sz="4" w:space="0"/>
             </w:tcBorders>
-            <w:shd w:val="clear"/>
+            <w:shd w:val="clear" w:color="auto" w:fill="auto"/>
             <w:noWrap/>
             <w:vAlign w:val="center"/>
           </w:tcPr>
@@ -19198,7 +19134,6 @@
                 <w:sz w:val="24"/>
                 <w:szCs w:val="24"/>
                 <w:u w:val="none"/>
-                <w:bdr w:val="none" w:color="auto" w:sz="0" w:space="0"/>
                 <w:lang w:val="en-US" w:eastAsia="zh-CN" w:bidi="ar"/>
                 <w14:ligatures w14:val="standardContextual"/>
               </w:rPr>
@@ -19215,7 +19150,7 @@
               <w:bottom w:val="single" w:color="auto" w:sz="4" w:space="0"/>
               <w:right w:val="single" w:color="auto" w:sz="4" w:space="0"/>
             </w:tcBorders>
-            <w:shd w:val="clear"/>
+            <w:shd w:val="clear" w:color="auto" w:fill="auto"/>
             <w:noWrap/>
             <w:vAlign w:val="center"/>
           </w:tcPr>
@@ -19247,7 +19182,6 @@
                 <w:sz w:val="24"/>
                 <w:szCs w:val="24"/>
                 <w:u w:val="none"/>
-                <w:bdr w:val="none" w:color="auto" w:sz="0" w:space="0"/>
                 <w:lang w:val="en-US" w:eastAsia="zh-CN" w:bidi="ar"/>
                 <w14:ligatures w14:val="standardContextual"/>
               </w:rPr>
@@ -19266,6 +19200,7 @@
             <w:insideH w:val="none" w:color="auto" w:sz="0" w:space="0"/>
             <w:insideV w:val="none" w:color="auto" w:sz="0" w:space="0"/>
           </w:tblBorders>
+          <w:shd w:val="clear" w:color="auto" w:fill="auto"/>
           <w:tblCellMar>
             <w:top w:w="0" w:type="dxa"/>
             <w:left w:w="108" w:type="dxa"/>
@@ -19285,7 +19220,7 @@
               <w:bottom w:val="single" w:color="auto" w:sz="4" w:space="0"/>
               <w:right w:val="single" w:color="auto" w:sz="4" w:space="0"/>
             </w:tcBorders>
-            <w:shd w:val="clear"/>
+            <w:shd w:val="clear" w:color="auto" w:fill="auto"/>
             <w:noWrap/>
             <w:vAlign w:val="center"/>
           </w:tcPr>
@@ -19317,7 +19252,6 @@
                 <w:sz w:val="24"/>
                 <w:szCs w:val="24"/>
                 <w:u w:val="none"/>
-                <w:bdr w:val="none" w:color="auto" w:sz="0" w:space="0"/>
                 <w:lang w:val="en-US" w:eastAsia="zh-CN" w:bidi="ar"/>
                 <w14:ligatures w14:val="standardContextual"/>
               </w:rPr>
@@ -19334,7 +19268,7 @@
               <w:bottom w:val="single" w:color="auto" w:sz="4" w:space="0"/>
               <w:right w:val="single" w:color="auto" w:sz="4" w:space="0"/>
             </w:tcBorders>
-            <w:shd w:val="clear"/>
+            <w:shd w:val="clear" w:color="auto" w:fill="auto"/>
             <w:noWrap/>
             <w:vAlign w:val="center"/>
           </w:tcPr>
@@ -19366,7 +19300,6 @@
                 <w:sz w:val="24"/>
                 <w:szCs w:val="24"/>
                 <w:u w:val="none"/>
-                <w:bdr w:val="none" w:color="auto" w:sz="0" w:space="0"/>
                 <w:lang w:val="en-US" w:eastAsia="zh-CN" w:bidi="ar"/>
                 <w14:ligatures w14:val="standardContextual"/>
               </w:rPr>
@@ -19383,7 +19316,7 @@
               <w:bottom w:val="single" w:color="auto" w:sz="4" w:space="0"/>
               <w:right w:val="single" w:color="auto" w:sz="4" w:space="0"/>
             </w:tcBorders>
-            <w:shd w:val="clear"/>
+            <w:shd w:val="clear" w:color="auto" w:fill="auto"/>
             <w:noWrap/>
             <w:vAlign w:val="center"/>
           </w:tcPr>
@@ -19415,7 +19348,6 @@
                 <w:sz w:val="24"/>
                 <w:szCs w:val="24"/>
                 <w:u w:val="none"/>
-                <w:bdr w:val="none" w:color="auto" w:sz="0" w:space="0"/>
                 <w:lang w:val="en-US" w:eastAsia="zh-CN" w:bidi="ar"/>
                 <w14:ligatures w14:val="standardContextual"/>
               </w:rPr>
@@ -19432,7 +19364,7 @@
               <w:bottom w:val="single" w:color="auto" w:sz="4" w:space="0"/>
               <w:right w:val="single" w:color="auto" w:sz="4" w:space="0"/>
             </w:tcBorders>
-            <w:shd w:val="clear"/>
+            <w:shd w:val="clear" w:color="auto" w:fill="auto"/>
             <w:noWrap/>
             <w:vAlign w:val="center"/>
           </w:tcPr>
@@ -19464,7 +19396,6 @@
                 <w:sz w:val="24"/>
                 <w:szCs w:val="24"/>
                 <w:u w:val="none"/>
-                <w:bdr w:val="none" w:color="auto" w:sz="0" w:space="0"/>
                 <w:lang w:val="en-US" w:eastAsia="zh-CN" w:bidi="ar"/>
                 <w14:ligatures w14:val="standardContextual"/>
               </w:rPr>
@@ -19481,7 +19412,7 @@
               <w:bottom w:val="single" w:color="auto" w:sz="4" w:space="0"/>
               <w:right w:val="single" w:color="auto" w:sz="4" w:space="0"/>
             </w:tcBorders>
-            <w:shd w:val="clear"/>
+            <w:shd w:val="clear" w:color="auto" w:fill="auto"/>
             <w:noWrap/>
             <w:vAlign w:val="center"/>
           </w:tcPr>
@@ -19513,7 +19444,6 @@
                 <w:sz w:val="24"/>
                 <w:szCs w:val="24"/>
                 <w:u w:val="none"/>
-                <w:bdr w:val="none" w:color="auto" w:sz="0" w:space="0"/>
                 <w:lang w:val="en-US" w:eastAsia="zh-CN" w:bidi="ar"/>
                 <w14:ligatures w14:val="standardContextual"/>
               </w:rPr>
@@ -19530,7 +19460,7 @@
               <w:bottom w:val="single" w:color="auto" w:sz="4" w:space="0"/>
               <w:right w:val="single" w:color="auto" w:sz="4" w:space="0"/>
             </w:tcBorders>
-            <w:shd w:val="clear"/>
+            <w:shd w:val="clear" w:color="auto" w:fill="auto"/>
             <w:noWrap/>
             <w:vAlign w:val="center"/>
           </w:tcPr>
@@ -19562,7 +19492,6 @@
                 <w:sz w:val="24"/>
                 <w:szCs w:val="24"/>
                 <w:u w:val="none"/>
-                <w:bdr w:val="none" w:color="auto" w:sz="0" w:space="0"/>
                 <w:lang w:val="en-US" w:eastAsia="zh-CN" w:bidi="ar"/>
                 <w14:ligatures w14:val="standardContextual"/>
               </w:rPr>
@@ -19717,6 +19646,7 @@
     </w:p>
     <w:tbl>
       <w:tblPr>
+        <w:tblStyle w:val="4"/>
         <w:tblW w:w="9487" w:type="dxa"/>
         <w:tblInd w:w="93" w:type="dxa"/>
         <w:tblBorders>
@@ -19727,7 +19657,7 @@
           <w:insideH w:val="none" w:color="auto" w:sz="0" w:space="0"/>
           <w:insideV w:val="none" w:color="auto" w:sz="0" w:space="0"/>
         </w:tblBorders>
-        <w:shd w:val="clear"/>
+        <w:shd w:val="clear" w:color="auto" w:fill="auto"/>
         <w:tblLayout w:type="fixed"/>
         <w:tblCellMar>
           <w:top w:w="0" w:type="dxa"/>
@@ -19754,7 +19684,7 @@
             <w:insideH w:val="none" w:color="auto" w:sz="0" w:space="0"/>
             <w:insideV w:val="none" w:color="auto" w:sz="0" w:space="0"/>
           </w:tblBorders>
-          <w:shd w:val="clear"/>
+          <w:shd w:val="clear" w:color="auto" w:fill="auto"/>
           <w:tblCellMar>
             <w:top w:w="0" w:type="dxa"/>
             <w:left w:w="108" w:type="dxa"/>
@@ -19774,7 +19704,7 @@
               <w:bottom w:val="single" w:color="auto" w:sz="4" w:space="0"/>
               <w:right w:val="single" w:color="auto" w:sz="4" w:space="0"/>
             </w:tcBorders>
-            <w:shd w:val="clear"/>
+            <w:shd w:val="clear" w:color="auto" w:fill="auto"/>
             <w:noWrap/>
             <w:vAlign w:val="center"/>
           </w:tcPr>
@@ -19806,7 +19736,6 @@
                 <w:sz w:val="24"/>
                 <w:szCs w:val="24"/>
                 <w:u w:val="none"/>
-                <w:bdr w:val="none" w:color="auto" w:sz="0" w:space="0"/>
                 <w:lang w:val="en-US" w:eastAsia="zh-CN" w:bidi="ar"/>
                 <w14:ligatures w14:val="standardContextual"/>
               </w:rPr>
@@ -19823,7 +19752,7 @@
               <w:bottom w:val="single" w:color="auto" w:sz="4" w:space="0"/>
               <w:right w:val="single" w:color="auto" w:sz="4" w:space="0"/>
             </w:tcBorders>
-            <w:shd w:val="clear"/>
+            <w:shd w:val="clear" w:color="auto" w:fill="auto"/>
             <w:noWrap/>
             <w:vAlign w:val="center"/>
           </w:tcPr>
@@ -19855,7 +19784,6 @@
                 <w:sz w:val="24"/>
                 <w:szCs w:val="24"/>
                 <w:u w:val="none"/>
-                <w:bdr w:val="none" w:color="auto" w:sz="0" w:space="0"/>
                 <w:lang w:val="en-US" w:eastAsia="zh-CN" w:bidi="ar"/>
                 <w14:ligatures w14:val="standardContextual"/>
               </w:rPr>
@@ -19872,7 +19800,7 @@
               <w:bottom w:val="single" w:color="auto" w:sz="4" w:space="0"/>
               <w:right w:val="single" w:color="auto" w:sz="4" w:space="0"/>
             </w:tcBorders>
-            <w:shd w:val="clear"/>
+            <w:shd w:val="clear" w:color="auto" w:fill="auto"/>
             <w:noWrap/>
             <w:vAlign w:val="center"/>
           </w:tcPr>
@@ -19904,7 +19832,6 @@
                 <w:sz w:val="24"/>
                 <w:szCs w:val="24"/>
                 <w:u w:val="none"/>
-                <w:bdr w:val="none" w:color="auto" w:sz="0" w:space="0"/>
                 <w:lang w:val="en-US" w:eastAsia="zh-CN" w:bidi="ar"/>
                 <w14:ligatures w14:val="standardContextual"/>
               </w:rPr>
@@ -19921,7 +19848,7 @@
               <w:bottom w:val="single" w:color="auto" w:sz="4" w:space="0"/>
               <w:right w:val="single" w:color="auto" w:sz="4" w:space="0"/>
             </w:tcBorders>
-            <w:shd w:val="clear"/>
+            <w:shd w:val="clear" w:color="auto" w:fill="auto"/>
             <w:noWrap/>
             <w:vAlign w:val="center"/>
           </w:tcPr>
@@ -19953,7 +19880,6 @@
                 <w:sz w:val="24"/>
                 <w:szCs w:val="24"/>
                 <w:u w:val="none"/>
-                <w:bdr w:val="none" w:color="auto" w:sz="0" w:space="0"/>
                 <w:lang w:val="en-US" w:eastAsia="zh-CN" w:bidi="ar"/>
                 <w14:ligatures w14:val="standardContextual"/>
               </w:rPr>
@@ -19970,7 +19896,7 @@
               <w:bottom w:val="single" w:color="auto" w:sz="4" w:space="0"/>
               <w:right w:val="single" w:color="auto" w:sz="4" w:space="0"/>
             </w:tcBorders>
-            <w:shd w:val="clear"/>
+            <w:shd w:val="clear" w:color="auto" w:fill="auto"/>
             <w:noWrap/>
             <w:vAlign w:val="center"/>
           </w:tcPr>
@@ -20002,7 +19928,6 @@
                 <w:sz w:val="24"/>
                 <w:szCs w:val="24"/>
                 <w:u w:val="none"/>
-                <w:bdr w:val="none" w:color="auto" w:sz="0" w:space="0"/>
                 <w:lang w:val="en-US" w:eastAsia="zh-CN" w:bidi="ar"/>
                 <w14:ligatures w14:val="standardContextual"/>
               </w:rPr>
@@ -20019,7 +19944,7 @@
               <w:bottom w:val="single" w:color="auto" w:sz="4" w:space="0"/>
               <w:right w:val="single" w:color="auto" w:sz="4" w:space="0"/>
             </w:tcBorders>
-            <w:shd w:val="clear"/>
+            <w:shd w:val="clear" w:color="auto" w:fill="auto"/>
             <w:noWrap/>
             <w:vAlign w:val="center"/>
           </w:tcPr>
@@ -20051,7 +19976,6 @@
                 <w:sz w:val="24"/>
                 <w:szCs w:val="24"/>
                 <w:u w:val="none"/>
-                <w:bdr w:val="none" w:color="auto" w:sz="0" w:space="0"/>
                 <w:lang w:val="en-US" w:eastAsia="zh-CN" w:bidi="ar"/>
                 <w14:ligatures w14:val="standardContextual"/>
               </w:rPr>
@@ -20070,6 +19994,7 @@
             <w:insideH w:val="none" w:color="auto" w:sz="0" w:space="0"/>
             <w:insideV w:val="none" w:color="auto" w:sz="0" w:space="0"/>
           </w:tblBorders>
+          <w:shd w:val="clear" w:color="auto" w:fill="auto"/>
           <w:tblCellMar>
             <w:top w:w="0" w:type="dxa"/>
             <w:left w:w="108" w:type="dxa"/>
@@ -20089,7 +20014,7 @@
               <w:bottom w:val="single" w:color="auto" w:sz="4" w:space="0"/>
               <w:right w:val="single" w:color="auto" w:sz="4" w:space="0"/>
             </w:tcBorders>
-            <w:shd w:val="clear"/>
+            <w:shd w:val="clear" w:color="auto" w:fill="auto"/>
             <w:noWrap/>
             <w:vAlign w:val="center"/>
           </w:tcPr>
@@ -20121,7 +20046,6 @@
                 <w:sz w:val="24"/>
                 <w:szCs w:val="24"/>
                 <w:u w:val="none"/>
-                <w:bdr w:val="none" w:color="auto" w:sz="0" w:space="0"/>
                 <w:lang w:val="en-US" w:eastAsia="zh-CN" w:bidi="ar"/>
                 <w14:ligatures w14:val="standardContextual"/>
               </w:rPr>
@@ -20138,7 +20062,7 @@
               <w:bottom w:val="single" w:color="auto" w:sz="4" w:space="0"/>
               <w:right w:val="single" w:color="auto" w:sz="4" w:space="0"/>
             </w:tcBorders>
-            <w:shd w:val="clear"/>
+            <w:shd w:val="clear" w:color="auto" w:fill="auto"/>
             <w:noWrap/>
             <w:vAlign w:val="center"/>
           </w:tcPr>
@@ -20170,7 +20094,6 @@
                 <w:sz w:val="24"/>
                 <w:szCs w:val="24"/>
                 <w:u w:val="none"/>
-                <w:bdr w:val="none" w:color="auto" w:sz="0" w:space="0"/>
                 <w:lang w:val="en-US" w:eastAsia="zh-CN" w:bidi="ar"/>
                 <w14:ligatures w14:val="standardContextual"/>
               </w:rPr>
@@ -20187,7 +20110,7 @@
               <w:bottom w:val="single" w:color="auto" w:sz="4" w:space="0"/>
               <w:right w:val="single" w:color="auto" w:sz="4" w:space="0"/>
             </w:tcBorders>
-            <w:shd w:val="clear"/>
+            <w:shd w:val="clear" w:color="auto" w:fill="auto"/>
             <w:noWrap/>
             <w:vAlign w:val="center"/>
           </w:tcPr>
@@ -20219,7 +20142,6 @@
                 <w:sz w:val="24"/>
                 <w:szCs w:val="24"/>
                 <w:u w:val="none"/>
-                <w:bdr w:val="none" w:color="auto" w:sz="0" w:space="0"/>
                 <w:lang w:val="en-US" w:eastAsia="zh-CN" w:bidi="ar"/>
                 <w14:ligatures w14:val="standardContextual"/>
               </w:rPr>
@@ -20236,7 +20158,7 @@
               <w:bottom w:val="single" w:color="auto" w:sz="4" w:space="0"/>
               <w:right w:val="single" w:color="auto" w:sz="4" w:space="0"/>
             </w:tcBorders>
-            <w:shd w:val="clear"/>
+            <w:shd w:val="clear" w:color="auto" w:fill="auto"/>
             <w:noWrap/>
             <w:vAlign w:val="center"/>
           </w:tcPr>
@@ -20268,7 +20190,6 @@
                 <w:sz w:val="24"/>
                 <w:szCs w:val="24"/>
                 <w:u w:val="none"/>
-                <w:bdr w:val="none" w:color="auto" w:sz="0" w:space="0"/>
                 <w:lang w:val="en-US" w:eastAsia="zh-CN" w:bidi="ar"/>
                 <w14:ligatures w14:val="standardContextual"/>
               </w:rPr>
@@ -20285,7 +20206,7 @@
               <w:bottom w:val="single" w:color="auto" w:sz="4" w:space="0"/>
               <w:right w:val="single" w:color="auto" w:sz="4" w:space="0"/>
             </w:tcBorders>
-            <w:shd w:val="clear"/>
+            <w:shd w:val="clear" w:color="auto" w:fill="auto"/>
             <w:noWrap/>
             <w:vAlign w:val="center"/>
           </w:tcPr>
@@ -20317,7 +20238,6 @@
                 <w:sz w:val="24"/>
                 <w:szCs w:val="24"/>
                 <w:u w:val="none"/>
-                <w:bdr w:val="none" w:color="auto" w:sz="0" w:space="0"/>
                 <w:lang w:val="en-US" w:eastAsia="zh-CN" w:bidi="ar"/>
                 <w14:ligatures w14:val="standardContextual"/>
               </w:rPr>
@@ -20334,7 +20254,7 @@
               <w:bottom w:val="single" w:color="auto" w:sz="4" w:space="0"/>
               <w:right w:val="single" w:color="auto" w:sz="4" w:space="0"/>
             </w:tcBorders>
-            <w:shd w:val="clear"/>
+            <w:shd w:val="clear" w:color="auto" w:fill="auto"/>
             <w:noWrap/>
             <w:vAlign w:val="center"/>
           </w:tcPr>
@@ -20366,7 +20286,6 @@
                 <w:sz w:val="24"/>
                 <w:szCs w:val="24"/>
                 <w:u w:val="none"/>
-                <w:bdr w:val="none" w:color="auto" w:sz="0" w:space="0"/>
                 <w:lang w:val="en-US" w:eastAsia="zh-CN" w:bidi="ar"/>
                 <w14:ligatures w14:val="standardContextual"/>
               </w:rPr>
@@ -20385,7 +20304,7 @@
             <w:insideH w:val="none" w:color="auto" w:sz="0" w:space="0"/>
             <w:insideV w:val="none" w:color="auto" w:sz="0" w:space="0"/>
           </w:tblBorders>
-          <w:shd w:val="clear"/>
+          <w:shd w:val="clear" w:color="auto" w:fill="auto"/>
           <w:tblCellMar>
             <w:top w:w="0" w:type="dxa"/>
             <w:left w:w="108" w:type="dxa"/>
@@ -20405,7 +20324,7 @@
               <w:bottom w:val="single" w:color="auto" w:sz="4" w:space="0"/>
               <w:right w:val="single" w:color="auto" w:sz="4" w:space="0"/>
             </w:tcBorders>
-            <w:shd w:val="clear"/>
+            <w:shd w:val="clear" w:color="auto" w:fill="auto"/>
             <w:noWrap/>
             <w:vAlign w:val="center"/>
           </w:tcPr>
@@ -20437,7 +20356,6 @@
                 <w:sz w:val="24"/>
                 <w:szCs w:val="24"/>
                 <w:u w:val="none"/>
-                <w:bdr w:val="none" w:color="auto" w:sz="0" w:space="0"/>
                 <w:lang w:val="en-US" w:eastAsia="zh-CN" w:bidi="ar"/>
                 <w14:ligatures w14:val="standardContextual"/>
               </w:rPr>
@@ -20454,7 +20372,7 @@
               <w:bottom w:val="single" w:color="auto" w:sz="4" w:space="0"/>
               <w:right w:val="single" w:color="auto" w:sz="4" w:space="0"/>
             </w:tcBorders>
-            <w:shd w:val="clear"/>
+            <w:shd w:val="clear" w:color="auto" w:fill="auto"/>
             <w:noWrap/>
             <w:vAlign w:val="center"/>
           </w:tcPr>
@@ -20486,7 +20404,6 @@
                 <w:sz w:val="24"/>
                 <w:szCs w:val="24"/>
                 <w:u w:val="none"/>
-                <w:bdr w:val="none" w:color="auto" w:sz="0" w:space="0"/>
                 <w:lang w:val="en-US" w:eastAsia="zh-CN" w:bidi="ar"/>
                 <w14:ligatures w14:val="standardContextual"/>
               </w:rPr>
@@ -20503,7 +20420,7 @@
               <w:bottom w:val="single" w:color="auto" w:sz="4" w:space="0"/>
               <w:right w:val="single" w:color="auto" w:sz="4" w:space="0"/>
             </w:tcBorders>
-            <w:shd w:val="clear"/>
+            <w:shd w:val="clear" w:color="auto" w:fill="auto"/>
             <w:noWrap/>
             <w:vAlign w:val="center"/>
           </w:tcPr>
@@ -20535,7 +20452,6 @@
                 <w:sz w:val="24"/>
                 <w:szCs w:val="24"/>
                 <w:u w:val="none"/>
-                <w:bdr w:val="none" w:color="auto" w:sz="0" w:space="0"/>
                 <w:lang w:val="en-US" w:eastAsia="zh-CN" w:bidi="ar"/>
                 <w14:ligatures w14:val="standardContextual"/>
               </w:rPr>
@@ -20552,7 +20468,7 @@
               <w:bottom w:val="single" w:color="auto" w:sz="4" w:space="0"/>
               <w:right w:val="single" w:color="auto" w:sz="4" w:space="0"/>
             </w:tcBorders>
-            <w:shd w:val="clear"/>
+            <w:shd w:val="clear" w:color="auto" w:fill="auto"/>
             <w:noWrap/>
             <w:vAlign w:val="center"/>
           </w:tcPr>
@@ -20584,7 +20500,6 @@
                 <w:sz w:val="24"/>
                 <w:szCs w:val="24"/>
                 <w:u w:val="none"/>
-                <w:bdr w:val="none" w:color="auto" w:sz="0" w:space="0"/>
                 <w:lang w:val="en-US" w:eastAsia="zh-CN" w:bidi="ar"/>
                 <w14:ligatures w14:val="standardContextual"/>
               </w:rPr>
@@ -20601,7 +20516,7 @@
               <w:bottom w:val="single" w:color="auto" w:sz="4" w:space="0"/>
               <w:right w:val="single" w:color="auto" w:sz="4" w:space="0"/>
             </w:tcBorders>
-            <w:shd w:val="clear"/>
+            <w:shd w:val="clear" w:color="auto" w:fill="auto"/>
             <w:noWrap/>
             <w:vAlign w:val="center"/>
           </w:tcPr>
@@ -20633,7 +20548,6 @@
                 <w:sz w:val="24"/>
                 <w:szCs w:val="24"/>
                 <w:u w:val="none"/>
-                <w:bdr w:val="none" w:color="auto" w:sz="0" w:space="0"/>
                 <w:lang w:val="en-US" w:eastAsia="zh-CN" w:bidi="ar"/>
                 <w14:ligatures w14:val="standardContextual"/>
               </w:rPr>
@@ -20650,7 +20564,7 @@
               <w:bottom w:val="single" w:color="auto" w:sz="4" w:space="0"/>
               <w:right w:val="single" w:color="auto" w:sz="4" w:space="0"/>
             </w:tcBorders>
-            <w:shd w:val="clear"/>
+            <w:shd w:val="clear" w:color="auto" w:fill="auto"/>
             <w:noWrap/>
             <w:vAlign w:val="center"/>
           </w:tcPr>
@@ -20682,7 +20596,6 @@
                 <w:sz w:val="24"/>
                 <w:szCs w:val="24"/>
                 <w:u w:val="none"/>
-                <w:bdr w:val="none" w:color="auto" w:sz="0" w:space="0"/>
                 <w:lang w:val="en-US" w:eastAsia="zh-CN" w:bidi="ar"/>
                 <w14:ligatures w14:val="standardContextual"/>
               </w:rPr>
@@ -20701,7 +20614,7 @@
             <w:insideH w:val="none" w:color="auto" w:sz="0" w:space="0"/>
             <w:insideV w:val="none" w:color="auto" w:sz="0" w:space="0"/>
           </w:tblBorders>
-          <w:shd w:val="clear"/>
+          <w:shd w:val="clear" w:color="auto" w:fill="auto"/>
           <w:tblCellMar>
             <w:top w:w="0" w:type="dxa"/>
             <w:left w:w="108" w:type="dxa"/>
@@ -20721,7 +20634,7 @@
               <w:bottom w:val="single" w:color="auto" w:sz="4" w:space="0"/>
               <w:right w:val="single" w:color="auto" w:sz="4" w:space="0"/>
             </w:tcBorders>
-            <w:shd w:val="clear"/>
+            <w:shd w:val="clear" w:color="auto" w:fill="auto"/>
             <w:noWrap/>
             <w:vAlign w:val="center"/>
           </w:tcPr>
@@ -20753,7 +20666,6 @@
                 <w:sz w:val="24"/>
                 <w:szCs w:val="24"/>
                 <w:u w:val="none"/>
-                <w:bdr w:val="none" w:color="auto" w:sz="0" w:space="0"/>
                 <w:lang w:val="en-US" w:eastAsia="zh-CN" w:bidi="ar"/>
                 <w14:ligatures w14:val="standardContextual"/>
               </w:rPr>
@@ -20770,7 +20682,7 @@
               <w:bottom w:val="single" w:color="auto" w:sz="4" w:space="0"/>
               <w:right w:val="single" w:color="auto" w:sz="4" w:space="0"/>
             </w:tcBorders>
-            <w:shd w:val="clear"/>
+            <w:shd w:val="clear" w:color="auto" w:fill="auto"/>
             <w:noWrap/>
             <w:vAlign w:val="center"/>
           </w:tcPr>
@@ -20802,7 +20714,6 @@
                 <w:sz w:val="24"/>
                 <w:szCs w:val="24"/>
                 <w:u w:val="none"/>
-                <w:bdr w:val="none" w:color="auto" w:sz="0" w:space="0"/>
                 <w:lang w:val="en-US" w:eastAsia="zh-CN" w:bidi="ar"/>
                 <w14:ligatures w14:val="standardContextual"/>
               </w:rPr>
@@ -20819,7 +20730,7 @@
               <w:bottom w:val="single" w:color="auto" w:sz="4" w:space="0"/>
               <w:right w:val="single" w:color="auto" w:sz="4" w:space="0"/>
             </w:tcBorders>
-            <w:shd w:val="clear"/>
+            <w:shd w:val="clear" w:color="auto" w:fill="auto"/>
             <w:noWrap/>
             <w:vAlign w:val="center"/>
           </w:tcPr>
@@ -20851,7 +20762,6 @@
                 <w:sz w:val="24"/>
                 <w:szCs w:val="24"/>
                 <w:u w:val="none"/>
-                <w:bdr w:val="none" w:color="auto" w:sz="0" w:space="0"/>
                 <w:lang w:val="en-US" w:eastAsia="zh-CN" w:bidi="ar"/>
                 <w14:ligatures w14:val="standardContextual"/>
               </w:rPr>
@@ -20868,7 +20778,7 @@
               <w:bottom w:val="single" w:color="auto" w:sz="4" w:space="0"/>
               <w:right w:val="single" w:color="auto" w:sz="4" w:space="0"/>
             </w:tcBorders>
-            <w:shd w:val="clear"/>
+            <w:shd w:val="clear" w:color="auto" w:fill="auto"/>
             <w:noWrap/>
             <w:vAlign w:val="center"/>
           </w:tcPr>
@@ -20900,7 +20810,6 @@
                 <w:sz w:val="24"/>
                 <w:szCs w:val="24"/>
                 <w:u w:val="none"/>
-                <w:bdr w:val="none" w:color="auto" w:sz="0" w:space="0"/>
                 <w:lang w:val="en-US" w:eastAsia="zh-CN" w:bidi="ar"/>
                 <w14:ligatures w14:val="standardContextual"/>
               </w:rPr>
@@ -20917,7 +20826,7 @@
               <w:bottom w:val="single" w:color="auto" w:sz="4" w:space="0"/>
               <w:right w:val="single" w:color="auto" w:sz="4" w:space="0"/>
             </w:tcBorders>
-            <w:shd w:val="clear"/>
+            <w:shd w:val="clear" w:color="auto" w:fill="auto"/>
             <w:noWrap/>
             <w:vAlign w:val="center"/>
           </w:tcPr>
@@ -20949,7 +20858,6 @@
                 <w:sz w:val="24"/>
                 <w:szCs w:val="24"/>
                 <w:u w:val="none"/>
-                <w:bdr w:val="none" w:color="auto" w:sz="0" w:space="0"/>
                 <w:lang w:val="en-US" w:eastAsia="zh-CN" w:bidi="ar"/>
                 <w14:ligatures w14:val="standardContextual"/>
               </w:rPr>
@@ -20966,7 +20874,7 @@
               <w:bottom w:val="single" w:color="auto" w:sz="4" w:space="0"/>
               <w:right w:val="single" w:color="auto" w:sz="4" w:space="0"/>
             </w:tcBorders>
-            <w:shd w:val="clear"/>
+            <w:shd w:val="clear" w:color="auto" w:fill="auto"/>
             <w:noWrap/>
             <w:vAlign w:val="center"/>
           </w:tcPr>
@@ -20998,7 +20906,6 @@
                 <w:sz w:val="24"/>
                 <w:szCs w:val="24"/>
                 <w:u w:val="none"/>
-                <w:bdr w:val="none" w:color="auto" w:sz="0" w:space="0"/>
                 <w:lang w:val="en-US" w:eastAsia="zh-CN" w:bidi="ar"/>
                 <w14:ligatures w14:val="standardContextual"/>
               </w:rPr>
@@ -21017,7 +20924,7 @@
             <w:insideH w:val="none" w:color="auto" w:sz="0" w:space="0"/>
             <w:insideV w:val="none" w:color="auto" w:sz="0" w:space="0"/>
           </w:tblBorders>
-          <w:shd w:val="clear"/>
+          <w:shd w:val="clear" w:color="auto" w:fill="auto"/>
           <w:tblCellMar>
             <w:top w:w="0" w:type="dxa"/>
             <w:left w:w="108" w:type="dxa"/>
@@ -21037,7 +20944,7 @@
               <w:bottom w:val="single" w:color="auto" w:sz="4" w:space="0"/>
               <w:right w:val="single" w:color="auto" w:sz="4" w:space="0"/>
             </w:tcBorders>
-            <w:shd w:val="clear"/>
+            <w:shd w:val="clear" w:color="auto" w:fill="auto"/>
             <w:noWrap/>
             <w:vAlign w:val="center"/>
           </w:tcPr>
@@ -21069,7 +20976,6 @@
                 <w:sz w:val="24"/>
                 <w:szCs w:val="24"/>
                 <w:u w:val="none"/>
-                <w:bdr w:val="none" w:color="auto" w:sz="0" w:space="0"/>
                 <w:lang w:val="en-US" w:eastAsia="zh-CN" w:bidi="ar"/>
                 <w14:ligatures w14:val="standardContextual"/>
               </w:rPr>
@@ -21086,7 +20992,7 @@
               <w:bottom w:val="single" w:color="auto" w:sz="4" w:space="0"/>
               <w:right w:val="single" w:color="auto" w:sz="4" w:space="0"/>
             </w:tcBorders>
-            <w:shd w:val="clear"/>
+            <w:shd w:val="clear" w:color="auto" w:fill="auto"/>
             <w:noWrap/>
             <w:vAlign w:val="center"/>
           </w:tcPr>
@@ -21118,7 +21024,6 @@
                 <w:sz w:val="24"/>
                 <w:szCs w:val="24"/>
                 <w:u w:val="none"/>
-                <w:bdr w:val="none" w:color="auto" w:sz="0" w:space="0"/>
                 <w:lang w:val="en-US" w:eastAsia="zh-CN" w:bidi="ar"/>
                 <w14:ligatures w14:val="standardContextual"/>
               </w:rPr>
@@ -21135,7 +21040,7 @@
               <w:bottom w:val="single" w:color="auto" w:sz="4" w:space="0"/>
               <w:right w:val="single" w:color="auto" w:sz="4" w:space="0"/>
             </w:tcBorders>
-            <w:shd w:val="clear"/>
+            <w:shd w:val="clear" w:color="auto" w:fill="auto"/>
             <w:noWrap/>
             <w:vAlign w:val="center"/>
           </w:tcPr>
@@ -21167,7 +21072,6 @@
                 <w:sz w:val="24"/>
                 <w:szCs w:val="24"/>
                 <w:u w:val="none"/>
-                <w:bdr w:val="none" w:color="auto" w:sz="0" w:space="0"/>
                 <w:lang w:val="en-US" w:eastAsia="zh-CN" w:bidi="ar"/>
                 <w14:ligatures w14:val="standardContextual"/>
               </w:rPr>
@@ -21184,7 +21088,7 @@
               <w:bottom w:val="single" w:color="auto" w:sz="4" w:space="0"/>
               <w:right w:val="single" w:color="auto" w:sz="4" w:space="0"/>
             </w:tcBorders>
-            <w:shd w:val="clear"/>
+            <w:shd w:val="clear" w:color="auto" w:fill="auto"/>
             <w:noWrap/>
             <w:vAlign w:val="center"/>
           </w:tcPr>
@@ -21216,7 +21120,6 @@
                 <w:sz w:val="24"/>
                 <w:szCs w:val="24"/>
                 <w:u w:val="none"/>
-                <w:bdr w:val="none" w:color="auto" w:sz="0" w:space="0"/>
                 <w:lang w:val="en-US" w:eastAsia="zh-CN" w:bidi="ar"/>
                 <w14:ligatures w14:val="standardContextual"/>
               </w:rPr>
@@ -21233,7 +21136,7 @@
               <w:bottom w:val="single" w:color="auto" w:sz="4" w:space="0"/>
               <w:right w:val="single" w:color="auto" w:sz="4" w:space="0"/>
             </w:tcBorders>
-            <w:shd w:val="clear"/>
+            <w:shd w:val="clear" w:color="auto" w:fill="auto"/>
             <w:noWrap/>
             <w:vAlign w:val="center"/>
           </w:tcPr>
@@ -21265,7 +21168,6 @@
                 <w:sz w:val="24"/>
                 <w:szCs w:val="24"/>
                 <w:u w:val="none"/>
-                <w:bdr w:val="none" w:color="auto" w:sz="0" w:space="0"/>
                 <w:lang w:val="en-US" w:eastAsia="zh-CN" w:bidi="ar"/>
                 <w14:ligatures w14:val="standardContextual"/>
               </w:rPr>
@@ -21282,7 +21184,7 @@
               <w:bottom w:val="single" w:color="auto" w:sz="4" w:space="0"/>
               <w:right w:val="single" w:color="auto" w:sz="4" w:space="0"/>
             </w:tcBorders>
-            <w:shd w:val="clear"/>
+            <w:shd w:val="clear" w:color="auto" w:fill="auto"/>
             <w:noWrap/>
             <w:vAlign w:val="center"/>
           </w:tcPr>
@@ -21314,7 +21216,6 @@
                 <w:sz w:val="24"/>
                 <w:szCs w:val="24"/>
                 <w:u w:val="none"/>
-                <w:bdr w:val="none" w:color="auto" w:sz="0" w:space="0"/>
                 <w:lang w:val="en-US" w:eastAsia="zh-CN" w:bidi="ar"/>
                 <w14:ligatures w14:val="standardContextual"/>
               </w:rPr>
@@ -21456,6 +21357,7 @@
     </w:p>
     <w:tbl>
       <w:tblPr>
+        <w:tblStyle w:val="4"/>
         <w:tblW w:w="5000" w:type="pct"/>
         <w:tblInd w:w="0" w:type="dxa"/>
         <w:tblBorders>
@@ -21466,7 +21368,7 @@
           <w:insideH w:val="none" w:color="auto" w:sz="0" w:space="0"/>
           <w:insideV w:val="none" w:color="auto" w:sz="0" w:space="0"/>
         </w:tblBorders>
-        <w:shd w:val="clear"/>
+        <w:shd w:val="clear" w:color="auto" w:fill="auto"/>
         <w:tblLayout w:type="fixed"/>
         <w:tblCellMar>
           <w:top w:w="0" w:type="dxa"/>
@@ -21493,7 +21395,7 @@
             <w:insideH w:val="none" w:color="auto" w:sz="0" w:space="0"/>
             <w:insideV w:val="none" w:color="auto" w:sz="0" w:space="0"/>
           </w:tblBorders>
-          <w:shd w:val="clear"/>
+          <w:shd w:val="clear" w:color="auto" w:fill="auto"/>
           <w:tblCellMar>
             <w:top w:w="0" w:type="dxa"/>
             <w:left w:w="108" w:type="dxa"/>
@@ -21513,7 +21415,7 @@
               <w:bottom w:val="single" w:color="auto" w:sz="4" w:space="0"/>
               <w:right w:val="single" w:color="auto" w:sz="4" w:space="0"/>
             </w:tcBorders>
-            <w:shd w:val="clear"/>
+            <w:shd w:val="clear" w:color="auto" w:fill="auto"/>
             <w:noWrap/>
             <w:vAlign w:val="center"/>
           </w:tcPr>
@@ -21543,7 +21445,6 @@
                 <w:sz w:val="24"/>
                 <w:szCs w:val="24"/>
                 <w:u w:val="none"/>
-                <w:bdr w:val="none" w:color="auto" w:sz="0" w:space="0"/>
                 <w:lang w:val="en-US" w:eastAsia="zh-CN" w:bidi="ar"/>
                 <w14:ligatures w14:val="standardContextual"/>
               </w:rPr>
@@ -21560,7 +21461,7 @@
               <w:bottom w:val="single" w:color="auto" w:sz="4" w:space="0"/>
               <w:right w:val="single" w:color="auto" w:sz="4" w:space="0"/>
             </w:tcBorders>
-            <w:shd w:val="clear"/>
+            <w:shd w:val="clear" w:color="auto" w:fill="auto"/>
             <w:noWrap/>
             <w:vAlign w:val="center"/>
           </w:tcPr>
@@ -21590,7 +21491,6 @@
                 <w:sz w:val="24"/>
                 <w:szCs w:val="24"/>
                 <w:u w:val="none"/>
-                <w:bdr w:val="none" w:color="auto" w:sz="0" w:space="0"/>
                 <w:lang w:val="en-US" w:eastAsia="zh-CN" w:bidi="ar"/>
                 <w14:ligatures w14:val="standardContextual"/>
               </w:rPr>
@@ -21607,7 +21507,7 @@
               <w:bottom w:val="single" w:color="auto" w:sz="4" w:space="0"/>
               <w:right w:val="single" w:color="auto" w:sz="4" w:space="0"/>
             </w:tcBorders>
-            <w:shd w:val="clear"/>
+            <w:shd w:val="clear" w:color="auto" w:fill="auto"/>
             <w:noWrap/>
             <w:vAlign w:val="center"/>
           </w:tcPr>
@@ -21637,7 +21537,6 @@
                 <w:sz w:val="24"/>
                 <w:szCs w:val="24"/>
                 <w:u w:val="none"/>
-                <w:bdr w:val="none" w:color="auto" w:sz="0" w:space="0"/>
                 <w:lang w:val="en-US" w:eastAsia="zh-CN" w:bidi="ar"/>
                 <w14:ligatures w14:val="standardContextual"/>
               </w:rPr>
@@ -21654,7 +21553,7 @@
               <w:bottom w:val="single" w:color="auto" w:sz="4" w:space="0"/>
               <w:right w:val="single" w:color="auto" w:sz="4" w:space="0"/>
             </w:tcBorders>
-            <w:shd w:val="clear"/>
+            <w:shd w:val="clear" w:color="auto" w:fill="auto"/>
             <w:noWrap/>
             <w:vAlign w:val="center"/>
           </w:tcPr>
@@ -21684,7 +21583,6 @@
                 <w:sz w:val="24"/>
                 <w:szCs w:val="24"/>
                 <w:u w:val="none"/>
-                <w:bdr w:val="none" w:color="auto" w:sz="0" w:space="0"/>
                 <w:lang w:val="en-US" w:eastAsia="zh-CN" w:bidi="ar"/>
                 <w14:ligatures w14:val="standardContextual"/>
               </w:rPr>
@@ -21701,7 +21599,7 @@
               <w:bottom w:val="single" w:color="auto" w:sz="4" w:space="0"/>
               <w:right w:val="single" w:color="auto" w:sz="4" w:space="0"/>
             </w:tcBorders>
-            <w:shd w:val="clear"/>
+            <w:shd w:val="clear" w:color="auto" w:fill="auto"/>
             <w:noWrap/>
             <w:vAlign w:val="center"/>
           </w:tcPr>
@@ -21731,7 +21629,6 @@
                 <w:sz w:val="24"/>
                 <w:szCs w:val="24"/>
                 <w:u w:val="none"/>
-                <w:bdr w:val="none" w:color="auto" w:sz="0" w:space="0"/>
                 <w:lang w:val="en-US" w:eastAsia="zh-CN" w:bidi="ar"/>
                 <w14:ligatures w14:val="standardContextual"/>
               </w:rPr>
@@ -21748,7 +21645,7 @@
               <w:bottom w:val="single" w:color="auto" w:sz="4" w:space="0"/>
               <w:right w:val="single" w:color="auto" w:sz="4" w:space="0"/>
             </w:tcBorders>
-            <w:shd w:val="clear"/>
+            <w:shd w:val="clear" w:color="auto" w:fill="auto"/>
             <w:noWrap/>
             <w:vAlign w:val="center"/>
           </w:tcPr>
@@ -21778,7 +21675,6 @@
                 <w:sz w:val="24"/>
                 <w:szCs w:val="24"/>
                 <w:u w:val="none"/>
-                <w:bdr w:val="none" w:color="auto" w:sz="0" w:space="0"/>
                 <w:lang w:val="en-US" w:eastAsia="zh-CN" w:bidi="ar"/>
                 <w14:ligatures w14:val="standardContextual"/>
               </w:rPr>
@@ -21797,7 +21693,7 @@
             <w:insideH w:val="none" w:color="auto" w:sz="0" w:space="0"/>
             <w:insideV w:val="none" w:color="auto" w:sz="0" w:space="0"/>
           </w:tblBorders>
-          <w:shd w:val="clear"/>
+          <w:shd w:val="clear" w:color="auto" w:fill="auto"/>
           <w:tblCellMar>
             <w:top w:w="0" w:type="dxa"/>
             <w:left w:w="108" w:type="dxa"/>
@@ -21817,7 +21713,7 @@
               <w:bottom w:val="single" w:color="auto" w:sz="4" w:space="0"/>
               <w:right w:val="single" w:color="auto" w:sz="4" w:space="0"/>
             </w:tcBorders>
-            <w:shd w:val="clear"/>
+            <w:shd w:val="clear" w:color="auto" w:fill="auto"/>
             <w:noWrap/>
             <w:vAlign w:val="center"/>
           </w:tcPr>
@@ -21847,7 +21743,6 @@
                 <w:sz w:val="24"/>
                 <w:szCs w:val="24"/>
                 <w:u w:val="none"/>
-                <w:bdr w:val="none" w:color="auto" w:sz="0" w:space="0"/>
                 <w:lang w:val="en-US" w:eastAsia="zh-CN" w:bidi="ar"/>
                 <w14:ligatures w14:val="standardContextual"/>
               </w:rPr>
@@ -21864,7 +21759,7 @@
               <w:bottom w:val="single" w:color="auto" w:sz="4" w:space="0"/>
               <w:right w:val="single" w:color="auto" w:sz="4" w:space="0"/>
             </w:tcBorders>
-            <w:shd w:val="clear"/>
+            <w:shd w:val="clear" w:color="auto" w:fill="auto"/>
             <w:noWrap/>
             <w:vAlign w:val="center"/>
           </w:tcPr>
@@ -21894,7 +21789,6 @@
                 <w:sz w:val="24"/>
                 <w:szCs w:val="24"/>
                 <w:u w:val="none"/>
-                <w:bdr w:val="none" w:color="auto" w:sz="0" w:space="0"/>
                 <w:lang w:val="en-US" w:eastAsia="zh-CN" w:bidi="ar"/>
                 <w14:ligatures w14:val="standardContextual"/>
               </w:rPr>
@@ -21911,7 +21805,7 @@
               <w:bottom w:val="single" w:color="auto" w:sz="4" w:space="0"/>
               <w:right w:val="single" w:color="auto" w:sz="4" w:space="0"/>
             </w:tcBorders>
-            <w:shd w:val="clear"/>
+            <w:shd w:val="clear" w:color="auto" w:fill="auto"/>
             <w:noWrap/>
             <w:vAlign w:val="center"/>
           </w:tcPr>
@@ -21941,7 +21835,6 @@
                 <w:sz w:val="24"/>
                 <w:szCs w:val="24"/>
                 <w:u w:val="none"/>
-                <w:bdr w:val="none" w:color="auto" w:sz="0" w:space="0"/>
                 <w:lang w:val="en-US" w:eastAsia="zh-CN" w:bidi="ar"/>
                 <w14:ligatures w14:val="standardContextual"/>
               </w:rPr>
@@ -21958,7 +21851,7 @@
               <w:bottom w:val="single" w:color="auto" w:sz="4" w:space="0"/>
               <w:right w:val="single" w:color="auto" w:sz="4" w:space="0"/>
             </w:tcBorders>
-            <w:shd w:val="clear"/>
+            <w:shd w:val="clear" w:color="auto" w:fill="auto"/>
             <w:noWrap/>
             <w:vAlign w:val="center"/>
           </w:tcPr>
@@ -21988,7 +21881,6 @@
                 <w:sz w:val="24"/>
                 <w:szCs w:val="24"/>
                 <w:u w:val="none"/>
-                <w:bdr w:val="none" w:color="auto" w:sz="0" w:space="0"/>
                 <w:lang w:val="en-US" w:eastAsia="zh-CN" w:bidi="ar"/>
                 <w14:ligatures w14:val="standardContextual"/>
               </w:rPr>
@@ -22005,7 +21897,7 @@
               <w:bottom w:val="single" w:color="auto" w:sz="4" w:space="0"/>
               <w:right w:val="single" w:color="auto" w:sz="4" w:space="0"/>
             </w:tcBorders>
-            <w:shd w:val="clear"/>
+            <w:shd w:val="clear" w:color="auto" w:fill="auto"/>
             <w:noWrap/>
             <w:vAlign w:val="center"/>
           </w:tcPr>
@@ -22035,7 +21927,6 @@
                 <w:sz w:val="24"/>
                 <w:szCs w:val="24"/>
                 <w:u w:val="none"/>
-                <w:bdr w:val="none" w:color="auto" w:sz="0" w:space="0"/>
                 <w:lang w:val="en-US" w:eastAsia="zh-CN" w:bidi="ar"/>
                 <w14:ligatures w14:val="standardContextual"/>
               </w:rPr>
@@ -22052,7 +21943,7 @@
               <w:bottom w:val="single" w:color="auto" w:sz="4" w:space="0"/>
               <w:right w:val="single" w:color="auto" w:sz="4" w:space="0"/>
             </w:tcBorders>
-            <w:shd w:val="clear"/>
+            <w:shd w:val="clear" w:color="auto" w:fill="auto"/>
             <w:noWrap/>
             <w:vAlign w:val="center"/>
           </w:tcPr>
@@ -22082,7 +21973,6 @@
                 <w:sz w:val="24"/>
                 <w:szCs w:val="24"/>
                 <w:u w:val="none"/>
-                <w:bdr w:val="none" w:color="auto" w:sz="0" w:space="0"/>
                 <w:lang w:val="en-US" w:eastAsia="zh-CN" w:bidi="ar"/>
                 <w14:ligatures w14:val="standardContextual"/>
               </w:rPr>
@@ -22101,7 +21991,7 @@
             <w:insideH w:val="none" w:color="auto" w:sz="0" w:space="0"/>
             <w:insideV w:val="none" w:color="auto" w:sz="0" w:space="0"/>
           </w:tblBorders>
-          <w:shd w:val="clear"/>
+          <w:shd w:val="clear" w:color="auto" w:fill="auto"/>
           <w:tblCellMar>
             <w:top w:w="0" w:type="dxa"/>
             <w:left w:w="108" w:type="dxa"/>
@@ -22121,7 +22011,7 @@
               <w:bottom w:val="single" w:color="auto" w:sz="4" w:space="0"/>
               <w:right w:val="single" w:color="auto" w:sz="4" w:space="0"/>
             </w:tcBorders>
-            <w:shd w:val="clear"/>
+            <w:shd w:val="clear" w:color="auto" w:fill="auto"/>
             <w:noWrap/>
             <w:vAlign w:val="center"/>
           </w:tcPr>
@@ -22151,7 +22041,6 @@
                 <w:sz w:val="24"/>
                 <w:szCs w:val="24"/>
                 <w:u w:val="none"/>
-                <w:bdr w:val="none" w:color="auto" w:sz="0" w:space="0"/>
                 <w:lang w:val="en-US" w:eastAsia="zh-CN" w:bidi="ar"/>
                 <w14:ligatures w14:val="standardContextual"/>
               </w:rPr>
@@ -22168,7 +22057,7 @@
               <w:bottom w:val="single" w:color="auto" w:sz="4" w:space="0"/>
               <w:right w:val="single" w:color="auto" w:sz="4" w:space="0"/>
             </w:tcBorders>
-            <w:shd w:val="clear"/>
+            <w:shd w:val="clear" w:color="auto" w:fill="auto"/>
             <w:noWrap/>
             <w:vAlign w:val="center"/>
           </w:tcPr>
@@ -22198,7 +22087,6 @@
                 <w:sz w:val="24"/>
                 <w:szCs w:val="24"/>
                 <w:u w:val="none"/>
-                <w:bdr w:val="none" w:color="auto" w:sz="0" w:space="0"/>
                 <w:lang w:val="en-US" w:eastAsia="zh-CN" w:bidi="ar"/>
                 <w14:ligatures w14:val="standardContextual"/>
               </w:rPr>
@@ -22215,7 +22103,7 @@
               <w:bottom w:val="single" w:color="auto" w:sz="4" w:space="0"/>
               <w:right w:val="single" w:color="auto" w:sz="4" w:space="0"/>
             </w:tcBorders>
-            <w:shd w:val="clear"/>
+            <w:shd w:val="clear" w:color="auto" w:fill="auto"/>
             <w:noWrap/>
             <w:vAlign w:val="center"/>
           </w:tcPr>
@@ -22245,7 +22133,6 @@
                 <w:sz w:val="24"/>
                 <w:szCs w:val="24"/>
                 <w:u w:val="none"/>
-                <w:bdr w:val="none" w:color="auto" w:sz="0" w:space="0"/>
                 <w:lang w:val="en-US" w:eastAsia="zh-CN" w:bidi="ar"/>
                 <w14:ligatures w14:val="standardContextual"/>
               </w:rPr>
@@ -22262,7 +22149,7 @@
               <w:bottom w:val="single" w:color="auto" w:sz="4" w:space="0"/>
               <w:right w:val="single" w:color="auto" w:sz="4" w:space="0"/>
             </w:tcBorders>
-            <w:shd w:val="clear"/>
+            <w:shd w:val="clear" w:color="auto" w:fill="auto"/>
             <w:noWrap/>
             <w:vAlign w:val="center"/>
           </w:tcPr>
@@ -22292,7 +22179,6 @@
                 <w:sz w:val="24"/>
                 <w:szCs w:val="24"/>
                 <w:u w:val="none"/>
-                <w:bdr w:val="none" w:color="auto" w:sz="0" w:space="0"/>
                 <w:lang w:val="en-US" w:eastAsia="zh-CN" w:bidi="ar"/>
                 <w14:ligatures w14:val="standardContextual"/>
               </w:rPr>
@@ -22309,7 +22195,7 @@
               <w:bottom w:val="single" w:color="auto" w:sz="4" w:space="0"/>
               <w:right w:val="single" w:color="auto" w:sz="4" w:space="0"/>
             </w:tcBorders>
-            <w:shd w:val="clear"/>
+            <w:shd w:val="clear" w:color="auto" w:fill="auto"/>
             <w:noWrap/>
             <w:vAlign w:val="center"/>
           </w:tcPr>
@@ -22339,7 +22225,6 @@
                 <w:sz w:val="24"/>
                 <w:szCs w:val="24"/>
                 <w:u w:val="none"/>
-                <w:bdr w:val="none" w:color="auto" w:sz="0" w:space="0"/>
                 <w:lang w:val="en-US" w:eastAsia="zh-CN" w:bidi="ar"/>
                 <w14:ligatures w14:val="standardContextual"/>
               </w:rPr>
@@ -22356,7 +22241,7 @@
               <w:bottom w:val="single" w:color="auto" w:sz="4" w:space="0"/>
               <w:right w:val="single" w:color="auto" w:sz="4" w:space="0"/>
             </w:tcBorders>
-            <w:shd w:val="clear"/>
+            <w:shd w:val="clear" w:color="auto" w:fill="auto"/>
             <w:noWrap/>
             <w:vAlign w:val="center"/>
           </w:tcPr>
@@ -22386,7 +22271,6 @@
                 <w:sz w:val="24"/>
                 <w:szCs w:val="24"/>
                 <w:u w:val="none"/>
-                <w:bdr w:val="none" w:color="auto" w:sz="0" w:space="0"/>
                 <w:lang w:val="en-US" w:eastAsia="zh-CN" w:bidi="ar"/>
                 <w14:ligatures w14:val="standardContextual"/>
               </w:rPr>
@@ -22405,7 +22289,7 @@
             <w:insideH w:val="none" w:color="auto" w:sz="0" w:space="0"/>
             <w:insideV w:val="none" w:color="auto" w:sz="0" w:space="0"/>
           </w:tblBorders>
-          <w:shd w:val="clear"/>
+          <w:shd w:val="clear" w:color="auto" w:fill="auto"/>
           <w:tblCellMar>
             <w:top w:w="0" w:type="dxa"/>
             <w:left w:w="108" w:type="dxa"/>
@@ -22425,7 +22309,7 @@
               <w:bottom w:val="single" w:color="auto" w:sz="4" w:space="0"/>
               <w:right w:val="single" w:color="auto" w:sz="4" w:space="0"/>
             </w:tcBorders>
-            <w:shd w:val="clear"/>
+            <w:shd w:val="clear" w:color="auto" w:fill="auto"/>
             <w:noWrap/>
             <w:vAlign w:val="center"/>
           </w:tcPr>
@@ -22455,7 +22339,6 @@
                 <w:sz w:val="24"/>
                 <w:szCs w:val="24"/>
                 <w:u w:val="none"/>
-                <w:bdr w:val="none" w:color="auto" w:sz="0" w:space="0"/>
                 <w:lang w:val="en-US" w:eastAsia="zh-CN" w:bidi="ar"/>
                 <w14:ligatures w14:val="standardContextual"/>
               </w:rPr>
@@ -22472,7 +22355,7 @@
               <w:bottom w:val="single" w:color="auto" w:sz="4" w:space="0"/>
               <w:right w:val="single" w:color="auto" w:sz="4" w:space="0"/>
             </w:tcBorders>
-            <w:shd w:val="clear"/>
+            <w:shd w:val="clear" w:color="auto" w:fill="auto"/>
             <w:noWrap/>
             <w:vAlign w:val="center"/>
           </w:tcPr>
@@ -22502,7 +22385,6 @@
                 <w:sz w:val="24"/>
                 <w:szCs w:val="24"/>
                 <w:u w:val="none"/>
-                <w:bdr w:val="none" w:color="auto" w:sz="0" w:space="0"/>
                 <w:lang w:val="en-US" w:eastAsia="zh-CN" w:bidi="ar"/>
                 <w14:ligatures w14:val="standardContextual"/>
               </w:rPr>
@@ -22519,7 +22401,7 @@
               <w:bottom w:val="single" w:color="auto" w:sz="4" w:space="0"/>
               <w:right w:val="single" w:color="auto" w:sz="4" w:space="0"/>
             </w:tcBorders>
-            <w:shd w:val="clear"/>
+            <w:shd w:val="clear" w:color="auto" w:fill="auto"/>
             <w:noWrap/>
             <w:vAlign w:val="center"/>
           </w:tcPr>
@@ -22549,7 +22431,6 @@
                 <w:sz w:val="24"/>
                 <w:szCs w:val="24"/>
                 <w:u w:val="none"/>
-                <w:bdr w:val="none" w:color="auto" w:sz="0" w:space="0"/>
                 <w:lang w:val="en-US" w:eastAsia="zh-CN" w:bidi="ar"/>
                 <w14:ligatures w14:val="standardContextual"/>
               </w:rPr>
@@ -22566,7 +22447,7 @@
               <w:bottom w:val="single" w:color="auto" w:sz="4" w:space="0"/>
               <w:right w:val="single" w:color="auto" w:sz="4" w:space="0"/>
             </w:tcBorders>
-            <w:shd w:val="clear"/>
+            <w:shd w:val="clear" w:color="auto" w:fill="auto"/>
             <w:noWrap/>
             <w:vAlign w:val="center"/>
           </w:tcPr>
@@ -22596,7 +22477,6 @@
                 <w:sz w:val="24"/>
                 <w:szCs w:val="24"/>
                 <w:u w:val="none"/>
-                <w:bdr w:val="none" w:color="auto" w:sz="0" w:space="0"/>
                 <w:lang w:val="en-US" w:eastAsia="zh-CN" w:bidi="ar"/>
                 <w14:ligatures w14:val="standardContextual"/>
               </w:rPr>
@@ -22613,7 +22493,7 @@
               <w:bottom w:val="single" w:color="auto" w:sz="4" w:space="0"/>
               <w:right w:val="single" w:color="auto" w:sz="4" w:space="0"/>
             </w:tcBorders>
-            <w:shd w:val="clear"/>
+            <w:shd w:val="clear" w:color="auto" w:fill="auto"/>
             <w:noWrap/>
             <w:vAlign w:val="center"/>
           </w:tcPr>
@@ -22643,7 +22523,6 @@
                 <w:sz w:val="24"/>
                 <w:szCs w:val="24"/>
                 <w:u w:val="none"/>
-                <w:bdr w:val="none" w:color="auto" w:sz="0" w:space="0"/>
                 <w:lang w:val="en-US" w:eastAsia="zh-CN" w:bidi="ar"/>
                 <w14:ligatures w14:val="standardContextual"/>
               </w:rPr>
@@ -22660,7 +22539,7 @@
               <w:bottom w:val="single" w:color="auto" w:sz="4" w:space="0"/>
               <w:right w:val="single" w:color="auto" w:sz="4" w:space="0"/>
             </w:tcBorders>
-            <w:shd w:val="clear"/>
+            <w:shd w:val="clear" w:color="auto" w:fill="auto"/>
             <w:noWrap/>
             <w:vAlign w:val="center"/>
           </w:tcPr>
@@ -22690,7 +22569,6 @@
                 <w:sz w:val="24"/>
                 <w:szCs w:val="24"/>
                 <w:u w:val="none"/>
-                <w:bdr w:val="none" w:color="auto" w:sz="0" w:space="0"/>
                 <w:lang w:val="en-US" w:eastAsia="zh-CN" w:bidi="ar"/>
                 <w14:ligatures w14:val="standardContextual"/>
               </w:rPr>
@@ -22709,7 +22587,7 @@
             <w:insideH w:val="none" w:color="auto" w:sz="0" w:space="0"/>
             <w:insideV w:val="none" w:color="auto" w:sz="0" w:space="0"/>
           </w:tblBorders>
-          <w:shd w:val="clear"/>
+          <w:shd w:val="clear" w:color="auto" w:fill="auto"/>
           <w:tblCellMar>
             <w:top w:w="0" w:type="dxa"/>
             <w:left w:w="108" w:type="dxa"/>
@@ -22729,7 +22607,7 @@
               <w:bottom w:val="single" w:color="auto" w:sz="4" w:space="0"/>
               <w:right w:val="single" w:color="auto" w:sz="4" w:space="0"/>
             </w:tcBorders>
-            <w:shd w:val="clear"/>
+            <w:shd w:val="clear" w:color="auto" w:fill="auto"/>
             <w:noWrap/>
             <w:vAlign w:val="center"/>
           </w:tcPr>
@@ -22759,7 +22637,6 @@
                 <w:sz w:val="24"/>
                 <w:szCs w:val="24"/>
                 <w:u w:val="none"/>
-                <w:bdr w:val="none" w:color="auto" w:sz="0" w:space="0"/>
                 <w:lang w:val="en-US" w:eastAsia="zh-CN" w:bidi="ar"/>
                 <w14:ligatures w14:val="standardContextual"/>
               </w:rPr>
@@ -22776,7 +22653,7 @@
               <w:bottom w:val="single" w:color="auto" w:sz="4" w:space="0"/>
               <w:right w:val="single" w:color="auto" w:sz="4" w:space="0"/>
             </w:tcBorders>
-            <w:shd w:val="clear"/>
+            <w:shd w:val="clear" w:color="auto" w:fill="auto"/>
             <w:noWrap/>
             <w:vAlign w:val="center"/>
           </w:tcPr>
@@ -22806,7 +22683,6 @@
                 <w:sz w:val="24"/>
                 <w:szCs w:val="24"/>
                 <w:u w:val="none"/>
-                <w:bdr w:val="none" w:color="auto" w:sz="0" w:space="0"/>
                 <w:lang w:val="en-US" w:eastAsia="zh-CN" w:bidi="ar"/>
                 <w14:ligatures w14:val="standardContextual"/>
               </w:rPr>
@@ -22823,7 +22699,7 @@
               <w:bottom w:val="single" w:color="auto" w:sz="4" w:space="0"/>
               <w:right w:val="single" w:color="auto" w:sz="4" w:space="0"/>
             </w:tcBorders>
-            <w:shd w:val="clear"/>
+            <w:shd w:val="clear" w:color="auto" w:fill="auto"/>
             <w:noWrap/>
             <w:vAlign w:val="center"/>
           </w:tcPr>
@@ -22853,7 +22729,6 @@
                 <w:sz w:val="24"/>
                 <w:szCs w:val="24"/>
                 <w:u w:val="none"/>
-                <w:bdr w:val="none" w:color="auto" w:sz="0" w:space="0"/>
                 <w:lang w:val="en-US" w:eastAsia="zh-CN" w:bidi="ar"/>
                 <w14:ligatures w14:val="standardContextual"/>
               </w:rPr>
@@ -22870,7 +22745,7 @@
               <w:bottom w:val="single" w:color="auto" w:sz="4" w:space="0"/>
               <w:right w:val="single" w:color="auto" w:sz="4" w:space="0"/>
             </w:tcBorders>
-            <w:shd w:val="clear"/>
+            <w:shd w:val="clear" w:color="auto" w:fill="auto"/>
             <w:noWrap/>
             <w:vAlign w:val="center"/>
           </w:tcPr>
@@ -22900,7 +22775,6 @@
                 <w:sz w:val="24"/>
                 <w:szCs w:val="24"/>
                 <w:u w:val="none"/>
-                <w:bdr w:val="none" w:color="auto" w:sz="0" w:space="0"/>
                 <w:lang w:val="en-US" w:eastAsia="zh-CN" w:bidi="ar"/>
                 <w14:ligatures w14:val="standardContextual"/>
               </w:rPr>
@@ -22917,7 +22791,7 @@
               <w:bottom w:val="single" w:color="auto" w:sz="4" w:space="0"/>
               <w:right w:val="single" w:color="auto" w:sz="4" w:space="0"/>
             </w:tcBorders>
-            <w:shd w:val="clear"/>
+            <w:shd w:val="clear" w:color="auto" w:fill="auto"/>
             <w:noWrap/>
             <w:vAlign w:val="center"/>
           </w:tcPr>
@@ -22947,7 +22821,6 @@
                 <w:sz w:val="24"/>
                 <w:szCs w:val="24"/>
                 <w:u w:val="none"/>
-                <w:bdr w:val="none" w:color="auto" w:sz="0" w:space="0"/>
                 <w:lang w:val="en-US" w:eastAsia="zh-CN" w:bidi="ar"/>
                 <w14:ligatures w14:val="standardContextual"/>
               </w:rPr>
@@ -22964,7 +22837,7 @@
               <w:bottom w:val="single" w:color="auto" w:sz="4" w:space="0"/>
               <w:right w:val="single" w:color="auto" w:sz="4" w:space="0"/>
             </w:tcBorders>
-            <w:shd w:val="clear"/>
+            <w:shd w:val="clear" w:color="auto" w:fill="auto"/>
             <w:noWrap/>
             <w:vAlign w:val="center"/>
           </w:tcPr>
@@ -22994,7 +22867,6 @@
                 <w:sz w:val="24"/>
                 <w:szCs w:val="24"/>
                 <w:u w:val="none"/>
-                <w:bdr w:val="none" w:color="auto" w:sz="0" w:space="0"/>
                 <w:lang w:val="en-US" w:eastAsia="zh-CN" w:bidi="ar"/>
                 <w14:ligatures w14:val="standardContextual"/>
               </w:rPr>
@@ -23134,6 +23006,7 @@
     </w:p>
     <w:tbl>
       <w:tblPr>
+        <w:tblStyle w:val="4"/>
         <w:tblW w:w="9614" w:type="dxa"/>
         <w:tblInd w:w="93" w:type="dxa"/>
         <w:tblBorders>
@@ -23144,7 +23017,7 @@
           <w:insideH w:val="none" w:color="auto" w:sz="0" w:space="0"/>
           <w:insideV w:val="none" w:color="auto" w:sz="0" w:space="0"/>
         </w:tblBorders>
-        <w:shd w:val="clear"/>
+        <w:shd w:val="clear" w:color="auto" w:fill="auto"/>
         <w:tblLayout w:type="fixed"/>
         <w:tblCellMar>
           <w:top w:w="0" w:type="dxa"/>
@@ -23171,7 +23044,6 @@
             <w:insideH w:val="none" w:color="auto" w:sz="0" w:space="0"/>
             <w:insideV w:val="none" w:color="auto" w:sz="0" w:space="0"/>
           </w:tblBorders>
-          <w:shd w:val="clear"/>
           <w:tblCellMar>
             <w:top w:w="0" w:type="dxa"/>
             <w:left w:w="108" w:type="dxa"/>
@@ -23191,7 +23063,7 @@
               <w:bottom w:val="single" w:color="auto" w:sz="4" w:space="0"/>
               <w:right w:val="single" w:color="auto" w:sz="4" w:space="0"/>
             </w:tcBorders>
-            <w:shd w:val="clear"/>
+            <w:shd w:val="clear" w:color="auto" w:fill="auto"/>
             <w:noWrap/>
             <w:vAlign w:val="center"/>
           </w:tcPr>
@@ -23221,7 +23093,6 @@
                 <w:sz w:val="24"/>
                 <w:szCs w:val="24"/>
                 <w:u w:val="none"/>
-                <w:bdr w:val="none" w:color="auto" w:sz="0" w:space="0"/>
                 <w:lang w:val="en-US" w:eastAsia="zh-CN" w:bidi="ar"/>
                 <w14:ligatures w14:val="standardContextual"/>
               </w:rPr>
@@ -23238,7 +23109,7 @@
               <w:bottom w:val="single" w:color="auto" w:sz="4" w:space="0"/>
               <w:right w:val="single" w:color="auto" w:sz="4" w:space="0"/>
             </w:tcBorders>
-            <w:shd w:val="clear"/>
+            <w:shd w:val="clear" w:color="auto" w:fill="auto"/>
             <w:noWrap/>
             <w:vAlign w:val="center"/>
           </w:tcPr>
@@ -23268,7 +23139,6 @@
                 <w:sz w:val="24"/>
                 <w:szCs w:val="24"/>
                 <w:u w:val="none"/>
-                <w:bdr w:val="none" w:color="auto" w:sz="0" w:space="0"/>
                 <w:lang w:val="en-US" w:eastAsia="zh-CN" w:bidi="ar"/>
                 <w14:ligatures w14:val="standardContextual"/>
               </w:rPr>
@@ -23285,7 +23155,7 @@
               <w:bottom w:val="single" w:color="auto" w:sz="4" w:space="0"/>
               <w:right w:val="single" w:color="auto" w:sz="4" w:space="0"/>
             </w:tcBorders>
-            <w:shd w:val="clear"/>
+            <w:shd w:val="clear" w:color="auto" w:fill="auto"/>
             <w:noWrap/>
             <w:vAlign w:val="center"/>
           </w:tcPr>
@@ -23315,7 +23185,6 @@
                 <w:sz w:val="24"/>
                 <w:szCs w:val="24"/>
                 <w:u w:val="none"/>
-                <w:bdr w:val="none" w:color="auto" w:sz="0" w:space="0"/>
                 <w:lang w:val="en-US" w:eastAsia="zh-CN" w:bidi="ar"/>
                 <w14:ligatures w14:val="standardContextual"/>
               </w:rPr>
@@ -23332,7 +23201,7 @@
               <w:bottom w:val="single" w:color="auto" w:sz="4" w:space="0"/>
               <w:right w:val="single" w:color="auto" w:sz="4" w:space="0"/>
             </w:tcBorders>
-            <w:shd w:val="clear"/>
+            <w:shd w:val="clear" w:color="auto" w:fill="auto"/>
             <w:noWrap/>
             <w:vAlign w:val="center"/>
           </w:tcPr>
@@ -23362,7 +23231,6 @@
                 <w:sz w:val="24"/>
                 <w:szCs w:val="24"/>
                 <w:u w:val="none"/>
-                <w:bdr w:val="none" w:color="auto" w:sz="0" w:space="0"/>
                 <w:lang w:val="en-US" w:eastAsia="zh-CN" w:bidi="ar"/>
                 <w14:ligatures w14:val="standardContextual"/>
               </w:rPr>
@@ -23379,7 +23247,7 @@
               <w:bottom w:val="single" w:color="auto" w:sz="4" w:space="0"/>
               <w:right w:val="single" w:color="auto" w:sz="4" w:space="0"/>
             </w:tcBorders>
-            <w:shd w:val="clear"/>
+            <w:shd w:val="clear" w:color="auto" w:fill="auto"/>
             <w:noWrap/>
             <w:vAlign w:val="center"/>
           </w:tcPr>
@@ -23409,7 +23277,6 @@
                 <w:sz w:val="24"/>
                 <w:szCs w:val="24"/>
                 <w:u w:val="none"/>
-                <w:bdr w:val="none" w:color="auto" w:sz="0" w:space="0"/>
                 <w:lang w:val="en-US" w:eastAsia="zh-CN" w:bidi="ar"/>
                 <w14:ligatures w14:val="standardContextual"/>
               </w:rPr>
@@ -23426,7 +23293,7 @@
               <w:bottom w:val="single" w:color="auto" w:sz="4" w:space="0"/>
               <w:right w:val="single" w:color="auto" w:sz="4" w:space="0"/>
             </w:tcBorders>
-            <w:shd w:val="clear"/>
+            <w:shd w:val="clear" w:color="auto" w:fill="auto"/>
             <w:noWrap/>
             <w:vAlign w:val="center"/>
           </w:tcPr>
@@ -23456,7 +23323,6 @@
                 <w:sz w:val="24"/>
                 <w:szCs w:val="24"/>
                 <w:u w:val="none"/>
-                <w:bdr w:val="none" w:color="auto" w:sz="0" w:space="0"/>
                 <w:lang w:val="en-US" w:eastAsia="zh-CN" w:bidi="ar"/>
                 <w14:ligatures w14:val="standardContextual"/>
               </w:rPr>
@@ -23475,7 +23341,7 @@
             <w:insideH w:val="none" w:color="auto" w:sz="0" w:space="0"/>
             <w:insideV w:val="none" w:color="auto" w:sz="0" w:space="0"/>
           </w:tblBorders>
-          <w:shd w:val="clear"/>
+          <w:shd w:val="clear" w:color="auto" w:fill="auto"/>
           <w:tblCellMar>
             <w:top w:w="0" w:type="dxa"/>
             <w:left w:w="108" w:type="dxa"/>
@@ -23495,7 +23361,7 @@
               <w:bottom w:val="single" w:color="auto" w:sz="4" w:space="0"/>
               <w:right w:val="single" w:color="auto" w:sz="4" w:space="0"/>
             </w:tcBorders>
-            <w:shd w:val="clear"/>
+            <w:shd w:val="clear" w:color="auto" w:fill="auto"/>
             <w:noWrap/>
             <w:vAlign w:val="center"/>
           </w:tcPr>
@@ -23525,7 +23391,6 @@
                 <w:sz w:val="24"/>
                 <w:szCs w:val="24"/>
                 <w:u w:val="none"/>
-                <w:bdr w:val="none" w:color="auto" w:sz="0" w:space="0"/>
                 <w:lang w:val="en-US" w:eastAsia="zh-CN" w:bidi="ar"/>
                 <w14:ligatures w14:val="standardContextual"/>
               </w:rPr>
@@ -23542,7 +23407,7 @@
               <w:bottom w:val="single" w:color="auto" w:sz="4" w:space="0"/>
               <w:right w:val="single" w:color="auto" w:sz="4" w:space="0"/>
             </w:tcBorders>
-            <w:shd w:val="clear"/>
+            <w:shd w:val="clear" w:color="auto" w:fill="auto"/>
             <w:noWrap/>
             <w:vAlign w:val="center"/>
           </w:tcPr>
@@ -23572,7 +23437,6 @@
                 <w:sz w:val="24"/>
                 <w:szCs w:val="24"/>
                 <w:u w:val="none"/>
-                <w:bdr w:val="none" w:color="auto" w:sz="0" w:space="0"/>
                 <w:lang w:val="en-US" w:eastAsia="zh-CN" w:bidi="ar"/>
                 <w14:ligatures w14:val="standardContextual"/>
               </w:rPr>
@@ -23589,7 +23453,7 @@
               <w:bottom w:val="single" w:color="auto" w:sz="4" w:space="0"/>
               <w:right w:val="single" w:color="auto" w:sz="4" w:space="0"/>
             </w:tcBorders>
-            <w:shd w:val="clear"/>
+            <w:shd w:val="clear" w:color="auto" w:fill="auto"/>
             <w:noWrap/>
             <w:vAlign w:val="center"/>
           </w:tcPr>
@@ -23619,7 +23483,6 @@
                 <w:sz w:val="24"/>
                 <w:szCs w:val="24"/>
                 <w:u w:val="none"/>
-                <w:bdr w:val="none" w:color="auto" w:sz="0" w:space="0"/>
                 <w:lang w:val="en-US" w:eastAsia="zh-CN" w:bidi="ar"/>
                 <w14:ligatures w14:val="standardContextual"/>
               </w:rPr>
@@ -23636,7 +23499,7 @@
               <w:bottom w:val="single" w:color="auto" w:sz="4" w:space="0"/>
               <w:right w:val="single" w:color="auto" w:sz="4" w:space="0"/>
             </w:tcBorders>
-            <w:shd w:val="clear"/>
+            <w:shd w:val="clear" w:color="auto" w:fill="auto"/>
             <w:noWrap/>
             <w:vAlign w:val="center"/>
           </w:tcPr>
@@ -23666,7 +23529,6 @@
                 <w:sz w:val="24"/>
                 <w:szCs w:val="24"/>
                 <w:u w:val="none"/>
-                <w:bdr w:val="none" w:color="auto" w:sz="0" w:space="0"/>
                 <w:lang w:val="en-US" w:eastAsia="zh-CN" w:bidi="ar"/>
                 <w14:ligatures w14:val="standardContextual"/>
               </w:rPr>
@@ -23683,7 +23545,7 @@
               <w:bottom w:val="single" w:color="auto" w:sz="4" w:space="0"/>
               <w:right w:val="single" w:color="auto" w:sz="4" w:space="0"/>
             </w:tcBorders>
-            <w:shd w:val="clear"/>
+            <w:shd w:val="clear" w:color="auto" w:fill="auto"/>
             <w:noWrap/>
             <w:vAlign w:val="center"/>
           </w:tcPr>
@@ -23713,7 +23575,6 @@
                 <w:sz w:val="24"/>
                 <w:szCs w:val="24"/>
                 <w:u w:val="none"/>
-                <w:bdr w:val="none" w:color="auto" w:sz="0" w:space="0"/>
                 <w:lang w:val="en-US" w:eastAsia="zh-CN" w:bidi="ar"/>
                 <w14:ligatures w14:val="standardContextual"/>
               </w:rPr>
@@ -23730,7 +23591,7 @@
               <w:bottom w:val="single" w:color="auto" w:sz="4" w:space="0"/>
               <w:right w:val="single" w:color="auto" w:sz="4" w:space="0"/>
             </w:tcBorders>
-            <w:shd w:val="clear"/>
+            <w:shd w:val="clear" w:color="auto" w:fill="auto"/>
             <w:noWrap/>
             <w:vAlign w:val="center"/>
           </w:tcPr>
@@ -23760,7 +23621,6 @@
                 <w:sz w:val="24"/>
                 <w:szCs w:val="24"/>
                 <w:u w:val="none"/>
-                <w:bdr w:val="none" w:color="auto" w:sz="0" w:space="0"/>
                 <w:lang w:val="en-US" w:eastAsia="zh-CN" w:bidi="ar"/>
                 <w14:ligatures w14:val="standardContextual"/>
               </w:rPr>
@@ -23779,7 +23639,7 @@
             <w:insideH w:val="none" w:color="auto" w:sz="0" w:space="0"/>
             <w:insideV w:val="none" w:color="auto" w:sz="0" w:space="0"/>
           </w:tblBorders>
-          <w:shd w:val="clear"/>
+          <w:shd w:val="clear" w:color="auto" w:fill="auto"/>
           <w:tblCellMar>
             <w:top w:w="0" w:type="dxa"/>
             <w:left w:w="108" w:type="dxa"/>
@@ -23799,7 +23659,7 @@
               <w:bottom w:val="single" w:color="auto" w:sz="4" w:space="0"/>
               <w:right w:val="single" w:color="auto" w:sz="4" w:space="0"/>
             </w:tcBorders>
-            <w:shd w:val="clear"/>
+            <w:shd w:val="clear" w:color="auto" w:fill="auto"/>
             <w:noWrap/>
             <w:vAlign w:val="center"/>
           </w:tcPr>
@@ -23829,7 +23689,6 @@
                 <w:sz w:val="24"/>
                 <w:szCs w:val="24"/>
                 <w:u w:val="none"/>
-                <w:bdr w:val="none" w:color="auto" w:sz="0" w:space="0"/>
                 <w:lang w:val="en-US" w:eastAsia="zh-CN" w:bidi="ar"/>
                 <w14:ligatures w14:val="standardContextual"/>
               </w:rPr>
@@ -23846,7 +23705,7 @@
               <w:bottom w:val="single" w:color="auto" w:sz="4" w:space="0"/>
               <w:right w:val="single" w:color="auto" w:sz="4" w:space="0"/>
             </w:tcBorders>
-            <w:shd w:val="clear"/>
+            <w:shd w:val="clear" w:color="auto" w:fill="auto"/>
             <w:noWrap/>
             <w:vAlign w:val="center"/>
           </w:tcPr>
@@ -23876,7 +23735,6 @@
                 <w:sz w:val="24"/>
                 <w:szCs w:val="24"/>
                 <w:u w:val="none"/>
-                <w:bdr w:val="none" w:color="auto" w:sz="0" w:space="0"/>
                 <w:lang w:val="en-US" w:eastAsia="zh-CN" w:bidi="ar"/>
                 <w14:ligatures w14:val="standardContextual"/>
               </w:rPr>
@@ -23893,7 +23751,7 @@
               <w:bottom w:val="single" w:color="auto" w:sz="4" w:space="0"/>
               <w:right w:val="single" w:color="auto" w:sz="4" w:space="0"/>
             </w:tcBorders>
-            <w:shd w:val="clear"/>
+            <w:shd w:val="clear" w:color="auto" w:fill="auto"/>
             <w:noWrap/>
             <w:vAlign w:val="center"/>
           </w:tcPr>
@@ -23923,7 +23781,6 @@
                 <w:sz w:val="24"/>
                 <w:szCs w:val="24"/>
                 <w:u w:val="none"/>
-                <w:bdr w:val="none" w:color="auto" w:sz="0" w:space="0"/>
                 <w:lang w:val="en-US" w:eastAsia="zh-CN" w:bidi="ar"/>
                 <w14:ligatures w14:val="standardContextual"/>
               </w:rPr>
@@ -23940,7 +23797,7 @@
               <w:bottom w:val="single" w:color="auto" w:sz="4" w:space="0"/>
               <w:right w:val="single" w:color="auto" w:sz="4" w:space="0"/>
             </w:tcBorders>
-            <w:shd w:val="clear"/>
+            <w:shd w:val="clear" w:color="auto" w:fill="auto"/>
             <w:noWrap/>
             <w:vAlign w:val="center"/>
           </w:tcPr>
@@ -23970,7 +23827,6 @@
                 <w:sz w:val="24"/>
                 <w:szCs w:val="24"/>
                 <w:u w:val="none"/>
-                <w:bdr w:val="none" w:color="auto" w:sz="0" w:space="0"/>
                 <w:lang w:val="en-US" w:eastAsia="zh-CN" w:bidi="ar"/>
                 <w14:ligatures w14:val="standardContextual"/>
               </w:rPr>
@@ -23987,7 +23843,7 @@
               <w:bottom w:val="single" w:color="auto" w:sz="4" w:space="0"/>
               <w:right w:val="single" w:color="auto" w:sz="4" w:space="0"/>
             </w:tcBorders>
-            <w:shd w:val="clear"/>
+            <w:shd w:val="clear" w:color="auto" w:fill="auto"/>
             <w:noWrap/>
             <w:vAlign w:val="center"/>
           </w:tcPr>
@@ -24017,7 +23873,6 @@
                 <w:sz w:val="24"/>
                 <w:szCs w:val="24"/>
                 <w:u w:val="none"/>
-                <w:bdr w:val="none" w:color="auto" w:sz="0" w:space="0"/>
                 <w:lang w:val="en-US" w:eastAsia="zh-CN" w:bidi="ar"/>
                 <w14:ligatures w14:val="standardContextual"/>
               </w:rPr>
@@ -24034,7 +23889,7 @@
               <w:bottom w:val="single" w:color="auto" w:sz="4" w:space="0"/>
               <w:right w:val="single" w:color="auto" w:sz="4" w:space="0"/>
             </w:tcBorders>
-            <w:shd w:val="clear"/>
+            <w:shd w:val="clear" w:color="auto" w:fill="auto"/>
             <w:noWrap/>
             <w:vAlign w:val="center"/>
           </w:tcPr>
@@ -24064,7 +23919,6 @@
                 <w:sz w:val="24"/>
                 <w:szCs w:val="24"/>
                 <w:u w:val="none"/>
-                <w:bdr w:val="none" w:color="auto" w:sz="0" w:space="0"/>
                 <w:lang w:val="en-US" w:eastAsia="zh-CN" w:bidi="ar"/>
                 <w14:ligatures w14:val="standardContextual"/>
               </w:rPr>
@@ -24083,7 +23937,6 @@
             <w:insideH w:val="none" w:color="auto" w:sz="0" w:space="0"/>
             <w:insideV w:val="none" w:color="auto" w:sz="0" w:space="0"/>
           </w:tblBorders>
-          <w:shd w:val="clear"/>
           <w:tblCellMar>
             <w:top w:w="0" w:type="dxa"/>
             <w:left w:w="108" w:type="dxa"/>
@@ -24103,7 +23956,7 @@
               <w:bottom w:val="single" w:color="auto" w:sz="4" w:space="0"/>
               <w:right w:val="single" w:color="auto" w:sz="4" w:space="0"/>
             </w:tcBorders>
-            <w:shd w:val="clear"/>
+            <w:shd w:val="clear" w:color="auto" w:fill="auto"/>
             <w:noWrap/>
             <w:vAlign w:val="center"/>
           </w:tcPr>
@@ -24133,7 +23986,6 @@
                 <w:sz w:val="24"/>
                 <w:szCs w:val="24"/>
                 <w:u w:val="none"/>
-                <w:bdr w:val="none" w:color="auto" w:sz="0" w:space="0"/>
                 <w:lang w:val="en-US" w:eastAsia="zh-CN" w:bidi="ar"/>
                 <w14:ligatures w14:val="standardContextual"/>
               </w:rPr>
@@ -24150,7 +24002,7 @@
               <w:bottom w:val="single" w:color="auto" w:sz="4" w:space="0"/>
               <w:right w:val="single" w:color="auto" w:sz="4" w:space="0"/>
             </w:tcBorders>
-            <w:shd w:val="clear"/>
+            <w:shd w:val="clear" w:color="auto" w:fill="auto"/>
             <w:noWrap/>
             <w:vAlign w:val="center"/>
           </w:tcPr>
@@ -24180,7 +24032,6 @@
                 <w:sz w:val="24"/>
                 <w:szCs w:val="24"/>
                 <w:u w:val="none"/>
-                <w:bdr w:val="none" w:color="auto" w:sz="0" w:space="0"/>
                 <w:lang w:val="en-US" w:eastAsia="zh-CN" w:bidi="ar"/>
                 <w14:ligatures w14:val="standardContextual"/>
               </w:rPr>
@@ -24197,7 +24048,7 @@
               <w:bottom w:val="single" w:color="auto" w:sz="4" w:space="0"/>
               <w:right w:val="single" w:color="auto" w:sz="4" w:space="0"/>
             </w:tcBorders>
-            <w:shd w:val="clear"/>
+            <w:shd w:val="clear" w:color="auto" w:fill="auto"/>
             <w:noWrap/>
             <w:vAlign w:val="center"/>
           </w:tcPr>
@@ -24227,7 +24078,6 @@
                 <w:sz w:val="24"/>
                 <w:szCs w:val="24"/>
                 <w:u w:val="none"/>
-                <w:bdr w:val="none" w:color="auto" w:sz="0" w:space="0"/>
                 <w:lang w:val="en-US" w:eastAsia="zh-CN" w:bidi="ar"/>
                 <w14:ligatures w14:val="standardContextual"/>
               </w:rPr>
@@ -24244,7 +24094,7 @@
               <w:bottom w:val="single" w:color="auto" w:sz="4" w:space="0"/>
               <w:right w:val="single" w:color="auto" w:sz="4" w:space="0"/>
             </w:tcBorders>
-            <w:shd w:val="clear"/>
+            <w:shd w:val="clear" w:color="auto" w:fill="auto"/>
             <w:noWrap/>
             <w:vAlign w:val="center"/>
           </w:tcPr>
@@ -24274,7 +24124,6 @@
                 <w:sz w:val="24"/>
                 <w:szCs w:val="24"/>
                 <w:u w:val="none"/>
-                <w:bdr w:val="none" w:color="auto" w:sz="0" w:space="0"/>
                 <w:lang w:val="en-US" w:eastAsia="zh-CN" w:bidi="ar"/>
                 <w14:ligatures w14:val="standardContextual"/>
               </w:rPr>
@@ -24291,7 +24140,7 @@
               <w:bottom w:val="single" w:color="auto" w:sz="4" w:space="0"/>
               <w:right w:val="single" w:color="auto" w:sz="4" w:space="0"/>
             </w:tcBorders>
-            <w:shd w:val="clear"/>
+            <w:shd w:val="clear" w:color="auto" w:fill="auto"/>
             <w:noWrap/>
             <w:vAlign w:val="center"/>
           </w:tcPr>
@@ -24321,7 +24170,6 @@
                 <w:sz w:val="24"/>
                 <w:szCs w:val="24"/>
                 <w:u w:val="none"/>
-                <w:bdr w:val="none" w:color="auto" w:sz="0" w:space="0"/>
                 <w:lang w:val="en-US" w:eastAsia="zh-CN" w:bidi="ar"/>
                 <w14:ligatures w14:val="standardContextual"/>
               </w:rPr>
@@ -24338,7 +24186,7 @@
               <w:bottom w:val="single" w:color="auto" w:sz="4" w:space="0"/>
               <w:right w:val="single" w:color="auto" w:sz="4" w:space="0"/>
             </w:tcBorders>
-            <w:shd w:val="clear"/>
+            <w:shd w:val="clear" w:color="auto" w:fill="auto"/>
             <w:noWrap/>
             <w:vAlign w:val="center"/>
           </w:tcPr>
@@ -24368,7 +24216,6 @@
                 <w:sz w:val="24"/>
                 <w:szCs w:val="24"/>
                 <w:u w:val="none"/>
-                <w:bdr w:val="none" w:color="auto" w:sz="0" w:space="0"/>
                 <w:lang w:val="en-US" w:eastAsia="zh-CN" w:bidi="ar"/>
                 <w14:ligatures w14:val="standardContextual"/>
               </w:rPr>
@@ -24387,7 +24234,7 @@
             <w:insideH w:val="none" w:color="auto" w:sz="0" w:space="0"/>
             <w:insideV w:val="none" w:color="auto" w:sz="0" w:space="0"/>
           </w:tblBorders>
-          <w:shd w:val="clear"/>
+          <w:shd w:val="clear" w:color="auto" w:fill="auto"/>
           <w:tblCellMar>
             <w:top w:w="0" w:type="dxa"/>
             <w:left w:w="108" w:type="dxa"/>
@@ -24407,7 +24254,7 @@
               <w:bottom w:val="single" w:color="auto" w:sz="4" w:space="0"/>
               <w:right w:val="single" w:color="auto" w:sz="4" w:space="0"/>
             </w:tcBorders>
-            <w:shd w:val="clear"/>
+            <w:shd w:val="clear" w:color="auto" w:fill="auto"/>
             <w:noWrap/>
             <w:vAlign w:val="center"/>
           </w:tcPr>
@@ -24437,7 +24284,6 @@
                 <w:sz w:val="24"/>
                 <w:szCs w:val="24"/>
                 <w:u w:val="none"/>
-                <w:bdr w:val="none" w:color="auto" w:sz="0" w:space="0"/>
                 <w:lang w:val="en-US" w:eastAsia="zh-CN" w:bidi="ar"/>
                 <w14:ligatures w14:val="standardContextual"/>
               </w:rPr>
@@ -24454,7 +24300,7 @@
               <w:bottom w:val="single" w:color="auto" w:sz="4" w:space="0"/>
               <w:right w:val="single" w:color="auto" w:sz="4" w:space="0"/>
             </w:tcBorders>
-            <w:shd w:val="clear"/>
+            <w:shd w:val="clear" w:color="auto" w:fill="auto"/>
             <w:noWrap/>
             <w:vAlign w:val="center"/>
           </w:tcPr>
@@ -24484,7 +24330,6 @@
                 <w:sz w:val="24"/>
                 <w:szCs w:val="24"/>
                 <w:u w:val="none"/>
-                <w:bdr w:val="none" w:color="auto" w:sz="0" w:space="0"/>
                 <w:lang w:val="en-US" w:eastAsia="zh-CN" w:bidi="ar"/>
                 <w14:ligatures w14:val="standardContextual"/>
               </w:rPr>
@@ -24501,7 +24346,7 @@
               <w:bottom w:val="single" w:color="auto" w:sz="4" w:space="0"/>
               <w:right w:val="single" w:color="auto" w:sz="4" w:space="0"/>
             </w:tcBorders>
-            <w:shd w:val="clear"/>
+            <w:shd w:val="clear" w:color="auto" w:fill="auto"/>
             <w:noWrap/>
             <w:vAlign w:val="center"/>
           </w:tcPr>
@@ -24531,7 +24376,6 @@
                 <w:sz w:val="24"/>
                 <w:szCs w:val="24"/>
                 <w:u w:val="none"/>
-                <w:bdr w:val="none" w:color="auto" w:sz="0" w:space="0"/>
                 <w:lang w:val="en-US" w:eastAsia="zh-CN" w:bidi="ar"/>
                 <w14:ligatures w14:val="standardContextual"/>
               </w:rPr>
@@ -24548,7 +24392,7 @@
               <w:bottom w:val="single" w:color="auto" w:sz="4" w:space="0"/>
               <w:right w:val="single" w:color="auto" w:sz="4" w:space="0"/>
             </w:tcBorders>
-            <w:shd w:val="clear"/>
+            <w:shd w:val="clear" w:color="auto" w:fill="auto"/>
             <w:noWrap/>
             <w:vAlign w:val="center"/>
           </w:tcPr>
@@ -24578,7 +24422,6 @@
                 <w:sz w:val="24"/>
                 <w:szCs w:val="24"/>
                 <w:u w:val="none"/>
-                <w:bdr w:val="none" w:color="auto" w:sz="0" w:space="0"/>
                 <w:lang w:val="en-US" w:eastAsia="zh-CN" w:bidi="ar"/>
                 <w14:ligatures w14:val="standardContextual"/>
               </w:rPr>
@@ -24595,7 +24438,7 @@
               <w:bottom w:val="single" w:color="auto" w:sz="4" w:space="0"/>
               <w:right w:val="single" w:color="auto" w:sz="4" w:space="0"/>
             </w:tcBorders>
-            <w:shd w:val="clear"/>
+            <w:shd w:val="clear" w:color="auto" w:fill="auto"/>
             <w:noWrap/>
             <w:vAlign w:val="center"/>
           </w:tcPr>
@@ -24625,7 +24468,6 @@
                 <w:sz w:val="24"/>
                 <w:szCs w:val="24"/>
                 <w:u w:val="none"/>
-                <w:bdr w:val="none" w:color="auto" w:sz="0" w:space="0"/>
                 <w:lang w:val="en-US" w:eastAsia="zh-CN" w:bidi="ar"/>
                 <w14:ligatures w14:val="standardContextual"/>
               </w:rPr>
@@ -24642,7 +24484,7 @@
               <w:bottom w:val="single" w:color="auto" w:sz="4" w:space="0"/>
               <w:right w:val="single" w:color="auto" w:sz="4" w:space="0"/>
             </w:tcBorders>
-            <w:shd w:val="clear"/>
+            <w:shd w:val="clear" w:color="auto" w:fill="auto"/>
             <w:noWrap/>
             <w:vAlign w:val="center"/>
           </w:tcPr>
@@ -24672,7 +24514,6 @@
                 <w:sz w:val="24"/>
                 <w:szCs w:val="24"/>
                 <w:u w:val="none"/>
-                <w:bdr w:val="none" w:color="auto" w:sz="0" w:space="0"/>
                 <w:lang w:val="en-US" w:eastAsia="zh-CN" w:bidi="ar"/>
                 <w14:ligatures w14:val="standardContextual"/>
               </w:rPr>
@@ -24814,6 +24655,7 @@
     </w:p>
     <w:tbl>
       <w:tblPr>
+        <w:tblStyle w:val="4"/>
         <w:tblW w:w="9701" w:type="dxa"/>
         <w:tblInd w:w="93" w:type="dxa"/>
         <w:tblBorders>
@@ -24824,7 +24666,7 @@
           <w:insideH w:val="none" w:color="auto" w:sz="0" w:space="0"/>
           <w:insideV w:val="none" w:color="auto" w:sz="0" w:space="0"/>
         </w:tblBorders>
-        <w:shd w:val="clear"/>
+        <w:shd w:val="clear" w:color="auto" w:fill="auto"/>
         <w:tblLayout w:type="fixed"/>
         <w:tblCellMar>
           <w:top w:w="0" w:type="dxa"/>
@@ -24851,7 +24693,7 @@
             <w:insideH w:val="none" w:color="auto" w:sz="0" w:space="0"/>
             <w:insideV w:val="none" w:color="auto" w:sz="0" w:space="0"/>
           </w:tblBorders>
-          <w:shd w:val="clear"/>
+          <w:shd w:val="clear" w:color="auto" w:fill="auto"/>
           <w:tblCellMar>
             <w:top w:w="0" w:type="dxa"/>
             <w:left w:w="108" w:type="dxa"/>
@@ -24871,7 +24713,7 @@
               <w:bottom w:val="single" w:color="auto" w:sz="4" w:space="0"/>
               <w:right w:val="single" w:color="auto" w:sz="4" w:space="0"/>
             </w:tcBorders>
-            <w:shd w:val="clear"/>
+            <w:shd w:val="clear" w:color="auto" w:fill="auto"/>
             <w:noWrap/>
             <w:vAlign w:val="center"/>
           </w:tcPr>
@@ -24901,7 +24743,6 @@
                 <w:sz w:val="24"/>
                 <w:szCs w:val="24"/>
                 <w:u w:val="none"/>
-                <w:bdr w:val="none" w:color="auto" w:sz="0" w:space="0"/>
                 <w:lang w:val="en-US" w:eastAsia="zh-CN" w:bidi="ar"/>
                 <w14:ligatures w14:val="standardContextual"/>
               </w:rPr>
@@ -24918,7 +24759,7 @@
               <w:bottom w:val="single" w:color="auto" w:sz="4" w:space="0"/>
               <w:right w:val="single" w:color="auto" w:sz="4" w:space="0"/>
             </w:tcBorders>
-            <w:shd w:val="clear"/>
+            <w:shd w:val="clear" w:color="auto" w:fill="auto"/>
             <w:noWrap/>
             <w:vAlign w:val="center"/>
           </w:tcPr>
@@ -24948,7 +24789,6 @@
                 <w:sz w:val="24"/>
                 <w:szCs w:val="24"/>
                 <w:u w:val="none"/>
-                <w:bdr w:val="none" w:color="auto" w:sz="0" w:space="0"/>
                 <w:lang w:val="en-US" w:eastAsia="zh-CN" w:bidi="ar"/>
                 <w14:ligatures w14:val="standardContextual"/>
               </w:rPr>
@@ -24965,7 +24805,7 @@
               <w:bottom w:val="single" w:color="auto" w:sz="4" w:space="0"/>
               <w:right w:val="single" w:color="auto" w:sz="4" w:space="0"/>
             </w:tcBorders>
-            <w:shd w:val="clear"/>
+            <w:shd w:val="clear" w:color="auto" w:fill="auto"/>
             <w:noWrap/>
             <w:vAlign w:val="center"/>
           </w:tcPr>
@@ -24995,7 +24835,6 @@
                 <w:sz w:val="24"/>
                 <w:szCs w:val="24"/>
                 <w:u w:val="none"/>
-                <w:bdr w:val="none" w:color="auto" w:sz="0" w:space="0"/>
                 <w:lang w:val="en-US" w:eastAsia="zh-CN" w:bidi="ar"/>
                 <w14:ligatures w14:val="standardContextual"/>
               </w:rPr>
@@ -25012,7 +24851,7 @@
               <w:bottom w:val="single" w:color="auto" w:sz="4" w:space="0"/>
               <w:right w:val="single" w:color="auto" w:sz="4" w:space="0"/>
             </w:tcBorders>
-            <w:shd w:val="clear"/>
+            <w:shd w:val="clear" w:color="auto" w:fill="auto"/>
             <w:noWrap/>
             <w:vAlign w:val="center"/>
           </w:tcPr>
@@ -25042,7 +24881,6 @@
                 <w:sz w:val="24"/>
                 <w:szCs w:val="24"/>
                 <w:u w:val="none"/>
-                <w:bdr w:val="none" w:color="auto" w:sz="0" w:space="0"/>
                 <w:lang w:val="en-US" w:eastAsia="zh-CN" w:bidi="ar"/>
                 <w14:ligatures w14:val="standardContextual"/>
               </w:rPr>
@@ -25059,7 +24897,7 @@
               <w:bottom w:val="single" w:color="auto" w:sz="4" w:space="0"/>
               <w:right w:val="single" w:color="auto" w:sz="4" w:space="0"/>
             </w:tcBorders>
-            <w:shd w:val="clear"/>
+            <w:shd w:val="clear" w:color="auto" w:fill="auto"/>
             <w:noWrap/>
             <w:vAlign w:val="center"/>
           </w:tcPr>
@@ -25089,7 +24927,6 @@
                 <w:sz w:val="24"/>
                 <w:szCs w:val="24"/>
                 <w:u w:val="none"/>
-                <w:bdr w:val="none" w:color="auto" w:sz="0" w:space="0"/>
                 <w:lang w:val="en-US" w:eastAsia="zh-CN" w:bidi="ar"/>
                 <w14:ligatures w14:val="standardContextual"/>
               </w:rPr>
@@ -25106,7 +24943,7 @@
               <w:bottom w:val="single" w:color="auto" w:sz="4" w:space="0"/>
               <w:right w:val="single" w:color="auto" w:sz="4" w:space="0"/>
             </w:tcBorders>
-            <w:shd w:val="clear"/>
+            <w:shd w:val="clear" w:color="auto" w:fill="auto"/>
             <w:noWrap/>
             <w:vAlign w:val="center"/>
           </w:tcPr>
@@ -25136,7 +24973,6 @@
                 <w:sz w:val="24"/>
                 <w:szCs w:val="24"/>
                 <w:u w:val="none"/>
-                <w:bdr w:val="none" w:color="auto" w:sz="0" w:space="0"/>
                 <w:lang w:val="en-US" w:eastAsia="zh-CN" w:bidi="ar"/>
                 <w14:ligatures w14:val="standardContextual"/>
               </w:rPr>
@@ -25155,7 +24991,7 @@
             <w:insideH w:val="none" w:color="auto" w:sz="0" w:space="0"/>
             <w:insideV w:val="none" w:color="auto" w:sz="0" w:space="0"/>
           </w:tblBorders>
-          <w:shd w:val="clear"/>
+          <w:shd w:val="clear" w:color="auto" w:fill="auto"/>
           <w:tblCellMar>
             <w:top w:w="0" w:type="dxa"/>
             <w:left w:w="108" w:type="dxa"/>
@@ -25175,7 +25011,7 @@
               <w:bottom w:val="single" w:color="auto" w:sz="4" w:space="0"/>
               <w:right w:val="single" w:color="auto" w:sz="4" w:space="0"/>
             </w:tcBorders>
-            <w:shd w:val="clear"/>
+            <w:shd w:val="clear" w:color="auto" w:fill="auto"/>
             <w:noWrap/>
             <w:vAlign w:val="center"/>
           </w:tcPr>
@@ -25205,7 +25041,6 @@
                 <w:sz w:val="24"/>
                 <w:szCs w:val="24"/>
                 <w:u w:val="none"/>
-                <w:bdr w:val="none" w:color="auto" w:sz="0" w:space="0"/>
                 <w:lang w:val="en-US" w:eastAsia="zh-CN" w:bidi="ar"/>
                 <w14:ligatures w14:val="standardContextual"/>
               </w:rPr>
@@ -25222,7 +25057,7 @@
               <w:bottom w:val="single" w:color="auto" w:sz="4" w:space="0"/>
               <w:right w:val="single" w:color="auto" w:sz="4" w:space="0"/>
             </w:tcBorders>
-            <w:shd w:val="clear"/>
+            <w:shd w:val="clear" w:color="auto" w:fill="auto"/>
             <w:noWrap/>
             <w:vAlign w:val="center"/>
           </w:tcPr>
@@ -25252,7 +25087,6 @@
                 <w:sz w:val="24"/>
                 <w:szCs w:val="24"/>
                 <w:u w:val="none"/>
-                <w:bdr w:val="none" w:color="auto" w:sz="0" w:space="0"/>
                 <w:lang w:val="en-US" w:eastAsia="zh-CN" w:bidi="ar"/>
                 <w14:ligatures w14:val="standardContextual"/>
               </w:rPr>
@@ -25269,7 +25103,7 @@
               <w:bottom w:val="single" w:color="auto" w:sz="4" w:space="0"/>
               <w:right w:val="single" w:color="auto" w:sz="4" w:space="0"/>
             </w:tcBorders>
-            <w:shd w:val="clear"/>
+            <w:shd w:val="clear" w:color="auto" w:fill="auto"/>
             <w:noWrap/>
             <w:vAlign w:val="center"/>
           </w:tcPr>
@@ -25299,7 +25133,6 @@
                 <w:sz w:val="24"/>
                 <w:szCs w:val="24"/>
                 <w:u w:val="none"/>
-                <w:bdr w:val="none" w:color="auto" w:sz="0" w:space="0"/>
                 <w:lang w:val="en-US" w:eastAsia="zh-CN" w:bidi="ar"/>
                 <w14:ligatures w14:val="standardContextual"/>
               </w:rPr>
@@ -25316,7 +25149,7 @@
               <w:bottom w:val="single" w:color="auto" w:sz="4" w:space="0"/>
               <w:right w:val="single" w:color="auto" w:sz="4" w:space="0"/>
             </w:tcBorders>
-            <w:shd w:val="clear"/>
+            <w:shd w:val="clear" w:color="auto" w:fill="auto"/>
             <w:noWrap/>
             <w:vAlign w:val="center"/>
           </w:tcPr>
@@ -25346,7 +25179,6 @@
                 <w:sz w:val="24"/>
                 <w:szCs w:val="24"/>
                 <w:u w:val="none"/>
-                <w:bdr w:val="none" w:color="auto" w:sz="0" w:space="0"/>
                 <w:lang w:val="en-US" w:eastAsia="zh-CN" w:bidi="ar"/>
                 <w14:ligatures w14:val="standardContextual"/>
               </w:rPr>
@@ -25363,7 +25195,7 @@
               <w:bottom w:val="single" w:color="auto" w:sz="4" w:space="0"/>
               <w:right w:val="single" w:color="auto" w:sz="4" w:space="0"/>
             </w:tcBorders>
-            <w:shd w:val="clear"/>
+            <w:shd w:val="clear" w:color="auto" w:fill="auto"/>
             <w:noWrap/>
             <w:vAlign w:val="center"/>
           </w:tcPr>
@@ -25393,7 +25225,6 @@
                 <w:sz w:val="24"/>
                 <w:szCs w:val="24"/>
                 <w:u w:val="none"/>
-                <w:bdr w:val="none" w:color="auto" w:sz="0" w:space="0"/>
                 <w:lang w:val="en-US" w:eastAsia="zh-CN" w:bidi="ar"/>
                 <w14:ligatures w14:val="standardContextual"/>
               </w:rPr>
@@ -25410,7 +25241,7 @@
               <w:bottom w:val="single" w:color="auto" w:sz="4" w:space="0"/>
               <w:right w:val="single" w:color="auto" w:sz="4" w:space="0"/>
             </w:tcBorders>
-            <w:shd w:val="clear"/>
+            <w:shd w:val="clear" w:color="auto" w:fill="auto"/>
             <w:noWrap/>
             <w:vAlign w:val="center"/>
           </w:tcPr>
@@ -25440,7 +25271,6 @@
                 <w:sz w:val="24"/>
                 <w:szCs w:val="24"/>
                 <w:u w:val="none"/>
-                <w:bdr w:val="none" w:color="auto" w:sz="0" w:space="0"/>
                 <w:lang w:val="en-US" w:eastAsia="zh-CN" w:bidi="ar"/>
                 <w14:ligatures w14:val="standardContextual"/>
               </w:rPr>
@@ -25459,7 +25289,7 @@
             <w:insideH w:val="none" w:color="auto" w:sz="0" w:space="0"/>
             <w:insideV w:val="none" w:color="auto" w:sz="0" w:space="0"/>
           </w:tblBorders>
-          <w:shd w:val="clear"/>
+          <w:shd w:val="clear" w:color="auto" w:fill="auto"/>
           <w:tblCellMar>
             <w:top w:w="0" w:type="dxa"/>
             <w:left w:w="108" w:type="dxa"/>
@@ -25479,7 +25309,7 @@
               <w:bottom w:val="single" w:color="auto" w:sz="4" w:space="0"/>
               <w:right w:val="single" w:color="auto" w:sz="4" w:space="0"/>
             </w:tcBorders>
-            <w:shd w:val="clear"/>
+            <w:shd w:val="clear" w:color="auto" w:fill="auto"/>
             <w:noWrap/>
             <w:vAlign w:val="center"/>
           </w:tcPr>
@@ -25509,7 +25339,6 @@
                 <w:sz w:val="24"/>
                 <w:szCs w:val="24"/>
                 <w:u w:val="none"/>
-                <w:bdr w:val="none" w:color="auto" w:sz="0" w:space="0"/>
                 <w:lang w:val="en-US" w:eastAsia="zh-CN" w:bidi="ar"/>
                 <w14:ligatures w14:val="standardContextual"/>
               </w:rPr>
@@ -25526,7 +25355,7 @@
               <w:bottom w:val="single" w:color="auto" w:sz="4" w:space="0"/>
               <w:right w:val="single" w:color="auto" w:sz="4" w:space="0"/>
             </w:tcBorders>
-            <w:shd w:val="clear"/>
+            <w:shd w:val="clear" w:color="auto" w:fill="auto"/>
             <w:noWrap/>
             <w:vAlign w:val="center"/>
           </w:tcPr>
@@ -25556,7 +25385,6 @@
                 <w:sz w:val="24"/>
                 <w:szCs w:val="24"/>
                 <w:u w:val="none"/>
-                <w:bdr w:val="none" w:color="auto" w:sz="0" w:space="0"/>
                 <w:lang w:val="en-US" w:eastAsia="zh-CN" w:bidi="ar"/>
                 <w14:ligatures w14:val="standardContextual"/>
               </w:rPr>
@@ -25573,7 +25401,7 @@
               <w:bottom w:val="single" w:color="auto" w:sz="4" w:space="0"/>
               <w:right w:val="single" w:color="auto" w:sz="4" w:space="0"/>
             </w:tcBorders>
-            <w:shd w:val="clear"/>
+            <w:shd w:val="clear" w:color="auto" w:fill="auto"/>
             <w:noWrap/>
             <w:vAlign w:val="center"/>
           </w:tcPr>
@@ -25603,7 +25431,6 @@
                 <w:sz w:val="24"/>
                 <w:szCs w:val="24"/>
                 <w:u w:val="none"/>
-                <w:bdr w:val="none" w:color="auto" w:sz="0" w:space="0"/>
                 <w:lang w:val="en-US" w:eastAsia="zh-CN" w:bidi="ar"/>
                 <w14:ligatures w14:val="standardContextual"/>
               </w:rPr>
@@ -25620,7 +25447,7 @@
               <w:bottom w:val="single" w:color="auto" w:sz="4" w:space="0"/>
               <w:right w:val="single" w:color="auto" w:sz="4" w:space="0"/>
             </w:tcBorders>
-            <w:shd w:val="clear"/>
+            <w:shd w:val="clear" w:color="auto" w:fill="auto"/>
             <w:noWrap/>
             <w:vAlign w:val="center"/>
           </w:tcPr>
@@ -25650,7 +25477,6 @@
                 <w:sz w:val="24"/>
                 <w:szCs w:val="24"/>
                 <w:u w:val="none"/>
-                <w:bdr w:val="none" w:color="auto" w:sz="0" w:space="0"/>
                 <w:lang w:val="en-US" w:eastAsia="zh-CN" w:bidi="ar"/>
                 <w14:ligatures w14:val="standardContextual"/>
               </w:rPr>
@@ -25667,7 +25493,7 @@
               <w:bottom w:val="single" w:color="auto" w:sz="4" w:space="0"/>
               <w:right w:val="single" w:color="auto" w:sz="4" w:space="0"/>
             </w:tcBorders>
-            <w:shd w:val="clear"/>
+            <w:shd w:val="clear" w:color="auto" w:fill="auto"/>
             <w:noWrap/>
             <w:vAlign w:val="center"/>
           </w:tcPr>
@@ -25697,7 +25523,6 @@
                 <w:sz w:val="24"/>
                 <w:szCs w:val="24"/>
                 <w:u w:val="none"/>
-                <w:bdr w:val="none" w:color="auto" w:sz="0" w:space="0"/>
                 <w:lang w:val="en-US" w:eastAsia="zh-CN" w:bidi="ar"/>
                 <w14:ligatures w14:val="standardContextual"/>
               </w:rPr>
@@ -25714,7 +25539,7 @@
               <w:bottom w:val="single" w:color="auto" w:sz="4" w:space="0"/>
               <w:right w:val="single" w:color="auto" w:sz="4" w:space="0"/>
             </w:tcBorders>
-            <w:shd w:val="clear"/>
+            <w:shd w:val="clear" w:color="auto" w:fill="auto"/>
             <w:noWrap/>
             <w:vAlign w:val="center"/>
           </w:tcPr>
@@ -25744,7 +25569,6 @@
                 <w:sz w:val="24"/>
                 <w:szCs w:val="24"/>
                 <w:u w:val="none"/>
-                <w:bdr w:val="none" w:color="auto" w:sz="0" w:space="0"/>
                 <w:lang w:val="en-US" w:eastAsia="zh-CN" w:bidi="ar"/>
                 <w14:ligatures w14:val="standardContextual"/>
               </w:rPr>
@@ -25763,7 +25587,7 @@
             <w:insideH w:val="none" w:color="auto" w:sz="0" w:space="0"/>
             <w:insideV w:val="none" w:color="auto" w:sz="0" w:space="0"/>
           </w:tblBorders>
-          <w:shd w:val="clear"/>
+          <w:shd w:val="clear" w:color="auto" w:fill="auto"/>
           <w:tblCellMar>
             <w:top w:w="0" w:type="dxa"/>
             <w:left w:w="108" w:type="dxa"/>
@@ -25783,7 +25607,7 @@
               <w:bottom w:val="single" w:color="auto" w:sz="4" w:space="0"/>
               <w:right w:val="single" w:color="auto" w:sz="4" w:space="0"/>
             </w:tcBorders>
-            <w:shd w:val="clear"/>
+            <w:shd w:val="clear" w:color="auto" w:fill="auto"/>
             <w:noWrap/>
             <w:vAlign w:val="center"/>
           </w:tcPr>
@@ -25813,7 +25637,6 @@
                 <w:sz w:val="24"/>
                 <w:szCs w:val="24"/>
                 <w:u w:val="none"/>
-                <w:bdr w:val="none" w:color="auto" w:sz="0" w:space="0"/>
                 <w:lang w:val="en-US" w:eastAsia="zh-CN" w:bidi="ar"/>
                 <w14:ligatures w14:val="standardContextual"/>
               </w:rPr>
@@ -25830,7 +25653,7 @@
               <w:bottom w:val="single" w:color="auto" w:sz="4" w:space="0"/>
               <w:right w:val="single" w:color="auto" w:sz="4" w:space="0"/>
             </w:tcBorders>
-            <w:shd w:val="clear"/>
+            <w:shd w:val="clear" w:color="auto" w:fill="auto"/>
             <w:noWrap/>
             <w:vAlign w:val="center"/>
           </w:tcPr>
@@ -25860,7 +25683,6 @@
                 <w:sz w:val="24"/>
                 <w:szCs w:val="24"/>
                 <w:u w:val="none"/>
-                <w:bdr w:val="none" w:color="auto" w:sz="0" w:space="0"/>
                 <w:lang w:val="en-US" w:eastAsia="zh-CN" w:bidi="ar"/>
                 <w14:ligatures w14:val="standardContextual"/>
               </w:rPr>
@@ -25877,7 +25699,7 @@
               <w:bottom w:val="single" w:color="auto" w:sz="4" w:space="0"/>
               <w:right w:val="single" w:color="auto" w:sz="4" w:space="0"/>
             </w:tcBorders>
-            <w:shd w:val="clear"/>
+            <w:shd w:val="clear" w:color="auto" w:fill="auto"/>
             <w:noWrap/>
             <w:vAlign w:val="center"/>
           </w:tcPr>
@@ -25907,7 +25729,6 @@
                 <w:sz w:val="24"/>
                 <w:szCs w:val="24"/>
                 <w:u w:val="none"/>
-                <w:bdr w:val="none" w:color="auto" w:sz="0" w:space="0"/>
                 <w:lang w:val="en-US" w:eastAsia="zh-CN" w:bidi="ar"/>
                 <w14:ligatures w14:val="standardContextual"/>
               </w:rPr>
@@ -25924,7 +25745,7 @@
               <w:bottom w:val="single" w:color="auto" w:sz="4" w:space="0"/>
               <w:right w:val="single" w:color="auto" w:sz="4" w:space="0"/>
             </w:tcBorders>
-            <w:shd w:val="clear"/>
+            <w:shd w:val="clear" w:color="auto" w:fill="auto"/>
             <w:noWrap/>
             <w:vAlign w:val="center"/>
           </w:tcPr>
@@ -25954,7 +25775,6 @@
                 <w:sz w:val="24"/>
                 <w:szCs w:val="24"/>
                 <w:u w:val="none"/>
-                <w:bdr w:val="none" w:color="auto" w:sz="0" w:space="0"/>
                 <w:lang w:val="en-US" w:eastAsia="zh-CN" w:bidi="ar"/>
                 <w14:ligatures w14:val="standardContextual"/>
               </w:rPr>
@@ -25971,7 +25791,7 @@
               <w:bottom w:val="single" w:color="auto" w:sz="4" w:space="0"/>
               <w:right w:val="single" w:color="auto" w:sz="4" w:space="0"/>
             </w:tcBorders>
-            <w:shd w:val="clear"/>
+            <w:shd w:val="clear" w:color="auto" w:fill="auto"/>
             <w:noWrap/>
             <w:vAlign w:val="center"/>
           </w:tcPr>
@@ -26001,7 +25821,6 @@
                 <w:sz w:val="24"/>
                 <w:szCs w:val="24"/>
                 <w:u w:val="none"/>
-                <w:bdr w:val="none" w:color="auto" w:sz="0" w:space="0"/>
                 <w:lang w:val="en-US" w:eastAsia="zh-CN" w:bidi="ar"/>
                 <w14:ligatures w14:val="standardContextual"/>
               </w:rPr>
@@ -26018,7 +25837,7 @@
               <w:bottom w:val="single" w:color="auto" w:sz="4" w:space="0"/>
               <w:right w:val="single" w:color="auto" w:sz="4" w:space="0"/>
             </w:tcBorders>
-            <w:shd w:val="clear"/>
+            <w:shd w:val="clear" w:color="auto" w:fill="auto"/>
             <w:noWrap/>
             <w:vAlign w:val="center"/>
           </w:tcPr>
@@ -26048,7 +25867,6 @@
                 <w:sz w:val="24"/>
                 <w:szCs w:val="24"/>
                 <w:u w:val="none"/>
-                <w:bdr w:val="none" w:color="auto" w:sz="0" w:space="0"/>
                 <w:lang w:val="en-US" w:eastAsia="zh-CN" w:bidi="ar"/>
                 <w14:ligatures w14:val="standardContextual"/>
               </w:rPr>
@@ -26067,7 +25885,7 @@
             <w:insideH w:val="none" w:color="auto" w:sz="0" w:space="0"/>
             <w:insideV w:val="none" w:color="auto" w:sz="0" w:space="0"/>
           </w:tblBorders>
-          <w:shd w:val="clear"/>
+          <w:shd w:val="clear" w:color="auto" w:fill="auto"/>
           <w:tblCellMar>
             <w:top w:w="0" w:type="dxa"/>
             <w:left w:w="108" w:type="dxa"/>
@@ -26087,7 +25905,7 @@
               <w:bottom w:val="single" w:color="auto" w:sz="4" w:space="0"/>
               <w:right w:val="single" w:color="auto" w:sz="4" w:space="0"/>
             </w:tcBorders>
-            <w:shd w:val="clear"/>
+            <w:shd w:val="clear" w:color="auto" w:fill="auto"/>
             <w:noWrap/>
             <w:vAlign w:val="center"/>
           </w:tcPr>
@@ -26117,7 +25935,6 @@
                 <w:sz w:val="24"/>
                 <w:szCs w:val="24"/>
                 <w:u w:val="none"/>
-                <w:bdr w:val="none" w:color="auto" w:sz="0" w:space="0"/>
                 <w:lang w:val="en-US" w:eastAsia="zh-CN" w:bidi="ar"/>
                 <w14:ligatures w14:val="standardContextual"/>
               </w:rPr>
@@ -26134,7 +25951,7 @@
               <w:bottom w:val="single" w:color="auto" w:sz="4" w:space="0"/>
               <w:right w:val="single" w:color="auto" w:sz="4" w:space="0"/>
             </w:tcBorders>
-            <w:shd w:val="clear"/>
+            <w:shd w:val="clear" w:color="auto" w:fill="auto"/>
             <w:noWrap/>
             <w:vAlign w:val="center"/>
           </w:tcPr>
@@ -26164,7 +25981,6 @@
                 <w:sz w:val="24"/>
                 <w:szCs w:val="24"/>
                 <w:u w:val="none"/>
-                <w:bdr w:val="none" w:color="auto" w:sz="0" w:space="0"/>
                 <w:lang w:val="en-US" w:eastAsia="zh-CN" w:bidi="ar"/>
                 <w14:ligatures w14:val="standardContextual"/>
               </w:rPr>
@@ -26181,7 +25997,7 @@
               <w:bottom w:val="single" w:color="auto" w:sz="4" w:space="0"/>
               <w:right w:val="single" w:color="auto" w:sz="4" w:space="0"/>
             </w:tcBorders>
-            <w:shd w:val="clear"/>
+            <w:shd w:val="clear" w:color="auto" w:fill="auto"/>
             <w:noWrap/>
             <w:vAlign w:val="center"/>
           </w:tcPr>
@@ -26211,7 +26027,6 @@
                 <w:sz w:val="24"/>
                 <w:szCs w:val="24"/>
                 <w:u w:val="none"/>
-                <w:bdr w:val="none" w:color="auto" w:sz="0" w:space="0"/>
                 <w:lang w:val="en-US" w:eastAsia="zh-CN" w:bidi="ar"/>
                 <w14:ligatures w14:val="standardContextual"/>
               </w:rPr>
@@ -26228,7 +26043,7 @@
               <w:bottom w:val="single" w:color="auto" w:sz="4" w:space="0"/>
               <w:right w:val="single" w:color="auto" w:sz="4" w:space="0"/>
             </w:tcBorders>
-            <w:shd w:val="clear"/>
+            <w:shd w:val="clear" w:color="auto" w:fill="auto"/>
             <w:noWrap/>
             <w:vAlign w:val="center"/>
           </w:tcPr>
@@ -26258,7 +26073,6 @@
                 <w:sz w:val="24"/>
                 <w:szCs w:val="24"/>
                 <w:u w:val="none"/>
-                <w:bdr w:val="none" w:color="auto" w:sz="0" w:space="0"/>
                 <w:lang w:val="en-US" w:eastAsia="zh-CN" w:bidi="ar"/>
                 <w14:ligatures w14:val="standardContextual"/>
               </w:rPr>
@@ -26275,7 +26089,7 @@
               <w:bottom w:val="single" w:color="auto" w:sz="4" w:space="0"/>
               <w:right w:val="single" w:color="auto" w:sz="4" w:space="0"/>
             </w:tcBorders>
-            <w:shd w:val="clear"/>
+            <w:shd w:val="clear" w:color="auto" w:fill="auto"/>
             <w:noWrap/>
             <w:vAlign w:val="center"/>
           </w:tcPr>
@@ -26305,7 +26119,6 @@
                 <w:sz w:val="24"/>
                 <w:szCs w:val="24"/>
                 <w:u w:val="none"/>
-                <w:bdr w:val="none" w:color="auto" w:sz="0" w:space="0"/>
                 <w:lang w:val="en-US" w:eastAsia="zh-CN" w:bidi="ar"/>
                 <w14:ligatures w14:val="standardContextual"/>
               </w:rPr>
@@ -26322,7 +26135,7 @@
               <w:bottom w:val="single" w:color="auto" w:sz="4" w:space="0"/>
               <w:right w:val="single" w:color="auto" w:sz="4" w:space="0"/>
             </w:tcBorders>
-            <w:shd w:val="clear"/>
+            <w:shd w:val="clear" w:color="auto" w:fill="auto"/>
             <w:noWrap/>
             <w:vAlign w:val="center"/>
           </w:tcPr>
@@ -26352,7 +26165,6 @@
                 <w:sz w:val="24"/>
                 <w:szCs w:val="24"/>
                 <w:u w:val="none"/>
-                <w:bdr w:val="none" w:color="auto" w:sz="0" w:space="0"/>
                 <w:lang w:val="en-US" w:eastAsia="zh-CN" w:bidi="ar"/>
                 <w14:ligatures w14:val="standardContextual"/>
               </w:rPr>
@@ -26485,7 +26297,7 @@
           <w:szCs w:val="28"/>
         </w:rPr>
       </w:pPr>
-      <w:bookmarkStart w:id="10" w:name="_Toc11097"/>
+      <w:bookmarkStart w:id="11" w:name="_Toc9413"/>
       <w:r>
         <w:rPr>
           <w:rFonts w:hint="default" w:ascii="Times New Roman" w:hAnsi="Times New Roman" w:cs="Times New Roman"/>
@@ -26494,7 +26306,7 @@
         </w:rPr>
         <w:t>ОТБОР НАИЛУЧШЕЙ РЕГРЕССИОННОЙ МОДЕЛИ</w:t>
       </w:r>
-      <w:bookmarkEnd w:id="10"/>
+      <w:bookmarkEnd w:id="11"/>
     </w:p>
     <w:p>
       <w:pPr>
@@ -28427,20 +28239,6 @@
         <w:spacing w:after="200" w:line="240" w:lineRule="auto"/>
         <w:ind w:firstLine="567"/>
         <w:jc w:val="both"/>
-      </w:pPr>
-      <w:r>
-        <w:rPr>
-          <w:rFonts w:ascii="Times New Roman" w:hAnsi="Times New Roman" w:eastAsia="Times New Roman" w:cs="Times New Roman"/>
-          <w:sz w:val="28"/>
-          <w:szCs w:val="28"/>
-        </w:rPr>
-        <w:t>Противоположная картина наблюдается для нескольких относительно недорогих квартир (от 1,5 до 3,3 млн руб.) сопоставимой площади (49–80 м²): их остатки составляют от −0,87 до −1,14, то есть модель заметно переоценивает их стоимость. Вероятно, фактическая цена таких объектов определяется факторами, не вошедшими в выборку данных, — состоянием ремонта, юридическими особенностями сделки, срочностью продажи или расположением, — которые в рамках построенной модели учесть невозможно.</w:t>
-      </w:r>
-    </w:p>
-    <w:p>
-      <w:pPr>
-        <w:spacing w:before="200" w:after="150"/>
-        <w:jc w:val="left"/>
         <w:rPr>
           <w:rFonts w:ascii="Times New Roman" w:hAnsi="Times New Roman" w:eastAsia="Times New Roman" w:cs="Times New Roman"/>
           <w:b/>
@@ -28449,19 +28247,14 @@
           <w:szCs w:val="28"/>
         </w:rPr>
       </w:pPr>
-    </w:p>
-    <w:p>
-      <w:pPr>
-        <w:spacing w:before="200" w:after="150"/>
-        <w:jc w:val="left"/>
+      <w:r>
         <w:rPr>
           <w:rFonts w:ascii="Times New Roman" w:hAnsi="Times New Roman" w:eastAsia="Times New Roman" w:cs="Times New Roman"/>
-          <w:b/>
-          <w:bCs/>
-          <w:sz w:val="28"/>
-          <w:szCs w:val="28"/>
-        </w:rPr>
-      </w:pPr>
+          <w:sz w:val="28"/>
+          <w:szCs w:val="28"/>
+        </w:rPr>
+        <w:t>Противоположная картина наблюдается для нескольких относительно недорогих квартир (от 1,5 до 3,3 млн руб.) сопоставимой площади (49–80 м²): их остатки составляют от −0,87 до −1,14, то есть модель заметно переоценивает их стоимость. Вероятно, фактическая цена таких объектов определяется факторами, не вошедшими в выборку данных, — состоянием ремонта, юридическими особенностями сделки, срочностью продажи или расположением, — которые в рамках построенной модели учесть невозможно.</w:t>
+      </w:r>
     </w:p>
     <w:p>
       <w:pPr>
@@ -28634,10 +28427,10 @@
           <w:szCs w:val="28"/>
         </w:rPr>
       </w:pPr>
-      <w:bookmarkStart w:id="11" w:name="_Toc160041301"/>
-      <w:bookmarkStart w:id="12" w:name="_Toc11381"/>
+      <w:bookmarkStart w:id="12" w:name="_Toc160041301"/>
       <w:bookmarkStart w:id="13" w:name="_Toc233813577"/>
-      <w:bookmarkStart w:id="14" w:name="_Toc26669"/>
+      <w:bookmarkStart w:id="14" w:name="_Toc11381"/>
+      <w:bookmarkStart w:id="15" w:name="_Toc9896"/>
       <w:r>
         <w:rPr>
           <w:rFonts w:hint="default" w:ascii="Times New Roman" w:hAnsi="Times New Roman" w:cs="Times New Roman"/>
@@ -28646,7 +28439,7 @@
         </w:rPr>
         <w:t>З</w:t>
       </w:r>
-      <w:bookmarkEnd w:id="11"/>
+      <w:bookmarkEnd w:id="12"/>
       <w:r>
         <w:rPr>
           <w:rFonts w:hint="default" w:ascii="Times New Roman" w:hAnsi="Times New Roman" w:cs="Times New Roman"/>
@@ -28655,9 +28448,9 @@
         </w:rPr>
         <w:t>АКЛЮЧЕНИЕ</w:t>
       </w:r>
-      <w:bookmarkEnd w:id="12"/>
       <w:bookmarkEnd w:id="13"/>
       <w:bookmarkEnd w:id="14"/>
+      <w:bookmarkEnd w:id="15"/>
     </w:p>
     <w:p>
       <w:pPr>
@@ -28807,9 +28600,9 @@
           <w:szCs w:val="28"/>
         </w:rPr>
       </w:pPr>
-      <w:bookmarkStart w:id="15" w:name="_Toc2579"/>
-      <w:bookmarkStart w:id="16" w:name="_Toc233813578"/>
-      <w:bookmarkStart w:id="17" w:name="_Toc20634"/>
+      <w:bookmarkStart w:id="16" w:name="_Toc2579"/>
+      <w:bookmarkStart w:id="17" w:name="_Toc233813578"/>
+      <w:bookmarkStart w:id="18" w:name="_Toc15369"/>
       <w:r>
         <w:rPr>
           <w:rFonts w:hint="default" w:ascii="Times New Roman" w:hAnsi="Times New Roman" w:cs="Times New Roman"/>
@@ -28818,9 +28611,9 @@
         </w:rPr>
         <w:t>СПИСОК ИСПОЛЬЗОВАННЫХ ИСТОЧНИКОВ</w:t>
       </w:r>
-      <w:bookmarkEnd w:id="15"/>
       <w:bookmarkEnd w:id="16"/>
       <w:bookmarkEnd w:id="17"/>
+      <w:bookmarkEnd w:id="18"/>
     </w:p>
     <w:p>
       <w:pPr>
@@ -29191,9 +28984,8 @@
           <w:szCs w:val="28"/>
         </w:rPr>
       </w:pPr>
-      <w:bookmarkStart w:id="18" w:name="_Toc10682"/>
       <w:bookmarkStart w:id="19" w:name="_Toc233813580"/>
-      <w:bookmarkStart w:id="20" w:name="_ПРИЛОЖЕНИЕ А − ГИСТОГРАММА РАСПРЕДЕЛЕНИЯ ЦЕН"/>
+      <w:bookmarkStart w:id="20" w:name="_Toc10682"/>
     </w:p>
     <w:p>
       <w:pPr>
@@ -29222,7 +29014,8 @@
           <w:lang w:eastAsia="ru-RU"/>
         </w:rPr>
       </w:pPr>
-      <w:bookmarkStart w:id="21" w:name="_Toc458"/>
+      <w:bookmarkStart w:id="21" w:name="_Toc21879"/>
+      <w:bookmarkStart w:id="22" w:name="_ПРИЛОЖЕНИЕ А − ГИСТОГРАММА РАСПРЕДЕЛЕНИЯ ЦЕН"/>
       <w:r>
         <w:rPr>
           <w:rFonts w:hint="default" w:ascii="Times New Roman" w:hAnsi="Times New Roman" w:cs="Times New Roman"/>
@@ -29248,11 +29041,11 @@
         </w:rPr>
         <w:t xml:space="preserve"> − ГИСТОГРАММА РАСПРЕДЕЛЕНИЯ ЦЕН</w:t>
       </w:r>
-      <w:bookmarkEnd w:id="18"/>
       <w:bookmarkEnd w:id="19"/>
+      <w:bookmarkEnd w:id="20"/>
       <w:bookmarkEnd w:id="21"/>
     </w:p>
-    <w:bookmarkEnd w:id="20"/>
+    <w:bookmarkEnd w:id="22"/>
     <w:p>
       <w:pPr>
         <w:bidi w:val="0"/>
@@ -29261,9 +29054,8 @@
           <w:lang w:val="ru-RU"/>
         </w:rPr>
       </w:pPr>
-      <w:bookmarkStart w:id="22" w:name="_Toc11889"/>
       <w:bookmarkStart w:id="23" w:name="_Toc233813581"/>
-      <w:bookmarkStart w:id="24" w:name="_ПРИЛОЖЕНИЕ Б − ГИСТОГРАММА РАСПРЕДЕЛЕНИЯ ОБЩЕЙ ПЛОЩАДИ"/>
+      <w:bookmarkStart w:id="24" w:name="_Toc11889"/>
       <w:r>
         <w:rPr>
           <w:rFonts w:hint="default"/>
@@ -29287,7 +29079,7 @@
                     </pic:cNvPicPr>
                   </pic:nvPicPr>
                   <pic:blipFill>
-                    <a:blip r:embed="rId6"/>
+                    <a:blip r:embed="rId7"/>
                     <a:stretch>
                       <a:fillRect/>
                     </a:stretch>
@@ -29319,7 +29111,8 @@
           <w:lang w:eastAsia="ru-RU"/>
         </w:rPr>
       </w:pPr>
-      <w:bookmarkStart w:id="25" w:name="_Toc6465"/>
+      <w:bookmarkStart w:id="25" w:name="_Toc15470"/>
+      <w:bookmarkStart w:id="26" w:name="_ПРИЛОЖЕНИЕ Б − ГИСТОГРАММА РАСПРЕДЕЛЕНИЯ ОБЩЕЙ ПЛОЩАДИ"/>
       <w:r>
         <w:rPr>
           <w:rFonts w:hint="default" w:ascii="Times New Roman" w:hAnsi="Times New Roman" w:cs="Times New Roman"/>
@@ -29363,11 +29156,11 @@
         </w:rPr>
         <w:t>ЕЙ ПЛОЩАДИ</w:t>
       </w:r>
-      <w:bookmarkEnd w:id="22"/>
       <w:bookmarkEnd w:id="23"/>
+      <w:bookmarkEnd w:id="24"/>
       <w:bookmarkEnd w:id="25"/>
     </w:p>
-    <w:bookmarkEnd w:id="24"/>
+    <w:bookmarkEnd w:id="26"/>
     <w:p>
       <w:pPr>
         <w:bidi w:val="0"/>
@@ -29376,9 +29169,9 @@
           <w:lang w:val="ru-RU"/>
         </w:rPr>
       </w:pPr>
-      <w:bookmarkStart w:id="26" w:name="_Toc233813582"/>
-      <w:bookmarkStart w:id="27" w:name="_Toc3514"/>
-      <w:bookmarkStart w:id="28" w:name="_ПРИЛОЖЕНИЕ В − ДИАГРАММА РАЗМАХА ЦЕН"/>
+      <w:bookmarkStart w:id="27" w:name="_Toc233813582"/>
+      <w:bookmarkStart w:id="28" w:name="_Toc3514"/>
+      <w:bookmarkStart w:id="29" w:name="_ПРИЛОЖЕНИЕ В − ДИАГРАММА РАЗМАХА ЦЕН"/>
       <w:r>
         <w:rPr>
           <w:rFonts w:hint="default"/>
@@ -29402,7 +29195,7 @@
                     </pic:cNvPicPr>
                   </pic:nvPicPr>
                   <pic:blipFill>
-                    <a:blip r:embed="rId7"/>
+                    <a:blip r:embed="rId8"/>
                     <a:stretch>
                       <a:fillRect/>
                     </a:stretch>
@@ -29450,7 +29243,7 @@
           <w:szCs w:val="28"/>
         </w:rPr>
       </w:pPr>
-      <w:bookmarkStart w:id="29" w:name="_Toc21107"/>
+      <w:bookmarkStart w:id="30" w:name="_Toc28146"/>
       <w:r>
         <w:rPr>
           <w:rFonts w:hint="default" w:ascii="Times New Roman" w:hAnsi="Times New Roman" w:cs="Times New Roman"/>
@@ -29476,10 +29269,10 @@
         </w:rPr>
         <w:t xml:space="preserve"> − ДИАГРАММА РАЗМАХА ЦЕН</w:t>
       </w:r>
-      <w:bookmarkEnd w:id="26"/>
       <w:bookmarkEnd w:id="27"/>
       <w:bookmarkEnd w:id="28"/>
       <w:bookmarkEnd w:id="29"/>
+      <w:bookmarkEnd w:id="30"/>
     </w:p>
     <w:p>
       <w:pPr>
@@ -29506,107 +29299,6 @@
                 <pic:pic xmlns:pic="http://schemas.openxmlformats.org/drawingml/2006/picture">
                   <pic:nvPicPr>
                     <pic:cNvPr id="5" name="Изображение 5" descr="box_price"/>
-                    <pic:cNvPicPr>
-                      <a:picLocks noChangeAspect="1"/>
-                    </pic:cNvPicPr>
-                  </pic:nvPicPr>
-                  <pic:blipFill>
-                    <a:blip r:embed="rId8"/>
-                    <a:stretch>
-                      <a:fillRect/>
-                    </a:stretch>
-                  </pic:blipFill>
-                  <pic:spPr>
-                    <a:xfrm>
-                      <a:off x="0" y="0"/>
-                      <a:ext cx="5486400" cy="5486400"/>
-                    </a:xfrm>
-                    <a:prstGeom prst="rect">
-                      <a:avLst/>
-                    </a:prstGeom>
-                  </pic:spPr>
-                </pic:pic>
-              </a:graphicData>
-            </a:graphic>
-          </wp:inline>
-        </w:drawing>
-      </w:r>
-    </w:p>
-    <w:p>
-      <w:pPr>
-        <w:pStyle w:val="2"/>
-        <w:rPr>
-          <w:rStyle w:val="7"/>
-          <w:rFonts w:hint="default" w:ascii="Times New Roman" w:hAnsi="Times New Roman" w:cs="Times New Roman"/>
-          <w:b/>
-          <w:bCs/>
-          <w:sz w:val="28"/>
-          <w:szCs w:val="28"/>
-        </w:rPr>
-      </w:pPr>
-      <w:bookmarkStart w:id="30" w:name="_Toc7748"/>
-      <w:bookmarkStart w:id="31" w:name="_Toc233813583"/>
-      <w:bookmarkStart w:id="32" w:name="_ПРИЛОЖЕНИЕ  Г − ДИАГРАММА РАЗМАХА ОБЩЕЙ ПЛОЩАДИ"/>
-      <w:bookmarkStart w:id="33" w:name="_Toc26122"/>
-      <w:r>
-        <w:rPr>
-          <w:rFonts w:hint="default" w:ascii="Times New Roman" w:hAnsi="Times New Roman" w:cs="Times New Roman"/>
-          <w:sz w:val="28"/>
-          <w:szCs w:val="28"/>
-        </w:rPr>
-        <w:t xml:space="preserve">ПРИЛОЖЕНИЕ </w:t>
-      </w:r>
-      <w:r>
-        <w:rPr>
-          <w:rFonts w:hint="default" w:ascii="Times New Roman" w:hAnsi="Times New Roman" w:cs="Times New Roman"/>
-          <w:sz w:val="28"/>
-          <w:szCs w:val="28"/>
-          <w:lang w:val="ru-RU"/>
-        </w:rPr>
-        <w:t xml:space="preserve"> Г</w:t>
-      </w:r>
-      <w:r>
-        <w:rPr>
-          <w:rFonts w:hint="default" w:ascii="Times New Roman" w:hAnsi="Times New Roman" w:cs="Times New Roman"/>
-          <w:sz w:val="28"/>
-          <w:szCs w:val="28"/>
-        </w:rPr>
-        <w:t xml:space="preserve"> − ДИАГРАММА РАЗМАХА ОБЩЕЙ ПЛОЩАДИ</w:t>
-      </w:r>
-      <w:bookmarkEnd w:id="30"/>
-      <w:bookmarkEnd w:id="31"/>
-      <w:bookmarkEnd w:id="32"/>
-      <w:bookmarkEnd w:id="33"/>
-    </w:p>
-    <w:p>
-      <w:pPr>
-        <w:bidi w:val="0"/>
-        <w:rPr>
-          <w:rFonts w:hint="default"/>
-          <w:lang w:val="ru-RU"/>
-        </w:rPr>
-      </w:pPr>
-      <w:bookmarkStart w:id="34" w:name="_Toc15716"/>
-      <w:bookmarkStart w:id="35" w:name="_Toc233813584"/>
-      <w:bookmarkStart w:id="36" w:name="_ПРИЛОЖЕНИЕ Д − ДИАГРАММЫ РАССЕЯНИЯ"/>
-      <w:r>
-        <w:rPr>
-          <w:rFonts w:hint="default"/>
-          <w:lang w:val="ru-RU"/>
-        </w:rPr>
-        <w:drawing>
-          <wp:inline distT="0" distB="0" distL="114300" distR="114300">
-            <wp:extent cx="5486400" cy="5486400"/>
-            <wp:effectExtent l="0" t="0" r="0" b="0"/>
-            <wp:docPr id="6" name="Изображение 6" descr="box_area"/>
-            <wp:cNvGraphicFramePr>
-              <a:graphicFrameLocks xmlns:a="http://schemas.openxmlformats.org/drawingml/2006/main" noChangeAspect="1"/>
-            </wp:cNvGraphicFramePr>
-            <a:graphic xmlns:a="http://schemas.openxmlformats.org/drawingml/2006/main">
-              <a:graphicData uri="http://schemas.openxmlformats.org/drawingml/2006/picture">
-                <pic:pic xmlns:pic="http://schemas.openxmlformats.org/drawingml/2006/picture">
-                  <pic:nvPicPr>
-                    <pic:cNvPr id="6" name="Изображение 6" descr="box_area"/>
                     <pic:cNvPicPr>
                       <a:picLocks noChangeAspect="1"/>
                     </pic:cNvPicPr>
@@ -29635,6 +29327,106 @@
     </w:p>
     <w:p>
       <w:pPr>
+        <w:pStyle w:val="2"/>
+        <w:rPr>
+          <w:rStyle w:val="7"/>
+          <w:rFonts w:hint="default" w:ascii="Times New Roman" w:hAnsi="Times New Roman" w:cs="Times New Roman"/>
+          <w:b/>
+          <w:bCs/>
+          <w:sz w:val="28"/>
+          <w:szCs w:val="28"/>
+        </w:rPr>
+      </w:pPr>
+      <w:bookmarkStart w:id="31" w:name="_Toc7748"/>
+      <w:bookmarkStart w:id="32" w:name="_Toc233813583"/>
+      <w:bookmarkStart w:id="33" w:name="_ПРИЛОЖЕНИЕ  Г − ДИАГРАММА РАЗМАХА ОБЩЕЙ ПЛОЩАДИ"/>
+      <w:bookmarkStart w:id="34" w:name="_Toc26010"/>
+      <w:r>
+        <w:rPr>
+          <w:rFonts w:hint="default" w:ascii="Times New Roman" w:hAnsi="Times New Roman" w:cs="Times New Roman"/>
+          <w:sz w:val="28"/>
+          <w:szCs w:val="28"/>
+        </w:rPr>
+        <w:t xml:space="preserve">ПРИЛОЖЕНИЕ </w:t>
+      </w:r>
+      <w:r>
+        <w:rPr>
+          <w:rFonts w:hint="default" w:ascii="Times New Roman" w:hAnsi="Times New Roman" w:cs="Times New Roman"/>
+          <w:sz w:val="28"/>
+          <w:szCs w:val="28"/>
+          <w:lang w:val="ru-RU"/>
+        </w:rPr>
+        <w:t xml:space="preserve"> Г</w:t>
+      </w:r>
+      <w:r>
+        <w:rPr>
+          <w:rFonts w:hint="default" w:ascii="Times New Roman" w:hAnsi="Times New Roman" w:cs="Times New Roman"/>
+          <w:sz w:val="28"/>
+          <w:szCs w:val="28"/>
+        </w:rPr>
+        <w:t xml:space="preserve"> − ДИАГРАММА РАЗМАХА ОБЩЕЙ ПЛОЩАДИ</w:t>
+      </w:r>
+      <w:bookmarkEnd w:id="31"/>
+      <w:bookmarkEnd w:id="32"/>
+      <w:bookmarkEnd w:id="33"/>
+      <w:bookmarkEnd w:id="34"/>
+    </w:p>
+    <w:p>
+      <w:pPr>
+        <w:bidi w:val="0"/>
+        <w:rPr>
+          <w:rFonts w:hint="default"/>
+          <w:lang w:val="ru-RU"/>
+        </w:rPr>
+      </w:pPr>
+      <w:bookmarkStart w:id="35" w:name="_Toc15716"/>
+      <w:bookmarkStart w:id="36" w:name="_Toc233813584"/>
+      <w:r>
+        <w:rPr>
+          <w:rFonts w:hint="default"/>
+          <w:lang w:val="ru-RU"/>
+        </w:rPr>
+        <w:drawing>
+          <wp:inline distT="0" distB="0" distL="114300" distR="114300">
+            <wp:extent cx="5486400" cy="5486400"/>
+            <wp:effectExtent l="0" t="0" r="0" b="0"/>
+            <wp:docPr id="6" name="Изображение 6" descr="box_area"/>
+            <wp:cNvGraphicFramePr>
+              <a:graphicFrameLocks xmlns:a="http://schemas.openxmlformats.org/drawingml/2006/main" noChangeAspect="1"/>
+            </wp:cNvGraphicFramePr>
+            <a:graphic xmlns:a="http://schemas.openxmlformats.org/drawingml/2006/main">
+              <a:graphicData uri="http://schemas.openxmlformats.org/drawingml/2006/picture">
+                <pic:pic xmlns:pic="http://schemas.openxmlformats.org/drawingml/2006/picture">
+                  <pic:nvPicPr>
+                    <pic:cNvPr id="6" name="Изображение 6" descr="box_area"/>
+                    <pic:cNvPicPr>
+                      <a:picLocks noChangeAspect="1"/>
+                    </pic:cNvPicPr>
+                  </pic:nvPicPr>
+                  <pic:blipFill>
+                    <a:blip r:embed="rId10"/>
+                    <a:stretch>
+                      <a:fillRect/>
+                    </a:stretch>
+                  </pic:blipFill>
+                  <pic:spPr>
+                    <a:xfrm>
+                      <a:off x="0" y="0"/>
+                      <a:ext cx="5486400" cy="5486400"/>
+                    </a:xfrm>
+                    <a:prstGeom prst="rect">
+                      <a:avLst/>
+                    </a:prstGeom>
+                  </pic:spPr>
+                </pic:pic>
+              </a:graphicData>
+            </a:graphic>
+          </wp:inline>
+        </w:drawing>
+      </w:r>
+    </w:p>
+    <w:p>
+      <w:pPr>
         <w:rPr>
           <w:rFonts w:hint="default" w:ascii="Times New Roman" w:hAnsi="Times New Roman" w:cs="Times New Roman"/>
           <w:sz w:val="28"/>
@@ -29659,7 +29451,10 @@
           <w:szCs w:val="28"/>
         </w:rPr>
       </w:pPr>
-      <w:bookmarkStart w:id="37" w:name="_Toc29680"/>
+      <w:bookmarkStart w:id="46" w:name="_GoBack"/>
+      <w:bookmarkEnd w:id="46"/>
+      <w:bookmarkStart w:id="37" w:name="_Toc23477"/>
+      <w:bookmarkStart w:id="38" w:name="_ПРИЛОЖЕНИЕ Д − ДИАГРАММЫ РАССЕЯНИЯ"/>
       <w:r>
         <w:rPr>
           <w:rFonts w:hint="default" w:ascii="Times New Roman" w:hAnsi="Times New Roman" w:cs="Times New Roman"/>
@@ -29685,11 +29480,11 @@
         </w:rPr>
         <w:t xml:space="preserve"> − ДИАГРАММЫ РАССЕЯНИЯ</w:t>
       </w:r>
-      <w:bookmarkEnd w:id="34"/>
       <w:bookmarkEnd w:id="35"/>
       <w:bookmarkEnd w:id="36"/>
       <w:bookmarkEnd w:id="37"/>
     </w:p>
+    <w:bookmarkEnd w:id="38"/>
     <w:p>
       <w:pPr>
         <w:rPr>
@@ -29720,7 +29515,7 @@
                     </pic:cNvPicPr>
                   </pic:nvPicPr>
                   <pic:blipFill>
-                    <a:blip r:embed="rId10"/>
+                    <a:blip r:embed="rId11"/>
                     <a:stretch>
                       <a:fillRect/>
                     </a:stretch>
@@ -29750,10 +29545,10 @@
           <w:szCs w:val="28"/>
         </w:rPr>
       </w:pPr>
-      <w:bookmarkStart w:id="38" w:name="_Toc233813585"/>
-      <w:bookmarkStart w:id="39" w:name="_Toc6651"/>
-      <w:bookmarkStart w:id="40" w:name="_Toc7593"/>
-      <w:bookmarkStart w:id="41" w:name="_ПРИЛОЖЕНИЕ Е− ТЕПЛОВАЯ КАРТА МАТРИЦЫ КОРРЕЛЯЦИЙ"/>
+      <w:bookmarkStart w:id="39" w:name="_Toc233813585"/>
+      <w:bookmarkStart w:id="40" w:name="_Toc6651"/>
+      <w:bookmarkStart w:id="41" w:name="_Toc7455"/>
+      <w:bookmarkStart w:id="42" w:name="_ПРИЛОЖЕНИЕ Е− ТЕПЛОВАЯ КАРТА МАТРИЦЫ КОРРЕЛЯЦИЙ"/>
       <w:r>
         <w:rPr>
           <w:rFonts w:hint="default" w:ascii="Times New Roman" w:hAnsi="Times New Roman" w:cs="Times New Roman"/>
@@ -29779,10 +29574,11 @@
         </w:rPr>
         <w:t>− ТЕПЛОВАЯ КАРТА МАТРИЦЫ КОРРЕЛЯЦИЙ</w:t>
       </w:r>
-      <w:bookmarkEnd w:id="38"/>
       <w:bookmarkEnd w:id="39"/>
       <w:bookmarkEnd w:id="40"/>
+      <w:bookmarkEnd w:id="41"/>
     </w:p>
+    <w:bookmarkEnd w:id="42"/>
     <w:p>
       <w:pPr>
         <w:ind w:left="0" w:leftChars="-400" w:hanging="1120" w:hangingChars="400"/>
@@ -29814,7 +29610,7 @@
                     </pic:cNvPicPr>
                   </pic:nvPicPr>
                   <pic:blipFill>
-                    <a:blip r:embed="rId11"/>
+                    <a:blip r:embed="rId12"/>
                     <a:stretch>
                       <a:fillRect/>
                     </a:stretch>
@@ -29835,7 +29631,6 @@
         </w:drawing>
       </w:r>
     </w:p>
-    <w:bookmarkEnd w:id="41"/>
     <w:p>
       <w:pPr>
         <w:pStyle w:val="2"/>
@@ -29846,9 +29641,9 @@
           <w:lang w:eastAsia="en-US"/>
         </w:rPr>
       </w:pPr>
-      <w:bookmarkStart w:id="42" w:name="_Toc4543"/>
-      <w:bookmarkStart w:id="43" w:name="_Toc24047"/>
-      <w:bookmarkStart w:id="44" w:name="_ПРИЛОЖЕНИЕ И − ДИАГНОСТИЧЕСКИЕ ГРАФИКИ РЕГРЕССИОННЫХ МОДЕЛЕЙ"/>
+      <w:bookmarkStart w:id="43" w:name="_Toc4543"/>
+      <w:bookmarkStart w:id="44" w:name="_Toc31971"/>
+      <w:bookmarkStart w:id="45" w:name="_ПРИЛОЖЕНИЕ И − ДИАГНОСТИЧЕСКИЕ ГРАФИКИ РЕГРЕССИОННЫХ МОДЕЛЕЙ"/>
       <w:r>
         <w:rPr>
           <w:rFonts w:hint="default" w:ascii="Times New Roman" w:hAnsi="Times New Roman" w:cs="Times New Roman"/>
@@ -29858,10 +29653,10 @@
         </w:rPr>
         <w:t>ПРИЛОЖЕНИЕ И − ДИАГНОСТИЧЕСКИЕ ГРАФИКИ РЕГРЕССИОННЫХ МОДЕЛЕЙ</w:t>
       </w:r>
-      <w:bookmarkEnd w:id="42"/>
       <w:bookmarkEnd w:id="43"/>
+      <w:bookmarkEnd w:id="44"/>
     </w:p>
-    <w:bookmarkEnd w:id="44"/>
+    <w:bookmarkEnd w:id="45"/>
     <w:p>
       <w:pPr>
         <w:rPr>
@@ -29892,7 +29687,7 @@
                     </pic:cNvPicPr>
                   </pic:nvPicPr>
                   <pic:blipFill>
-                    <a:blip r:embed="rId12"/>
+                    <a:blip r:embed="rId13"/>
                     <a:stretch>
                       <a:fillRect/>
                     </a:stretch>
@@ -29935,7 +29730,7 @@
                     </pic:cNvPicPr>
                   </pic:nvPicPr>
                   <pic:blipFill>
-                    <a:blip r:embed="rId13"/>
+                    <a:blip r:embed="rId14"/>
                     <a:stretch>
                       <a:fillRect/>
                     </a:stretch>
@@ -29986,7 +29781,7 @@
                     </pic:cNvPicPr>
                   </pic:nvPicPr>
                   <pic:blipFill>
-                    <a:blip r:embed="rId14"/>
+                    <a:blip r:embed="rId15"/>
                     <a:stretch>
                       <a:fillRect/>
                     </a:stretch>
@@ -30029,7 +29824,7 @@
                     </pic:cNvPicPr>
                   </pic:nvPicPr>
                   <pic:blipFill>
-                    <a:blip r:embed="rId15"/>
+                    <a:blip r:embed="rId16"/>
                     <a:stretch>
                       <a:fillRect/>
                     </a:stretch>
@@ -30072,7 +29867,7 @@
                     </pic:cNvPicPr>
                   </pic:nvPicPr>
                   <pic:blipFill>
-                    <a:blip r:embed="rId16"/>
+                    <a:blip r:embed="rId17"/>
                     <a:stretch>
                       <a:fillRect/>
                     </a:stretch>
@@ -30123,7 +29918,7 @@
                     </pic:cNvPicPr>
                   </pic:nvPicPr>
                   <pic:blipFill>
-                    <a:blip r:embed="rId17"/>
+                    <a:blip r:embed="rId18"/>
                     <a:stretch>
                       <a:fillRect/>
                     </a:stretch>
@@ -30174,7 +29969,7 @@
                     </pic:cNvPicPr>
                   </pic:nvPicPr>
                   <pic:blipFill>
-                    <a:blip r:embed="rId18"/>
+                    <a:blip r:embed="rId19"/>
                     <a:stretch>
                       <a:fillRect/>
                     </a:stretch>
@@ -30225,7 +30020,7 @@
                     </pic:cNvPicPr>
                   </pic:nvPicPr>
                   <pic:blipFill>
-                    <a:blip r:embed="rId19"/>
+                    <a:blip r:embed="rId20"/>
                     <a:stretch>
                       <a:fillRect/>
                     </a:stretch>
@@ -30276,7 +30071,7 @@
                     </pic:cNvPicPr>
                   </pic:nvPicPr>
                   <pic:blipFill>
-                    <a:blip r:embed="rId20"/>
+                    <a:blip r:embed="rId21"/>
                     <a:stretch>
                       <a:fillRect/>
                     </a:stretch>
@@ -30327,7 +30122,7 @@
                     </pic:cNvPicPr>
                   </pic:nvPicPr>
                   <pic:blipFill>
-                    <a:blip r:embed="rId21"/>
+                    <a:blip r:embed="rId22"/>
                     <a:stretch>
                       <a:fillRect/>
                     </a:stretch>
@@ -30349,6 +30144,7 @@
       </w:r>
     </w:p>
     <w:sectPr>
+      <w:footerReference r:id="rId5" w:type="default"/>
       <w:pgSz w:w="11906" w:h="16838"/>
       <w:pgMar w:top="1160" w:right="1146" w:bottom="1440" w:left="1800" w:header="720" w:footer="720" w:gutter="0"/>
       <w:cols w:space="720" w:num="1"/>
@@ -30381,6 +30177,152 @@
     </w:p>
   </w:endnote>
 </w:endnotes>
+</file>
+
+<file path=word/footer1.xml><?xml version="1.0" encoding="utf-8"?>
+<w:ftr xmlns:wpc="http://schemas.microsoft.com/office/word/2010/wordprocessingCanvas" xmlns:mc="http://schemas.openxmlformats.org/markup-compatibility/2006" xmlns:o="urn:schemas-microsoft-com:office:office" xmlns:r="http://schemas.openxmlformats.org/officeDocument/2006/relationships" xmlns:m="http://schemas.openxmlformats.org/officeDocument/2006/math" xmlns:v="urn:schemas-microsoft-com:vml" xmlns:wp14="http://schemas.microsoft.com/office/word/2010/wordprocessingDrawing" xmlns:wp="http://schemas.openxmlformats.org/drawingml/2006/wordprocessingDrawing" xmlns:w10="urn:schemas-microsoft-com:office:word" xmlns:w="http://schemas.openxmlformats.org/wordprocessingml/2006/main" xmlns:w14="http://schemas.microsoft.com/office/word/2010/wordml" xmlns:w15="http://schemas.microsoft.com/office/word/2012/wordml" xmlns:wpg="http://schemas.microsoft.com/office/word/2010/wordprocessingGroup" xmlns:wpi="http://schemas.microsoft.com/office/word/2010/wordprocessingInk" xmlns:wne="http://schemas.microsoft.com/office/word/2006/wordml" xmlns:wps="http://schemas.microsoft.com/office/word/2010/wordprocessingShape" xmlns:wpsCustomData="http://www.wps.cn/officeDocument/2013/wpsCustomData" mc:Ignorable="w14 w15 wp14">
+  <w:p>
+    <w:pPr>
+      <w:pStyle w:val="12"/>
+    </w:pPr>
+    <w:r>
+      <w:rPr>
+        <w:sz w:val="28"/>
+      </w:rPr>
+      <mc:AlternateContent>
+        <mc:Choice Requires="wps">
+          <w:drawing>
+            <wp:anchor distT="0" distB="0" distL="114300" distR="114300" simplePos="0" relativeHeight="251659264" behindDoc="0" locked="0" layoutInCell="1" allowOverlap="1">
+              <wp:simplePos x="0" y="0"/>
+              <wp:positionH relativeFrom="margin">
+                <wp:align>center</wp:align>
+              </wp:positionH>
+              <wp:positionV relativeFrom="paragraph">
+                <wp:posOffset>0</wp:posOffset>
+              </wp:positionV>
+              <wp:extent cx="1828800" cy="1828800"/>
+              <wp:effectExtent l="0" t="0" r="0" b="0"/>
+              <wp:wrapNone/>
+              <wp:docPr id="1" name="Текстовое поле 1"/>
+              <wp:cNvGraphicFramePr/>
+              <a:graphic xmlns:a="http://schemas.openxmlformats.org/drawingml/2006/main">
+                <a:graphicData uri="http://schemas.microsoft.com/office/word/2010/wordprocessingShape">
+                  <wps:wsp>
+                    <wps:cNvSpPr txBox="1"/>
+                    <wps:spPr>
+                      <a:xfrm>
+                        <a:off x="0" y="0"/>
+                        <a:ext cx="1828800" cy="1828800"/>
+                      </a:xfrm>
+                      <a:prstGeom prst="rect">
+                        <a:avLst/>
+                      </a:prstGeom>
+                      <a:noFill/>
+                      <a:ln w="6350">
+                        <a:noFill/>
+                      </a:ln>
+                      <a:extLst>
+                        <a:ext uri="{909E8E84-426E-40DD-AFC4-6F175D3DCCD1}">
+                          <a14:hiddenFill xmlns:a14="http://schemas.microsoft.com/office/drawing/2010/main">
+                            <a:solidFill>
+                              <a:schemeClr val="lt1"/>
+                            </a:solidFill>
+                          </a14:hiddenFill>
+                        </a:ext>
+                        <a:ext uri="{91240B29-F687-4F45-9708-019B960494DF}">
+                          <a14:hiddenLine xmlns:a14="http://schemas.microsoft.com/office/drawing/2010/main" w="6350">
+                            <a:solidFill>
+                              <a:prstClr val="black"/>
+                            </a:solidFill>
+                          </a14:hiddenLine>
+                        </a:ext>
+                      </a:extLst>
+                    </wps:spPr>
+                    <wps:style>
+                      <a:lnRef idx="0">
+                        <a:schemeClr val="accent1"/>
+                      </a:lnRef>
+                      <a:fillRef idx="0">
+                        <a:schemeClr val="accent1"/>
+                      </a:fillRef>
+                      <a:effectRef idx="0">
+                        <a:schemeClr val="accent1"/>
+                      </a:effectRef>
+                      <a:fontRef idx="minor">
+                        <a:schemeClr val="dk1"/>
+                      </a:fontRef>
+                    </wps:style>
+                    <wps:txbx>
+                      <w:txbxContent>
+                        <w:p>
+                          <w:pPr>
+                            <w:pStyle w:val="12"/>
+                          </w:pPr>
+                          <w:r>
+                            <w:fldChar w:fldCharType="begin"/>
+                          </w:r>
+                          <w:r>
+                            <w:instrText xml:space="preserve"> PAGE  \* MERGEFORMAT </w:instrText>
+                          </w:r>
+                          <w:r>
+                            <w:fldChar w:fldCharType="separate"/>
+                          </w:r>
+                          <w:r>
+                            <w:t>1</w:t>
+                          </w:r>
+                          <w:r>
+                            <w:fldChar w:fldCharType="end"/>
+                          </w:r>
+                        </w:p>
+                      </w:txbxContent>
+                    </wps:txbx>
+                    <wps:bodyPr rot="0" spcFirstLastPara="0" vertOverflow="overflow" horzOverflow="overflow" vert="horz" wrap="none" lIns="0" tIns="0" rIns="0" bIns="0" numCol="1" spcCol="0" rtlCol="0" fromWordArt="0" anchor="t" anchorCtr="0" forceAA="0" upright="0" compatLnSpc="1">
+                      <a:spAutoFit/>
+                    </wps:bodyPr>
+                  </wps:wsp>
+                </a:graphicData>
+              </a:graphic>
+            </wp:anchor>
+          </w:drawing>
+        </mc:Choice>
+        <mc:Fallback>
+          <w:pict>
+            <v:shape id="_x0000_s1026" o:spid="_x0000_s1026" o:spt="202" type="#_x0000_t202" style="position:absolute;left:0pt;margin-top:0pt;height:144pt;width:144pt;mso-position-horizontal:center;mso-position-horizontal-relative:margin;mso-wrap-style:none;z-index:251659264;mso-width-relative:page;mso-height-relative:page;" filled="f" stroked="f" coordsize="21600,21600" o:gfxdata="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">
+              <v:fill on="f" focussize="0,0"/>
+              <v:stroke on="f" weight="0.5pt"/>
+              <v:imagedata o:title=""/>
+              <o:lock v:ext="edit" aspectratio="f"/>
+              <v:textbox inset="0mm,0mm,0mm,0mm" style="mso-fit-shape-to-text:t;">
+                <w:txbxContent>
+                  <w:p>
+                    <w:pPr>
+                      <w:pStyle w:val="12"/>
+                    </w:pPr>
+                    <w:r>
+                      <w:fldChar w:fldCharType="begin"/>
+                    </w:r>
+                    <w:r>
+                      <w:instrText xml:space="preserve"> PAGE  \* MERGEFORMAT </w:instrText>
+                    </w:r>
+                    <w:r>
+                      <w:fldChar w:fldCharType="separate"/>
+                    </w:r>
+                    <w:r>
+                      <w:t>1</w:t>
+                    </w:r>
+                    <w:r>
+                      <w:fldChar w:fldCharType="end"/>
+                    </w:r>
+                  </w:p>
+                </w:txbxContent>
+              </v:textbox>
+            </v:shape>
+          </w:pict>
+        </mc:Fallback>
+      </mc:AlternateContent>
+    </w:r>
+  </w:p>
+</w:ftr>
 </file>
 
 <file path=word/footnotes.xml><?xml version="1.0" encoding="utf-8"?>
@@ -30438,7 +30380,7 @@
     <w:lsdException w:unhideWhenUsed="0" w:uiPriority="0" w:semiHidden="0" w:name="index 7"/>
     <w:lsdException w:unhideWhenUsed="0" w:uiPriority="0" w:semiHidden="0" w:name="index 8"/>
     <w:lsdException w:unhideWhenUsed="0" w:uiPriority="0" w:semiHidden="0" w:name="index 9"/>
-    <w:lsdException w:unhideWhenUsed="0" w:uiPriority="0" w:semiHidden="0" w:name="toc 1"/>
+    <w:lsdException w:qFormat="1" w:unhideWhenUsed="0" w:uiPriority="0" w:semiHidden="0" w:name="toc 1"/>
     <w:lsdException w:unhideWhenUsed="0" w:uiPriority="0" w:semiHidden="0" w:name="toc 2"/>
     <w:lsdException w:unhideWhenUsed="0" w:uiPriority="0" w:semiHidden="0" w:name="toc 3"/>
     <w:lsdException w:unhideWhenUsed="0" w:uiPriority="0" w:semiHidden="0" w:name="toc 4"/>
@@ -30505,7 +30447,7 @@
     <w:lsdException w:unhideWhenUsed="0" w:uiPriority="0" w:semiHidden="0" w:name="Body Text Indent 3"/>
     <w:lsdException w:unhideWhenUsed="0" w:uiPriority="0" w:semiHidden="0" w:name="Block Text"/>
     <w:lsdException w:qFormat="1" w:uiPriority="99" w:semiHidden="0" w:name="Hyperlink"/>
-    <w:lsdException w:unhideWhenUsed="0" w:uiPriority="0" w:semiHidden="0" w:name="FollowedHyperlink"/>
+    <w:lsdException w:qFormat="1" w:unhideWhenUsed="0" w:uiPriority="0" w:semiHidden="0" w:name="FollowedHyperlink"/>
     <w:lsdException w:qFormat="1" w:unhideWhenUsed="0" w:uiPriority="22" w:semiHidden="0" w:name="Strong"/>
     <w:lsdException w:qFormat="1" w:unhideWhenUsed="0" w:uiPriority="0" w:semiHidden="0" w:name="Emphasis"/>
     <w:lsdException w:unhideWhenUsed="0" w:uiPriority="0" w:semiHidden="0" w:name="Document Map"/>
@@ -30632,6 +30574,7 @@
   <w:style w:type="character" w:styleId="5">
     <w:name w:val="FollowedHyperlink"/>
     <w:basedOn w:val="3"/>
+    <w:qFormat/>
     <w:uiPriority w:val="0"/>
     <w:rPr>
       <w:color w:val="800080"/>
@@ -30687,12 +30630,24 @@
     </w:rPr>
   </w:style>
   <w:style w:type="paragraph" w:styleId="9">
+    <w:name w:val="header"/>
+    <w:basedOn w:val="1"/>
+    <w:uiPriority w:val="0"/>
+    <w:pPr>
+      <w:tabs>
+        <w:tab w:val="center" w:pos="4153"/>
+        <w:tab w:val="right" w:pos="8306"/>
+      </w:tabs>
+    </w:pPr>
+  </w:style>
+  <w:style w:type="paragraph" w:styleId="10">
     <w:name w:val="toc 1"/>
     <w:basedOn w:val="1"/>
     <w:next w:val="1"/>
+    <w:qFormat/>
     <w:uiPriority w:val="0"/>
   </w:style>
-  <w:style w:type="paragraph" w:styleId="10">
+  <w:style w:type="paragraph" w:styleId="11">
     <w:name w:val="Title"/>
     <w:basedOn w:val="2"/>
     <w:next w:val="1"/>
@@ -30714,7 +30669,18 @@
       <w14:ligatures w14:val="none"/>
     </w:rPr>
   </w:style>
-  <w:style w:type="table" w:styleId="11">
+  <w:style w:type="paragraph" w:styleId="12">
+    <w:name w:val="footer"/>
+    <w:basedOn w:val="1"/>
+    <w:uiPriority w:val="0"/>
+    <w:pPr>
+      <w:tabs>
+        <w:tab w:val="center" w:pos="4153"/>
+        <w:tab w:val="right" w:pos="8306"/>
+      </w:tabs>
+    </w:pPr>
+  </w:style>
+  <w:style w:type="table" w:styleId="13">
     <w:name w:val="Table Grid"/>
     <w:basedOn w:val="4"/>
     <w:qFormat/>
@@ -30733,10 +30699,10 @@
       </w:tblBorders>
     </w:tblPr>
   </w:style>
-  <w:style w:type="paragraph" w:customStyle="1" w:styleId="12">
+  <w:style w:type="paragraph" w:customStyle="1" w:styleId="14">
     <w:name w:val="СтильГлавный"/>
     <w:basedOn w:val="1"/>
-    <w:link w:val="13"/>
+    <w:link w:val="15"/>
     <w:qFormat/>
     <w:uiPriority w:val="0"/>
     <w:pPr>
@@ -30748,10 +30714,10 @@
       <w:szCs w:val="28"/>
     </w:rPr>
   </w:style>
-  <w:style w:type="character" w:customStyle="1" w:styleId="13">
+  <w:style w:type="character" w:customStyle="1" w:styleId="15">
     <w:name w:val="СтильГлавный Знак"/>
     <w:basedOn w:val="3"/>
-    <w:link w:val="12"/>
+    <w:link w:val="14"/>
     <w:qFormat/>
     <w:uiPriority w:val="0"/>
     <w:rPr>
@@ -31007,4 +30973,21 @@
   </a:themeElements>
   <a:objectDefaults/>
 </a:theme>
+</file>
+
+<file path=customXml/item1.xml><?xml version="1.0" encoding="utf-8"?>
+<s:customData xmlns="http://www.wps.cn/officeDocument/2013/wpsCustomData" xmlns:s="http://www.wps.cn/officeDocument/2013/wpsCustomData">
+  <customSectProps/>
+  <customShpExts>
+    <customShpInfo spid="_x0000_s1026" textRotate="1"/>
+  </customShpExts>
+</s:customData>
+</file>
+
+<file path=customXml/itemProps1.xml><?xml version="1.0" encoding="utf-8"?>
+<ds:datastoreItem xmlns:ds="http://schemas.openxmlformats.org/officeDocument/2006/customXml" ds:itemID="{B1977F7D-205B-4081-913C-38D41E755F92}">
+  <ds:schemaRefs>
+    <ds:schemaRef ds:uri="http://www.wps.cn/officeDocument/2013/wpsCustomData"/>
+  </ds:schemaRefs>
+</ds:datastoreItem>
 </file>